--- a/Slimey Arcades Documentation.docx
+++ b/Slimey Arcades Documentation.docx
@@ -63,7 +63,7 @@
           <w:r>
             <w:fldChar w:fldCharType="separate"/>
           </w:r>
-          <w:hyperlink w:anchor="_Toc228953005" w:history="1">
+          <w:hyperlink w:anchor="_Toc231654188" w:history="1">
             <w:r>
               <w:rPr>
                 <w:rStyle w:val="Hyperlink"/>
@@ -90,7 +90,7 @@
                 <w:noProof/>
                 <w:webHidden/>
               </w:rPr>
-              <w:instrText xml:space="preserve"> PAGEREF _Toc228953005 \h </w:instrText>
+              <w:instrText xml:space="preserve"> PAGEREF _Toc231654188 \h </w:instrText>
             </w:r>
             <w:r>
               <w:rPr>
@@ -131,7 +131,7 @@
               <w:noProof/>
             </w:rPr>
           </w:pPr>
-          <w:hyperlink w:anchor="_Toc228953006" w:history="1">
+          <w:hyperlink w:anchor="_Toc231654189" w:history="1">
             <w:r>
               <w:rPr>
                 <w:rStyle w:val="Hyperlink"/>
@@ -158,7 +158,7 @@
                 <w:noProof/>
                 <w:webHidden/>
               </w:rPr>
-              <w:instrText xml:space="preserve"> PAGEREF _Toc228953006 \h </w:instrText>
+              <w:instrText xml:space="preserve"> PAGEREF _Toc231654189 \h </w:instrText>
             </w:r>
             <w:r>
               <w:rPr>
@@ -199,7 +199,7 @@
               <w:noProof/>
             </w:rPr>
           </w:pPr>
-          <w:hyperlink w:anchor="_Toc228953007" w:history="1">
+          <w:hyperlink w:anchor="_Toc231654190" w:history="1">
             <w:r>
               <w:rPr>
                 <w:rStyle w:val="Hyperlink"/>
@@ -226,7 +226,7 @@
                 <w:noProof/>
                 <w:webHidden/>
               </w:rPr>
-              <w:instrText xml:space="preserve"> PAGEREF _Toc228953007 \h </w:instrText>
+              <w:instrText xml:space="preserve"> PAGEREF _Toc231654190 \h </w:instrText>
             </w:r>
             <w:r>
               <w:rPr>
@@ -267,7 +267,7 @@
               <w:noProof/>
             </w:rPr>
           </w:pPr>
-          <w:hyperlink w:anchor="_Toc228953008" w:history="1">
+          <w:hyperlink w:anchor="_Toc231654191" w:history="1">
             <w:r>
               <w:rPr>
                 <w:rStyle w:val="Hyperlink"/>
@@ -294,7 +294,7 @@
                 <w:noProof/>
                 <w:webHidden/>
               </w:rPr>
-              <w:instrText xml:space="preserve"> PAGEREF _Toc228953008 \h </w:instrText>
+              <w:instrText xml:space="preserve"> PAGEREF _Toc231654191 \h </w:instrText>
             </w:r>
             <w:r>
               <w:rPr>
@@ -314,7 +314,7 @@
                 <w:noProof/>
                 <w:webHidden/>
               </w:rPr>
-              <w:t>5</w:t>
+              <w:t>4</w:t>
             </w:r>
             <w:r>
               <w:rPr>
@@ -335,7 +335,7 @@
               <w:noProof/>
             </w:rPr>
           </w:pPr>
-          <w:hyperlink w:anchor="_Toc228953009" w:history="1">
+          <w:hyperlink w:anchor="_Toc231654192" w:history="1">
             <w:r>
               <w:rPr>
                 <w:rStyle w:val="Hyperlink"/>
@@ -362,7 +362,7 @@
                 <w:noProof/>
                 <w:webHidden/>
               </w:rPr>
-              <w:instrText xml:space="preserve"> PAGEREF _Toc228953009 \h </w:instrText>
+              <w:instrText xml:space="preserve"> PAGEREF _Toc231654192 \h </w:instrText>
             </w:r>
             <w:r>
               <w:rPr>
@@ -382,7 +382,7 @@
                 <w:noProof/>
                 <w:webHidden/>
               </w:rPr>
-              <w:t>5</w:t>
+              <w:t>6</w:t>
             </w:r>
             <w:r>
               <w:rPr>
@@ -403,7 +403,7 @@
               <w:noProof/>
             </w:rPr>
           </w:pPr>
-          <w:hyperlink w:anchor="_Toc228953010" w:history="1">
+          <w:hyperlink w:anchor="_Toc231654193" w:history="1">
             <w:r>
               <w:rPr>
                 <w:rStyle w:val="Hyperlink"/>
@@ -430,7 +430,7 @@
                 <w:noProof/>
                 <w:webHidden/>
               </w:rPr>
-              <w:instrText xml:space="preserve"> PAGEREF _Toc228953010 \h </w:instrText>
+              <w:instrText xml:space="preserve"> PAGEREF _Toc231654193 \h </w:instrText>
             </w:r>
             <w:r>
               <w:rPr>
@@ -450,7 +450,7 @@
                 <w:noProof/>
                 <w:webHidden/>
               </w:rPr>
-              <w:t>5</w:t>
+              <w:t>6</w:t>
             </w:r>
             <w:r>
               <w:rPr>
@@ -471,7 +471,7 @@
               <w:noProof/>
             </w:rPr>
           </w:pPr>
-          <w:hyperlink w:anchor="_Toc228953011" w:history="1">
+          <w:hyperlink w:anchor="_Toc231654194" w:history="1">
             <w:r>
               <w:rPr>
                 <w:rStyle w:val="Hyperlink"/>
@@ -498,7 +498,7 @@
                 <w:noProof/>
                 <w:webHidden/>
               </w:rPr>
-              <w:instrText xml:space="preserve"> PAGEREF _Toc228953011 \h </w:instrText>
+              <w:instrText xml:space="preserve"> PAGEREF _Toc231654194 \h </w:instrText>
             </w:r>
             <w:r>
               <w:rPr>
@@ -518,7 +518,7 @@
                 <w:noProof/>
                 <w:webHidden/>
               </w:rPr>
-              <w:t>6</w:t>
+              <w:t>7</w:t>
             </w:r>
             <w:r>
               <w:rPr>
@@ -539,7 +539,7 @@
               <w:noProof/>
             </w:rPr>
           </w:pPr>
-          <w:hyperlink w:anchor="_Toc228953012" w:history="1">
+          <w:hyperlink w:anchor="_Toc231654195" w:history="1">
             <w:r>
               <w:rPr>
                 <w:rStyle w:val="Hyperlink"/>
@@ -566,7 +566,7 @@
                 <w:noProof/>
                 <w:webHidden/>
               </w:rPr>
-              <w:instrText xml:space="preserve"> PAGEREF _Toc228953012 \h </w:instrText>
+              <w:instrText xml:space="preserve"> PAGEREF _Toc231654195 \h </w:instrText>
             </w:r>
             <w:r>
               <w:rPr>
@@ -607,7 +607,7 @@
               <w:noProof/>
             </w:rPr>
           </w:pPr>
-          <w:hyperlink w:anchor="_Toc228953013" w:history="1">
+          <w:hyperlink w:anchor="_Toc231654196" w:history="1">
             <w:r>
               <w:rPr>
                 <w:rStyle w:val="Hyperlink"/>
@@ -634,7 +634,7 @@
                 <w:noProof/>
                 <w:webHidden/>
               </w:rPr>
-              <w:instrText xml:space="preserve"> PAGEREF _Toc228953013 \h </w:instrText>
+              <w:instrText xml:space="preserve"> PAGEREF _Toc231654196 \h </w:instrText>
             </w:r>
             <w:r>
               <w:rPr>
@@ -654,7 +654,7 @@
                 <w:noProof/>
                 <w:webHidden/>
               </w:rPr>
-              <w:t>7</w:t>
+              <w:t>8</w:t>
             </w:r>
             <w:r>
               <w:rPr>
@@ -675,7 +675,7 @@
               <w:noProof/>
             </w:rPr>
           </w:pPr>
-          <w:hyperlink w:anchor="_Toc228953014" w:history="1">
+          <w:hyperlink w:anchor="_Toc231654197" w:history="1">
             <w:r>
               <w:rPr>
                 <w:rStyle w:val="Hyperlink"/>
@@ -702,7 +702,7 @@
                 <w:noProof/>
                 <w:webHidden/>
               </w:rPr>
-              <w:instrText xml:space="preserve"> PAGEREF _Toc228953014 \h </w:instrText>
+              <w:instrText xml:space="preserve"> PAGEREF _Toc231654197 \h </w:instrText>
             </w:r>
             <w:r>
               <w:rPr>
@@ -743,7 +743,7 @@
               <w:noProof/>
             </w:rPr>
           </w:pPr>
-          <w:hyperlink w:anchor="_Toc228953015" w:history="1">
+          <w:hyperlink w:anchor="_Toc231654198" w:history="1">
             <w:r>
               <w:rPr>
                 <w:rStyle w:val="Hyperlink"/>
@@ -770,7 +770,7 @@
                 <w:noProof/>
                 <w:webHidden/>
               </w:rPr>
-              <w:instrText xml:space="preserve"> PAGEREF _Toc228953015 \h </w:instrText>
+              <w:instrText xml:space="preserve"> PAGEREF _Toc231654198 \h </w:instrText>
             </w:r>
             <w:r>
               <w:rPr>
@@ -791,6 +791,74 @@
                 <w:webHidden/>
               </w:rPr>
               <w:t>9</w:t>
+            </w:r>
+            <w:r>
+              <w:rPr>
+                <w:noProof/>
+                <w:webHidden/>
+              </w:rPr>
+              <w:fldChar w:fldCharType="end"/>
+            </w:r>
+          </w:hyperlink>
+        </w:p>
+        <w:p>
+          <w:pPr>
+            <w:pStyle w:val="TOC1"/>
+            <w:tabs>
+              <w:tab w:val="right" w:leader="dot" w:pos="9350"/>
+            </w:tabs>
+            <w:rPr>
+              <w:noProof/>
+            </w:rPr>
+          </w:pPr>
+          <w:hyperlink w:anchor="_Toc231654199" w:history="1">
+            <w:r>
+              <w:rPr>
+                <w:rStyle w:val="Hyperlink"/>
+                <w:noProof/>
+              </w:rPr>
+              <w:t>Managers</w:t>
+            </w:r>
+            <w:r>
+              <w:rPr>
+                <w:noProof/>
+                <w:webHidden/>
+              </w:rPr>
+              <w:tab/>
+            </w:r>
+            <w:r>
+              <w:rPr>
+                <w:noProof/>
+                <w:webHidden/>
+              </w:rPr>
+              <w:fldChar w:fldCharType="begin"/>
+            </w:r>
+            <w:r>
+              <w:rPr>
+                <w:noProof/>
+                <w:webHidden/>
+              </w:rPr>
+              <w:instrText xml:space="preserve"> PAGEREF _Toc231654199 \h </w:instrText>
+            </w:r>
+            <w:r>
+              <w:rPr>
+                <w:noProof/>
+                <w:webHidden/>
+              </w:rPr>
+            </w:r>
+            <w:r>
+              <w:rPr>
+                <w:noProof/>
+                <w:webHidden/>
+              </w:rPr>
+              <w:fldChar w:fldCharType="separate"/>
+            </w:r>
+            <w:r>
+              <w:rPr>
+                <w:noProof/>
+                <w:webHidden/>
+              </w:rPr>
+              <w:t>10</w:t>
             </w:r>
             <w:r>
               <w:rPr>
@@ -811,13 +879,13 @@
               <w:noProof/>
             </w:rPr>
           </w:pPr>
-          <w:hyperlink w:anchor="_Toc228953016" w:history="1">
+          <w:hyperlink w:anchor="_Toc231654200" w:history="1">
             <w:r>
               <w:rPr>
                 <w:rStyle w:val="Hyperlink"/>
                 <w:noProof/>
               </w:rPr>
-              <w:t>Interfaces</w:t>
+              <w:t>ColorManager</w:t>
             </w:r>
             <w:r>
               <w:rPr>
@@ -838,7 +906,7 @@
                 <w:noProof/>
                 <w:webHidden/>
               </w:rPr>
-              <w:instrText xml:space="preserve"> PAGEREF _Toc228953016 \h </w:instrText>
+              <w:instrText xml:space="preserve"> PAGEREF _Toc231654200 \h </w:instrText>
             </w:r>
             <w:r>
               <w:rPr>
@@ -859,6 +927,278 @@
                 <w:webHidden/>
               </w:rPr>
               <w:t>10</w:t>
+            </w:r>
+            <w:r>
+              <w:rPr>
+                <w:noProof/>
+                <w:webHidden/>
+              </w:rPr>
+              <w:fldChar w:fldCharType="end"/>
+            </w:r>
+          </w:hyperlink>
+        </w:p>
+        <w:p>
+          <w:pPr>
+            <w:pStyle w:val="TOC2"/>
+            <w:tabs>
+              <w:tab w:val="right" w:leader="dot" w:pos="9350"/>
+            </w:tabs>
+            <w:rPr>
+              <w:noProof/>
+            </w:rPr>
+          </w:pPr>
+          <w:hyperlink w:anchor="_Toc231654201" w:history="1">
+            <w:r>
+              <w:rPr>
+                <w:rStyle w:val="Hyperlink"/>
+                <w:noProof/>
+              </w:rPr>
+              <w:t>FontManager</w:t>
+            </w:r>
+            <w:r>
+              <w:rPr>
+                <w:noProof/>
+                <w:webHidden/>
+              </w:rPr>
+              <w:tab/>
+            </w:r>
+            <w:r>
+              <w:rPr>
+                <w:noProof/>
+                <w:webHidden/>
+              </w:rPr>
+              <w:fldChar w:fldCharType="begin"/>
+            </w:r>
+            <w:r>
+              <w:rPr>
+                <w:noProof/>
+                <w:webHidden/>
+              </w:rPr>
+              <w:instrText xml:space="preserve"> PAGEREF _Toc231654201 \h </w:instrText>
+            </w:r>
+            <w:r>
+              <w:rPr>
+                <w:noProof/>
+                <w:webHidden/>
+              </w:rPr>
+            </w:r>
+            <w:r>
+              <w:rPr>
+                <w:noProof/>
+                <w:webHidden/>
+              </w:rPr>
+              <w:fldChar w:fldCharType="separate"/>
+            </w:r>
+            <w:r>
+              <w:rPr>
+                <w:noProof/>
+                <w:webHidden/>
+              </w:rPr>
+              <w:t>10</w:t>
+            </w:r>
+            <w:r>
+              <w:rPr>
+                <w:noProof/>
+                <w:webHidden/>
+              </w:rPr>
+              <w:fldChar w:fldCharType="end"/>
+            </w:r>
+          </w:hyperlink>
+        </w:p>
+        <w:p>
+          <w:pPr>
+            <w:pStyle w:val="TOC2"/>
+            <w:tabs>
+              <w:tab w:val="right" w:leader="dot" w:pos="9350"/>
+            </w:tabs>
+            <w:rPr>
+              <w:noProof/>
+            </w:rPr>
+          </w:pPr>
+          <w:hyperlink w:anchor="_Toc231654202" w:history="1">
+            <w:r>
+              <w:rPr>
+                <w:rStyle w:val="Hyperlink"/>
+                <w:noProof/>
+              </w:rPr>
+              <w:t>KeyManager</w:t>
+            </w:r>
+            <w:r>
+              <w:rPr>
+                <w:noProof/>
+                <w:webHidden/>
+              </w:rPr>
+              <w:tab/>
+            </w:r>
+            <w:r>
+              <w:rPr>
+                <w:noProof/>
+                <w:webHidden/>
+              </w:rPr>
+              <w:fldChar w:fldCharType="begin"/>
+            </w:r>
+            <w:r>
+              <w:rPr>
+                <w:noProof/>
+                <w:webHidden/>
+              </w:rPr>
+              <w:instrText xml:space="preserve"> PAGEREF _Toc231654202 \h </w:instrText>
+            </w:r>
+            <w:r>
+              <w:rPr>
+                <w:noProof/>
+                <w:webHidden/>
+              </w:rPr>
+            </w:r>
+            <w:r>
+              <w:rPr>
+                <w:noProof/>
+                <w:webHidden/>
+              </w:rPr>
+              <w:fldChar w:fldCharType="separate"/>
+            </w:r>
+            <w:r>
+              <w:rPr>
+                <w:noProof/>
+                <w:webHidden/>
+              </w:rPr>
+              <w:t>10</w:t>
+            </w:r>
+            <w:r>
+              <w:rPr>
+                <w:noProof/>
+                <w:webHidden/>
+              </w:rPr>
+              <w:fldChar w:fldCharType="end"/>
+            </w:r>
+          </w:hyperlink>
+        </w:p>
+        <w:p>
+          <w:pPr>
+            <w:pStyle w:val="TOC2"/>
+            <w:tabs>
+              <w:tab w:val="right" w:leader="dot" w:pos="9350"/>
+            </w:tabs>
+            <w:rPr>
+              <w:noProof/>
+            </w:rPr>
+          </w:pPr>
+          <w:hyperlink w:anchor="_Toc231654203" w:history="1">
+            <w:r>
+              <w:rPr>
+                <w:rStyle w:val="Hyperlink"/>
+                <w:noProof/>
+              </w:rPr>
+              <w:t>Shapes</w:t>
+            </w:r>
+            <w:r>
+              <w:rPr>
+                <w:noProof/>
+                <w:webHidden/>
+              </w:rPr>
+              <w:tab/>
+            </w:r>
+            <w:r>
+              <w:rPr>
+                <w:noProof/>
+                <w:webHidden/>
+              </w:rPr>
+              <w:fldChar w:fldCharType="begin"/>
+            </w:r>
+            <w:r>
+              <w:rPr>
+                <w:noProof/>
+                <w:webHidden/>
+              </w:rPr>
+              <w:instrText xml:space="preserve"> PAGEREF _Toc231654203 \h </w:instrText>
+            </w:r>
+            <w:r>
+              <w:rPr>
+                <w:noProof/>
+                <w:webHidden/>
+              </w:rPr>
+            </w:r>
+            <w:r>
+              <w:rPr>
+                <w:noProof/>
+                <w:webHidden/>
+              </w:rPr>
+              <w:fldChar w:fldCharType="separate"/>
+            </w:r>
+            <w:r>
+              <w:rPr>
+                <w:noProof/>
+                <w:webHidden/>
+              </w:rPr>
+              <w:t>11</w:t>
+            </w:r>
+            <w:r>
+              <w:rPr>
+                <w:noProof/>
+                <w:webHidden/>
+              </w:rPr>
+              <w:fldChar w:fldCharType="end"/>
+            </w:r>
+          </w:hyperlink>
+        </w:p>
+        <w:p>
+          <w:pPr>
+            <w:pStyle w:val="TOC2"/>
+            <w:tabs>
+              <w:tab w:val="right" w:leader="dot" w:pos="9350"/>
+            </w:tabs>
+            <w:rPr>
+              <w:noProof/>
+            </w:rPr>
+          </w:pPr>
+          <w:hyperlink w:anchor="_Toc231654204" w:history="1">
+            <w:r>
+              <w:rPr>
+                <w:rStyle w:val="Hyperlink"/>
+                <w:noProof/>
+              </w:rPr>
+              <w:t>Enums</w:t>
+            </w:r>
+            <w:r>
+              <w:rPr>
+                <w:noProof/>
+                <w:webHidden/>
+              </w:rPr>
+              <w:tab/>
+            </w:r>
+            <w:r>
+              <w:rPr>
+                <w:noProof/>
+                <w:webHidden/>
+              </w:rPr>
+              <w:fldChar w:fldCharType="begin"/>
+            </w:r>
+            <w:r>
+              <w:rPr>
+                <w:noProof/>
+                <w:webHidden/>
+              </w:rPr>
+              <w:instrText xml:space="preserve"> PAGEREF _Toc231654204 \h </w:instrText>
+            </w:r>
+            <w:r>
+              <w:rPr>
+                <w:noProof/>
+                <w:webHidden/>
+              </w:rPr>
+            </w:r>
+            <w:r>
+              <w:rPr>
+                <w:noProof/>
+                <w:webHidden/>
+              </w:rPr>
+              <w:fldChar w:fldCharType="separate"/>
+            </w:r>
+            <w:r>
+              <w:rPr>
+                <w:noProof/>
+                <w:webHidden/>
+              </w:rPr>
+              <w:t>11</w:t>
             </w:r>
             <w:r>
               <w:rPr>
@@ -879,13 +1219,13 @@
               <w:noProof/>
             </w:rPr>
           </w:pPr>
-          <w:hyperlink w:anchor="_Toc228953017" w:history="1">
+          <w:hyperlink w:anchor="_Toc231654205" w:history="1">
             <w:r>
               <w:rPr>
                 <w:rStyle w:val="Hyperlink"/>
                 <w:noProof/>
               </w:rPr>
-              <w:t>Managers</w:t>
+              <w:t>Objects</w:t>
             </w:r>
             <w:r>
               <w:rPr>
@@ -906,7 +1246,7 @@
                 <w:noProof/>
                 <w:webHidden/>
               </w:rPr>
-              <w:instrText xml:space="preserve"> PAGEREF _Toc228953017 \h </w:instrText>
+              <w:instrText xml:space="preserve"> PAGEREF _Toc231654205 \h </w:instrText>
             </w:r>
             <w:r>
               <w:rPr>
@@ -926,7 +1266,7 @@
                 <w:noProof/>
                 <w:webHidden/>
               </w:rPr>
-              <w:t>10</w:t>
+              <w:t>12</w:t>
             </w:r>
             <w:r>
               <w:rPr>
@@ -947,13 +1287,13 @@
               <w:noProof/>
             </w:rPr>
           </w:pPr>
-          <w:hyperlink w:anchor="_Toc228953018" w:history="1">
+          <w:hyperlink w:anchor="_Toc231654206" w:history="1">
             <w:r>
               <w:rPr>
                 <w:rStyle w:val="Hyperlink"/>
                 <w:noProof/>
               </w:rPr>
-              <w:t>ColorManager</w:t>
+              <w:t>Button</w:t>
             </w:r>
             <w:r>
               <w:rPr>
@@ -974,7 +1314,7 @@
                 <w:noProof/>
                 <w:webHidden/>
               </w:rPr>
-              <w:instrText xml:space="preserve"> PAGEREF _Toc228953018 \h </w:instrText>
+              <w:instrText xml:space="preserve"> PAGEREF _Toc231654206 \h </w:instrText>
             </w:r>
             <w:r>
               <w:rPr>
@@ -994,7 +1334,7 @@
                 <w:noProof/>
                 <w:webHidden/>
               </w:rPr>
-              <w:t>10</w:t>
+              <w:t>12</w:t>
             </w:r>
             <w:r>
               <w:rPr>
@@ -1015,13 +1355,13 @@
               <w:noProof/>
             </w:rPr>
           </w:pPr>
-          <w:hyperlink w:anchor="_Toc228953019" w:history="1">
+          <w:hyperlink w:anchor="_Toc231654207" w:history="1">
             <w:r>
               <w:rPr>
                 <w:rStyle w:val="Hyperlink"/>
                 <w:noProof/>
               </w:rPr>
-              <w:t>FontManager</w:t>
+              <w:t>Cell</w:t>
             </w:r>
             <w:r>
               <w:rPr>
@@ -1042,7 +1382,7 @@
                 <w:noProof/>
                 <w:webHidden/>
               </w:rPr>
-              <w:instrText xml:space="preserve"> PAGEREF _Toc228953019 \h </w:instrText>
+              <w:instrText xml:space="preserve"> PAGEREF _Toc231654207 \h </w:instrText>
             </w:r>
             <w:r>
               <w:rPr>
@@ -1062,7 +1402,7 @@
                 <w:noProof/>
                 <w:webHidden/>
               </w:rPr>
-              <w:t>10</w:t>
+              <w:t>12</w:t>
             </w:r>
             <w:r>
               <w:rPr>
@@ -1083,13 +1423,13 @@
               <w:noProof/>
             </w:rPr>
           </w:pPr>
-          <w:hyperlink w:anchor="_Toc228953020" w:history="1">
+          <w:hyperlink w:anchor="_Toc231654208" w:history="1">
             <w:r>
               <w:rPr>
                 <w:rStyle w:val="Hyperlink"/>
                 <w:noProof/>
               </w:rPr>
-              <w:t>KeyManager</w:t>
+              <w:t>Slime</w:t>
             </w:r>
             <w:r>
               <w:rPr>
@@ -1110,7 +1450,7 @@
                 <w:noProof/>
                 <w:webHidden/>
               </w:rPr>
-              <w:instrText xml:space="preserve"> PAGEREF _Toc228953020 \h </w:instrText>
+              <w:instrText xml:space="preserve"> PAGEREF _Toc231654208 \h </w:instrText>
             </w:r>
             <w:r>
               <w:rPr>
@@ -1130,7 +1470,7 @@
                 <w:noProof/>
                 <w:webHidden/>
               </w:rPr>
-              <w:t>10</w:t>
+              <w:t>13</w:t>
             </w:r>
             <w:r>
               <w:rPr>
@@ -1151,13 +1491,13 @@
               <w:noProof/>
             </w:rPr>
           </w:pPr>
-          <w:hyperlink w:anchor="_Toc228953021" w:history="1">
+          <w:hyperlink w:anchor="_Toc231654209" w:history="1">
             <w:r>
               <w:rPr>
                 <w:rStyle w:val="Hyperlink"/>
                 <w:noProof/>
               </w:rPr>
-              <w:t>SceneManager</w:t>
+              <w:t>Grid</w:t>
             </w:r>
             <w:r>
               <w:rPr>
@@ -1178,7 +1518,7 @@
                 <w:noProof/>
                 <w:webHidden/>
               </w:rPr>
-              <w:instrText xml:space="preserve"> PAGEREF _Toc228953021 \h </w:instrText>
+              <w:instrText xml:space="preserve"> PAGEREF _Toc231654209 \h </w:instrText>
             </w:r>
             <w:r>
               <w:rPr>
@@ -1198,7 +1538,7 @@
                 <w:noProof/>
                 <w:webHidden/>
               </w:rPr>
-              <w:t>10</w:t>
+              <w:t>13</w:t>
             </w:r>
             <w:r>
               <w:rPr>
@@ -1219,13 +1559,13 @@
               <w:noProof/>
             </w:rPr>
           </w:pPr>
-          <w:hyperlink w:anchor="_Toc228953022" w:history="1">
+          <w:hyperlink w:anchor="_Toc231654210" w:history="1">
             <w:r>
               <w:rPr>
                 <w:rStyle w:val="Hyperlink"/>
                 <w:noProof/>
               </w:rPr>
-              <w:t>TextureManager</w:t>
+              <w:t>Polygon</w:t>
             </w:r>
             <w:r>
               <w:rPr>
@@ -1246,7 +1586,7 @@
                 <w:noProof/>
                 <w:webHidden/>
               </w:rPr>
-              <w:instrText xml:space="preserve"> PAGEREF _Toc228953022 \h </w:instrText>
+              <w:instrText xml:space="preserve"> PAGEREF _Toc231654210 \h </w:instrText>
             </w:r>
             <w:r>
               <w:rPr>
@@ -1266,483 +1606,7 @@
                 <w:noProof/>
                 <w:webHidden/>
               </w:rPr>
-              <w:t>10</w:t>
-            </w:r>
-            <w:r>
-              <w:rPr>
-                <w:noProof/>
-                <w:webHidden/>
-              </w:rPr>
-              <w:fldChar w:fldCharType="end"/>
-            </w:r>
-          </w:hyperlink>
-        </w:p>
-        <w:p>
-          <w:pPr>
-            <w:pStyle w:val="TOC2"/>
-            <w:tabs>
-              <w:tab w:val="right" w:leader="dot" w:pos="9350"/>
-            </w:tabs>
-            <w:rPr>
-              <w:noProof/>
-            </w:rPr>
-          </w:pPr>
-          <w:hyperlink w:anchor="_Toc228953023" w:history="1">
-            <w:r>
-              <w:rPr>
-                <w:rStyle w:val="Hyperlink"/>
-                <w:noProof/>
-              </w:rPr>
-              <w:t>Shapes</w:t>
-            </w:r>
-            <w:r>
-              <w:rPr>
-                <w:noProof/>
-                <w:webHidden/>
-              </w:rPr>
-              <w:tab/>
-            </w:r>
-            <w:r>
-              <w:rPr>
-                <w:noProof/>
-                <w:webHidden/>
-              </w:rPr>
-              <w:fldChar w:fldCharType="begin"/>
-            </w:r>
-            <w:r>
-              <w:rPr>
-                <w:noProof/>
-                <w:webHidden/>
-              </w:rPr>
-              <w:instrText xml:space="preserve"> PAGEREF _Toc228953023 \h </w:instrText>
-            </w:r>
-            <w:r>
-              <w:rPr>
-                <w:noProof/>
-                <w:webHidden/>
-              </w:rPr>
-            </w:r>
-            <w:r>
-              <w:rPr>
-                <w:noProof/>
-                <w:webHidden/>
-              </w:rPr>
-              <w:fldChar w:fldCharType="separate"/>
-            </w:r>
-            <w:r>
-              <w:rPr>
-                <w:noProof/>
-                <w:webHidden/>
-              </w:rPr>
-              <w:t>10</w:t>
-            </w:r>
-            <w:r>
-              <w:rPr>
-                <w:noProof/>
-                <w:webHidden/>
-              </w:rPr>
-              <w:fldChar w:fldCharType="end"/>
-            </w:r>
-          </w:hyperlink>
-        </w:p>
-        <w:p>
-          <w:pPr>
-            <w:pStyle w:val="TOC2"/>
-            <w:tabs>
-              <w:tab w:val="right" w:leader="dot" w:pos="9350"/>
-            </w:tabs>
-            <w:rPr>
-              <w:noProof/>
-            </w:rPr>
-          </w:pPr>
-          <w:hyperlink w:anchor="_Toc228953024" w:history="1">
-            <w:r>
-              <w:rPr>
-                <w:rStyle w:val="Hyperlink"/>
-                <w:noProof/>
-              </w:rPr>
-              <w:t>Enums</w:t>
-            </w:r>
-            <w:r>
-              <w:rPr>
-                <w:noProof/>
-                <w:webHidden/>
-              </w:rPr>
-              <w:tab/>
-            </w:r>
-            <w:r>
-              <w:rPr>
-                <w:noProof/>
-                <w:webHidden/>
-              </w:rPr>
-              <w:fldChar w:fldCharType="begin"/>
-            </w:r>
-            <w:r>
-              <w:rPr>
-                <w:noProof/>
-                <w:webHidden/>
-              </w:rPr>
-              <w:instrText xml:space="preserve"> PAGEREF _Toc228953024 \h </w:instrText>
-            </w:r>
-            <w:r>
-              <w:rPr>
-                <w:noProof/>
-                <w:webHidden/>
-              </w:rPr>
-            </w:r>
-            <w:r>
-              <w:rPr>
-                <w:noProof/>
-                <w:webHidden/>
-              </w:rPr>
-              <w:fldChar w:fldCharType="separate"/>
-            </w:r>
-            <w:r>
-              <w:rPr>
-                <w:noProof/>
-                <w:webHidden/>
-              </w:rPr>
-              <w:t>10</w:t>
-            </w:r>
-            <w:r>
-              <w:rPr>
-                <w:noProof/>
-                <w:webHidden/>
-              </w:rPr>
-              <w:fldChar w:fldCharType="end"/>
-            </w:r>
-          </w:hyperlink>
-        </w:p>
-        <w:p>
-          <w:pPr>
-            <w:pStyle w:val="TOC1"/>
-            <w:tabs>
-              <w:tab w:val="right" w:leader="dot" w:pos="9350"/>
-            </w:tabs>
-            <w:rPr>
-              <w:noProof/>
-            </w:rPr>
-          </w:pPr>
-          <w:hyperlink w:anchor="_Toc228953025" w:history="1">
-            <w:r>
-              <w:rPr>
-                <w:rStyle w:val="Hyperlink"/>
-                <w:noProof/>
-              </w:rPr>
-              <w:t>Objects</w:t>
-            </w:r>
-            <w:r>
-              <w:rPr>
-                <w:noProof/>
-                <w:webHidden/>
-              </w:rPr>
-              <w:tab/>
-            </w:r>
-            <w:r>
-              <w:rPr>
-                <w:noProof/>
-                <w:webHidden/>
-              </w:rPr>
-              <w:fldChar w:fldCharType="begin"/>
-            </w:r>
-            <w:r>
-              <w:rPr>
-                <w:noProof/>
-                <w:webHidden/>
-              </w:rPr>
-              <w:instrText xml:space="preserve"> PAGEREF _Toc228953025 \h </w:instrText>
-            </w:r>
-            <w:r>
-              <w:rPr>
-                <w:noProof/>
-                <w:webHidden/>
-              </w:rPr>
-            </w:r>
-            <w:r>
-              <w:rPr>
-                <w:noProof/>
-                <w:webHidden/>
-              </w:rPr>
-              <w:fldChar w:fldCharType="separate"/>
-            </w:r>
-            <w:r>
-              <w:rPr>
-                <w:noProof/>
-                <w:webHidden/>
-              </w:rPr>
-              <w:t>10</w:t>
-            </w:r>
-            <w:r>
-              <w:rPr>
-                <w:noProof/>
-                <w:webHidden/>
-              </w:rPr>
-              <w:fldChar w:fldCharType="end"/>
-            </w:r>
-          </w:hyperlink>
-        </w:p>
-        <w:p>
-          <w:pPr>
-            <w:pStyle w:val="TOC2"/>
-            <w:tabs>
-              <w:tab w:val="right" w:leader="dot" w:pos="9350"/>
-            </w:tabs>
-            <w:rPr>
-              <w:noProof/>
-            </w:rPr>
-          </w:pPr>
-          <w:hyperlink w:anchor="_Toc228953026" w:history="1">
-            <w:r>
-              <w:rPr>
-                <w:rStyle w:val="Hyperlink"/>
-                <w:noProof/>
-              </w:rPr>
-              <w:t>Button</w:t>
-            </w:r>
-            <w:r>
-              <w:rPr>
-                <w:noProof/>
-                <w:webHidden/>
-              </w:rPr>
-              <w:tab/>
-            </w:r>
-            <w:r>
-              <w:rPr>
-                <w:noProof/>
-                <w:webHidden/>
-              </w:rPr>
-              <w:fldChar w:fldCharType="begin"/>
-            </w:r>
-            <w:r>
-              <w:rPr>
-                <w:noProof/>
-                <w:webHidden/>
-              </w:rPr>
-              <w:instrText xml:space="preserve"> PAGEREF _Toc228953026 \h </w:instrText>
-            </w:r>
-            <w:r>
-              <w:rPr>
-                <w:noProof/>
-                <w:webHidden/>
-              </w:rPr>
-            </w:r>
-            <w:r>
-              <w:rPr>
-                <w:noProof/>
-                <w:webHidden/>
-              </w:rPr>
-              <w:fldChar w:fldCharType="separate"/>
-            </w:r>
-            <w:r>
-              <w:rPr>
-                <w:noProof/>
-                <w:webHidden/>
-              </w:rPr>
-              <w:t>10</w:t>
-            </w:r>
-            <w:r>
-              <w:rPr>
-                <w:noProof/>
-                <w:webHidden/>
-              </w:rPr>
-              <w:fldChar w:fldCharType="end"/>
-            </w:r>
-          </w:hyperlink>
-        </w:p>
-        <w:p>
-          <w:pPr>
-            <w:pStyle w:val="TOC2"/>
-            <w:tabs>
-              <w:tab w:val="right" w:leader="dot" w:pos="9350"/>
-            </w:tabs>
-            <w:rPr>
-              <w:noProof/>
-            </w:rPr>
-          </w:pPr>
-          <w:hyperlink w:anchor="_Toc228953027" w:history="1">
-            <w:r>
-              <w:rPr>
-                <w:rStyle w:val="Hyperlink"/>
-                <w:noProof/>
-              </w:rPr>
-              <w:t>Cell</w:t>
-            </w:r>
-            <w:r>
-              <w:rPr>
-                <w:noProof/>
-                <w:webHidden/>
-              </w:rPr>
-              <w:tab/>
-            </w:r>
-            <w:r>
-              <w:rPr>
-                <w:noProof/>
-                <w:webHidden/>
-              </w:rPr>
-              <w:fldChar w:fldCharType="begin"/>
-            </w:r>
-            <w:r>
-              <w:rPr>
-                <w:noProof/>
-                <w:webHidden/>
-              </w:rPr>
-              <w:instrText xml:space="preserve"> PAGEREF _Toc228953027 \h </w:instrText>
-            </w:r>
-            <w:r>
-              <w:rPr>
-                <w:noProof/>
-                <w:webHidden/>
-              </w:rPr>
-            </w:r>
-            <w:r>
-              <w:rPr>
-                <w:noProof/>
-                <w:webHidden/>
-              </w:rPr>
-              <w:fldChar w:fldCharType="separate"/>
-            </w:r>
-            <w:r>
-              <w:rPr>
-                <w:noProof/>
-                <w:webHidden/>
-              </w:rPr>
-              <w:t>11</w:t>
-            </w:r>
-            <w:r>
-              <w:rPr>
-                <w:noProof/>
-                <w:webHidden/>
-              </w:rPr>
-              <w:fldChar w:fldCharType="end"/>
-            </w:r>
-          </w:hyperlink>
-        </w:p>
-        <w:p>
-          <w:pPr>
-            <w:pStyle w:val="TOC2"/>
-            <w:tabs>
-              <w:tab w:val="right" w:leader="dot" w:pos="9350"/>
-            </w:tabs>
-            <w:rPr>
-              <w:noProof/>
-            </w:rPr>
-          </w:pPr>
-          <w:hyperlink w:anchor="_Toc228953028" w:history="1">
-            <w:r>
-              <w:rPr>
-                <w:rStyle w:val="Hyperlink"/>
-                <w:noProof/>
-              </w:rPr>
-              <w:t>Grid</w:t>
-            </w:r>
-            <w:r>
-              <w:rPr>
-                <w:noProof/>
-                <w:webHidden/>
-              </w:rPr>
-              <w:tab/>
-            </w:r>
-            <w:r>
-              <w:rPr>
-                <w:noProof/>
-                <w:webHidden/>
-              </w:rPr>
-              <w:fldChar w:fldCharType="begin"/>
-            </w:r>
-            <w:r>
-              <w:rPr>
-                <w:noProof/>
-                <w:webHidden/>
-              </w:rPr>
-              <w:instrText xml:space="preserve"> PAGEREF _Toc228953028 \h </w:instrText>
-            </w:r>
-            <w:r>
-              <w:rPr>
-                <w:noProof/>
-                <w:webHidden/>
-              </w:rPr>
-            </w:r>
-            <w:r>
-              <w:rPr>
-                <w:noProof/>
-                <w:webHidden/>
-              </w:rPr>
-              <w:fldChar w:fldCharType="separate"/>
-            </w:r>
-            <w:r>
-              <w:rPr>
-                <w:noProof/>
-                <w:webHidden/>
-              </w:rPr>
-              <w:t>11</w:t>
-            </w:r>
-            <w:r>
-              <w:rPr>
-                <w:noProof/>
-                <w:webHidden/>
-              </w:rPr>
-              <w:fldChar w:fldCharType="end"/>
-            </w:r>
-          </w:hyperlink>
-        </w:p>
-        <w:p>
-          <w:pPr>
-            <w:pStyle w:val="TOC2"/>
-            <w:tabs>
-              <w:tab w:val="right" w:leader="dot" w:pos="9350"/>
-            </w:tabs>
-            <w:rPr>
-              <w:noProof/>
-            </w:rPr>
-          </w:pPr>
-          <w:hyperlink w:anchor="_Toc228953029" w:history="1">
-            <w:r>
-              <w:rPr>
-                <w:rStyle w:val="Hyperlink"/>
-                <w:noProof/>
-              </w:rPr>
-              <w:t>Polygon</w:t>
-            </w:r>
-            <w:r>
-              <w:rPr>
-                <w:noProof/>
-                <w:webHidden/>
-              </w:rPr>
-              <w:tab/>
-            </w:r>
-            <w:r>
-              <w:rPr>
-                <w:noProof/>
-                <w:webHidden/>
-              </w:rPr>
-              <w:fldChar w:fldCharType="begin"/>
-            </w:r>
-            <w:r>
-              <w:rPr>
-                <w:noProof/>
-                <w:webHidden/>
-              </w:rPr>
-              <w:instrText xml:space="preserve"> PAGEREF _Toc228953029 \h </w:instrText>
-            </w:r>
-            <w:r>
-              <w:rPr>
-                <w:noProof/>
-                <w:webHidden/>
-              </w:rPr>
-            </w:r>
-            <w:r>
-              <w:rPr>
-                <w:noProof/>
-                <w:webHidden/>
-              </w:rPr>
-              <w:fldChar w:fldCharType="separate"/>
-            </w:r>
-            <w:r>
-              <w:rPr>
-                <w:noProof/>
-                <w:webHidden/>
-              </w:rPr>
-              <w:t>12</w:t>
+              <w:t>14</w:t>
             </w:r>
             <w:r>
               <w:rPr>
@@ -1760,7 +1624,6 @@
         </w:p>
         <w:p>
           <w:r>
-            <w:lastRenderedPageBreak/>
             <w:br w:type="page"/>
           </w:r>
         </w:p>
@@ -1776,7 +1639,6 @@
           <w:szCs w:val="40"/>
         </w:rPr>
       </w:pPr>
-      <w:bookmarkStart w:id="0" w:name="_Toc228953005"/>
       <w:r>
         <w:br w:type="page"/>
       </w:r>
@@ -1785,6 +1647,7 @@
       <w:pPr>
         <w:pStyle w:val="Heading1"/>
       </w:pPr>
+      <w:bookmarkStart w:id="0" w:name="_Toc231654188"/>
       <w:r>
         <w:lastRenderedPageBreak/>
         <w:t>Overview</w:t>
@@ -2282,12 +2145,14 @@
                             <w:pPr>
                               <w:jc w:val="center"/>
                             </w:pPr>
+                            <w:proofErr w:type="spellStart"/>
                             <w:r>
                               <w:t>Ac</w:t>
                             </w:r>
                             <w:r>
                               <w:t>tiveScene</w:t>
                             </w:r>
+                            <w:proofErr w:type="spellEnd"/>
                           </w:p>
                         </w:txbxContent>
                       </wps:txbx>
@@ -2315,12 +2180,14 @@
                       <w:pPr>
                         <w:jc w:val="center"/>
                       </w:pPr>
+                      <w:proofErr w:type="spellStart"/>
                       <w:r>
                         <w:t>Ac</w:t>
                       </w:r>
                       <w:r>
                         <w:t>tiveScene</w:t>
                       </w:r>
+                      <w:proofErr w:type="spellEnd"/>
                     </w:p>
                   </w:txbxContent>
                 </v:textbox>
@@ -2385,12 +2252,14 @@
                               <w:jc w:val="center"/>
                             </w:pPr>
                             <w:hyperlink w:anchor="_SceneController" w:history="1">
+                              <w:proofErr w:type="spellStart"/>
                               <w:r>
                                 <w:rPr>
                                   <w:rStyle w:val="Hyperlink"/>
                                 </w:rPr>
                                 <w:t>SceneController</w:t>
                               </w:r>
+                              <w:proofErr w:type="spellEnd"/>
                             </w:hyperlink>
                           </w:p>
                         </w:txbxContent>
@@ -2420,12 +2289,14 @@
                         <w:jc w:val="center"/>
                       </w:pPr>
                       <w:hyperlink w:anchor="_SceneController" w:history="1">
+                        <w:proofErr w:type="spellStart"/>
                         <w:r>
                           <w:rPr>
                             <w:rStyle w:val="Hyperlink"/>
                           </w:rPr>
                           <w:t>SceneController</w:t>
                         </w:r>
+                        <w:proofErr w:type="spellEnd"/>
                       </w:hyperlink>
                     </w:p>
                   </w:txbxContent>
@@ -2960,12 +2831,14 @@
         <w:t xml:space="preserve">When the game runs, the Game1 class instantiates a </w:t>
       </w:r>
       <w:hyperlink w:anchor="_SceneController" w:history="1">
+        <w:proofErr w:type="spellStart"/>
         <w:r>
           <w:rPr>
             <w:rStyle w:val="Hyperlink"/>
           </w:rPr>
           <w:t>SceneController</w:t>
         </w:r>
+        <w:proofErr w:type="spellEnd"/>
       </w:hyperlink>
       <w:r>
         <w:t xml:space="preserve"> object, </w:t>
@@ -2996,7 +2869,15 @@
     </w:p>
     <w:p>
       <w:r>
-        <w:t xml:space="preserve">The SceneController first checks for which scene to display, loads in the objects from that scene if they are not loaded in, calls all </w:t>
+        <w:t xml:space="preserve">The </w:t>
+      </w:r>
+      <w:proofErr w:type="spellStart"/>
+      <w:r>
+        <w:t>SceneController</w:t>
+      </w:r>
+      <w:proofErr w:type="spellEnd"/>
+      <w:r>
+        <w:t xml:space="preserve"> first checks for which scene to display, loads in the objects from that scene if they are not loaded in, calls all </w:t>
       </w:r>
       <w:hyperlink w:anchor="_IUpdate" w:history="1">
         <w:r>
@@ -3010,12 +2891,14 @@
         <w:t xml:space="preserve"> methods attached to any objects, removes any objects that need to be de-loaded, and then renders all </w:t>
       </w:r>
       <w:hyperlink w:anchor="_IDraw" w:history="1">
+        <w:proofErr w:type="spellStart"/>
         <w:r>
           <w:rPr>
             <w:rStyle w:val="Hyperlink"/>
           </w:rPr>
           <w:t>IDraw</w:t>
         </w:r>
+        <w:proofErr w:type="spellEnd"/>
       </w:hyperlink>
       <w:r>
         <w:t xml:space="preserve"> and </w:t>
@@ -3046,7 +2929,7 @@
         <w:pStyle w:val="Heading1"/>
       </w:pPr>
       <w:bookmarkStart w:id="1" w:name="_Scenes"/>
-      <w:bookmarkStart w:id="2" w:name="_Toc228953006"/>
+      <w:bookmarkStart w:id="2" w:name="_Toc231654189"/>
       <w:bookmarkEnd w:id="1"/>
       <w:r>
         <w:lastRenderedPageBreak/>
@@ -3070,12 +2953,14 @@
         <w:pStyle w:val="Heading2"/>
       </w:pPr>
       <w:bookmarkStart w:id="3" w:name="_SceneController"/>
-      <w:bookmarkStart w:id="4" w:name="_Toc228953007"/>
+      <w:bookmarkStart w:id="4" w:name="_Toc231654190"/>
       <w:bookmarkEnd w:id="3"/>
+      <w:proofErr w:type="spellStart"/>
       <w:r>
         <w:t>SceneController</w:t>
       </w:r>
       <w:bookmarkEnd w:id="4"/>
+      <w:proofErr w:type="spellEnd"/>
     </w:p>
     <w:p>
       <w:pPr>
@@ -3093,7 +2978,15 @@
         </w:r>
       </w:hyperlink>
       <w:r>
-        <w:t xml:space="preserve"> to be updated and drawn every frame, and change this </w:t>
+        <w:t xml:space="preserve"> to be updated and drawn every </w:t>
+      </w:r>
+      <w:proofErr w:type="gramStart"/>
+      <w:r>
+        <w:t>frame, and</w:t>
+      </w:r>
+      <w:proofErr w:type="gramEnd"/>
+      <w:r>
+        <w:t xml:space="preserve"> change this </w:t>
       </w:r>
       <w:hyperlink w:anchor="_BaseScene" w:history="1">
         <w:r>
@@ -3123,16 +3016,30 @@
           <w:numId w:val="1"/>
         </w:numPr>
       </w:pPr>
-      <w:r>
-        <w:t xml:space="preserve">SpriteBatch – </w:t>
+      <w:proofErr w:type="spellStart"/>
+      <w:r>
+        <w:t>SpriteBatch</w:t>
+      </w:r>
+      <w:proofErr w:type="spellEnd"/>
+      <w:r>
+        <w:t xml:space="preserve"> – </w:t>
       </w:r>
       <w:r>
         <w:t>D</w:t>
       </w:r>
       <w:r>
-        <w:t xml:space="preserve">raws the IDraw and Text objects to the screen, refer to the </w:t>
+        <w:t xml:space="preserve">raws the </w:t>
+      </w:r>
+      <w:proofErr w:type="spellStart"/>
+      <w:r>
+        <w:t>IDraw</w:t>
+      </w:r>
+      <w:proofErr w:type="spellEnd"/>
+      <w:r>
+        <w:t xml:space="preserve"> and Text objects to the screen, refer to the </w:t>
       </w:r>
       <w:hyperlink r:id="rId6" w:history="1">
+        <w:proofErr w:type="spellStart"/>
         <w:r>
           <w:rPr>
             <w:rStyle w:val="Hyperlink"/>
@@ -3145,6 +3052,7 @@
           </w:rPr>
           <w:t>onogame</w:t>
         </w:r>
+        <w:proofErr w:type="spellEnd"/>
       </w:hyperlink>
       <w:r>
         <w:t xml:space="preserve"> documentation for details</w:t>
@@ -3161,14 +3069,27 @@
           <w:numId w:val="1"/>
         </w:numPr>
       </w:pPr>
-      <w:r>
-        <w:t xml:space="preserve">GraphicsDevice – </w:t>
+      <w:proofErr w:type="spellStart"/>
+      <w:r>
+        <w:t>GraphicsDevice</w:t>
+      </w:r>
+      <w:proofErr w:type="spellEnd"/>
+      <w:r>
+        <w:t xml:space="preserve"> – </w:t>
       </w:r>
       <w:r>
         <w:t>I</w:t>
       </w:r>
       <w:r>
-        <w:t>nitializes the SpriteBatch object</w:t>
+        <w:t xml:space="preserve">nitializes the </w:t>
+      </w:r>
+      <w:proofErr w:type="spellStart"/>
+      <w:r>
+        <w:t>SpriteBatch</w:t>
+      </w:r>
+      <w:proofErr w:type="spellEnd"/>
+      <w:r>
+        <w:t xml:space="preserve"> object</w:t>
       </w:r>
       <w:r>
         <w:t>.</w:t>
@@ -3182,27 +3103,20 @@
           <w:numId w:val="1"/>
         </w:numPr>
       </w:pPr>
-      <w:r>
-        <w:t xml:space="preserve">ActiveScene – The </w:t>
+      <w:proofErr w:type="spellStart"/>
+      <w:r>
+        <w:t>ActiveScene</w:t>
+      </w:r>
+      <w:proofErr w:type="spellEnd"/>
+      <w:r>
+        <w:t xml:space="preserve"> – The </w:t>
       </w:r>
       <w:hyperlink w:anchor="_BaseScene" w:history="1">
         <w:r>
           <w:rPr>
             <w:rStyle w:val="Hyperlink"/>
           </w:rPr>
-          <w:t>Sc</w:t>
-        </w:r>
-        <w:r>
-          <w:rPr>
-            <w:rStyle w:val="Hyperlink"/>
-          </w:rPr>
-          <w:t>e</w:t>
-        </w:r>
-        <w:r>
-          <w:rPr>
-            <w:rStyle w:val="Hyperlink"/>
-          </w:rPr>
-          <w:t>ne</w:t>
+          <w:t>Scene</w:t>
         </w:r>
       </w:hyperlink>
       <w:r>
@@ -3213,8 +3127,13 @@
       <w:pPr>
         <w:pStyle w:val="Heading3"/>
       </w:pPr>
-      <w:r>
-        <w:t>SceneController()</w:t>
+      <w:proofErr w:type="spellStart"/>
+      <w:r>
+        <w:t>SceneController</w:t>
+      </w:r>
+      <w:proofErr w:type="spellEnd"/>
+      <w:r>
+        <w:t>()</w:t>
       </w:r>
     </w:p>
     <w:p>
@@ -3222,7 +3141,39 @@
         <w:pStyle w:val="Header3Normal"/>
       </w:pPr>
       <w:r>
-        <w:t>Use the GraphicsDevice and StartScene parameters received to initialize the SpriteBatch and set the first ActiveScene.</w:t>
+        <w:t xml:space="preserve">Use the </w:t>
+      </w:r>
+      <w:proofErr w:type="spellStart"/>
+      <w:r>
+        <w:t>GraphicsDevice</w:t>
+      </w:r>
+      <w:proofErr w:type="spellEnd"/>
+      <w:r>
+        <w:t xml:space="preserve"> and </w:t>
+      </w:r>
+      <w:proofErr w:type="spellStart"/>
+      <w:r>
+        <w:t>StartScene</w:t>
+      </w:r>
+      <w:proofErr w:type="spellEnd"/>
+      <w:r>
+        <w:t xml:space="preserve"> parameters received to initialize the </w:t>
+      </w:r>
+      <w:proofErr w:type="spellStart"/>
+      <w:r>
+        <w:t>SpriteBatch</w:t>
+      </w:r>
+      <w:proofErr w:type="spellEnd"/>
+      <w:r>
+        <w:t xml:space="preserve"> and set the first </w:t>
+      </w:r>
+      <w:proofErr w:type="spellStart"/>
+      <w:r>
+        <w:t>ActiveScene</w:t>
+      </w:r>
+      <w:proofErr w:type="spellEnd"/>
+      <w:r>
+        <w:t>.</w:t>
       </w:r>
     </w:p>
     <w:p>
@@ -3238,18 +3189,30 @@
     <w:p>
       <w:pPr>
         <w:pStyle w:val="Header3Normal"/>
-        <w:rPr>
-          <w:rFonts w:hint="eastAsia"/>
-        </w:rPr>
-      </w:pPr>
-      <w:r>
-        <w:t>Draw the background color as defined by the ActiveScene’s Sprite object</w:t>
-      </w:r>
-      <w:r>
-        <w:rPr>
-          <w:rFonts w:hint="eastAsia"/>
-        </w:rPr>
-        <w:t xml:space="preserve"> before drawing all the ActiveScene</w:t>
+      </w:pPr>
+      <w:r>
+        <w:t xml:space="preserve">Draw the background color as defined by the </w:t>
+      </w:r>
+      <w:proofErr w:type="spellStart"/>
+      <w:r>
+        <w:t>ActiveScene’s</w:t>
+      </w:r>
+      <w:proofErr w:type="spellEnd"/>
+      <w:r>
+        <w:t xml:space="preserve"> Sprite object</w:t>
+      </w:r>
+      <w:r>
+        <w:rPr>
+          <w:rFonts w:hint="eastAsia"/>
+        </w:rPr>
+        <w:t xml:space="preserve"> before drawing all the </w:t>
+      </w:r>
+      <w:proofErr w:type="spellStart"/>
+      <w:r>
+        <w:rPr>
+          <w:rFonts w:hint="eastAsia"/>
+        </w:rPr>
+        <w:t>ActiveScene</w:t>
       </w:r>
       <w:r>
         <w:t>’</w:t>
@@ -3258,15 +3221,24 @@
         <w:rPr>
           <w:rFonts w:hint="eastAsia"/>
         </w:rPr>
-        <w:t xml:space="preserve">s </w:t>
+        <w:t>s</w:t>
+      </w:r>
+      <w:proofErr w:type="spellEnd"/>
+      <w:r>
+        <w:rPr>
+          <w:rFonts w:hint="eastAsia"/>
+        </w:rPr>
+        <w:t xml:space="preserve"> </w:t>
       </w:r>
       <w:hyperlink w:anchor="_IDraw" w:history="1">
+        <w:proofErr w:type="spellStart"/>
         <w:r>
           <w:rPr>
             <w:rStyle w:val="Hyperlink"/>
           </w:rPr>
           <w:t>IDraw</w:t>
         </w:r>
+        <w:proofErr w:type="spellEnd"/>
       </w:hyperlink>
       <w:r>
         <w:rPr>
@@ -3275,11 +3247,19 @@
         <w:t xml:space="preserve"> objects using </w:t>
       </w:r>
       <w:hyperlink w:anchor="_RenderObjects()" w:history="1">
+        <w:proofErr w:type="spellStart"/>
         <w:r>
           <w:rPr>
             <w:rStyle w:val="Hyperlink"/>
           </w:rPr>
-          <w:t>RenderObjects()</w:t>
+          <w:t>RenderObjects</w:t>
+        </w:r>
+        <w:proofErr w:type="spellEnd"/>
+        <w:r>
+          <w:rPr>
+            <w:rStyle w:val="Hyperlink"/>
+          </w:rPr>
+          <w:t>()</w:t>
         </w:r>
       </w:hyperlink>
       <w:r>
@@ -3304,21 +3284,47 @@
         <w:pStyle w:val="Header3Normal"/>
       </w:pPr>
       <w:r>
-        <w:t xml:space="preserve">Set which Scene is the ActiveScene and load in the new scene if the ActiveScene changes, </w:t>
+        <w:t xml:space="preserve">Set which Scene is the </w:t>
+      </w:r>
+      <w:proofErr w:type="spellStart"/>
+      <w:r>
+        <w:t>ActiveScene</w:t>
+      </w:r>
+      <w:proofErr w:type="spellEnd"/>
+      <w:r>
+        <w:t xml:space="preserve"> and load in the new scene if the </w:t>
+      </w:r>
+      <w:proofErr w:type="spellStart"/>
+      <w:r>
+        <w:t>ActiveScene</w:t>
+      </w:r>
+      <w:proofErr w:type="spellEnd"/>
+      <w:r>
+        <w:t xml:space="preserve"> changes, </w:t>
       </w:r>
       <w:r>
         <w:t xml:space="preserve">update each </w:t>
       </w:r>
       <w:hyperlink w:anchor="_IUpdate" w:history="1">
+        <w:proofErr w:type="spellStart"/>
         <w:r>
           <w:rPr>
             <w:rStyle w:val="Hyperlink"/>
           </w:rPr>
           <w:t>IUpdate</w:t>
         </w:r>
+        <w:proofErr w:type="spellEnd"/>
       </w:hyperlink>
       <w:r>
-        <w:t xml:space="preserve"> object in the ActiveScene, and load or de-load any objects that were marked to be loaded or de-loaded during the Update() call.</w:t>
+        <w:t xml:space="preserve"> object in the </w:t>
+      </w:r>
+      <w:proofErr w:type="spellStart"/>
+      <w:r>
+        <w:t>ActiveScene</w:t>
+      </w:r>
+      <w:proofErr w:type="spellEnd"/>
+      <w:r>
+        <w:t>, and load or de-load any objects that were marked to be loaded or de-loaded during the Update() call.</w:t>
       </w:r>
     </w:p>
     <w:p>
@@ -3327,19 +3333,24 @@
       </w:pPr>
       <w:bookmarkStart w:id="7" w:name="_RenderObjects()"/>
       <w:bookmarkEnd w:id="7"/>
-      <w:r>
-        <w:rPr>
-          <w:rFonts w:hint="eastAsia"/>
-        </w:rPr>
-        <w:t>RenderObjects()</w:t>
+      <w:proofErr w:type="spellStart"/>
+      <w:r>
+        <w:rPr>
+          <w:rFonts w:hint="eastAsia"/>
+        </w:rPr>
+        <w:t>RenderObjects</w:t>
+      </w:r>
+      <w:proofErr w:type="spellEnd"/>
+      <w:r>
+        <w:rPr>
+          <w:rFonts w:hint="eastAsia"/>
+        </w:rPr>
+        <w:t>()</w:t>
       </w:r>
     </w:p>
     <w:p>
       <w:pPr>
         <w:pStyle w:val="Header3Normal"/>
-        <w:rPr>
-          <w:rFonts w:hint="eastAsia"/>
-        </w:rPr>
       </w:pPr>
       <w:r>
         <w:rPr>
@@ -3359,12 +3370,14 @@
         <w:t xml:space="preserve"> and </w:t>
       </w:r>
       <w:hyperlink w:anchor="_IDraw" w:history="1">
+        <w:proofErr w:type="spellStart"/>
         <w:r>
           <w:rPr>
             <w:rStyle w:val="Hyperlink"/>
           </w:rPr>
           <w:t>IDraw</w:t>
         </w:r>
+        <w:proofErr w:type="spellEnd"/>
       </w:hyperlink>
       <w:r>
         <w:t xml:space="preserve"> </w:t>
@@ -3373,7 +3386,21 @@
         <w:rPr>
           <w:rFonts w:hint="eastAsia"/>
         </w:rPr>
-        <w:t>object held by the ActiveScene from back to front, the object with the highest Layer being drawn to the back (the scene background at 0.9f), and the foremost object (0.0000001f) being drawn to the front.</w:t>
+        <w:t xml:space="preserve">object held by the </w:t>
+      </w:r>
+      <w:proofErr w:type="spellStart"/>
+      <w:r>
+        <w:rPr>
+          <w:rFonts w:hint="eastAsia"/>
+        </w:rPr>
+        <w:t>ActiveScene</w:t>
+      </w:r>
+      <w:proofErr w:type="spellEnd"/>
+      <w:r>
+        <w:rPr>
+          <w:rFonts w:hint="eastAsia"/>
+        </w:rPr>
+        <w:t xml:space="preserve"> from back to front, the object with the highest Layer being drawn to the back (the scene background at 0.9f), and the foremost object (0.0000001f) being drawn to the front.</w:t>
       </w:r>
     </w:p>
     <w:p>
@@ -3381,12 +3408,14 @@
         <w:pStyle w:val="Heading2"/>
       </w:pPr>
       <w:bookmarkStart w:id="8" w:name="_BaseScene"/>
-      <w:bookmarkStart w:id="9" w:name="_Toc228953008"/>
+      <w:bookmarkStart w:id="9" w:name="_Toc231654191"/>
       <w:bookmarkEnd w:id="8"/>
+      <w:proofErr w:type="spellStart"/>
       <w:r>
         <w:t>BaseScene</w:t>
       </w:r>
       <w:bookmarkEnd w:id="9"/>
+      <w:proofErr w:type="spellEnd"/>
     </w:p>
     <w:p>
       <w:pPr>
@@ -3413,16 +3442,23 @@
           <w:numId w:val="3"/>
         </w:numPr>
       </w:pPr>
-      <w:r>
-        <w:t xml:space="preserve">NextScene – When set, the </w:t>
+      <w:proofErr w:type="spellStart"/>
+      <w:r>
+        <w:t>NextScene</w:t>
+      </w:r>
+      <w:proofErr w:type="spellEnd"/>
+      <w:r>
+        <w:t xml:space="preserve"> – When set, the </w:t>
       </w:r>
       <w:hyperlink w:anchor="_SceneController" w:history="1">
+        <w:proofErr w:type="spellStart"/>
         <w:r>
           <w:rPr>
             <w:rStyle w:val="Hyperlink"/>
           </w:rPr>
           <w:t>SceneController</w:t>
         </w:r>
+        <w:proofErr w:type="spellEnd"/>
       </w:hyperlink>
       <w:r>
         <w:t xml:space="preserve"> will de-load this scene, and load the </w:t>
@@ -3485,11 +3521,19 @@
         <w:t xml:space="preserve"> have their layers set in the </w:t>
       </w:r>
       <w:hyperlink w:anchor="_LoadObjects()" w:history="1">
+        <w:proofErr w:type="spellStart"/>
         <w:r>
           <w:rPr>
             <w:rStyle w:val="Hyperlink"/>
           </w:rPr>
-          <w:t>LoadObjects()</w:t>
+          <w:t>LoadObjects</w:t>
+        </w:r>
+        <w:proofErr w:type="spellEnd"/>
+        <w:r>
+          <w:rPr>
+            <w:rStyle w:val="Hyperlink"/>
+          </w:rPr>
+          <w:t>()</w:t>
         </w:r>
       </w:hyperlink>
       <w:r>
@@ -3505,8 +3549,13 @@
       </w:pPr>
       <w:bookmarkStart w:id="10" w:name="_LoadObjects()"/>
       <w:bookmarkEnd w:id="10"/>
-      <w:r>
-        <w:t>LoadObjects()</w:t>
+      <w:proofErr w:type="spellStart"/>
+      <w:r>
+        <w:t>LoadObjects</w:t>
+      </w:r>
+      <w:proofErr w:type="spellEnd"/>
+      <w:r>
+        <w:t>()</w:t>
       </w:r>
     </w:p>
     <w:p>
@@ -3517,12 +3566,14 @@
         <w:t xml:space="preserve">The layer data for each </w:t>
       </w:r>
       <w:hyperlink w:anchor="_IDraw" w:history="1">
+        <w:proofErr w:type="spellStart"/>
         <w:r>
           <w:rPr>
             <w:rStyle w:val="Hyperlink"/>
           </w:rPr>
           <w:t>IDraw</w:t>
         </w:r>
+        <w:proofErr w:type="spellEnd"/>
       </w:hyperlink>
       <w:r>
         <w:t xml:space="preserve"> </w:t>
@@ -3568,12 +3619,14 @@
         <w:t xml:space="preserve">, and the </w:t>
       </w:r>
       <w:hyperlink w:anchor="_Properties" w:history="1">
+        <w:proofErr w:type="spellStart"/>
         <w:r>
           <w:rPr>
             <w:rStyle w:val="Hyperlink"/>
           </w:rPr>
           <w:t>LayerDepth</w:t>
         </w:r>
+        <w:proofErr w:type="spellEnd"/>
       </w:hyperlink>
       <w:r>
         <w:t xml:space="preserve"> of each sub-object is set respective to how many </w:t>
@@ -3596,21 +3649,31 @@
         <w:t xml:space="preserve"> and the scene. The </w:t>
       </w:r>
       <w:hyperlink w:anchor="_Drawing" w:history="1">
+        <w:proofErr w:type="spellStart"/>
         <w:r>
           <w:rPr>
             <w:rStyle w:val="Hyperlink"/>
           </w:rPr>
           <w:t>LayerDepth</w:t>
         </w:r>
+        <w:proofErr w:type="spellEnd"/>
       </w:hyperlink>
       <w:r>
         <w:t xml:space="preserve"> is always fixed to the depth of th</w:t>
       </w:r>
       <w:r>
-        <w:t>e object</w:t>
-      </w:r>
-      <w:r>
-        <w:t>, and cannot be overridden.</w:t>
+        <w:t xml:space="preserve">e </w:t>
+      </w:r>
+      <w:proofErr w:type="gramStart"/>
+      <w:r>
+        <w:t>object</w:t>
+      </w:r>
+      <w:r>
+        <w:t>, and</w:t>
+      </w:r>
+      <w:proofErr w:type="gramEnd"/>
+      <w:r>
+        <w:t xml:space="preserve"> cannot be overridden.</w:t>
       </w:r>
       <w:r>
         <w:t xml:space="preserve"> </w:t>
@@ -3703,14 +3766,26 @@
             <w:r>
               <w:t>Layer (</w:t>
             </w:r>
-            <w:hyperlink w:anchor="_Properties" w:history="1">
-              <w:r>
-                <w:rPr>
-                  <w:rStyle w:val="Hyperlink"/>
-                </w:rPr>
-                <w:t>LayerIndex</w:t>
-              </w:r>
-            </w:hyperlink>
+            <w:proofErr w:type="spellStart"/>
+            <w:r>
+              <w:fldChar w:fldCharType="begin"/>
+            </w:r>
+            <w:r>
+              <w:instrText>HYPERLINK \l "_Properties"</w:instrText>
+            </w:r>
+            <w:r>
+              <w:fldChar w:fldCharType="separate"/>
+            </w:r>
+            <w:r>
+              <w:rPr>
+                <w:rStyle w:val="Hyperlink"/>
+              </w:rPr>
+              <w:t>LayerIndex</w:t>
+            </w:r>
+            <w:proofErr w:type="spellEnd"/>
+            <w:r>
+              <w:fldChar w:fldCharType="end"/>
+            </w:r>
             <w:r>
               <w:t xml:space="preserve"> = 1)</w:t>
             </w:r>
@@ -3817,7 +3892,6 @@
           <w:szCs w:val="40"/>
         </w:rPr>
       </w:pPr>
-      <w:bookmarkStart w:id="11" w:name="_Toc228953009"/>
       <w:r>
         <w:br w:type="page"/>
       </w:r>
@@ -3826,6 +3900,7 @@
       <w:pPr>
         <w:pStyle w:val="Heading1"/>
       </w:pPr>
+      <w:bookmarkStart w:id="11" w:name="_Toc231654192"/>
       <w:r>
         <w:lastRenderedPageBreak/>
         <w:t>Utilities</w:t>
@@ -3842,7 +3917,7 @@
         <w:pStyle w:val="Heading2"/>
       </w:pPr>
       <w:bookmarkStart w:id="12" w:name="_Container"/>
-      <w:bookmarkStart w:id="13" w:name="_Toc228953010"/>
+      <w:bookmarkStart w:id="13" w:name="_Toc231654193"/>
       <w:bookmarkEnd w:id="12"/>
       <w:r>
         <w:t>Container</w:t>
@@ -3852,9 +3927,6 @@
     <w:p>
       <w:pPr>
         <w:pStyle w:val="Header2Normal"/>
-        <w:rPr>
-          <w:rFonts w:hint="eastAsia"/>
-        </w:rPr>
       </w:pPr>
       <w:r>
         <w:rPr>
@@ -3898,12 +3970,14 @@
         <w:t xml:space="preserve"> A list of every </w:t>
       </w:r>
       <w:hyperlink w:anchor="_IUpdate" w:history="1">
+        <w:proofErr w:type="spellStart"/>
         <w:r>
           <w:rPr>
             <w:rStyle w:val="Hyperlink"/>
           </w:rPr>
           <w:t>IUpdate</w:t>
         </w:r>
+        <w:proofErr w:type="spellEnd"/>
       </w:hyperlink>
       <w:r>
         <w:rPr>
@@ -3927,13 +4001,7 @@
         <w:rPr>
           <w:rFonts w:hint="eastAsia"/>
         </w:rPr>
-        <w:t>Draws</w:t>
-      </w:r>
-      <w:r>
-        <w:rPr>
-          <w:rFonts w:hint="eastAsia"/>
-        </w:rPr>
-        <w:t xml:space="preserve"> </w:t>
+        <w:t xml:space="preserve">Draws </w:t>
       </w:r>
       <w:r>
         <w:t>–</w:t>
@@ -3945,12 +4013,14 @@
         <w:t xml:space="preserve"> A list of every </w:t>
       </w:r>
       <w:hyperlink w:anchor="_IDraw" w:history="1">
+        <w:proofErr w:type="spellStart"/>
         <w:r>
           <w:rPr>
             <w:rStyle w:val="Hyperlink"/>
           </w:rPr>
           <w:t>IDraw</w:t>
         </w:r>
+        <w:proofErr w:type="spellEnd"/>
       </w:hyperlink>
       <w:r>
         <w:rPr>
@@ -3974,13 +4044,7 @@
         <w:rPr>
           <w:rFonts w:hint="eastAsia"/>
         </w:rPr>
-        <w:t>Containers</w:t>
-      </w:r>
-      <w:r>
-        <w:rPr>
-          <w:rFonts w:hint="eastAsia"/>
-        </w:rPr>
-        <w:t xml:space="preserve"> </w:t>
+        <w:t xml:space="preserve">Containers </w:t>
       </w:r>
       <w:r>
         <w:t>–</w:t>
@@ -3996,13 +4060,7 @@
           <w:rPr>
             <w:rStyle w:val="Hyperlink"/>
           </w:rPr>
-          <w:t>I</w:t>
-        </w:r>
-        <w:r>
-          <w:rPr>
-            <w:rStyle w:val="Hyperlink"/>
-          </w:rPr>
-          <w:t>Container</w:t>
+          <w:t>IContainer</w:t>
         </w:r>
       </w:hyperlink>
       <w:r>
@@ -4027,13 +4085,7 @@
         <w:rPr>
           <w:rFonts w:hint="eastAsia"/>
         </w:rPr>
-        <w:t>Texts</w:t>
-      </w:r>
-      <w:r>
-        <w:rPr>
-          <w:rFonts w:hint="eastAsia"/>
-        </w:rPr>
-        <w:t xml:space="preserve"> </w:t>
+        <w:t xml:space="preserve">Texts </w:t>
       </w:r>
       <w:r>
         <w:t>–</w:t>
@@ -4070,11 +4122,19 @@
           <w:numId w:val="4"/>
         </w:numPr>
       </w:pPr>
-      <w:r>
-        <w:rPr>
-          <w:rFonts w:hint="eastAsia"/>
-        </w:rPr>
-        <w:t xml:space="preserve">ObjectsToLoad </w:t>
+      <w:proofErr w:type="spellStart"/>
+      <w:r>
+        <w:rPr>
+          <w:rFonts w:hint="eastAsia"/>
+        </w:rPr>
+        <w:t>ObjectsToLoad</w:t>
+      </w:r>
+      <w:proofErr w:type="spellEnd"/>
+      <w:r>
+        <w:rPr>
+          <w:rFonts w:hint="eastAsia"/>
+        </w:rPr>
+        <w:t xml:space="preserve"> </w:t>
       </w:r>
       <w:r>
         <w:t>–</w:t>
@@ -4097,11 +4157,19 @@
           <w:numId w:val="4"/>
         </w:numPr>
       </w:pPr>
-      <w:r>
-        <w:rPr>
-          <w:rFonts w:hint="eastAsia"/>
-        </w:rPr>
-        <w:t xml:space="preserve">LoadedObjects </w:t>
+      <w:proofErr w:type="spellStart"/>
+      <w:r>
+        <w:rPr>
+          <w:rFonts w:hint="eastAsia"/>
+        </w:rPr>
+        <w:t>LoadedObjects</w:t>
+      </w:r>
+      <w:proofErr w:type="spellEnd"/>
+      <w:r>
+        <w:rPr>
+          <w:rFonts w:hint="eastAsia"/>
+        </w:rPr>
+        <w:t xml:space="preserve"> </w:t>
       </w:r>
       <w:r>
         <w:t>–</w:t>
@@ -4124,11 +4192,19 @@
           <w:numId w:val="4"/>
         </w:numPr>
       </w:pPr>
-      <w:r>
-        <w:rPr>
-          <w:rFonts w:hint="eastAsia"/>
-        </w:rPr>
-        <w:t xml:space="preserve">ContainerDepth </w:t>
+      <w:proofErr w:type="spellStart"/>
+      <w:r>
+        <w:rPr>
+          <w:rFonts w:hint="eastAsia"/>
+        </w:rPr>
+        <w:t>ContainerDepth</w:t>
+      </w:r>
+      <w:proofErr w:type="spellEnd"/>
+      <w:r>
+        <w:rPr>
+          <w:rFonts w:hint="eastAsia"/>
+        </w:rPr>
+        <w:t xml:space="preserve"> </w:t>
       </w:r>
       <w:r>
         <w:t>–</w:t>
@@ -4140,18 +4216,34 @@
         <w:t xml:space="preserve"> The number of containers between the </w:t>
       </w:r>
       <w:hyperlink w:anchor="_SceneController" w:history="1">
+        <w:proofErr w:type="spellStart"/>
         <w:r>
           <w:rPr>
             <w:rStyle w:val="Hyperlink"/>
           </w:rPr>
           <w:t>SceneController’s</w:t>
         </w:r>
+        <w:proofErr w:type="spellEnd"/>
       </w:hyperlink>
       <w:r>
         <w:rPr>
           <w:rFonts w:hint="eastAsia"/>
         </w:rPr>
-        <w:t xml:space="preserve"> ActiveScene </w:t>
+        <w:t xml:space="preserve"> </w:t>
+      </w:r>
+      <w:proofErr w:type="spellStart"/>
+      <w:r>
+        <w:rPr>
+          <w:rFonts w:hint="eastAsia"/>
+        </w:rPr>
+        <w:t>ActiveScene</w:t>
+      </w:r>
+      <w:proofErr w:type="spellEnd"/>
+      <w:r>
+        <w:rPr>
+          <w:rFonts w:hint="eastAsia"/>
+        </w:rPr>
+        <w:t xml:space="preserve"> </w:t>
       </w:r>
       <w:r>
         <w:t>and</w:t>
@@ -4175,17 +4267,26 @@
         <w:rPr>
           <w:rFonts w:hint="eastAsia"/>
         </w:rPr>
-        <w:t>he ActiveScene</w:t>
+        <w:t xml:space="preserve">he </w:t>
+      </w:r>
+      <w:proofErr w:type="spellStart"/>
+      <w:r>
+        <w:rPr>
+          <w:rFonts w:hint="eastAsia"/>
+        </w:rPr>
+        <w:t>ActiveScene</w:t>
       </w:r>
       <w:r>
         <w:t>’s</w:t>
       </w:r>
+      <w:proofErr w:type="spellEnd"/>
       <w:r>
         <w:rPr>
           <w:rFonts w:hint="eastAsia"/>
         </w:rPr>
         <w:t xml:space="preserve"> </w:t>
       </w:r>
+      <w:proofErr w:type="spellStart"/>
       <w:r>
         <w:t>ContainerD</w:t>
       </w:r>
@@ -4193,7 +4294,14 @@
         <w:rPr>
           <w:rFonts w:hint="eastAsia"/>
         </w:rPr>
-        <w:t>epth is 1, the Containers held by the scene</w:t>
+        <w:t>epth</w:t>
+      </w:r>
+      <w:proofErr w:type="spellEnd"/>
+      <w:r>
+        <w:rPr>
+          <w:rFonts w:hint="eastAsia"/>
+        </w:rPr>
+        <w:t xml:space="preserve"> is 1, the Containers held by the scene</w:t>
       </w:r>
       <w:r>
         <w:rPr>
@@ -4208,7 +4316,21 @@
         <w:rPr>
           <w:rFonts w:hint="eastAsia"/>
         </w:rPr>
-        <w:t xml:space="preserve">Due to LayerData being stored in floating point notation, the objects </w:t>
+        <w:t xml:space="preserve">Due to </w:t>
+      </w:r>
+      <w:proofErr w:type="spellStart"/>
+      <w:r>
+        <w:rPr>
+          <w:rFonts w:hint="eastAsia"/>
+        </w:rPr>
+        <w:t>LayerData</w:t>
+      </w:r>
+      <w:proofErr w:type="spellEnd"/>
+      <w:r>
+        <w:rPr>
+          <w:rFonts w:hint="eastAsia"/>
+        </w:rPr>
+        <w:t xml:space="preserve"> being stored in floating point notation, the objects </w:t>
       </w:r>
       <w:r>
         <w:t>held</w:t>
@@ -4217,15 +4339,31 @@
         <w:rPr>
           <w:rFonts w:hint="eastAsia"/>
         </w:rPr>
-        <w:t xml:space="preserve"> beyond ContainerDepth 7 are not drawn properly, refer to </w:t>
+        <w:t xml:space="preserve"> beyond </w:t>
+      </w:r>
+      <w:proofErr w:type="spellStart"/>
+      <w:r>
+        <w:rPr>
+          <w:rFonts w:hint="eastAsia"/>
+        </w:rPr>
+        <w:t>ContainerDepth</w:t>
+      </w:r>
+      <w:proofErr w:type="spellEnd"/>
+      <w:r>
+        <w:rPr>
+          <w:rFonts w:hint="eastAsia"/>
+        </w:rPr>
+        <w:t xml:space="preserve"> 7 are not drawn properly, refer to </w:t>
       </w:r>
       <w:hyperlink w:anchor="_LayerData" w:history="1">
+        <w:proofErr w:type="spellStart"/>
         <w:r>
           <w:rPr>
             <w:rStyle w:val="Hyperlink"/>
           </w:rPr>
           <w:t>LayerData</w:t>
         </w:r>
+        <w:proofErr w:type="spellEnd"/>
       </w:hyperlink>
       <w:r>
         <w:rPr>
@@ -4276,105 +4414,141 @@
         <w:t xml:space="preserve">s lists, see </w:t>
       </w:r>
       <w:hyperlink w:anchor="_DestroyObjects()" w:history="1">
+        <w:proofErr w:type="spellStart"/>
         <w:r>
           <w:rPr>
             <w:rStyle w:val="Hyperlink"/>
           </w:rPr>
-          <w:t>DestroyObjects()</w:t>
+          <w:t>DestroyObjects</w:t>
         </w:r>
-      </w:hyperlink>
-      <w:r>
-        <w:t>.</w:t>
-      </w:r>
-    </w:p>
-    <w:p>
-      <w:pPr>
-        <w:pStyle w:val="Heading3"/>
-      </w:pPr>
-      <w:r>
-        <w:rPr>
-          <w:rFonts w:hint="eastAsia"/>
-        </w:rPr>
-        <w:t>LoadObjects()</w:t>
-      </w:r>
-    </w:p>
-    <w:p>
-      <w:pPr>
-        <w:pStyle w:val="Header3Normal"/>
-        <w:rPr>
-          <w:rFonts w:hint="eastAsia"/>
-        </w:rPr>
-      </w:pPr>
-      <w:r>
-        <w:rPr>
-          <w:rFonts w:hint="eastAsia"/>
-        </w:rPr>
-        <w:t xml:space="preserve">Sort each </w:t>
-      </w:r>
-      <w:r>
-        <w:t>object</w:t>
-      </w:r>
-      <w:r>
-        <w:rPr>
-          <w:rFonts w:hint="eastAsia"/>
-        </w:rPr>
-        <w:t xml:space="preserve"> stored in the ObjectsToLoad() array into the respective list they belong to based on </w:t>
-      </w:r>
-      <w:r>
-        <w:t xml:space="preserve">their </w:t>
-      </w:r>
-      <w:r>
-        <w:rPr>
-          <w:rFonts w:hint="eastAsia"/>
-        </w:rPr>
-        <w:t>interface type.</w:t>
-      </w:r>
-    </w:p>
-    <w:p>
-      <w:pPr>
-        <w:pStyle w:val="Heading3"/>
-      </w:pPr>
-      <w:bookmarkStart w:id="14" w:name="_DestroyObjects()"/>
-      <w:bookmarkEnd w:id="14"/>
-      <w:r>
-        <w:rPr>
-          <w:rFonts w:hint="eastAsia"/>
-        </w:rPr>
-        <w:t>DestroyObjects()</w:t>
-      </w:r>
-    </w:p>
-    <w:p>
-      <w:pPr>
-        <w:pStyle w:val="Header3Normal"/>
-        <w:rPr>
-          <w:rFonts w:hint="eastAsia"/>
-        </w:rPr>
-      </w:pPr>
-      <w:r>
-        <w:rPr>
-          <w:rFonts w:hint="eastAsia"/>
-        </w:rPr>
-        <w:t xml:space="preserve">When the Destroy flag of this container is set to true, perform a deep search of all sub-objects and remove them from the respective list they are stored in. This function is called only at the end of each update loop, refer to </w:t>
-      </w:r>
-      <w:hyperlink w:anchor="_Update()" w:history="1">
+        <w:proofErr w:type="spellEnd"/>
         <w:r>
           <w:rPr>
             <w:rStyle w:val="Hyperlink"/>
           </w:rPr>
-          <w:t>Sce</w:t>
+          <w:t>()</w:t>
         </w:r>
+      </w:hyperlink>
+      <w:r>
+        <w:t>.</w:t>
+      </w:r>
+    </w:p>
+    <w:p>
+      <w:pPr>
+        <w:pStyle w:val="Heading3"/>
+      </w:pPr>
+      <w:proofErr w:type="spellStart"/>
+      <w:r>
+        <w:rPr>
+          <w:rFonts w:hint="eastAsia"/>
+        </w:rPr>
+        <w:t>LoadObjects</w:t>
+      </w:r>
+      <w:proofErr w:type="spellEnd"/>
+      <w:r>
+        <w:rPr>
+          <w:rFonts w:hint="eastAsia"/>
+        </w:rPr>
+        <w:t>()</w:t>
+      </w:r>
+    </w:p>
+    <w:p>
+      <w:pPr>
+        <w:pStyle w:val="Header3Normal"/>
+      </w:pPr>
+      <w:r>
+        <w:rPr>
+          <w:rFonts w:hint="eastAsia"/>
+        </w:rPr>
+        <w:t xml:space="preserve">Sort each </w:t>
+      </w:r>
+      <w:r>
+        <w:t>object</w:t>
+      </w:r>
+      <w:r>
+        <w:rPr>
+          <w:rFonts w:hint="eastAsia"/>
+        </w:rPr>
+        <w:t xml:space="preserve"> stored in the </w:t>
+      </w:r>
+      <w:proofErr w:type="spellStart"/>
+      <w:r>
+        <w:rPr>
+          <w:rFonts w:hint="eastAsia"/>
+        </w:rPr>
+        <w:t>ObjectsToLoad</w:t>
+      </w:r>
+      <w:proofErr w:type="spellEnd"/>
+      <w:r>
+        <w:rPr>
+          <w:rFonts w:hint="eastAsia"/>
+        </w:rPr>
+        <w:t xml:space="preserve">() array into the respective list they belong to </w:t>
+      </w:r>
+      <w:proofErr w:type="spellStart"/>
+      <w:r>
+        <w:rPr>
+          <w:rFonts w:hint="eastAsia"/>
+        </w:rPr>
+        <w:t>based</w:t>
+      </w:r>
+      <w:proofErr w:type="spellEnd"/>
+      <w:r>
+        <w:rPr>
+          <w:rFonts w:hint="eastAsia"/>
+        </w:rPr>
+        <w:t xml:space="preserve"> on </w:t>
+      </w:r>
+      <w:r>
+        <w:t xml:space="preserve">their </w:t>
+      </w:r>
+      <w:r>
+        <w:rPr>
+          <w:rFonts w:hint="eastAsia"/>
+        </w:rPr>
+        <w:t>interface type.</w:t>
+      </w:r>
+    </w:p>
+    <w:p>
+      <w:pPr>
+        <w:pStyle w:val="Heading3"/>
+      </w:pPr>
+      <w:bookmarkStart w:id="14" w:name="_DestroyObjects()"/>
+      <w:bookmarkEnd w:id="14"/>
+      <w:proofErr w:type="spellStart"/>
+      <w:r>
+        <w:rPr>
+          <w:rFonts w:hint="eastAsia"/>
+        </w:rPr>
+        <w:t>DestroyObjects</w:t>
+      </w:r>
+      <w:proofErr w:type="spellEnd"/>
+      <w:r>
+        <w:rPr>
+          <w:rFonts w:hint="eastAsia"/>
+        </w:rPr>
+        <w:t>()</w:t>
+      </w:r>
+    </w:p>
+    <w:p>
+      <w:pPr>
+        <w:pStyle w:val="Header3Normal"/>
+      </w:pPr>
+      <w:r>
+        <w:rPr>
+          <w:rFonts w:hint="eastAsia"/>
+        </w:rPr>
+        <w:t xml:space="preserve">When the Destroy flag of this container is set to true, perform a deep search of all sub-objects and remove them from the respective list they are stored in. This function is called only at the end of each update loop, refer to </w:t>
+      </w:r>
+      <w:hyperlink w:anchor="_Update()" w:history="1">
+        <w:proofErr w:type="spellStart"/>
         <w:r>
           <w:rPr>
             <w:rStyle w:val="Hyperlink"/>
           </w:rPr>
-          <w:t>n</w:t>
+          <w:t>SceneController</w:t>
         </w:r>
-        <w:r>
-          <w:rPr>
-            <w:rStyle w:val="Hyperlink"/>
-          </w:rPr>
-          <w:t>eController</w:t>
-        </w:r>
+        <w:proofErr w:type="spellEnd"/>
       </w:hyperlink>
       <w:r>
         <w:rPr>
@@ -4389,7 +4563,7 @@
       </w:pPr>
       <w:bookmarkStart w:id="15" w:name="_Drawing"/>
       <w:bookmarkStart w:id="16" w:name="_Sprite"/>
-      <w:bookmarkStart w:id="17" w:name="_Toc228953011"/>
+      <w:bookmarkStart w:id="17" w:name="_Toc231654194"/>
       <w:bookmarkEnd w:id="15"/>
       <w:bookmarkEnd w:id="16"/>
       <w:r>
@@ -4447,6 +4621,7 @@
         <w:t xml:space="preserve"> the Texture2D image that is drawn to this sprite, see </w:t>
       </w:r>
       <w:hyperlink r:id="rId7" w:history="1">
+        <w:proofErr w:type="spellStart"/>
         <w:r>
           <w:rPr>
             <w:rStyle w:val="Hyperlink"/>
@@ -4457,7 +4632,14 @@
           <w:rPr>
             <w:rStyle w:val="Hyperlink"/>
           </w:rPr>
-          <w:t>onogame reference</w:t>
+          <w:t>onogame</w:t>
+        </w:r>
+        <w:proofErr w:type="spellEnd"/>
+        <w:r>
+          <w:rPr>
+            <w:rStyle w:val="Hyperlink"/>
+          </w:rPr>
+          <w:t xml:space="preserve"> reference</w:t>
         </w:r>
       </w:hyperlink>
       <w:r>
@@ -4497,15 +4679,10 @@
         <w:rPr>
           <w:rFonts w:hint="eastAsia"/>
         </w:rPr>
-        <w:t xml:space="preserve"> the Texture2D image</w:t>
-      </w:r>
-      <w:r>
-        <w:rPr>
-          <w:rFonts w:hint="eastAsia"/>
-        </w:rPr>
-        <w:t xml:space="preserve">, see </w:t>
+        <w:t xml:space="preserve"> the Texture2D image, see </w:t>
       </w:r>
       <w:hyperlink r:id="rId8" w:history="1">
+        <w:proofErr w:type="spellStart"/>
         <w:r>
           <w:rPr>
             <w:rStyle w:val="Hyperlink"/>
@@ -4516,7 +4693,14 @@
           <w:rPr>
             <w:rStyle w:val="Hyperlink"/>
           </w:rPr>
-          <w:t>onogame reference</w:t>
+          <w:t>onogame</w:t>
+        </w:r>
+        <w:proofErr w:type="spellEnd"/>
+        <w:r>
+          <w:rPr>
+            <w:rStyle w:val="Hyperlink"/>
+          </w:rPr>
+          <w:t xml:space="preserve"> reference</w:t>
         </w:r>
       </w:hyperlink>
       <w:r>
@@ -4534,11 +4718,19 @@
           <w:numId w:val="5"/>
         </w:numPr>
       </w:pPr>
-      <w:r>
-        <w:rPr>
-          <w:rFonts w:hint="eastAsia"/>
-        </w:rPr>
-        <w:t xml:space="preserve">LayerData </w:t>
+      <w:proofErr w:type="spellStart"/>
+      <w:r>
+        <w:rPr>
+          <w:rFonts w:hint="eastAsia"/>
+        </w:rPr>
+        <w:t>LayerData</w:t>
+      </w:r>
+      <w:proofErr w:type="spellEnd"/>
+      <w:r>
+        <w:rPr>
+          <w:rFonts w:hint="eastAsia"/>
+        </w:rPr>
+        <w:t xml:space="preserve"> </w:t>
       </w:r>
       <w:r>
         <w:t>–</w:t>
@@ -4550,24 +4742,14 @@
         <w:t xml:space="preserve"> the </w:t>
       </w:r>
       <w:hyperlink w:anchor="_LayerData" w:history="1">
+        <w:proofErr w:type="spellStart"/>
         <w:r>
           <w:rPr>
             <w:rStyle w:val="Hyperlink"/>
           </w:rPr>
-          <w:t>Laye</w:t>
+          <w:t>LayerData</w:t>
         </w:r>
-        <w:r>
-          <w:rPr>
-            <w:rStyle w:val="Hyperlink"/>
-          </w:rPr>
-          <w:t>r</w:t>
-        </w:r>
-        <w:r>
-          <w:rPr>
-            <w:rStyle w:val="Hyperlink"/>
-          </w:rPr>
-          <w:t>Data</w:t>
-        </w:r>
+        <w:proofErr w:type="spellEnd"/>
       </w:hyperlink>
       <w:r>
         <w:rPr>
@@ -4590,43 +4772,28 @@
     <w:p>
       <w:pPr>
         <w:pStyle w:val="Header3Normal"/>
-        <w:rPr>
-          <w:rFonts w:hint="eastAsia"/>
-        </w:rPr>
-      </w:pPr>
-      <w:r>
-        <w:rPr>
-          <w:rFonts w:hint="eastAsia"/>
-        </w:rPr>
-        <w:t>S</w:t>
-      </w:r>
-      <w:r>
-        <w:rPr>
-          <w:rFonts w:hint="eastAsia"/>
-        </w:rPr>
-        <w:t>ets the properties of the Sprite object to</w:t>
-      </w:r>
-      <w:r>
-        <w:rPr>
-          <w:rFonts w:hint="eastAsia"/>
-        </w:rPr>
-        <w:t xml:space="preserve"> the parameters passed in.</w:t>
+      </w:pPr>
+      <w:r>
+        <w:rPr>
+          <w:rFonts w:hint="eastAsia"/>
+        </w:rPr>
+        <w:t>Sets the properties of the Sprite object to the parameters passed in.</w:t>
       </w:r>
     </w:p>
     <w:p>
       <w:pPr>
         <w:pStyle w:val="Heading2"/>
       </w:pPr>
-      <w:bookmarkStart w:id="18" w:name="_Toc228953012"/>
-      <w:bookmarkStart w:id="19" w:name="_Text"/>
+      <w:bookmarkStart w:id="18" w:name="_Text"/>
+      <w:bookmarkStart w:id="19" w:name="_Toc231654195"/>
+      <w:bookmarkEnd w:id="18"/>
+      <w:r>
+        <w:rPr>
+          <w:rFonts w:hint="eastAsia"/>
+        </w:rPr>
+        <w:t>Text</w:t>
+      </w:r>
       <w:bookmarkEnd w:id="19"/>
-      <w:r>
-        <w:rPr>
-          <w:rFonts w:hint="eastAsia"/>
-        </w:rPr>
-        <w:t>Text</w:t>
-      </w:r>
-      <w:bookmarkEnd w:id="18"/>
     </w:p>
     <w:p>
       <w:pPr>
@@ -4671,15 +4838,31 @@
         <w:rPr>
           <w:rFonts w:hint="eastAsia"/>
         </w:rPr>
-        <w:t xml:space="preserve"> The SpriteFont used to draw text to the screen, see </w:t>
+        <w:t xml:space="preserve"> The </w:t>
+      </w:r>
+      <w:proofErr w:type="spellStart"/>
+      <w:r>
+        <w:rPr>
+          <w:rFonts w:hint="eastAsia"/>
+        </w:rPr>
+        <w:t>SpriteFont</w:t>
+      </w:r>
+      <w:proofErr w:type="spellEnd"/>
+      <w:r>
+        <w:rPr>
+          <w:rFonts w:hint="eastAsia"/>
+        </w:rPr>
+        <w:t xml:space="preserve"> used to draw text to the screen, see </w:t>
       </w:r>
       <w:hyperlink w:anchor="_FontManager" w:history="1">
+        <w:proofErr w:type="spellStart"/>
         <w:r>
           <w:rPr>
             <w:rStyle w:val="Hyperlink"/>
           </w:rPr>
           <w:t>FontManager</w:t>
         </w:r>
+        <w:proofErr w:type="spellEnd"/>
       </w:hyperlink>
       <w:r>
         <w:rPr>
@@ -4688,11 +4871,19 @@
         <w:t xml:space="preserve"> and </w:t>
       </w:r>
       <w:hyperlink r:id="rId9" w:history="1">
+        <w:proofErr w:type="spellStart"/>
         <w:r>
           <w:rPr>
             <w:rStyle w:val="Hyperlink"/>
           </w:rPr>
-          <w:t>Monogame reference</w:t>
+          <w:t>Monogame</w:t>
+        </w:r>
+        <w:proofErr w:type="spellEnd"/>
+        <w:r>
+          <w:rPr>
+            <w:rStyle w:val="Hyperlink"/>
+          </w:rPr>
+          <w:t xml:space="preserve"> reference</w:t>
         </w:r>
       </w:hyperlink>
       <w:r>
@@ -4771,20 +4962,36 @@
         <w:rPr>
           <w:rFonts w:hint="eastAsia"/>
         </w:rPr>
-        <w:t xml:space="preserve"> The SpriteEffect that affects the drawn text, </w:t>
-      </w:r>
-      <w:r>
-        <w:rPr>
-          <w:rFonts w:hint="eastAsia"/>
-        </w:rPr>
-        <w:t xml:space="preserve">see </w:t>
+        <w:t xml:space="preserve"> The </w:t>
+      </w:r>
+      <w:proofErr w:type="spellStart"/>
+      <w:r>
+        <w:rPr>
+          <w:rFonts w:hint="eastAsia"/>
+        </w:rPr>
+        <w:t>SpriteEffect</w:t>
+      </w:r>
+      <w:proofErr w:type="spellEnd"/>
+      <w:r>
+        <w:rPr>
+          <w:rFonts w:hint="eastAsia"/>
+        </w:rPr>
+        <w:t xml:space="preserve"> that affects the drawn text, see </w:t>
       </w:r>
       <w:hyperlink r:id="rId10" w:history="1">
+        <w:proofErr w:type="spellStart"/>
         <w:r>
           <w:rPr>
             <w:rStyle w:val="Hyperlink"/>
           </w:rPr>
-          <w:t>Monogame reference</w:t>
+          <w:t>Monogame</w:t>
+        </w:r>
+        <w:proofErr w:type="spellEnd"/>
+        <w:r>
+          <w:rPr>
+            <w:rStyle w:val="Hyperlink"/>
+          </w:rPr>
+          <w:t xml:space="preserve"> reference</w:t>
         </w:r>
       </w:hyperlink>
       <w:r>
@@ -4802,11 +5009,19 @@
           <w:numId w:val="5"/>
         </w:numPr>
       </w:pPr>
-      <w:r>
-        <w:rPr>
-          <w:rFonts w:hint="eastAsia"/>
-        </w:rPr>
-        <w:t xml:space="preserve">LayerData </w:t>
+      <w:proofErr w:type="spellStart"/>
+      <w:r>
+        <w:rPr>
+          <w:rFonts w:hint="eastAsia"/>
+        </w:rPr>
+        <w:t>LayerData</w:t>
+      </w:r>
+      <w:proofErr w:type="spellEnd"/>
+      <w:r>
+        <w:rPr>
+          <w:rFonts w:hint="eastAsia"/>
+        </w:rPr>
+        <w:t xml:space="preserve"> </w:t>
       </w:r>
       <w:r>
         <w:t>–</w:t>
@@ -4815,39 +5030,23 @@
         <w:rPr>
           <w:rFonts w:hint="eastAsia"/>
         </w:rPr>
-        <w:t xml:space="preserve"> </w:t>
-      </w:r>
-      <w:r>
-        <w:rPr>
-          <w:rFonts w:hint="eastAsia"/>
-        </w:rPr>
-        <w:t xml:space="preserve">the </w:t>
+        <w:t xml:space="preserve"> the </w:t>
       </w:r>
       <w:hyperlink w:anchor="_LayerData" w:history="1">
+        <w:proofErr w:type="spellStart"/>
         <w:r>
           <w:rPr>
             <w:rStyle w:val="Hyperlink"/>
           </w:rPr>
           <w:t>LayerData</w:t>
         </w:r>
+        <w:proofErr w:type="spellEnd"/>
       </w:hyperlink>
       <w:r>
         <w:rPr>
           <w:rFonts w:hint="eastAsia"/>
         </w:rPr>
-        <w:t xml:space="preserve"> object that stores the current layer th</w:t>
-      </w:r>
-      <w:r>
-        <w:rPr>
-          <w:rFonts w:hint="eastAsia"/>
-        </w:rPr>
-        <w:t xml:space="preserve">e text </w:t>
-      </w:r>
-      <w:r>
-        <w:rPr>
-          <w:rFonts w:hint="eastAsia"/>
-        </w:rPr>
-        <w:t>is drawn to.</w:t>
+        <w:t xml:space="preserve"> object that stores the current layer the text is drawn to.</w:t>
       </w:r>
     </w:p>
     <w:p>
@@ -4888,13 +5087,7 @@
         <w:rPr>
           <w:rFonts w:hint="eastAsia"/>
         </w:rPr>
-        <w:t xml:space="preserve"> object that stores the current </w:t>
-      </w:r>
-      <w:r>
-        <w:rPr>
-          <w:rFonts w:hint="eastAsia"/>
-        </w:rPr>
-        <w:t xml:space="preserve">position data for the text. </w:t>
+        <w:t xml:space="preserve"> object that stores the current position data for the text. </w:t>
       </w:r>
     </w:p>
     <w:p>
@@ -4911,9 +5104,6 @@
     <w:p>
       <w:pPr>
         <w:pStyle w:val="Header3Normal"/>
-        <w:rPr>
-          <w:rFonts w:hint="eastAsia"/>
-        </w:rPr>
       </w:pPr>
       <w:r>
         <w:rPr>
@@ -4958,8 +5148,9 @@
         <w:pStyle w:val="Heading2"/>
       </w:pPr>
       <w:bookmarkStart w:id="20" w:name="_LayerData"/>
-      <w:bookmarkStart w:id="21" w:name="_Toc228953013"/>
+      <w:bookmarkStart w:id="21" w:name="_Toc231654196"/>
       <w:bookmarkEnd w:id="20"/>
+      <w:proofErr w:type="spellStart"/>
       <w:r>
         <w:rPr>
           <w:rFonts w:hint="eastAsia"/>
@@ -4967,6 +5158,7 @@
         <w:t>LayerData</w:t>
       </w:r>
       <w:bookmarkEnd w:id="21"/>
+      <w:proofErr w:type="spellEnd"/>
     </w:p>
     <w:p>
       <w:pPr>
@@ -5000,11 +5192,19 @@
           <w:numId w:val="7"/>
         </w:numPr>
       </w:pPr>
-      <w:r>
-        <w:rPr>
-          <w:rFonts w:hint="eastAsia"/>
-        </w:rPr>
-        <w:t xml:space="preserve">LayerIndex </w:t>
+      <w:proofErr w:type="spellStart"/>
+      <w:r>
+        <w:rPr>
+          <w:rFonts w:hint="eastAsia"/>
+        </w:rPr>
+        <w:t>LayerIndex</w:t>
+      </w:r>
+      <w:proofErr w:type="spellEnd"/>
+      <w:r>
+        <w:rPr>
+          <w:rFonts w:hint="eastAsia"/>
+        </w:rPr>
+        <w:t xml:space="preserve"> </w:t>
       </w:r>
       <w:r>
         <w:t>–</w:t>
@@ -5019,7 +5219,21 @@
         <w:rPr>
           <w:rFonts w:hint="eastAsia"/>
         </w:rPr>
-        <w:t xml:space="preserve">A multiplier to the LayerDepth allowing objects to be placed in-between the main layers set per </w:t>
+        <w:t xml:space="preserve">A multiplier to the </w:t>
+      </w:r>
+      <w:proofErr w:type="spellStart"/>
+      <w:r>
+        <w:rPr>
+          <w:rFonts w:hint="eastAsia"/>
+        </w:rPr>
+        <w:t>LayerDepth</w:t>
+      </w:r>
+      <w:proofErr w:type="spellEnd"/>
+      <w:r>
+        <w:rPr>
+          <w:rFonts w:hint="eastAsia"/>
+        </w:rPr>
+        <w:t xml:space="preserve"> allowing objects to be placed in-between the main layers set per </w:t>
       </w:r>
       <w:r>
         <w:t>container</w:t>
@@ -5039,11 +5253,19 @@
           <w:numId w:val="7"/>
         </w:numPr>
       </w:pPr>
-      <w:r>
-        <w:rPr>
-          <w:rFonts w:hint="eastAsia"/>
-        </w:rPr>
-        <w:t xml:space="preserve">LayerDepth </w:t>
+      <w:proofErr w:type="spellStart"/>
+      <w:r>
+        <w:rPr>
+          <w:rFonts w:hint="eastAsia"/>
+        </w:rPr>
+        <w:t>LayerDepth</w:t>
+      </w:r>
+      <w:proofErr w:type="spellEnd"/>
+      <w:r>
+        <w:rPr>
+          <w:rFonts w:hint="eastAsia"/>
+        </w:rPr>
+        <w:t xml:space="preserve"> </w:t>
       </w:r>
       <w:r>
         <w:t>–</w:t>
@@ -5055,11 +5277,19 @@
         <w:t xml:space="preserve"> Set automatically during the </w:t>
       </w:r>
       <w:hyperlink w:anchor="_LoadObjects()" w:history="1">
+        <w:proofErr w:type="spellStart"/>
         <w:r>
           <w:rPr>
             <w:rStyle w:val="Hyperlink"/>
           </w:rPr>
-          <w:t>LoadObjects()</w:t>
+          <w:t>LoadObjects</w:t>
+        </w:r>
+        <w:proofErr w:type="spellEnd"/>
+        <w:r>
+          <w:rPr>
+            <w:rStyle w:val="Hyperlink"/>
+          </w:rPr>
+          <w:t>()</w:t>
         </w:r>
       </w:hyperlink>
       <w:r>
@@ -5069,12 +5299,14 @@
         <w:t xml:space="preserve"> method in the </w:t>
       </w:r>
       <w:hyperlink w:anchor="_BaseScene" w:history="1">
+        <w:proofErr w:type="spellStart"/>
         <w:r>
           <w:rPr>
             <w:rStyle w:val="Hyperlink"/>
           </w:rPr>
           <w:t>BaseScene</w:t>
         </w:r>
+        <w:proofErr w:type="spellEnd"/>
       </w:hyperlink>
       <w:r>
         <w:rPr>
@@ -5083,12 +5315,14 @@
         <w:t xml:space="preserve">. Stores the current </w:t>
       </w:r>
       <w:hyperlink w:anchor="_Container" w:history="1">
+        <w:proofErr w:type="spellStart"/>
         <w:r>
           <w:rPr>
             <w:rStyle w:val="Hyperlink"/>
           </w:rPr>
           <w:t>ContainerDepth</w:t>
         </w:r>
+        <w:proofErr w:type="spellEnd"/>
       </w:hyperlink>
       <w:r>
         <w:rPr>
@@ -5105,7 +5339,21 @@
         <w:rPr>
           <w:rFonts w:hint="eastAsia"/>
         </w:rPr>
-        <w:t xml:space="preserve">The layer of every object is set automatically by the BaseScene. Each object is drawn on a layer whose </w:t>
+        <w:t xml:space="preserve">The layer of every object is set automatically by the </w:t>
+      </w:r>
+      <w:proofErr w:type="spellStart"/>
+      <w:r>
+        <w:rPr>
+          <w:rFonts w:hint="eastAsia"/>
+        </w:rPr>
+        <w:t>BaseScene</w:t>
+      </w:r>
+      <w:proofErr w:type="spellEnd"/>
+      <w:r>
+        <w:rPr>
+          <w:rFonts w:hint="eastAsia"/>
+        </w:rPr>
+        <w:t xml:space="preserve">. Each object is drawn on a layer whose </w:t>
       </w:r>
       <w:r>
         <w:t>depth</w:t>
@@ -5114,15 +5362,31 @@
         <w:rPr>
           <w:rFonts w:hint="eastAsia"/>
         </w:rPr>
-        <w:t xml:space="preserve"> is proportional to its ContainerDepth. Objects in the </w:t>
+        <w:t xml:space="preserve"> is proportional to its </w:t>
+      </w:r>
+      <w:proofErr w:type="spellStart"/>
+      <w:r>
+        <w:rPr>
+          <w:rFonts w:hint="eastAsia"/>
+        </w:rPr>
+        <w:t>ContainerDepth</w:t>
+      </w:r>
+      <w:proofErr w:type="spellEnd"/>
+      <w:r>
+        <w:rPr>
+          <w:rFonts w:hint="eastAsia"/>
+        </w:rPr>
+        <w:t xml:space="preserve">. Objects in the </w:t>
       </w:r>
       <w:hyperlink w:anchor="_SceneController" w:history="1">
+        <w:proofErr w:type="spellStart"/>
         <w:r>
           <w:rPr>
             <w:rStyle w:val="Hyperlink"/>
           </w:rPr>
           <w:t>SceneController’s</w:t>
         </w:r>
+        <w:proofErr w:type="spellEnd"/>
       </w:hyperlink>
       <w:r>
         <w:rPr>
@@ -5131,6 +5395,7 @@
         <w:t xml:space="preserve"> </w:t>
       </w:r>
       <w:hyperlink w:anchor="_RenderObjects()" w:history="1">
+        <w:proofErr w:type="spellStart"/>
         <w:r>
           <w:rPr>
             <w:rStyle w:val="Hyperlink"/>
@@ -5138,6 +5403,7 @@
           </w:rPr>
           <w:t>RenderObjects</w:t>
         </w:r>
+        <w:proofErr w:type="spellEnd"/>
         <w:r>
           <w:rPr>
             <w:rStyle w:val="Hyperlink"/>
@@ -5149,13 +5415,55 @@
         <w:rPr>
           <w:rFonts w:hint="eastAsia"/>
         </w:rPr>
-        <w:t xml:space="preserve"> method are drawn from back to front, meaning the object with the highest Layer value (0.9f) will be drawn to the back of the screen while the object with the highest Layer value (0.0000001f) will be drawn to the front of the screen. The Layer value is capped at 0.0000001f because it is stored as a float, and cannot achieve rounding past 7 digits. </w:t>
-      </w:r>
-      <w:r>
-        <w:rPr>
-          <w:rFonts w:hint="eastAsia"/>
-        </w:rPr>
-        <w:t>In order to have more objects drawn between container depths, use the LayerIndex value to set Layers (i.e., 0.02f) between LayerDepth values.</w:t>
+        <w:t xml:space="preserve"> method are drawn from back to front, meaning the object with the highest Layer value (0.9f) will be drawn to the back of the screen while the object with the highest Layer value (0.0000001f) will be drawn to the front of the screen. The Layer value is capped at 0.0000001f because it is stored as a </w:t>
+      </w:r>
+      <w:proofErr w:type="gramStart"/>
+      <w:r>
+        <w:rPr>
+          <w:rFonts w:hint="eastAsia"/>
+        </w:rPr>
+        <w:t>float, and</w:t>
+      </w:r>
+      <w:proofErr w:type="gramEnd"/>
+      <w:r>
+        <w:rPr>
+          <w:rFonts w:hint="eastAsia"/>
+        </w:rPr>
+        <w:t xml:space="preserve"> cannot achieve rounding past 7 digits. </w:t>
+      </w:r>
+      <w:r>
+        <w:rPr>
+          <w:rFonts w:hint="eastAsia"/>
+        </w:rPr>
+        <w:t xml:space="preserve">In order to have more objects drawn between container depths, use the </w:t>
+      </w:r>
+      <w:proofErr w:type="spellStart"/>
+      <w:r>
+        <w:rPr>
+          <w:rFonts w:hint="eastAsia"/>
+        </w:rPr>
+        <w:t>LayerIndex</w:t>
+      </w:r>
+      <w:proofErr w:type="spellEnd"/>
+      <w:r>
+        <w:rPr>
+          <w:rFonts w:hint="eastAsia"/>
+        </w:rPr>
+        <w:t xml:space="preserve"> value to set Layers (i.e., 0.02f) between </w:t>
+      </w:r>
+      <w:proofErr w:type="spellStart"/>
+      <w:r>
+        <w:rPr>
+          <w:rFonts w:hint="eastAsia"/>
+        </w:rPr>
+        <w:t>LayerDepth</w:t>
+      </w:r>
+      <w:proofErr w:type="spellEnd"/>
+      <w:r>
+        <w:rPr>
+          <w:rFonts w:hint="eastAsia"/>
+        </w:rPr>
+        <w:t xml:space="preserve"> values.</w:t>
       </w:r>
     </w:p>
     <w:p>
@@ -5215,7 +5523,6 @@
                           <w:p>
                             <w:pPr>
                               <w:rPr>
-                                <w:rFonts w:hint="eastAsia"/>
                                 <w:sz w:val="20"/>
                                 <w:szCs w:val="20"/>
                               </w:rPr>
@@ -5228,13 +5535,23 @@
                               </w:rPr>
                               <w:t xml:space="preserve">④　</w:t>
                             </w:r>
+                            <w:proofErr w:type="spellStart"/>
                             <w:r>
                               <w:rPr>
                                 <w:rFonts w:hint="eastAsia"/>
                                 <w:sz w:val="20"/>
                                 <w:szCs w:val="20"/>
                               </w:rPr>
-                              <w:t xml:space="preserve">ContainerDepth </w:t>
+                              <w:t>ContainerDepth</w:t>
+                            </w:r>
+                            <w:proofErr w:type="spellEnd"/>
+                            <w:r>
+                              <w:rPr>
+                                <w:rFonts w:hint="eastAsia"/>
+                                <w:sz w:val="20"/>
+                                <w:szCs w:val="20"/>
+                              </w:rPr>
+                              <w:t xml:space="preserve"> </w:t>
                             </w:r>
                             <w:r>
                               <w:rPr>
@@ -5302,7 +5619,6 @@
                     <w:p>
                       <w:pPr>
                         <w:rPr>
-                          <w:rFonts w:hint="eastAsia"/>
                           <w:sz w:val="20"/>
                           <w:szCs w:val="20"/>
                         </w:rPr>
@@ -5315,13 +5631,23 @@
                         </w:rPr>
                         <w:t xml:space="preserve">④　</w:t>
                       </w:r>
+                      <w:proofErr w:type="spellStart"/>
                       <w:r>
                         <w:rPr>
                           <w:rFonts w:hint="eastAsia"/>
                           <w:sz w:val="20"/>
                           <w:szCs w:val="20"/>
                         </w:rPr>
-                        <w:t xml:space="preserve">ContainerDepth </w:t>
+                        <w:t>ContainerDepth</w:t>
+                      </w:r>
+                      <w:proofErr w:type="spellEnd"/>
+                      <w:r>
+                        <w:rPr>
+                          <w:rFonts w:hint="eastAsia"/>
+                          <w:sz w:val="20"/>
+                          <w:szCs w:val="20"/>
+                        </w:rPr>
+                        <w:t xml:space="preserve"> </w:t>
                       </w:r>
                       <w:r>
                         <w:rPr>
@@ -5430,7 +5756,6 @@
                           <w:p>
                             <w:pPr>
                               <w:rPr>
-                                <w:rFonts w:hint="eastAsia"/>
                                 <w:sz w:val="20"/>
                                 <w:szCs w:val="20"/>
                               </w:rPr>
@@ -5441,23 +5766,25 @@
                                 <w:sz w:val="20"/>
                                 <w:szCs w:val="20"/>
                               </w:rPr>
-                              <w:t>②</w:t>
+                              <w:t xml:space="preserve">②　</w:t>
                             </w:r>
+                            <w:proofErr w:type="spellStart"/>
                             <w:r>
                               <w:rPr>
                                 <w:rFonts w:hint="eastAsia"/>
                                 <w:sz w:val="20"/>
                                 <w:szCs w:val="20"/>
                               </w:rPr>
-                              <w:t xml:space="preserve">　</w:t>
+                              <w:t>ContainerDepth</w:t>
                             </w:r>
+                            <w:proofErr w:type="spellEnd"/>
                             <w:r>
                               <w:rPr>
                                 <w:rFonts w:hint="eastAsia"/>
                                 <w:sz w:val="20"/>
                                 <w:szCs w:val="20"/>
                               </w:rPr>
-                              <w:t>ContainerDepth 1</w:t>
+                              <w:t xml:space="preserve"> 1</w:t>
                             </w:r>
                             <w:r>
                               <w:rPr>
@@ -5467,13 +5794,23 @@
                               </w:rPr>
                               <w:t xml:space="preserve">, </w:t>
                             </w:r>
+                            <w:proofErr w:type="spellStart"/>
                             <w:r>
                               <w:rPr>
                                 <w:rFonts w:hint="eastAsia"/>
                                 <w:sz w:val="20"/>
                                 <w:szCs w:val="20"/>
                               </w:rPr>
-                              <w:t xml:space="preserve">LayerIndex 2, </w:t>
+                              <w:t>LayerIndex</w:t>
+                            </w:r>
+                            <w:proofErr w:type="spellEnd"/>
+                            <w:r>
+                              <w:rPr>
+                                <w:rFonts w:hint="eastAsia"/>
+                                <w:sz w:val="20"/>
+                                <w:szCs w:val="20"/>
+                              </w:rPr>
+                              <w:t xml:space="preserve"> 2, </w:t>
                             </w:r>
                             <w:r>
                               <w:rPr>
@@ -5503,7 +5840,6 @@
                           <w:p>
                             <w:pPr>
                               <w:rPr>
-                                <w:rFonts w:hint="eastAsia"/>
                                 <w:sz w:val="20"/>
                                 <w:szCs w:val="20"/>
                               </w:rPr>
@@ -5534,7 +5870,6 @@
                     <w:p>
                       <w:pPr>
                         <w:rPr>
-                          <w:rFonts w:hint="eastAsia"/>
                           <w:sz w:val="20"/>
                           <w:szCs w:val="20"/>
                         </w:rPr>
@@ -5545,23 +5880,25 @@
                           <w:sz w:val="20"/>
                           <w:szCs w:val="20"/>
                         </w:rPr>
-                        <w:t>②</w:t>
+                        <w:t xml:space="preserve">②　</w:t>
                       </w:r>
+                      <w:proofErr w:type="spellStart"/>
                       <w:r>
                         <w:rPr>
                           <w:rFonts w:hint="eastAsia"/>
                           <w:sz w:val="20"/>
                           <w:szCs w:val="20"/>
                         </w:rPr>
-                        <w:t xml:space="preserve">　</w:t>
+                        <w:t>ContainerDepth</w:t>
                       </w:r>
+                      <w:proofErr w:type="spellEnd"/>
                       <w:r>
                         <w:rPr>
                           <w:rFonts w:hint="eastAsia"/>
                           <w:sz w:val="20"/>
                           <w:szCs w:val="20"/>
                         </w:rPr>
-                        <w:t>ContainerDepth 1</w:t>
+                        <w:t xml:space="preserve"> 1</w:t>
                       </w:r>
                       <w:r>
                         <w:rPr>
@@ -5571,13 +5908,23 @@
                         </w:rPr>
                         <w:t xml:space="preserve">, </w:t>
                       </w:r>
+                      <w:proofErr w:type="spellStart"/>
                       <w:r>
                         <w:rPr>
                           <w:rFonts w:hint="eastAsia"/>
                           <w:sz w:val="20"/>
                           <w:szCs w:val="20"/>
                         </w:rPr>
-                        <w:t xml:space="preserve">LayerIndex 2, </w:t>
+                        <w:t>LayerIndex</w:t>
+                      </w:r>
+                      <w:proofErr w:type="spellEnd"/>
+                      <w:r>
+                        <w:rPr>
+                          <w:rFonts w:hint="eastAsia"/>
+                          <w:sz w:val="20"/>
+                          <w:szCs w:val="20"/>
+                        </w:rPr>
+                        <w:t xml:space="preserve"> 2, </w:t>
                       </w:r>
                       <w:r>
                         <w:rPr>
@@ -5607,7 +5954,6 @@
                     <w:p>
                       <w:pPr>
                         <w:rPr>
-                          <w:rFonts w:hint="eastAsia"/>
                           <w:sz w:val="20"/>
                           <w:szCs w:val="20"/>
                         </w:rPr>
@@ -5674,7 +6020,6 @@
                           <w:p>
                             <w:pPr>
                               <w:rPr>
-                                <w:rFonts w:hint="eastAsia"/>
                                 <w:sz w:val="20"/>
                                 <w:szCs w:val="20"/>
                               </w:rPr>
@@ -5685,31 +6030,25 @@
                                 <w:sz w:val="20"/>
                                 <w:szCs w:val="20"/>
                               </w:rPr>
-                              <w:t>③</w:t>
+                              <w:t xml:space="preserve">③　</w:t>
                             </w:r>
+                            <w:proofErr w:type="spellStart"/>
                             <w:r>
                               <w:rPr>
                                 <w:rFonts w:hint="eastAsia"/>
                                 <w:sz w:val="20"/>
                                 <w:szCs w:val="20"/>
                               </w:rPr>
-                              <w:t xml:space="preserve">　</w:t>
+                              <w:t>ContainerDepth</w:t>
                             </w:r>
+                            <w:proofErr w:type="spellEnd"/>
                             <w:r>
                               <w:rPr>
                                 <w:rFonts w:hint="eastAsia"/>
                                 <w:sz w:val="20"/>
                                 <w:szCs w:val="20"/>
                               </w:rPr>
-                              <w:t xml:space="preserve">ContainerDepth </w:t>
-                            </w:r>
-                            <w:r>
-                              <w:rPr>
-                                <w:rFonts w:hint="eastAsia"/>
-                                <w:sz w:val="20"/>
-                                <w:szCs w:val="20"/>
-                              </w:rPr>
-                              <w:t>1</w:t>
+                              <w:t xml:space="preserve"> 1</w:t>
                             </w:r>
                             <w:r>
                               <w:rPr>
@@ -5739,7 +6078,6 @@
                           <w:p>
                             <w:pPr>
                               <w:rPr>
-                                <w:rFonts w:hint="eastAsia"/>
                                 <w:sz w:val="20"/>
                                 <w:szCs w:val="20"/>
                               </w:rPr>
@@ -5770,7 +6108,6 @@
                     <w:p>
                       <w:pPr>
                         <w:rPr>
-                          <w:rFonts w:hint="eastAsia"/>
                           <w:sz w:val="20"/>
                           <w:szCs w:val="20"/>
                         </w:rPr>
@@ -5781,31 +6118,25 @@
                           <w:sz w:val="20"/>
                           <w:szCs w:val="20"/>
                         </w:rPr>
-                        <w:t>③</w:t>
+                        <w:t xml:space="preserve">③　</w:t>
                       </w:r>
+                      <w:proofErr w:type="spellStart"/>
                       <w:r>
                         <w:rPr>
                           <w:rFonts w:hint="eastAsia"/>
                           <w:sz w:val="20"/>
                           <w:szCs w:val="20"/>
                         </w:rPr>
-                        <w:t xml:space="preserve">　</w:t>
+                        <w:t>ContainerDepth</w:t>
                       </w:r>
+                      <w:proofErr w:type="spellEnd"/>
                       <w:r>
                         <w:rPr>
                           <w:rFonts w:hint="eastAsia"/>
                           <w:sz w:val="20"/>
                           <w:szCs w:val="20"/>
                         </w:rPr>
-                        <w:t xml:space="preserve">ContainerDepth </w:t>
-                      </w:r>
-                      <w:r>
-                        <w:rPr>
-                          <w:rFonts w:hint="eastAsia"/>
-                          <w:sz w:val="20"/>
-                          <w:szCs w:val="20"/>
-                        </w:rPr>
-                        <w:t>1</w:t>
+                        <w:t xml:space="preserve"> 1</w:t>
                       </w:r>
                       <w:r>
                         <w:rPr>
@@ -5835,7 +6166,6 @@
                     <w:p>
                       <w:pPr>
                         <w:rPr>
-                          <w:rFonts w:hint="eastAsia"/>
                           <w:sz w:val="20"/>
                           <w:szCs w:val="20"/>
                         </w:rPr>
@@ -6228,7 +6558,6 @@
                           <w:p>
                             <w:pPr>
                               <w:rPr>
-                                <w:rFonts w:hint="eastAsia"/>
                                 <w:sz w:val="20"/>
                                 <w:szCs w:val="20"/>
                               </w:rPr>
@@ -6241,13 +6570,23 @@
                               </w:rPr>
                               <w:t xml:space="preserve">①　</w:t>
                             </w:r>
+                            <w:proofErr w:type="spellStart"/>
                             <w:r>
                               <w:rPr>
                                 <w:rFonts w:hint="eastAsia"/>
                                 <w:sz w:val="20"/>
                                 <w:szCs w:val="20"/>
                               </w:rPr>
-                              <w:t>BaseScene, Layer 0.9f</w:t>
+                              <w:t>BaseScene</w:t>
+                            </w:r>
+                            <w:proofErr w:type="spellEnd"/>
+                            <w:r>
+                              <w:rPr>
+                                <w:rFonts w:hint="eastAsia"/>
+                                <w:sz w:val="20"/>
+                                <w:szCs w:val="20"/>
+                              </w:rPr>
+                              <w:t>, Layer 0.9f</w:t>
                             </w:r>
                           </w:p>
                         </w:txbxContent>
@@ -6275,7 +6614,6 @@
                     <w:p>
                       <w:pPr>
                         <w:rPr>
-                          <w:rFonts w:hint="eastAsia"/>
                           <w:sz w:val="20"/>
                           <w:szCs w:val="20"/>
                         </w:rPr>
@@ -6288,13 +6626,23 @@
                         </w:rPr>
                         <w:t xml:space="preserve">①　</w:t>
                       </w:r>
+                      <w:proofErr w:type="spellStart"/>
                       <w:r>
                         <w:rPr>
                           <w:rFonts w:hint="eastAsia"/>
                           <w:sz w:val="20"/>
                           <w:szCs w:val="20"/>
                         </w:rPr>
-                        <w:t>BaseScene, Layer 0.9f</w:t>
+                        <w:t>BaseScene</w:t>
+                      </w:r>
+                      <w:proofErr w:type="spellEnd"/>
+                      <w:r>
+                        <w:rPr>
+                          <w:rFonts w:hint="eastAsia"/>
+                          <w:sz w:val="20"/>
+                          <w:szCs w:val="20"/>
+                        </w:rPr>
+                        <w:t>, Layer 0.9f</w:t>
                       </w:r>
                     </w:p>
                   </w:txbxContent>
@@ -6805,7 +7153,6 @@
                           <w:p>
                             <w:pPr>
                               <w:rPr>
-                                <w:rFonts w:hint="eastAsia"/>
                                 <w:sz w:val="16"/>
                                 <w:szCs w:val="16"/>
                               </w:rPr>
@@ -6899,7 +7246,6 @@
                     <w:p>
                       <w:pPr>
                         <w:rPr>
-                          <w:rFonts w:hint="eastAsia"/>
                           <w:sz w:val="16"/>
                           <w:szCs w:val="16"/>
                         </w:rPr>
@@ -7025,7 +7371,6 @@
                           <w:p>
                             <w:pPr>
                               <w:rPr>
-                                <w:rFonts w:hint="eastAsia"/>
                                 <w:sz w:val="16"/>
                                 <w:szCs w:val="16"/>
                               </w:rPr>
@@ -7119,7 +7464,6 @@
                     <w:p>
                       <w:pPr>
                         <w:rPr>
-                          <w:rFonts w:hint="eastAsia"/>
                           <w:sz w:val="16"/>
                           <w:szCs w:val="16"/>
                         </w:rPr>
@@ -7245,7 +7589,6 @@
                           <w:p>
                             <w:pPr>
                               <w:rPr>
-                                <w:rFonts w:hint="eastAsia"/>
                                 <w:sz w:val="16"/>
                                 <w:szCs w:val="16"/>
                               </w:rPr>
@@ -7339,7 +7682,6 @@
                     <w:p>
                       <w:pPr>
                         <w:rPr>
-                          <w:rFonts w:hint="eastAsia"/>
                           <w:sz w:val="16"/>
                           <w:szCs w:val="16"/>
                         </w:rPr>
@@ -7465,7 +7807,6 @@
                           <w:p>
                             <w:pPr>
                               <w:rPr>
-                                <w:rFonts w:hint="eastAsia"/>
                                 <w:sz w:val="16"/>
                                 <w:szCs w:val="16"/>
                               </w:rPr>
@@ -7504,7 +7845,6 @@
                     <w:p>
                       <w:pPr>
                         <w:rPr>
-                          <w:rFonts w:hint="eastAsia"/>
                           <w:sz w:val="16"/>
                           <w:szCs w:val="16"/>
                         </w:rPr>
@@ -7753,20 +8093,14 @@
       <w:pPr>
         <w:pStyle w:val="Header3Normal"/>
         <w:ind w:left="0"/>
-        <w:rPr>
-          <w:rFonts w:hint="eastAsia"/>
-        </w:rPr>
       </w:pPr>
     </w:p>
     <w:p>
       <w:pPr>
         <w:pStyle w:val="Heading2"/>
-        <w:rPr>
-          <w:rFonts w:hint="eastAsia"/>
-        </w:rPr>
       </w:pPr>
       <w:bookmarkStart w:id="23" w:name="_Clicker"/>
-      <w:bookmarkStart w:id="24" w:name="_Toc228953014"/>
+      <w:bookmarkStart w:id="24" w:name="_Toc231654197"/>
       <w:bookmarkEnd w:id="23"/>
       <w:r>
         <w:rPr>
@@ -7831,11 +8165,19 @@
           <w:numId w:val="10"/>
         </w:numPr>
       </w:pPr>
-      <w:r>
-        <w:rPr>
-          <w:rFonts w:hint="eastAsia"/>
-        </w:rPr>
-        <w:t xml:space="preserve">ClickArea </w:t>
+      <w:proofErr w:type="spellStart"/>
+      <w:r>
+        <w:rPr>
+          <w:rFonts w:hint="eastAsia"/>
+        </w:rPr>
+        <w:t>ClickArea</w:t>
+      </w:r>
+      <w:proofErr w:type="spellEnd"/>
+      <w:r>
+        <w:rPr>
+          <w:rFonts w:hint="eastAsia"/>
+        </w:rPr>
+        <w:t xml:space="preserve"> </w:t>
       </w:r>
       <w:r>
         <w:t>–</w:t>
@@ -7890,7 +8232,21 @@
         <w:rPr>
           <w:rFonts w:hint="eastAsia"/>
         </w:rPr>
-        <w:t xml:space="preserve">Returns true once when the mouse clicks within the ClickArea. </w:t>
+        <w:t xml:space="preserve">Returns true once when the mouse clicks within the </w:t>
+      </w:r>
+      <w:proofErr w:type="spellStart"/>
+      <w:r>
+        <w:rPr>
+          <w:rFonts w:hint="eastAsia"/>
+        </w:rPr>
+        <w:t>ClickArea</w:t>
+      </w:r>
+      <w:proofErr w:type="spellEnd"/>
+      <w:r>
+        <w:rPr>
+          <w:rFonts w:hint="eastAsia"/>
+        </w:rPr>
+        <w:t xml:space="preserve">. </w:t>
       </w:r>
       <w:r>
         <w:t>Returns</w:t>
@@ -7919,27 +8275,12 @@
     <w:p>
       <w:pPr>
         <w:pStyle w:val="Header3Normal"/>
-        <w:rPr>
-          <w:rFonts w:hint="eastAsia"/>
-        </w:rPr>
-      </w:pPr>
-      <w:r>
-        <w:rPr>
-          <w:rFonts w:hint="eastAsia"/>
-        </w:rPr>
-        <w:t xml:space="preserve">Returns true </w:t>
-      </w:r>
-      <w:r>
-        <w:rPr>
-          <w:rFonts w:hint="eastAsia"/>
-        </w:rPr>
-        <w:t>every tick</w:t>
-      </w:r>
-      <w:r>
-        <w:rPr>
-          <w:rFonts w:hint="eastAsia"/>
-        </w:rPr>
-        <w:t xml:space="preserve"> the </w:t>
+      </w:pPr>
+      <w:r>
+        <w:rPr>
+          <w:rFonts w:hint="eastAsia"/>
+        </w:rPr>
+        <w:t xml:space="preserve">Returns true every tick the </w:t>
       </w:r>
       <w:r>
         <w:t xml:space="preserve">left </w:t>
@@ -7957,7 +8298,21 @@
         <w:rPr>
           <w:rFonts w:hint="eastAsia"/>
         </w:rPr>
-        <w:t>clicks within the ClickArea.</w:t>
+        <w:t xml:space="preserve">clicks within the </w:t>
+      </w:r>
+      <w:proofErr w:type="spellStart"/>
+      <w:r>
+        <w:rPr>
+          <w:rFonts w:hint="eastAsia"/>
+        </w:rPr>
+        <w:t>ClickArea</w:t>
+      </w:r>
+      <w:proofErr w:type="spellEnd"/>
+      <w:r>
+        <w:rPr>
+          <w:rFonts w:hint="eastAsia"/>
+        </w:rPr>
+        <w:t>.</w:t>
       </w:r>
     </w:p>
     <w:p>
@@ -7965,7 +8320,7 @@
         <w:pStyle w:val="Heading2"/>
       </w:pPr>
       <w:bookmarkStart w:id="26" w:name="_Transform"/>
-      <w:bookmarkStart w:id="27" w:name="_Toc228953015"/>
+      <w:bookmarkStart w:id="27" w:name="_Toc231654198"/>
       <w:bookmarkEnd w:id="26"/>
       <w:r>
         <w:t>Transform</w:t>
@@ -7975,9 +8330,6 @@
     <w:p>
       <w:pPr>
         <w:pStyle w:val="Header2Normal"/>
-        <w:rPr>
-          <w:rFonts w:hint="eastAsia"/>
-        </w:rPr>
       </w:pPr>
       <w:r>
         <w:rPr>
@@ -8165,12 +8517,14 @@
         <w:t xml:space="preserve">degrees of rotation rotated around the origin, see </w:t>
       </w:r>
       <w:hyperlink r:id="rId12" w:history="1">
+        <w:proofErr w:type="spellStart"/>
         <w:r>
           <w:rPr>
             <w:rStyle w:val="Hyperlink"/>
           </w:rPr>
           <w:t>Monogame</w:t>
         </w:r>
+        <w:proofErr w:type="spellEnd"/>
       </w:hyperlink>
       <w:r>
         <w:rPr>
@@ -8213,13 +8567,7 @@
         <w:rPr>
           <w:rFonts w:hint="eastAsia"/>
         </w:rPr>
-        <w:t>Transform</w:t>
-      </w:r>
-      <w:r>
-        <w:rPr>
-          <w:rFonts w:hint="eastAsia"/>
-        </w:rPr>
-        <w:t>()</w:t>
+        <w:t>Transform()</w:t>
       </w:r>
     </w:p>
     <w:p>
@@ -8231,37 +8579,44 @@
         <w:rPr>
           <w:rFonts w:hint="eastAsia"/>
         </w:rPr>
-        <w:t xml:space="preserve">Sets the properties of the </w:t>
-      </w:r>
-      <w:r>
-        <w:rPr>
-          <w:rFonts w:hint="eastAsia"/>
-        </w:rPr>
-        <w:t>Transform</w:t>
-      </w:r>
-      <w:r>
-        <w:rPr>
-          <w:rFonts w:hint="eastAsia"/>
-        </w:rPr>
-        <w:t xml:space="preserve"> object to the parameters passed in.</w:t>
-      </w:r>
-      <w:r>
-        <w:rPr>
-          <w:rFonts w:hint="eastAsia"/>
-        </w:rPr>
-        <w:t xml:space="preserve"> The X and Y can be set individually, or together as a Vector2 object. The height and width are always individually set, and all other parameters can be set optionally.</w:t>
+        <w:t>Sets the properties of the Transform object to the parameters passed in. The X and Y can be set individually, or together as a Vector2 object. The height and width are always individually set, and all other parameters can be set optionally.</w:t>
+      </w:r>
+      <w:r>
+        <w:br w:type="page"/>
+      </w:r>
+    </w:p>
+    <w:p>
+      <w:pPr>
+        <w:pStyle w:val="Heading1"/>
+      </w:pPr>
+      <w:bookmarkStart w:id="29" w:name="_Toc231654199"/>
+      <w:r>
+        <w:lastRenderedPageBreak/>
+        <w:t>Managers</w:t>
+      </w:r>
+      <w:bookmarkEnd w:id="29"/>
+    </w:p>
+    <w:p>
+      <w:r>
+        <w:t xml:space="preserve">Objective: </w:t>
+      </w:r>
+      <w:r>
+        <w:t>Static classes used to hold global variables and unchanging states</w:t>
       </w:r>
     </w:p>
     <w:p>
       <w:pPr>
         <w:pStyle w:val="Heading2"/>
       </w:pPr>
-      <w:bookmarkStart w:id="29" w:name="_Toc228953016"/>
-      <w:r>
-        <w:lastRenderedPageBreak/>
-        <w:t>Interfaces</w:t>
-      </w:r>
-      <w:bookmarkEnd w:id="29"/>
+      <w:bookmarkStart w:id="30" w:name="_Toc231654200"/>
+      <w:proofErr w:type="spellStart"/>
+      <w:proofErr w:type="gramStart"/>
+      <w:r>
+        <w:t>ColorManager</w:t>
+      </w:r>
+      <w:bookmarkEnd w:id="30"/>
+      <w:proofErr w:type="spellEnd"/>
+      <w:proofErr w:type="gramEnd"/>
     </w:p>
     <w:p>
       <w:pPr>
@@ -8271,183 +8626,1167 @@
         <w:rPr>
           <w:rFonts w:hint="eastAsia"/>
         </w:rPr>
-        <w:t xml:space="preserve">Objective: Allow </w:t>
-      </w:r>
-      <w:r>
-        <w:t>dependency</w:t>
-      </w:r>
-      <w:r>
-        <w:rPr>
-          <w:rFonts w:hint="eastAsia"/>
-        </w:rPr>
-        <w:t xml:space="preserve"> injection in for each object loaded in a </w:t>
-      </w:r>
-      <w:hyperlink w:anchor="_Container" w:history="1">
+        <w:t xml:space="preserve">Objective: Hold frequently used colors and </w:t>
+      </w:r>
+      <w:proofErr w:type="gramStart"/>
+      <w:r>
+        <w:rPr>
+          <w:rFonts w:hint="eastAsia"/>
+        </w:rPr>
+        <w:t>color</w:t>
+      </w:r>
+      <w:proofErr w:type="gramEnd"/>
+      <w:r>
+        <w:rPr>
+          <w:rFonts w:hint="eastAsia"/>
+        </w:rPr>
+        <w:t xml:space="preserve"> related functions</w:t>
+      </w:r>
+    </w:p>
+    <w:p>
+      <w:pPr>
+        <w:pStyle w:val="Heading3"/>
+      </w:pPr>
+      <w:r>
+        <w:rPr>
+          <w:rFonts w:hint="eastAsia"/>
+        </w:rPr>
+        <w:t>Colors</w:t>
+      </w:r>
+    </w:p>
+    <w:p>
+      <w:pPr>
+        <w:pStyle w:val="Header3Normal"/>
+      </w:pPr>
+      <w:r>
+        <w:rPr>
+          <w:rFonts w:hint="eastAsia"/>
+        </w:rPr>
+        <w:t xml:space="preserve">A dictionary of frequently used colors. </w:t>
+      </w:r>
+    </w:p>
+    <w:p>
+      <w:pPr>
+        <w:pStyle w:val="Heading3"/>
+      </w:pPr>
+      <w:proofErr w:type="spellStart"/>
+      <w:r>
+        <w:rPr>
+          <w:rFonts w:hint="eastAsia"/>
+        </w:rPr>
+        <w:t>InvertColor</w:t>
+      </w:r>
+      <w:proofErr w:type="spellEnd"/>
+      <w:r>
+        <w:rPr>
+          <w:rFonts w:hint="eastAsia"/>
+        </w:rPr>
+        <w:t>()</w:t>
+      </w:r>
+    </w:p>
+    <w:p>
+      <w:pPr>
+        <w:pStyle w:val="Header3Normal"/>
+      </w:pPr>
+      <w:r>
+        <w:rPr>
+          <w:rFonts w:hint="eastAsia"/>
+        </w:rPr>
+        <w:t>Inverts the RGB values of the parameter set Color.</w:t>
+      </w:r>
+    </w:p>
+    <w:p>
+      <w:pPr>
+        <w:pStyle w:val="Heading3"/>
+      </w:pPr>
+      <w:proofErr w:type="spellStart"/>
+      <w:r>
+        <w:rPr>
+          <w:rFonts w:hint="eastAsia"/>
+        </w:rPr>
+        <w:t>RGBToHSV</w:t>
+      </w:r>
+      <w:proofErr w:type="spellEnd"/>
+      <w:r>
+        <w:rPr>
+          <w:rFonts w:hint="eastAsia"/>
+        </w:rPr>
+        <w:t>()</w:t>
+      </w:r>
+    </w:p>
+    <w:p>
+      <w:pPr>
+        <w:pStyle w:val="Header3Normal"/>
+      </w:pPr>
+      <w:r>
+        <w:rPr>
+          <w:rFonts w:hint="eastAsia"/>
+        </w:rPr>
+        <w:t>Converts an RGB Color object to an HSV Vector3 object (ignores alpha).</w:t>
+      </w:r>
+    </w:p>
+    <w:p>
+      <w:pPr>
+        <w:pStyle w:val="Heading3"/>
+      </w:pPr>
+      <w:proofErr w:type="spellStart"/>
+      <w:r>
+        <w:rPr>
+          <w:rFonts w:hint="eastAsia"/>
+        </w:rPr>
+        <w:t>HSVToRGB</w:t>
+      </w:r>
+      <w:proofErr w:type="spellEnd"/>
+      <w:r>
+        <w:rPr>
+          <w:rFonts w:hint="eastAsia"/>
+        </w:rPr>
+        <w:t>()</w:t>
+      </w:r>
+    </w:p>
+    <w:p>
+      <w:pPr>
+        <w:pStyle w:val="Header3Normal"/>
+      </w:pPr>
+      <w:r>
+        <w:rPr>
+          <w:rFonts w:hint="eastAsia"/>
+        </w:rPr>
+        <w:t>Converts an HSV Vector3 object to an RGB Color object.</w:t>
+      </w:r>
+    </w:p>
+    <w:p>
+      <w:pPr>
+        <w:pStyle w:val="Heading2"/>
+      </w:pPr>
+      <w:bookmarkStart w:id="31" w:name="_FontManager"/>
+      <w:bookmarkStart w:id="32" w:name="_Toc231654201"/>
+      <w:bookmarkEnd w:id="31"/>
+      <w:proofErr w:type="spellStart"/>
+      <w:r>
+        <w:t>FontManager</w:t>
+      </w:r>
+      <w:bookmarkEnd w:id="32"/>
+      <w:proofErr w:type="spellEnd"/>
+    </w:p>
+    <w:p>
+      <w:pPr>
+        <w:pStyle w:val="Header2Normal"/>
+      </w:pPr>
+      <w:r>
+        <w:rPr>
+          <w:rFonts w:hint="eastAsia"/>
+        </w:rPr>
+        <w:t xml:space="preserve">Objective: Allow for easy </w:t>
+      </w:r>
+      <w:r>
+        <w:t>access</w:t>
+      </w:r>
+      <w:r>
+        <w:rPr>
+          <w:rFonts w:hint="eastAsia"/>
+        </w:rPr>
+        <w:t xml:space="preserve"> to </w:t>
+      </w:r>
+      <w:proofErr w:type="spellStart"/>
+      <w:r>
+        <w:rPr>
+          <w:rFonts w:hint="eastAsia"/>
+        </w:rPr>
+        <w:t>SpriteFont</w:t>
+      </w:r>
+      <w:proofErr w:type="spellEnd"/>
+      <w:r>
+        <w:rPr>
+          <w:rFonts w:hint="eastAsia"/>
+        </w:rPr>
+        <w:t xml:space="preserve"> objects after loading fonts into the </w:t>
+      </w:r>
+      <w:hyperlink r:id="rId13" w:anchor="fonts" w:history="1">
+        <w:proofErr w:type="spellStart"/>
         <w:r>
           <w:rPr>
             <w:rStyle w:val="Hyperlink"/>
           </w:rPr>
-          <w:t>Container</w:t>
+          <w:t>Monogame</w:t>
         </w:r>
-      </w:hyperlink>
-      <w:r>
-        <w:rPr>
-          <w:rFonts w:hint="eastAsia"/>
-        </w:rPr>
-        <w:t xml:space="preserve">, so that each object can be drawn and/or updated </w:t>
-      </w:r>
-      <w:r>
-        <w:t>separately</w:t>
-      </w:r>
-      <w:r>
-        <w:rPr>
-          <w:rFonts w:hint="eastAsia"/>
-        </w:rPr>
-        <w:t xml:space="preserve">. </w:t>
-      </w:r>
-      <w:r>
-        <w:br/>
-      </w:r>
-      <w:r>
-        <w:t>As p</w:t>
-      </w:r>
-      <w:r>
-        <w:rPr>
-          <w:rFonts w:hint="eastAsia"/>
-        </w:rPr>
-        <w:t xml:space="preserve">rinciple, each interface only has 1 </w:t>
-      </w:r>
-      <w:r>
-        <w:rPr>
-          <w:rFonts w:hint="eastAsia"/>
-        </w:rPr>
-        <w:t>object or method</w:t>
-      </w:r>
-      <w:r>
-        <w:rPr>
-          <w:rFonts w:hint="eastAsia"/>
-        </w:rPr>
-        <w:t xml:space="preserve">, </w:t>
-      </w:r>
-      <w:r>
-        <w:rPr>
-          <w:rFonts w:hint="eastAsia"/>
-        </w:rPr>
-        <w:t xml:space="preserve">and read-only properties that point to the properties </w:t>
-      </w:r>
-      <w:r>
-        <w:t>of that</w:t>
-      </w:r>
-      <w:r>
-        <w:rPr>
-          <w:rFonts w:hint="eastAsia"/>
-        </w:rPr>
-        <w:t xml:space="preserve"> object. To add properties to an interface, add properties to the object class and create pointers to those properties to prevent needing changing every instance of the interface.</w:t>
-      </w:r>
-    </w:p>
-    <w:p>
-      <w:pPr>
-        <w:pStyle w:val="Heading3"/>
-      </w:pPr>
-      <w:bookmarkStart w:id="30" w:name="_IContainer"/>
-      <w:bookmarkEnd w:id="30"/>
-      <w:r>
-        <w:rPr>
-          <w:rFonts w:hint="eastAsia"/>
-        </w:rPr>
-        <w:t>IContainer</w:t>
-      </w:r>
-    </w:p>
-    <w:p>
-      <w:pPr>
-        <w:pStyle w:val="Header3Normal"/>
-      </w:pPr>
-      <w:r>
-        <w:rPr>
-          <w:rFonts w:hint="eastAsia"/>
-        </w:rPr>
-        <w:t xml:space="preserve">Holds a </w:t>
-      </w:r>
-      <w:hyperlink w:anchor="_Container" w:history="1">
+        <w:proofErr w:type="spellEnd"/>
         <w:r>
           <w:rPr>
             <w:rStyle w:val="Hyperlink"/>
           </w:rPr>
-          <w:t>Container</w:t>
+          <w:t xml:space="preserve"> </w:t>
         </w:r>
-      </w:hyperlink>
-      <w:r>
-        <w:rPr>
-          <w:rFonts w:hint="eastAsia"/>
-        </w:rPr>
-        <w:t xml:space="preserve"> object and references to each Container property.</w:t>
-      </w:r>
-    </w:p>
-    <w:p>
-      <w:pPr>
-        <w:pStyle w:val="Heading3"/>
-      </w:pPr>
-      <w:bookmarkStart w:id="31" w:name="_IUpdate"/>
-      <w:bookmarkEnd w:id="31"/>
-      <w:r>
-        <w:rPr>
-          <w:rFonts w:hint="eastAsia"/>
-        </w:rPr>
-        <w:t>IUpdate</w:t>
-      </w:r>
-    </w:p>
-    <w:p>
-      <w:pPr>
-        <w:pStyle w:val="Header3Normal"/>
-      </w:pPr>
-      <w:r>
-        <w:rPr>
-          <w:rFonts w:hint="eastAsia"/>
-        </w:rPr>
-        <w:t xml:space="preserve">Holds the </w:t>
-      </w:r>
-      <w:hyperlink w:anchor="_Update()" w:history="1">
+        <w:proofErr w:type="spellStart"/>
         <w:r>
           <w:rPr>
             <w:rStyle w:val="Hyperlink"/>
           </w:rPr>
-          <w:t>Update()</w:t>
+          <w:t>ContentManager</w:t>
+        </w:r>
+        <w:proofErr w:type="spellEnd"/>
+      </w:hyperlink>
+      <w:r>
+        <w:rPr>
+          <w:rFonts w:hint="eastAsia"/>
+        </w:rPr>
+        <w:t>.</w:t>
+      </w:r>
+    </w:p>
+    <w:p>
+      <w:pPr>
+        <w:pStyle w:val="Heading3"/>
+      </w:pPr>
+      <w:r>
+        <w:rPr>
+          <w:rFonts w:hint="eastAsia"/>
+        </w:rPr>
+        <w:t>Initialize()</w:t>
+      </w:r>
+    </w:p>
+    <w:p>
+      <w:pPr>
+        <w:pStyle w:val="Header3Normal"/>
+      </w:pPr>
+      <w:r>
+        <w:rPr>
+          <w:rFonts w:hint="eastAsia"/>
+        </w:rPr>
+        <w:t xml:space="preserve">Called at the start of the program, converting each Font file built by the </w:t>
+      </w:r>
+      <w:proofErr w:type="spellStart"/>
+      <w:r>
+        <w:rPr>
+          <w:rFonts w:hint="eastAsia"/>
+        </w:rPr>
+        <w:t>ContentManager</w:t>
+      </w:r>
+      <w:proofErr w:type="spellEnd"/>
+      <w:r>
+        <w:rPr>
+          <w:rFonts w:hint="eastAsia"/>
+        </w:rPr>
+        <w:t xml:space="preserve"> into a </w:t>
+      </w:r>
+      <w:proofErr w:type="spellStart"/>
+      <w:r>
+        <w:rPr>
+          <w:rFonts w:hint="eastAsia"/>
+        </w:rPr>
+        <w:t>SpriteFont</w:t>
+      </w:r>
+      <w:proofErr w:type="spellEnd"/>
+      <w:r>
+        <w:rPr>
+          <w:rFonts w:hint="eastAsia"/>
+        </w:rPr>
+        <w:t xml:space="preserve"> </w:t>
+      </w:r>
+      <w:r>
+        <w:t>object</w:t>
+      </w:r>
+      <w:r>
+        <w:rPr>
+          <w:rFonts w:hint="eastAsia"/>
+        </w:rPr>
+        <w:t xml:space="preserve">, which is stored in a dictionary with the key being the same file name as the Font loaded (i.e., the </w:t>
+      </w:r>
+      <w:proofErr w:type="spellStart"/>
+      <w:r>
+        <w:rPr>
+          <w:rFonts w:hint="eastAsia"/>
+        </w:rPr>
+        <w:t>Arial.spritefont</w:t>
+      </w:r>
+      <w:proofErr w:type="spellEnd"/>
+      <w:r>
+        <w:rPr>
+          <w:rFonts w:hint="eastAsia"/>
+        </w:rPr>
+        <w:t xml:space="preserve"> file can be accessed with the key </w:t>
+      </w:r>
+      <w:r>
+        <w:t>“</w:t>
+      </w:r>
+      <w:r>
+        <w:rPr>
+          <w:rFonts w:hint="eastAsia"/>
+        </w:rPr>
+        <w:t>Arial</w:t>
+      </w:r>
+      <w:r>
+        <w:t>”</w:t>
+      </w:r>
+      <w:r>
+        <w:rPr>
+          <w:rFonts w:hint="eastAsia"/>
+        </w:rPr>
+        <w:t>).</w:t>
+      </w:r>
+    </w:p>
+    <w:p>
+      <w:pPr>
+        <w:pStyle w:val="Heading3"/>
+      </w:pPr>
+      <w:proofErr w:type="spellStart"/>
+      <w:r>
+        <w:rPr>
+          <w:rFonts w:hint="eastAsia"/>
+        </w:rPr>
+        <w:t>GetFontName</w:t>
+      </w:r>
+      <w:proofErr w:type="spellEnd"/>
+      <w:r>
+        <w:rPr>
+          <w:rFonts w:hint="eastAsia"/>
+        </w:rPr>
+        <w:t>()</w:t>
+      </w:r>
+    </w:p>
+    <w:p>
+      <w:pPr>
+        <w:pStyle w:val="Header3Normal"/>
+      </w:pPr>
+      <w:r>
+        <w:rPr>
+          <w:rFonts w:hint="eastAsia"/>
+        </w:rPr>
+        <w:t xml:space="preserve">Finds the dictionary key for any provided </w:t>
+      </w:r>
+      <w:proofErr w:type="spellStart"/>
+      <w:r>
+        <w:rPr>
+          <w:rFonts w:hint="eastAsia"/>
+        </w:rPr>
+        <w:t>SpriteFont</w:t>
+      </w:r>
+      <w:proofErr w:type="spellEnd"/>
+      <w:r>
+        <w:rPr>
+          <w:rFonts w:hint="eastAsia"/>
+        </w:rPr>
+        <w:t xml:space="preserve"> object. Used primarily for debugging</w:t>
+      </w:r>
+      <w:r>
+        <w:t>.</w:t>
+      </w:r>
+    </w:p>
+    <w:p>
+      <w:pPr>
+        <w:pStyle w:val="Heading2"/>
+      </w:pPr>
+      <w:bookmarkStart w:id="33" w:name="_Toc231654202"/>
+      <w:proofErr w:type="spellStart"/>
+      <w:r>
+        <w:t>KeyManager</w:t>
+      </w:r>
+      <w:bookmarkEnd w:id="33"/>
+      <w:proofErr w:type="spellEnd"/>
+    </w:p>
+    <w:p>
+      <w:pPr>
+        <w:pStyle w:val="Header2Normal"/>
+      </w:pPr>
+      <w:r>
+        <w:rPr>
+          <w:rFonts w:hint="eastAsia"/>
+        </w:rPr>
+        <w:t xml:space="preserve">Objective: </w:t>
+      </w:r>
+      <w:r>
+        <w:rPr>
+          <w:rFonts w:hint="eastAsia"/>
+        </w:rPr>
+        <w:t>A collection of dictionaries to make bindings to certain keys easier. Used primarily to convert non-standard keys (such as the number pad) to their standard counterparts (i.e., so that numbers can be read from either the number pad or the number row).</w:t>
+      </w:r>
+    </w:p>
+    <w:p>
+      <w:pPr>
+        <w:pStyle w:val="Heading2"/>
+      </w:pPr>
+      <w:bookmarkStart w:id="34" w:name="_Shapes"/>
+      <w:bookmarkStart w:id="35" w:name="_Toc231654203"/>
+      <w:bookmarkEnd w:id="34"/>
+      <w:r>
+        <w:lastRenderedPageBreak/>
+        <w:t>Shapes</w:t>
+      </w:r>
+      <w:bookmarkEnd w:id="35"/>
+    </w:p>
+    <w:p>
+      <w:pPr>
+        <w:pStyle w:val="Header2Normal"/>
+      </w:pPr>
+      <w:r>
+        <w:t>Objective: Create simple shape textures that can be used for basic objects</w:t>
+      </w:r>
+    </w:p>
+    <w:p>
+      <w:pPr>
+        <w:pStyle w:val="Heading3"/>
+      </w:pPr>
+      <w:proofErr w:type="spellStart"/>
+      <w:r>
+        <w:t>MakeShapes</w:t>
+      </w:r>
+      <w:proofErr w:type="spellEnd"/>
+      <w:r>
+        <w:t>()</w:t>
+      </w:r>
+    </w:p>
+    <w:p>
+      <w:pPr>
+        <w:pStyle w:val="Header3Normal"/>
+      </w:pPr>
+      <w:r>
+        <w:t>Called on initialization to create all primitive shape textures for the game. The current shapes drawn are a square, circle, right-angle triangle and equilateral triangle, each with a resolution of 1000x1000 pixels</w:t>
+      </w:r>
+      <w:r>
+        <w:t>.</w:t>
+      </w:r>
+    </w:p>
+    <w:p>
+      <w:pPr>
+        <w:pStyle w:val="Heading3"/>
+      </w:pPr>
+      <w:proofErr w:type="spellStart"/>
+      <w:r>
+        <w:t>MakeOutline</w:t>
+      </w:r>
+      <w:proofErr w:type="spellEnd"/>
+      <w:r>
+        <w:t>()</w:t>
+      </w:r>
+    </w:p>
+    <w:p>
+      <w:pPr>
+        <w:pStyle w:val="Header3Normal"/>
+      </w:pPr>
+      <w:r>
+        <w:t xml:space="preserve">Used to draw rectangular outlines around an area provided in the parameters. The outline </w:t>
+      </w:r>
+      <w:r>
+        <w:t>is drawn a</w:t>
+      </w:r>
+      <w:r>
+        <w:t xml:space="preserve"> specified number of pixels towards the center of the given rectangle.</w:t>
+      </w:r>
+    </w:p>
+    <w:p>
+      <w:pPr>
+        <w:pStyle w:val="Heading2"/>
+      </w:pPr>
+      <w:bookmarkStart w:id="36" w:name="_Toc231654204"/>
+      <w:r>
+        <w:t>Enums</w:t>
+      </w:r>
+      <w:bookmarkEnd w:id="36"/>
+    </w:p>
+    <w:p>
+      <w:pPr>
+        <w:pStyle w:val="Header2Normal"/>
+      </w:pPr>
+      <w:r>
+        <w:rPr>
+          <w:rFonts w:hint="eastAsia"/>
+        </w:rPr>
+        <w:t>Objective: Fixed settings for the entire game, such as screen size, volume, etc.</w:t>
+      </w:r>
+    </w:p>
+    <w:p>
+      <w:pPr>
+        <w:rPr>
+          <w:rFonts w:asciiTheme="majorHAnsi" w:eastAsiaTheme="majorEastAsia" w:hAnsiTheme="majorHAnsi" w:cstheme="majorBidi"/>
+          <w:color w:val="0F4761" w:themeColor="accent1" w:themeShade="BF"/>
+          <w:sz w:val="40"/>
+          <w:szCs w:val="40"/>
+        </w:rPr>
+      </w:pPr>
+      <w:bookmarkStart w:id="37" w:name="_Objects"/>
+      <w:bookmarkEnd w:id="37"/>
+      <w:r>
+        <w:br w:type="page"/>
+      </w:r>
+    </w:p>
+    <w:p>
+      <w:pPr>
+        <w:pStyle w:val="Heading1"/>
+      </w:pPr>
+      <w:bookmarkStart w:id="38" w:name="_Toc231654205"/>
+      <w:r>
+        <w:lastRenderedPageBreak/>
+        <w:t>Objects</w:t>
+      </w:r>
+      <w:bookmarkEnd w:id="38"/>
+    </w:p>
+    <w:p>
+      <w:r>
+        <w:t xml:space="preserve">Objective: </w:t>
+      </w:r>
+      <w:r>
+        <w:t>O</w:t>
+      </w:r>
+      <w:r>
+        <w:t>bjects that the players will interact with in the game</w:t>
+      </w:r>
+    </w:p>
+    <w:p>
+      <w:pPr>
+        <w:pStyle w:val="Heading2"/>
+      </w:pPr>
+      <w:bookmarkStart w:id="39" w:name="_Toc231654206"/>
+      <w:r>
+        <w:t>Button</w:t>
+      </w:r>
+      <w:bookmarkEnd w:id="39"/>
+    </w:p>
+    <w:p>
+      <w:pPr>
+        <w:pStyle w:val="Header2Normal"/>
+      </w:pPr>
+      <w:r>
+        <w:t>Objective: A region on screen which can be left-clicked to call a function, optionally with text and graphics.</w:t>
+      </w:r>
+    </w:p>
+    <w:p>
+      <w:pPr>
+        <w:pStyle w:val="Heading3"/>
+      </w:pPr>
+      <w:r>
+        <w:rPr>
+          <w:rFonts w:hint="eastAsia"/>
+        </w:rPr>
+        <w:t>Properties</w:t>
+      </w:r>
+    </w:p>
+    <w:p>
+      <w:pPr>
+        <w:pStyle w:val="Header2Normal"/>
+        <w:numPr>
+          <w:ilvl w:val="0"/>
+          <w:numId w:val="12"/>
+        </w:numPr>
+      </w:pPr>
+      <w:r>
+        <w:t xml:space="preserve">Clicker – The </w:t>
+      </w:r>
+      <w:hyperlink w:anchor="_Clicker" w:history="1">
+        <w:r>
+          <w:rPr>
+            <w:rStyle w:val="Hyperlink"/>
+          </w:rPr>
+          <w:t>Clicker</w:t>
         </w:r>
       </w:hyperlink>
       <w:r>
-        <w:rPr>
-          <w:rFonts w:hint="eastAsia"/>
-        </w:rPr>
-        <w:t xml:space="preserve"> method called every tick.</w:t>
+        <w:t xml:space="preserve"> object that facilitates the left-mouse functionality.</w:t>
+      </w:r>
+    </w:p>
+    <w:p>
+      <w:pPr>
+        <w:pStyle w:val="Header2Normal"/>
+        <w:numPr>
+          <w:ilvl w:val="0"/>
+          <w:numId w:val="12"/>
+        </w:numPr>
+      </w:pPr>
+      <w:proofErr w:type="spellStart"/>
+      <w:r>
+        <w:t>ButtonText</w:t>
+      </w:r>
+      <w:proofErr w:type="spellEnd"/>
+      <w:r>
+        <w:t xml:space="preserve"> – The private </w:t>
+      </w:r>
+      <w:hyperlink w:anchor="_Text" w:history="1">
+        <w:r>
+          <w:rPr>
+            <w:rStyle w:val="Hyperlink"/>
+          </w:rPr>
+          <w:t>Text</w:t>
+        </w:r>
+      </w:hyperlink>
+      <w:r>
+        <w:t xml:space="preserve"> object for the button text. When altering the properties of the button text, use separate properties (such as the </w:t>
+      </w:r>
+      <w:proofErr w:type="spellStart"/>
+      <w:r>
+        <w:t>TextColor</w:t>
+      </w:r>
+      <w:proofErr w:type="spellEnd"/>
+      <w:r>
+        <w:t xml:space="preserve"> property) or methods (such as the </w:t>
+      </w:r>
+      <w:proofErr w:type="spellStart"/>
+      <w:r>
+        <w:t>CenterText</w:t>
+      </w:r>
+      <w:proofErr w:type="spellEnd"/>
+      <w:r>
+        <w:t>() method) to make changes.</w:t>
+      </w:r>
+    </w:p>
+    <w:p>
+      <w:pPr>
+        <w:pStyle w:val="Header2Normal"/>
+        <w:numPr>
+          <w:ilvl w:val="0"/>
+          <w:numId w:val="12"/>
+        </w:numPr>
+      </w:pPr>
+      <w:r>
+        <w:t>Highlight – When Highlightable is set to true, this is the standard color shown when the mouse is not hovering over the button.</w:t>
+      </w:r>
+    </w:p>
+    <w:p>
+      <w:pPr>
+        <w:pStyle w:val="Header2Normal"/>
+        <w:numPr>
+          <w:ilvl w:val="0"/>
+          <w:numId w:val="12"/>
+        </w:numPr>
+      </w:pPr>
+      <w:r>
+        <w:t>Unhighlight – When Highlightable is set to true, this is an automatically set variable that is the highlight RGB color minus 30 for each RGB value, set whenever the mouse is hovering over the button.</w:t>
+      </w:r>
+    </w:p>
+    <w:p>
+      <w:pPr>
+        <w:pStyle w:val="Header2Normal"/>
+        <w:numPr>
+          <w:ilvl w:val="0"/>
+          <w:numId w:val="12"/>
+        </w:numPr>
+      </w:pPr>
+      <w:r>
+        <w:t>Highlightable – When set to true, the button will change from the Highlight color to the Unhighlight color when the mouse is hovering over the button.</w:t>
+      </w:r>
+    </w:p>
+    <w:p>
+      <w:pPr>
+        <w:pStyle w:val="Header2Normal"/>
+        <w:numPr>
+          <w:ilvl w:val="0"/>
+          <w:numId w:val="12"/>
+        </w:numPr>
+      </w:pPr>
+      <w:r>
+        <w:t>Function – The method called when this button is clicked. Only methods without a return can be called.</w:t>
       </w:r>
     </w:p>
     <w:p>
       <w:pPr>
         <w:pStyle w:val="Heading3"/>
       </w:pPr>
-      <w:bookmarkStart w:id="32" w:name="_IDraw"/>
-      <w:bookmarkEnd w:id="32"/>
-      <w:r>
-        <w:rPr>
-          <w:rFonts w:hint="eastAsia"/>
-        </w:rPr>
-        <w:t>IDraw</w:t>
+      <w:r>
+        <w:t>Button()</w:t>
       </w:r>
     </w:p>
     <w:p>
       <w:pPr>
         <w:pStyle w:val="Header3Normal"/>
-        <w:rPr>
-          <w:rFonts w:hint="eastAsia"/>
-        </w:rPr>
-      </w:pPr>
-      <w:r>
-        <w:rPr>
-          <w:rFonts w:hint="eastAsia"/>
-        </w:rPr>
-        <w:t xml:space="preserve">Holds a </w:t>
-      </w:r>
-      <w:hyperlink w:anchor="_Sprite" w:history="1">
+      </w:pPr>
+      <w:r>
+        <w:t xml:space="preserve">Takes the given parameters and sets the properties accordingly. </w:t>
+      </w:r>
+    </w:p>
+    <w:p>
+      <w:pPr>
+        <w:pStyle w:val="Heading3"/>
+      </w:pPr>
+      <w:r>
+        <w:t>Update()</w:t>
+      </w:r>
+    </w:p>
+    <w:p>
+      <w:pPr>
+        <w:pStyle w:val="Header3Normal"/>
+      </w:pPr>
+      <w:r>
+        <w:t xml:space="preserve">Every </w:t>
+      </w:r>
+      <w:proofErr w:type="gramStart"/>
+      <w:r>
+        <w:t>tick,</w:t>
+      </w:r>
+      <w:proofErr w:type="gramEnd"/>
+      <w:r>
+        <w:t xml:space="preserve"> checks for whether the mouse is hovering over the button, sets the Highlight color if it is and is Highlightable, and </w:t>
+      </w:r>
+      <w:r>
+        <w:t xml:space="preserve">calls Function </w:t>
+      </w:r>
+      <w:r>
+        <w:t xml:space="preserve">if the Clicker object’s </w:t>
+      </w:r>
+      <w:hyperlink w:anchor="_Click()" w:history="1">
+        <w:r>
+          <w:rPr>
+            <w:rStyle w:val="Hyperlink"/>
+          </w:rPr>
+          <w:t>Click()</w:t>
+        </w:r>
+      </w:hyperlink>
+      <w:r>
+        <w:t xml:space="preserve"> return</w:t>
+      </w:r>
+      <w:r>
+        <w:t>s</w:t>
+      </w:r>
+      <w:r>
+        <w:t xml:space="preserve"> true for left clicking</w:t>
+      </w:r>
+      <w:r>
+        <w:t>.</w:t>
+      </w:r>
+    </w:p>
+    <w:p>
+      <w:pPr>
+        <w:pStyle w:val="Heading3"/>
+      </w:pPr>
+      <w:proofErr w:type="spellStart"/>
+      <w:r>
+        <w:t>CenterText</w:t>
+      </w:r>
+      <w:proofErr w:type="spellEnd"/>
+      <w:r>
+        <w:t>()</w:t>
+      </w:r>
+    </w:p>
+    <w:p>
+      <w:pPr>
+        <w:pStyle w:val="Header3Normal"/>
+      </w:pPr>
+      <w:proofErr w:type="gramStart"/>
+      <w:r>
+        <w:t>Centers</w:t>
+      </w:r>
+      <w:proofErr w:type="gramEnd"/>
+      <w:r>
+        <w:t xml:space="preserve"> the text of the button to the center of the button.</w:t>
+      </w:r>
+    </w:p>
+    <w:p>
+      <w:pPr>
+        <w:pStyle w:val="Heading2"/>
+      </w:pPr>
+      <w:bookmarkStart w:id="40" w:name="_Cell"/>
+      <w:bookmarkStart w:id="41" w:name="_Toc231654207"/>
+      <w:bookmarkStart w:id="42" w:name="_Toc231654210"/>
+      <w:bookmarkEnd w:id="40"/>
+      <w:r>
+        <w:t>Polygon</w:t>
+      </w:r>
+      <w:bookmarkEnd w:id="42"/>
+    </w:p>
+    <w:p>
+      <w:pPr>
+        <w:pStyle w:val="Header2Normal"/>
+      </w:pPr>
+      <w:r>
+        <w:t>Objective: An object that allows easy drawing of simple shapes to the screen.</w:t>
+      </w:r>
+    </w:p>
+    <w:p>
+      <w:pPr>
+        <w:pStyle w:val="Heading3"/>
+      </w:pPr>
+      <w:r>
+        <w:lastRenderedPageBreak/>
+        <w:t>Polygon()</w:t>
+      </w:r>
+    </w:p>
+    <w:p>
+      <w:pPr>
+        <w:pStyle w:val="Header3Normal"/>
+      </w:pPr>
+      <w:r>
+        <w:t xml:space="preserve">Takes the given parameters and sets the properties accordingly. The Type parameter can be set to any of the primitive shapes made in the </w:t>
+      </w:r>
+      <w:hyperlink w:anchor="_Shapes" w:history="1">
+        <w:r>
+          <w:rPr>
+            <w:rStyle w:val="Hyperlink"/>
+          </w:rPr>
+          <w:t>Shapes</w:t>
+        </w:r>
+      </w:hyperlink>
+      <w:r>
+        <w:t xml:space="preserve"> class.</w:t>
+      </w:r>
+    </w:p>
+    <w:p>
+      <w:pPr>
+        <w:pStyle w:val="Heading2"/>
+      </w:pPr>
+      <w:r>
+        <w:t>Cell</w:t>
+      </w:r>
+      <w:bookmarkEnd w:id="41"/>
+    </w:p>
+    <w:p>
+      <w:pPr>
+        <w:pStyle w:val="Header2Normal"/>
+      </w:pPr>
+      <w:r>
+        <w:t xml:space="preserve">Objective: A square within the </w:t>
+      </w:r>
+      <w:hyperlink w:anchor="_Grid" w:history="1">
+        <w:r>
+          <w:rPr>
+            <w:rStyle w:val="Hyperlink"/>
+          </w:rPr>
+          <w:t>Grid</w:t>
+        </w:r>
+      </w:hyperlink>
+      <w:r>
+        <w:t xml:space="preserve"> object that can store data and objects.</w:t>
+      </w:r>
+    </w:p>
+    <w:p>
+      <w:pPr>
+        <w:pStyle w:val="Heading3"/>
+      </w:pPr>
+      <w:r>
+        <w:t>Properties</w:t>
+      </w:r>
+    </w:p>
+    <w:p>
+      <w:pPr>
+        <w:pStyle w:val="Header3Normal"/>
+        <w:numPr>
+          <w:ilvl w:val="0"/>
+          <w:numId w:val="13"/>
+        </w:numPr>
+      </w:pPr>
+      <w:r>
+        <w:t>Row – The row of the parent Grid object this cell is located in.</w:t>
+      </w:r>
+    </w:p>
+    <w:p>
+      <w:pPr>
+        <w:pStyle w:val="Header3Normal"/>
+        <w:numPr>
+          <w:ilvl w:val="0"/>
+          <w:numId w:val="13"/>
+        </w:numPr>
+      </w:pPr>
+      <w:r>
+        <w:t>Col – The Column of the parent Grid object this cell is located in.</w:t>
+      </w:r>
+    </w:p>
+    <w:p>
+      <w:pPr>
+        <w:pStyle w:val="Header3Normal"/>
+        <w:numPr>
+          <w:ilvl w:val="0"/>
+          <w:numId w:val="13"/>
+        </w:numPr>
+      </w:pPr>
+      <w:r>
+        <w:t>Properties – A list of strings that mark which kind</w:t>
+      </w:r>
+      <w:r>
+        <w:t xml:space="preserve"> of properties the cell has</w:t>
+      </w:r>
+    </w:p>
+    <w:p>
+      <w:pPr>
+        <w:pStyle w:val="Heading3"/>
+      </w:pPr>
+      <w:r>
+        <w:t>Cell()</w:t>
+      </w:r>
+    </w:p>
+    <w:p>
+      <w:pPr>
+        <w:pStyle w:val="Header3Normal"/>
+      </w:pPr>
+      <w:r>
+        <w:t xml:space="preserve">Takes the given parameters and sets the properties accordingly. </w:t>
+      </w:r>
+    </w:p>
+    <w:p>
+      <w:pPr>
+        <w:pStyle w:val="Heading3"/>
+      </w:pPr>
+      <w:proofErr w:type="spellStart"/>
+      <w:r>
+        <w:t>ParseProperties</w:t>
+      </w:r>
+      <w:proofErr w:type="spellEnd"/>
+      <w:r>
+        <w:t>()</w:t>
+      </w:r>
+    </w:p>
+    <w:p>
+      <w:pPr>
+        <w:pStyle w:val="Header3Normal"/>
+      </w:pPr>
+      <w:r>
+        <w:t xml:space="preserve">Takes the </w:t>
+      </w:r>
+      <w:r>
+        <w:t>strings within the Properties list and sets the corresponding visuals.</w:t>
+      </w:r>
+    </w:p>
+    <w:p>
+      <w:pPr>
+        <w:pStyle w:val="Heading2"/>
+      </w:pPr>
+      <w:bookmarkStart w:id="43" w:name="_Grid"/>
+      <w:bookmarkStart w:id="44" w:name="_Slime"/>
+      <w:bookmarkStart w:id="45" w:name="_Toc231654208"/>
+      <w:bookmarkEnd w:id="43"/>
+      <w:bookmarkEnd w:id="44"/>
+      <w:r>
+        <w:t>Slime</w:t>
+      </w:r>
+      <w:bookmarkEnd w:id="45"/>
+    </w:p>
+    <w:p>
+      <w:pPr>
+        <w:pStyle w:val="Header2Normal"/>
+      </w:pPr>
+      <w:r>
+        <w:t>Objective: An object held within a Cell that can move and stick</w:t>
+      </w:r>
+      <w:r>
+        <w:t xml:space="preserve"> to other Slimes</w:t>
+      </w:r>
+    </w:p>
+    <w:p>
+      <w:pPr>
+        <w:pStyle w:val="Heading3"/>
+      </w:pPr>
+      <w:r>
+        <w:t>Properties</w:t>
+      </w:r>
+    </w:p>
+    <w:p>
+      <w:pPr>
+        <w:pStyle w:val="Header3Normal"/>
+        <w:numPr>
+          <w:ilvl w:val="0"/>
+          <w:numId w:val="16"/>
+        </w:numPr>
+      </w:pPr>
+      <w:proofErr w:type="spellStart"/>
+      <w:r>
+        <w:t>TargetCell</w:t>
+      </w:r>
+      <w:proofErr w:type="spellEnd"/>
+      <w:r>
+        <w:t xml:space="preserve"> – The cell the slime will move to if marked valid within the </w:t>
+      </w:r>
+      <w:proofErr w:type="spellStart"/>
+      <w:r>
+        <w:t>LevelGrid</w:t>
+      </w:r>
+      <w:proofErr w:type="spellEnd"/>
+    </w:p>
+    <w:p>
+      <w:pPr>
+        <w:pStyle w:val="Header3Normal"/>
+        <w:numPr>
+          <w:ilvl w:val="0"/>
+          <w:numId w:val="16"/>
+        </w:numPr>
+      </w:pPr>
+      <w:r>
+        <w:t>Distance – The current distance, in cells, from the central (green) slime.</w:t>
+      </w:r>
+    </w:p>
+    <w:p>
+      <w:pPr>
+        <w:pStyle w:val="Heading3"/>
+      </w:pPr>
+      <w:proofErr w:type="spellStart"/>
+      <w:r>
+        <w:t>MoveToCell</w:t>
+      </w:r>
+      <w:proofErr w:type="spellEnd"/>
+      <w:r>
+        <w:t>()</w:t>
+      </w:r>
+    </w:p>
+    <w:p>
+      <w:pPr>
+        <w:pStyle w:val="Header3Normal"/>
+      </w:pPr>
+      <w:r>
+        <w:t>Moves the slimes to the cell passed in the arguments.</w:t>
+      </w:r>
+      <w:r>
+        <w:t xml:space="preserve"> </w:t>
+      </w:r>
+      <w:r>
+        <w:t xml:space="preserve">If the cell is null, </w:t>
+      </w:r>
+      <w:proofErr w:type="gramStart"/>
+      <w:r>
+        <w:t>moves</w:t>
+      </w:r>
+      <w:proofErr w:type="gramEnd"/>
+      <w:r>
+        <w:t xml:space="preserve"> the slime offscreen.</w:t>
+      </w:r>
+    </w:p>
+    <w:p>
+      <w:pPr>
+        <w:pStyle w:val="Heading2"/>
+      </w:pPr>
+      <w:bookmarkStart w:id="46" w:name="_Toc231654209"/>
+      <w:r>
+        <w:t>Grid</w:t>
+      </w:r>
+      <w:bookmarkEnd w:id="46"/>
+    </w:p>
+    <w:p>
+      <w:pPr>
+        <w:pStyle w:val="Header2Normal"/>
+      </w:pPr>
+      <w:r>
+        <w:t>Objective: A collection of Cells drawn over a background</w:t>
+      </w:r>
+    </w:p>
+    <w:p>
+      <w:pPr>
+        <w:pStyle w:val="Heading3"/>
+      </w:pPr>
+      <w:bookmarkStart w:id="47" w:name="_Properties_1"/>
+      <w:bookmarkEnd w:id="47"/>
+      <w:r>
+        <w:t xml:space="preserve">Properties </w:t>
+      </w:r>
+    </w:p>
+    <w:p>
+      <w:pPr>
+        <w:pStyle w:val="Header3Normal"/>
+        <w:numPr>
+          <w:ilvl w:val="0"/>
+          <w:numId w:val="14"/>
+        </w:numPr>
+      </w:pPr>
+      <w:r>
+        <w:t xml:space="preserve">Cells – the 2D array that stores each </w:t>
+      </w:r>
+      <w:hyperlink w:anchor="_Cell" w:history="1">
+        <w:r>
+          <w:rPr>
+            <w:rStyle w:val="Hyperlink"/>
+          </w:rPr>
+          <w:t>Cell</w:t>
+        </w:r>
+      </w:hyperlink>
+      <w:r>
+        <w:t xml:space="preserve"> object of the grid.</w:t>
+      </w:r>
+    </w:p>
+    <w:p>
+      <w:pPr>
+        <w:pStyle w:val="Header3Normal"/>
+        <w:numPr>
+          <w:ilvl w:val="0"/>
+          <w:numId w:val="14"/>
+        </w:numPr>
+      </w:pPr>
+      <w:r>
+        <w:t>Rows – The number of rows in the grid.</w:t>
+      </w:r>
+    </w:p>
+    <w:p>
+      <w:pPr>
+        <w:pStyle w:val="Header3Normal"/>
+        <w:numPr>
+          <w:ilvl w:val="0"/>
+          <w:numId w:val="14"/>
+        </w:numPr>
+      </w:pPr>
+      <w:r>
+        <w:t>Cols – The number of columns in the grid.</w:t>
+      </w:r>
+    </w:p>
+    <w:p>
+      <w:pPr>
+        <w:pStyle w:val="Header3Normal"/>
+        <w:numPr>
+          <w:ilvl w:val="0"/>
+          <w:numId w:val="14"/>
+        </w:numPr>
+      </w:pPr>
+      <w:proofErr w:type="spellStart"/>
+      <w:r>
+        <w:lastRenderedPageBreak/>
+        <w:t>CellGap</w:t>
+      </w:r>
+      <w:proofErr w:type="spellEnd"/>
+      <w:r>
+        <w:t xml:space="preserve"> – The vertical and horizontal gap, in pixels between the cells in the grid</w:t>
+      </w:r>
+    </w:p>
+    <w:p>
+      <w:pPr>
+        <w:pStyle w:val="Header3Normal"/>
+        <w:numPr>
+          <w:ilvl w:val="0"/>
+          <w:numId w:val="14"/>
+        </w:numPr>
+      </w:pPr>
+      <w:proofErr w:type="spellStart"/>
+      <w:r>
+        <w:t>CellSize</w:t>
+      </w:r>
+      <w:proofErr w:type="spellEnd"/>
+      <w:r>
+        <w:t xml:space="preserve"> – The size of each square cell in the grid.</w:t>
+      </w:r>
+    </w:p>
+    <w:p>
+      <w:pPr>
+        <w:pStyle w:val="Header3Normal"/>
+        <w:numPr>
+          <w:ilvl w:val="0"/>
+          <w:numId w:val="14"/>
+        </w:numPr>
+      </w:pPr>
+      <w:proofErr w:type="spellStart"/>
+      <w:r>
+        <w:t>BorderWidth</w:t>
+      </w:r>
+      <w:proofErr w:type="spellEnd"/>
+      <w:r>
+        <w:t xml:space="preserve"> – The size, in pixels, of the border around the grid.</w:t>
+      </w:r>
+    </w:p>
+    <w:p>
+      <w:pPr>
+        <w:pStyle w:val="Header3Normal"/>
+        <w:numPr>
+          <w:ilvl w:val="0"/>
+          <w:numId w:val="14"/>
+        </w:numPr>
+      </w:pPr>
+      <w:r>
+        <w:t>Slimes – The collection of Slimes held by the grid.</w:t>
+      </w:r>
+    </w:p>
+    <w:p>
+      <w:pPr>
+        <w:pStyle w:val="Heading3"/>
+      </w:pPr>
+      <w:r>
+        <w:t>Grid()</w:t>
+      </w:r>
+    </w:p>
+    <w:p>
+      <w:pPr>
+        <w:pStyle w:val="Header3Normal"/>
+      </w:pPr>
+      <w:r>
+        <w:t xml:space="preserve">Takes the given parameters and sets the properties accordingly. The </w:t>
+      </w:r>
+      <w:hyperlink w:anchor="_Drawing" w:history="1">
         <w:r>
           <w:rPr>
             <w:rStyle w:val="Hyperlink"/>
@@ -8456,10 +9795,7 @@
         </w:r>
       </w:hyperlink>
       <w:r>
-        <w:rPr>
-          <w:rFonts w:hint="eastAsia"/>
-        </w:rPr>
-        <w:t xml:space="preserve"> and </w:t>
+        <w:t xml:space="preserve"> object defines the background drawn for the grid. Each Cell has its </w:t>
       </w:r>
       <w:hyperlink w:anchor="_Transform" w:history="1">
         <w:r>
@@ -8470,88 +9806,44 @@
         </w:r>
       </w:hyperlink>
       <w:r>
-        <w:rPr>
-          <w:rFonts w:hint="eastAsia"/>
-        </w:rPr>
-        <w:t xml:space="preserve"> object that can be rendered every tick by the </w:t>
-      </w:r>
-      <w:hyperlink w:anchor="_SceneController" w:history="1">
+        <w:t>, Color, and properties set before being added to the Cells array.</w:t>
+      </w:r>
+      <w:r>
+        <w:t xml:space="preserve"> Sets the grid background </w:t>
+      </w:r>
+      <w:hyperlink w:anchor="_LayerData" w:history="1">
+        <w:proofErr w:type="spellStart"/>
         <w:r>
           <w:rPr>
             <w:rStyle w:val="Hyperlink"/>
           </w:rPr>
-          <w:t>SceneController</w:t>
+          <w:t>LayerIndex</w:t>
         </w:r>
+        <w:proofErr w:type="spellEnd"/>
       </w:hyperlink>
       <w:r>
-        <w:rPr>
-          <w:rFonts w:hint="eastAsia"/>
-        </w:rPr>
-        <w:t>.</w:t>
-      </w:r>
-    </w:p>
-    <w:p>
-      <w:pPr>
-        <w:rPr>
-          <w:rFonts w:asciiTheme="majorHAnsi" w:eastAsiaTheme="majorEastAsia" w:hAnsiTheme="majorHAnsi" w:cstheme="majorBidi"/>
-          <w:color w:val="0F4761" w:themeColor="accent1" w:themeShade="BF"/>
-          <w:sz w:val="40"/>
-          <w:szCs w:val="40"/>
-        </w:rPr>
-      </w:pPr>
-      <w:bookmarkStart w:id="33" w:name="_Toc228953017"/>
-      <w:r>
-        <w:br w:type="page"/>
-      </w:r>
-    </w:p>
-    <w:p>
-      <w:pPr>
-        <w:pStyle w:val="Heading1"/>
-      </w:pPr>
-      <w:r>
-        <w:lastRenderedPageBreak/>
-        <w:t>Managers</w:t>
-      </w:r>
-      <w:bookmarkEnd w:id="33"/>
-    </w:p>
-    <w:p>
-      <w:r>
-        <w:t xml:space="preserve">Objective: </w:t>
-      </w:r>
-      <w:r>
-        <w:t>Static classes used to hold global variables and unchanging states</w:t>
-      </w:r>
-    </w:p>
-    <w:p>
-      <w:pPr>
-        <w:pStyle w:val="Heading2"/>
-      </w:pPr>
-      <w:bookmarkStart w:id="34" w:name="_Toc228953018"/>
-      <w:r>
-        <w:t>ColorManager</w:t>
-      </w:r>
-      <w:bookmarkEnd w:id="34"/>
-    </w:p>
-    <w:p>
-      <w:pPr>
-        <w:pStyle w:val="Header2Normal"/>
-      </w:pPr>
-      <w:r>
-        <w:rPr>
-          <w:rFonts w:hint="eastAsia"/>
-        </w:rPr>
-        <w:t>Objective: Hold frequently used colors and color related functions</w:t>
+        <w:t xml:space="preserve"> and each cell’s </w:t>
+      </w:r>
+      <w:proofErr w:type="spellStart"/>
+      <w:r>
+        <w:t>LayerIndex</w:t>
+      </w:r>
+      <w:proofErr w:type="spellEnd"/>
+      <w:r>
+        <w:t xml:space="preserve"> to 9 and 8, respectively, to allow sub-objects of the grid to be in the foreground.</w:t>
       </w:r>
     </w:p>
     <w:p>
       <w:pPr>
         <w:pStyle w:val="Heading3"/>
       </w:pPr>
-      <w:r>
-        <w:rPr>
-          <w:rFonts w:hint="eastAsia"/>
-        </w:rPr>
-        <w:t>Colors</w:t>
+      <w:proofErr w:type="spellStart"/>
+      <w:r>
+        <w:t>GetCell</w:t>
+      </w:r>
+      <w:proofErr w:type="spellEnd"/>
+      <w:r>
+        <w:t>()</w:t>
       </w:r>
     </w:p>
     <w:p>
@@ -8559,919 +9851,7 @@
         <w:pStyle w:val="Header3Normal"/>
       </w:pPr>
       <w:r>
-        <w:rPr>
-          <w:rFonts w:hint="eastAsia"/>
-        </w:rPr>
-        <w:t xml:space="preserve">A dictionary of frequently used colors. </w:t>
-      </w:r>
-    </w:p>
-    <w:p>
-      <w:pPr>
-        <w:pStyle w:val="Heading3"/>
-      </w:pPr>
-      <w:r>
-        <w:rPr>
-          <w:rFonts w:hint="eastAsia"/>
-        </w:rPr>
-        <w:t>InvertColor()</w:t>
-      </w:r>
-    </w:p>
-    <w:p>
-      <w:pPr>
-        <w:pStyle w:val="Header3Normal"/>
-      </w:pPr>
-      <w:r>
-        <w:rPr>
-          <w:rFonts w:hint="eastAsia"/>
-        </w:rPr>
-        <w:t>Inverts the RGB values of the parameter set Color.</w:t>
-      </w:r>
-    </w:p>
-    <w:p>
-      <w:pPr>
-        <w:pStyle w:val="Heading3"/>
-      </w:pPr>
-      <w:r>
-        <w:rPr>
-          <w:rFonts w:hint="eastAsia"/>
-        </w:rPr>
-        <w:t>RGBToHSV()</w:t>
-      </w:r>
-    </w:p>
-    <w:p>
-      <w:pPr>
-        <w:pStyle w:val="Header3Normal"/>
-      </w:pPr>
-      <w:r>
-        <w:rPr>
-          <w:rFonts w:hint="eastAsia"/>
-        </w:rPr>
-        <w:t>Converts an RGB Color object to an HSV Vector3 object (ignores alpha).</w:t>
-      </w:r>
-    </w:p>
-    <w:p>
-      <w:pPr>
-        <w:pStyle w:val="Heading3"/>
-      </w:pPr>
-      <w:r>
-        <w:rPr>
-          <w:rFonts w:hint="eastAsia"/>
-        </w:rPr>
-        <w:t>HSVToRGB()</w:t>
-      </w:r>
-    </w:p>
-    <w:p>
-      <w:pPr>
-        <w:pStyle w:val="Header3Normal"/>
-        <w:rPr>
-          <w:rFonts w:hint="eastAsia"/>
-        </w:rPr>
-      </w:pPr>
-      <w:r>
-        <w:rPr>
-          <w:rFonts w:hint="eastAsia"/>
-        </w:rPr>
-        <w:t>Converts an HSV Vector3 object to an RGB Color object.</w:t>
-      </w:r>
-    </w:p>
-    <w:p>
-      <w:pPr>
-        <w:pStyle w:val="Heading2"/>
-      </w:pPr>
-      <w:bookmarkStart w:id="35" w:name="_FontManager"/>
-      <w:bookmarkStart w:id="36" w:name="_Toc228953019"/>
-      <w:bookmarkEnd w:id="35"/>
-      <w:r>
-        <w:t>FontManager</w:t>
-      </w:r>
-      <w:bookmarkEnd w:id="36"/>
-    </w:p>
-    <w:p>
-      <w:pPr>
-        <w:pStyle w:val="Header2Normal"/>
-      </w:pPr>
-      <w:r>
-        <w:rPr>
-          <w:rFonts w:hint="eastAsia"/>
-        </w:rPr>
-        <w:t xml:space="preserve">Objective: Allow for easy </w:t>
-      </w:r>
-      <w:r>
-        <w:t>access</w:t>
-      </w:r>
-      <w:r>
-        <w:rPr>
-          <w:rFonts w:hint="eastAsia"/>
-        </w:rPr>
-        <w:t xml:space="preserve"> to SpriteFont objects after loading fonts into the </w:t>
-      </w:r>
-      <w:hyperlink r:id="rId13" w:anchor="fonts" w:history="1">
-        <w:r>
-          <w:rPr>
-            <w:rStyle w:val="Hyperlink"/>
-          </w:rPr>
-          <w:t>Monogame ContentManager</w:t>
-        </w:r>
-      </w:hyperlink>
-      <w:r>
-        <w:rPr>
-          <w:rFonts w:hint="eastAsia"/>
-        </w:rPr>
-        <w:t>.</w:t>
-      </w:r>
-    </w:p>
-    <w:p>
-      <w:pPr>
-        <w:pStyle w:val="Heading3"/>
-      </w:pPr>
-      <w:r>
-        <w:rPr>
-          <w:rFonts w:hint="eastAsia"/>
-        </w:rPr>
-        <w:t>Initialize()</w:t>
-      </w:r>
-    </w:p>
-    <w:p>
-      <w:pPr>
-        <w:pStyle w:val="Header3Normal"/>
-      </w:pPr>
-      <w:r>
-        <w:rPr>
-          <w:rFonts w:hint="eastAsia"/>
-        </w:rPr>
-        <w:t xml:space="preserve">Called at the start of the program, converting each Font file built by the ContentManager into a SpriteFont </w:t>
-      </w:r>
-      <w:r>
-        <w:t>object</w:t>
-      </w:r>
-      <w:r>
-        <w:rPr>
-          <w:rFonts w:hint="eastAsia"/>
-        </w:rPr>
-        <w:t xml:space="preserve">, which is stored in a dictionary with the key being the same file name as the Font loaded (i.e., the Arial.spritefont file can be accessed with the key </w:t>
-      </w:r>
-      <w:r>
-        <w:t>“</w:t>
-      </w:r>
-      <w:r>
-        <w:rPr>
-          <w:rFonts w:hint="eastAsia"/>
-        </w:rPr>
-        <w:t>Arial</w:t>
-      </w:r>
-      <w:r>
-        <w:t>”</w:t>
-      </w:r>
-      <w:r>
-        <w:rPr>
-          <w:rFonts w:hint="eastAsia"/>
-        </w:rPr>
-        <w:t>).</w:t>
-      </w:r>
-    </w:p>
-    <w:p>
-      <w:pPr>
-        <w:pStyle w:val="Heading3"/>
-      </w:pPr>
-      <w:r>
-        <w:rPr>
-          <w:rFonts w:hint="eastAsia"/>
-        </w:rPr>
-        <w:t>GetFontName()</w:t>
-      </w:r>
-    </w:p>
-    <w:p>
-      <w:pPr>
-        <w:pStyle w:val="Header3Normal"/>
-        <w:rPr>
-          <w:rFonts w:hint="eastAsia"/>
-        </w:rPr>
-      </w:pPr>
-      <w:r>
-        <w:rPr>
-          <w:rFonts w:hint="eastAsia"/>
-        </w:rPr>
-        <w:t>Finds the dictionary key for any provided SpriteFont object. Used primarily for debugging</w:t>
-      </w:r>
-      <w:r>
-        <w:t>.</w:t>
-      </w:r>
-    </w:p>
-    <w:p>
-      <w:pPr>
-        <w:pStyle w:val="Heading2"/>
-      </w:pPr>
-      <w:bookmarkStart w:id="37" w:name="_Toc228953020"/>
-      <w:r>
-        <w:t>KeyManager</w:t>
-      </w:r>
-      <w:bookmarkEnd w:id="37"/>
-    </w:p>
-    <w:p>
-      <w:pPr>
-        <w:pStyle w:val="Header2Normal"/>
-        <w:rPr>
-          <w:rFonts w:hint="eastAsia"/>
-        </w:rPr>
-      </w:pPr>
-      <w:r>
-        <w:rPr>
-          <w:rFonts w:hint="eastAsia"/>
-        </w:rPr>
-        <w:t xml:space="preserve">Objective: </w:t>
-      </w:r>
-      <w:r>
-        <w:rPr>
-          <w:rFonts w:hint="eastAsia"/>
-        </w:rPr>
-        <w:t>A collection of dictionaries to make bindings to certain keys easier. Used primarily to convert non-standard keys (such as the number pad) to their standard counterparts (i.e., so that numbers can be read from either the number pad or the number row).</w:t>
-      </w:r>
-    </w:p>
-    <w:p>
-      <w:pPr>
-        <w:pStyle w:val="Heading2"/>
-      </w:pPr>
-      <w:bookmarkStart w:id="38" w:name="_Toc228953021"/>
-      <w:r>
-        <w:lastRenderedPageBreak/>
-        <w:t>SceneManager</w:t>
-      </w:r>
-      <w:bookmarkEnd w:id="38"/>
-    </w:p>
-    <w:p>
-      <w:pPr>
-        <w:pStyle w:val="Header2Normal"/>
-        <w:rPr>
-          <w:rFonts w:hint="eastAsia"/>
-        </w:rPr>
-      </w:pPr>
-      <w:r>
-        <w:rPr>
-          <w:rFonts w:hint="eastAsia"/>
-        </w:rPr>
-        <w:t>Objective: Create a static scene for each of the source files located in the Scenes folder. This allows access to scenes that need to remain unchanged when unloaded, such as the options menu or other scenes.</w:t>
-      </w:r>
-    </w:p>
-    <w:p>
-      <w:pPr>
-        <w:pStyle w:val="Heading2"/>
-      </w:pPr>
-      <w:bookmarkStart w:id="39" w:name="_Toc228953022"/>
-      <w:r>
-        <w:t>TextureManager</w:t>
-      </w:r>
-      <w:bookmarkEnd w:id="39"/>
-    </w:p>
-    <w:p>
-      <w:pPr>
-        <w:pStyle w:val="Header2Normal"/>
-      </w:pPr>
-      <w:r>
-        <w:rPr>
-          <w:rFonts w:hint="eastAsia"/>
-        </w:rPr>
-        <w:t xml:space="preserve">Objective: Allow for easy </w:t>
-      </w:r>
-      <w:r>
-        <w:t>access</w:t>
-      </w:r>
-      <w:r>
-        <w:rPr>
-          <w:rFonts w:hint="eastAsia"/>
-        </w:rPr>
-        <w:t xml:space="preserve"> to </w:t>
-      </w:r>
-      <w:r>
-        <w:rPr>
-          <w:rFonts w:hint="eastAsia"/>
-        </w:rPr>
-        <w:t>Texture2D</w:t>
-      </w:r>
-      <w:r>
-        <w:rPr>
-          <w:rFonts w:hint="eastAsia"/>
-        </w:rPr>
-        <w:t xml:space="preserve"> objects after loading </w:t>
-      </w:r>
-      <w:r>
-        <w:rPr>
-          <w:rFonts w:hint="eastAsia"/>
-        </w:rPr>
-        <w:t>images</w:t>
-      </w:r>
-      <w:r>
-        <w:rPr>
-          <w:rFonts w:hint="eastAsia"/>
-        </w:rPr>
-        <w:t xml:space="preserve"> into the </w:t>
-      </w:r>
-      <w:hyperlink r:id="rId14" w:anchor="images" w:history="1">
-        <w:r>
-          <w:rPr>
-            <w:rStyle w:val="Hyperlink"/>
-          </w:rPr>
-          <w:t>Monogame ContentManager</w:t>
-        </w:r>
-      </w:hyperlink>
-      <w:r>
-        <w:rPr>
-          <w:rFonts w:hint="eastAsia"/>
-        </w:rPr>
-        <w:t>.</w:t>
-      </w:r>
-    </w:p>
-    <w:p>
-      <w:pPr>
-        <w:pStyle w:val="Heading3"/>
-      </w:pPr>
-      <w:r>
-        <w:rPr>
-          <w:rFonts w:hint="eastAsia"/>
-        </w:rPr>
-        <w:t>Initialize()</w:t>
-      </w:r>
-    </w:p>
-    <w:p>
-      <w:pPr>
-        <w:pStyle w:val="Header3Normal"/>
-      </w:pPr>
-      <w:r>
-        <w:rPr>
-          <w:rFonts w:hint="eastAsia"/>
-        </w:rPr>
-        <w:t xml:space="preserve">Called at the start of the program, converting each </w:t>
-      </w:r>
-      <w:r>
-        <w:rPr>
-          <w:rFonts w:hint="eastAsia"/>
-        </w:rPr>
-        <w:t>image</w:t>
-      </w:r>
-      <w:r>
-        <w:rPr>
-          <w:rFonts w:hint="eastAsia"/>
-        </w:rPr>
-        <w:t xml:space="preserve"> file built by the ContentManager into a </w:t>
-      </w:r>
-      <w:r>
-        <w:rPr>
-          <w:rFonts w:hint="eastAsia"/>
-        </w:rPr>
-        <w:t>Texture2D</w:t>
-      </w:r>
-      <w:r>
-        <w:rPr>
-          <w:rFonts w:hint="eastAsia"/>
-        </w:rPr>
-        <w:t xml:space="preserve"> class, which is stored in a dictionary with the key being the same file name as the </w:t>
-      </w:r>
-      <w:r>
-        <w:rPr>
-          <w:rFonts w:hint="eastAsia"/>
-        </w:rPr>
-        <w:t>image</w:t>
-      </w:r>
-      <w:r>
-        <w:rPr>
-          <w:rFonts w:hint="eastAsia"/>
-        </w:rPr>
-        <w:t xml:space="preserve"> loaded (i.e., the </w:t>
-      </w:r>
-      <w:r>
-        <w:rPr>
-          <w:rFonts w:hint="eastAsia"/>
-        </w:rPr>
-        <w:t>Square</w:t>
-      </w:r>
-      <w:r>
-        <w:rPr>
-          <w:rFonts w:hint="eastAsia"/>
-        </w:rPr>
-        <w:t>.</w:t>
-      </w:r>
-      <w:r>
-        <w:rPr>
-          <w:rFonts w:hint="eastAsia"/>
-        </w:rPr>
-        <w:t>jpg</w:t>
-      </w:r>
-      <w:r>
-        <w:rPr>
-          <w:rFonts w:hint="eastAsia"/>
-        </w:rPr>
-        <w:t xml:space="preserve"> file can be accessed with the key </w:t>
-      </w:r>
-      <w:r>
-        <w:t>“</w:t>
-      </w:r>
-      <w:r>
-        <w:rPr>
-          <w:rFonts w:hint="eastAsia"/>
-        </w:rPr>
-        <w:t>Square</w:t>
-      </w:r>
-      <w:r>
-        <w:t>”</w:t>
-      </w:r>
-      <w:r>
-        <w:rPr>
-          <w:rFonts w:hint="eastAsia"/>
-        </w:rPr>
-        <w:t>).</w:t>
-      </w:r>
-    </w:p>
-    <w:p>
-      <w:pPr>
-        <w:pStyle w:val="Heading3"/>
-      </w:pPr>
-      <w:r>
-        <w:rPr>
-          <w:rFonts w:hint="eastAsia"/>
-        </w:rPr>
-        <w:t>Get</w:t>
-      </w:r>
-      <w:r>
-        <w:rPr>
-          <w:rFonts w:hint="eastAsia"/>
-        </w:rPr>
-        <w:t>Texture</w:t>
-      </w:r>
-      <w:r>
-        <w:rPr>
-          <w:rFonts w:hint="eastAsia"/>
-        </w:rPr>
-        <w:t>Name()</w:t>
-      </w:r>
-    </w:p>
-    <w:p>
-      <w:pPr>
-        <w:pStyle w:val="Header3Normal"/>
-      </w:pPr>
-      <w:r>
-        <w:rPr>
-          <w:rFonts w:hint="eastAsia"/>
-        </w:rPr>
-        <w:t xml:space="preserve">Finds the dictionary key for any provided </w:t>
-      </w:r>
-      <w:r>
-        <w:rPr>
-          <w:rFonts w:hint="eastAsia"/>
-        </w:rPr>
-        <w:t>Texture2D</w:t>
-      </w:r>
-      <w:r>
-        <w:rPr>
-          <w:rFonts w:hint="eastAsia"/>
-        </w:rPr>
-        <w:t xml:space="preserve"> object. Used primarily for debugging</w:t>
-      </w:r>
-      <w:r>
-        <w:t>.</w:t>
-      </w:r>
-    </w:p>
-    <w:p>
-      <w:pPr>
-        <w:pStyle w:val="Heading2"/>
-      </w:pPr>
-      <w:bookmarkStart w:id="40" w:name="_Shapes"/>
-      <w:bookmarkStart w:id="41" w:name="_Toc228953023"/>
-      <w:bookmarkEnd w:id="40"/>
-      <w:r>
-        <w:t>Shapes</w:t>
-      </w:r>
-      <w:bookmarkEnd w:id="41"/>
-    </w:p>
-    <w:p>
-      <w:pPr>
-        <w:pStyle w:val="Header2Normal"/>
-      </w:pPr>
-      <w:r>
-        <w:t>Objective: Create simple shape textures that can be used for basic objects</w:t>
-      </w:r>
-    </w:p>
-    <w:p>
-      <w:pPr>
-        <w:pStyle w:val="Heading3"/>
-      </w:pPr>
-      <w:r>
-        <w:t>MakeShapes()</w:t>
-      </w:r>
-    </w:p>
-    <w:p>
-      <w:pPr>
-        <w:pStyle w:val="Header3Normal"/>
-      </w:pPr>
-      <w:r>
-        <w:t>Called on initialization to create all primitive shape textures for the game. The current shapes drawn are a square, circle, right-angle triangle and equilateral triangle, each with a resolution of 1000x1000 pixels</w:t>
-      </w:r>
-      <w:r>
-        <w:t>.</w:t>
-      </w:r>
-    </w:p>
-    <w:p>
-      <w:pPr>
-        <w:pStyle w:val="Heading3"/>
-      </w:pPr>
-      <w:r>
-        <w:t>MakeOutline()</w:t>
-      </w:r>
-    </w:p>
-    <w:p>
-      <w:pPr>
-        <w:pStyle w:val="Header3Normal"/>
-      </w:pPr>
-      <w:r>
-        <w:t xml:space="preserve">Used to draw rectangular outlines around an area provided in the parameters. The outline </w:t>
-      </w:r>
-      <w:r>
-        <w:t>is drawn a</w:t>
-      </w:r>
-      <w:r>
-        <w:t xml:space="preserve"> specified number of pixels towards the center of the given rectangle.</w:t>
-      </w:r>
-    </w:p>
-    <w:p>
-      <w:pPr>
-        <w:pStyle w:val="Heading2"/>
-      </w:pPr>
-      <w:bookmarkStart w:id="42" w:name="_Toc228953024"/>
-      <w:r>
-        <w:t>Enums</w:t>
-      </w:r>
-      <w:bookmarkEnd w:id="42"/>
-    </w:p>
-    <w:p>
-      <w:pPr>
-        <w:pStyle w:val="Header2Normal"/>
-        <w:rPr>
-          <w:rFonts w:hint="eastAsia"/>
-        </w:rPr>
-      </w:pPr>
-      <w:r>
-        <w:rPr>
-          <w:rFonts w:hint="eastAsia"/>
-        </w:rPr>
-        <w:t>Objective: Fixed settings for the entire game, such as screen size, volume, etc.</w:t>
-      </w:r>
-    </w:p>
-    <w:p>
-      <w:pPr>
-        <w:rPr>
-          <w:rFonts w:asciiTheme="majorHAnsi" w:eastAsiaTheme="majorEastAsia" w:hAnsiTheme="majorHAnsi" w:cstheme="majorBidi"/>
-          <w:color w:val="0F4761" w:themeColor="accent1" w:themeShade="BF"/>
-          <w:sz w:val="40"/>
-          <w:szCs w:val="40"/>
-        </w:rPr>
-      </w:pPr>
-      <w:bookmarkStart w:id="43" w:name="_Objects"/>
-      <w:bookmarkStart w:id="44" w:name="_Toc228953025"/>
-      <w:bookmarkEnd w:id="43"/>
-      <w:r>
-        <w:br w:type="page"/>
-      </w:r>
-    </w:p>
-    <w:p>
-      <w:pPr>
-        <w:pStyle w:val="Heading1"/>
-      </w:pPr>
-      <w:r>
-        <w:lastRenderedPageBreak/>
-        <w:t>Objects</w:t>
-      </w:r>
-      <w:bookmarkEnd w:id="44"/>
-    </w:p>
-    <w:p>
-      <w:r>
-        <w:t xml:space="preserve">Objective: </w:t>
-      </w:r>
-      <w:r>
-        <w:t>O</w:t>
-      </w:r>
-      <w:r>
-        <w:t>bjects that the players will interact with in the game</w:t>
-      </w:r>
-    </w:p>
-    <w:p>
-      <w:pPr>
-        <w:pStyle w:val="Heading2"/>
-      </w:pPr>
-      <w:bookmarkStart w:id="45" w:name="_Toc228953026"/>
-      <w:r>
-        <w:t>Button</w:t>
-      </w:r>
-      <w:bookmarkEnd w:id="45"/>
-    </w:p>
-    <w:p>
-      <w:pPr>
-        <w:pStyle w:val="Header2Normal"/>
-      </w:pPr>
-      <w:r>
-        <w:t>Objective: A region on screen which can be left-clicked to call a function, optionally with text and graphics.</w:t>
-      </w:r>
-    </w:p>
-    <w:p>
-      <w:pPr>
-        <w:pStyle w:val="Heading3"/>
-      </w:pPr>
-      <w:r>
-        <w:rPr>
-          <w:rFonts w:hint="eastAsia"/>
-        </w:rPr>
-        <w:t>Properties</w:t>
-      </w:r>
-    </w:p>
-    <w:p>
-      <w:pPr>
-        <w:pStyle w:val="Header2Normal"/>
-        <w:numPr>
-          <w:ilvl w:val="0"/>
-          <w:numId w:val="12"/>
-        </w:numPr>
-      </w:pPr>
-      <w:r>
-        <w:t xml:space="preserve">Clicker – The </w:t>
-      </w:r>
-      <w:hyperlink w:anchor="_Clicker" w:history="1">
-        <w:r>
-          <w:rPr>
-            <w:rStyle w:val="Hyperlink"/>
-          </w:rPr>
-          <w:t>Clicker</w:t>
-        </w:r>
-      </w:hyperlink>
-      <w:r>
-        <w:t xml:space="preserve"> object that facilitates the left-mouse functionality.</w:t>
-      </w:r>
-    </w:p>
-    <w:p>
-      <w:pPr>
-        <w:pStyle w:val="Header2Normal"/>
-        <w:numPr>
-          <w:ilvl w:val="0"/>
-          <w:numId w:val="12"/>
-        </w:numPr>
-      </w:pPr>
-      <w:r>
-        <w:t xml:space="preserve">ButtonText – The private </w:t>
-      </w:r>
-      <w:hyperlink w:anchor="_Text" w:history="1">
-        <w:r>
-          <w:rPr>
-            <w:rStyle w:val="Hyperlink"/>
-          </w:rPr>
-          <w:t>Text</w:t>
-        </w:r>
-      </w:hyperlink>
-      <w:r>
-        <w:t xml:space="preserve"> object for the button text. When altering the properties of the button text, use separate properties (such as the TextColor property) or methods (such as the CenterText() method) to make changes.</w:t>
-      </w:r>
-    </w:p>
-    <w:p>
-      <w:pPr>
-        <w:pStyle w:val="Header2Normal"/>
-        <w:numPr>
-          <w:ilvl w:val="0"/>
-          <w:numId w:val="12"/>
-        </w:numPr>
-      </w:pPr>
-      <w:r>
-        <w:t>Highlight – When Highlightable is set to true, this is the standard color shown when the mouse is not hovering over the button.</w:t>
-      </w:r>
-    </w:p>
-    <w:p>
-      <w:pPr>
-        <w:pStyle w:val="Header2Normal"/>
-        <w:numPr>
-          <w:ilvl w:val="0"/>
-          <w:numId w:val="12"/>
-        </w:numPr>
-      </w:pPr>
-      <w:r>
-        <w:t xml:space="preserve">Unhighlight – </w:t>
-      </w:r>
-      <w:r>
-        <w:t xml:space="preserve">When Highlightable is set to true, </w:t>
-      </w:r>
-      <w:r>
-        <w:t>this is an automatically set variable that is the highlight RGB color minus 30 for each RGB value, set whenever the mouse is hovering over the button.</w:t>
-      </w:r>
-    </w:p>
-    <w:p>
-      <w:pPr>
-        <w:pStyle w:val="Header2Normal"/>
-        <w:numPr>
-          <w:ilvl w:val="0"/>
-          <w:numId w:val="12"/>
-        </w:numPr>
-      </w:pPr>
-      <w:r>
-        <w:t>Highlightable – When set to true, the button will change from the Highlight color to the Unhighlight color when the mouse is hovering over the button.</w:t>
-      </w:r>
-    </w:p>
-    <w:p>
-      <w:pPr>
-        <w:pStyle w:val="Header2Normal"/>
-        <w:numPr>
-          <w:ilvl w:val="0"/>
-          <w:numId w:val="12"/>
-        </w:numPr>
-      </w:pPr>
-      <w:r>
-        <w:t>Function – The method called when this button is clicked. Only methods without a return can be called.</w:t>
-      </w:r>
-    </w:p>
-    <w:p>
-      <w:pPr>
-        <w:pStyle w:val="Heading3"/>
-      </w:pPr>
-      <w:r>
-        <w:t>Button()</w:t>
-      </w:r>
-    </w:p>
-    <w:p>
-      <w:pPr>
-        <w:pStyle w:val="Header3Normal"/>
-      </w:pPr>
-      <w:r>
-        <w:t xml:space="preserve">Takes the given parameters and sets the properties accordingly. </w:t>
-      </w:r>
-    </w:p>
-    <w:p>
-      <w:pPr>
-        <w:pStyle w:val="Heading3"/>
-      </w:pPr>
-      <w:r>
-        <w:t>Update()</w:t>
-      </w:r>
-    </w:p>
-    <w:p>
-      <w:pPr>
-        <w:pStyle w:val="Header3Normal"/>
-      </w:pPr>
-      <w:r>
-        <w:t xml:space="preserve">Every tick, checks for whether the mouse is hovering over the button, sets the Highlight color if it is and is Highlightable, and </w:t>
-      </w:r>
-      <w:r>
-        <w:t xml:space="preserve">calls Function </w:t>
-      </w:r>
-      <w:r>
-        <w:t xml:space="preserve">if the Clicker object’s </w:t>
-      </w:r>
-      <w:hyperlink w:anchor="_Click()" w:history="1">
-        <w:r>
-          <w:rPr>
-            <w:rStyle w:val="Hyperlink"/>
-          </w:rPr>
-          <w:t>Click()</w:t>
-        </w:r>
-      </w:hyperlink>
-      <w:r>
-        <w:t xml:space="preserve"> return</w:t>
-      </w:r>
-      <w:r>
-        <w:t>s</w:t>
-      </w:r>
-      <w:r>
-        <w:t xml:space="preserve"> true for left clicking</w:t>
-      </w:r>
-      <w:r>
-        <w:t>.</w:t>
-      </w:r>
-    </w:p>
-    <w:p>
-      <w:pPr>
-        <w:pStyle w:val="Heading3"/>
-      </w:pPr>
-      <w:r>
-        <w:t>CenterText()</w:t>
-      </w:r>
-    </w:p>
-    <w:p>
-      <w:pPr>
-        <w:pStyle w:val="Header3Normal"/>
-      </w:pPr>
-      <w:r>
-        <w:t>Centers the text of the button to the center of the button.</w:t>
-      </w:r>
-    </w:p>
-    <w:p>
-      <w:pPr>
-        <w:pStyle w:val="Heading2"/>
-      </w:pPr>
-      <w:bookmarkStart w:id="46" w:name="_Cell"/>
-      <w:bookmarkStart w:id="47" w:name="_Toc228953027"/>
-      <w:bookmarkEnd w:id="46"/>
-      <w:r>
-        <w:t>Cell</w:t>
-      </w:r>
-      <w:bookmarkEnd w:id="47"/>
-    </w:p>
-    <w:p>
-      <w:pPr>
-        <w:pStyle w:val="Header2Normal"/>
-      </w:pPr>
-      <w:r>
-        <w:t xml:space="preserve">Objective: A square within the </w:t>
-      </w:r>
-      <w:hyperlink w:anchor="_Grid" w:history="1">
-        <w:r>
-          <w:rPr>
-            <w:rStyle w:val="Hyperlink"/>
-          </w:rPr>
-          <w:t>Grid</w:t>
-        </w:r>
-      </w:hyperlink>
-      <w:r>
-        <w:t xml:space="preserve"> object that can store data and objects.</w:t>
-      </w:r>
-    </w:p>
-    <w:p>
-      <w:pPr>
-        <w:pStyle w:val="Heading3"/>
-      </w:pPr>
-      <w:r>
-        <w:lastRenderedPageBreak/>
-        <w:t>Properties</w:t>
-      </w:r>
-    </w:p>
-    <w:p>
-      <w:pPr>
-        <w:pStyle w:val="Header3Normal"/>
-        <w:numPr>
-          <w:ilvl w:val="0"/>
-          <w:numId w:val="13"/>
-        </w:numPr>
-      </w:pPr>
-      <w:r>
-        <w:t>Row – The row of the parent Grid object this cell is located in.</w:t>
-      </w:r>
-    </w:p>
-    <w:p>
-      <w:pPr>
-        <w:pStyle w:val="Header3Normal"/>
-        <w:numPr>
-          <w:ilvl w:val="0"/>
-          <w:numId w:val="13"/>
-        </w:numPr>
-      </w:pPr>
-      <w:r>
-        <w:t>Col – The Column of the parent Grid object this cell is located in.</w:t>
-      </w:r>
-    </w:p>
-    <w:p>
-      <w:pPr>
-        <w:pStyle w:val="Heading3"/>
-      </w:pPr>
-      <w:r>
-        <w:t>Cell()</w:t>
-      </w:r>
-    </w:p>
-    <w:p>
-      <w:pPr>
-        <w:pStyle w:val="Header3Normal"/>
-      </w:pPr>
-      <w:r>
-        <w:t xml:space="preserve">Takes the given parameters and sets the properties accordingly. </w:t>
-      </w:r>
-    </w:p>
-    <w:p>
-      <w:pPr>
-        <w:pStyle w:val="Heading2"/>
-      </w:pPr>
-      <w:bookmarkStart w:id="48" w:name="_Grid"/>
-      <w:bookmarkStart w:id="49" w:name="_Toc228953028"/>
-      <w:bookmarkEnd w:id="48"/>
-      <w:r>
-        <w:t>Grid</w:t>
-      </w:r>
-      <w:bookmarkEnd w:id="49"/>
-    </w:p>
-    <w:p>
-      <w:pPr>
-        <w:pStyle w:val="Header2Normal"/>
-      </w:pPr>
-      <w:r>
-        <w:t>Objective: A collection of Cells drawn over a background</w:t>
-      </w:r>
-    </w:p>
-    <w:p>
-      <w:pPr>
-        <w:pStyle w:val="Heading3"/>
-      </w:pPr>
-      <w:r>
-        <w:t xml:space="preserve">Properties </w:t>
-      </w:r>
-    </w:p>
-    <w:p>
-      <w:pPr>
-        <w:pStyle w:val="Header3Normal"/>
-        <w:numPr>
-          <w:ilvl w:val="0"/>
-          <w:numId w:val="14"/>
-        </w:numPr>
-      </w:pPr>
-      <w:r>
-        <w:t xml:space="preserve">Cells – the 2D array that stores each </w:t>
+        <w:t xml:space="preserve">Returns the </w:t>
       </w:r>
       <w:hyperlink w:anchor="_Cell" w:history="1">
         <w:r>
@@ -9482,116 +9862,58 @@
         </w:r>
       </w:hyperlink>
       <w:r>
-        <w:t xml:space="preserve"> object of the grid.</w:t>
+        <w:t xml:space="preserve"> object for the given column and row provided. Returns null if the given column or row are outside the bounds of the grid. </w:t>
+      </w:r>
+    </w:p>
+    <w:p>
+      <w:pPr>
+        <w:pStyle w:val="Heading3"/>
+      </w:pPr>
+      <w:proofErr w:type="spellStart"/>
+      <w:r>
+        <w:t>GetSlimeByType</w:t>
+      </w:r>
+      <w:proofErr w:type="spellEnd"/>
+      <w:r>
+        <w:t>()</w:t>
       </w:r>
     </w:p>
     <w:p>
       <w:pPr>
         <w:pStyle w:val="Header3Normal"/>
-        <w:numPr>
-          <w:ilvl w:val="0"/>
-          <w:numId w:val="14"/>
-        </w:numPr>
-      </w:pPr>
-      <w:r>
-        <w:t>Rows – The number of rows in the grid.</w:t>
-      </w:r>
-    </w:p>
-    <w:p>
-      <w:pPr>
-        <w:pStyle w:val="Header3Normal"/>
-        <w:numPr>
-          <w:ilvl w:val="0"/>
-          <w:numId w:val="14"/>
-        </w:numPr>
-      </w:pPr>
-      <w:r>
-        <w:t>Cols – The number of columns in the grid.</w:t>
-      </w:r>
-    </w:p>
-    <w:p>
-      <w:pPr>
-        <w:pStyle w:val="Header3Normal"/>
-        <w:numPr>
-          <w:ilvl w:val="0"/>
-          <w:numId w:val="14"/>
-        </w:numPr>
-      </w:pPr>
-      <w:r>
-        <w:t>CellGap – The vertical and horizontal gap, in pixels between the cells in the grid</w:t>
-      </w:r>
-    </w:p>
-    <w:p>
-      <w:pPr>
-        <w:pStyle w:val="Header3Normal"/>
-        <w:numPr>
-          <w:ilvl w:val="0"/>
-          <w:numId w:val="14"/>
-        </w:numPr>
-      </w:pPr>
-      <w:r>
-        <w:t>CellSize – The size of each square cell in the grid.</w:t>
-      </w:r>
-    </w:p>
-    <w:p>
-      <w:pPr>
-        <w:pStyle w:val="Header3Normal"/>
-        <w:numPr>
-          <w:ilvl w:val="0"/>
-          <w:numId w:val="14"/>
-        </w:numPr>
-      </w:pPr>
-      <w:r>
-        <w:t>BorderWidth – The size, in pixels, of the border around the grid.</w:t>
-      </w:r>
-    </w:p>
-    <w:p>
-      <w:pPr>
-        <w:pStyle w:val="Heading3"/>
-      </w:pPr>
-      <w:r>
-        <w:t>Grid()</w:t>
-      </w:r>
-    </w:p>
-    <w:p>
-      <w:pPr>
-        <w:pStyle w:val="Header3Normal"/>
-      </w:pPr>
-      <w:r>
-        <w:t xml:space="preserve">Takes the given parameters and sets the properties accordingly. </w:t>
-      </w:r>
-      <w:r>
-        <w:t xml:space="preserve">The </w:t>
-      </w:r>
-      <w:hyperlink w:anchor="_Drawing" w:history="1">
+      </w:pPr>
+      <w:r>
+        <w:t xml:space="preserve">Returns the </w:t>
+      </w:r>
+      <w:hyperlink w:anchor="_Slime" w:history="1">
         <w:r>
           <w:rPr>
             <w:rStyle w:val="Hyperlink"/>
           </w:rPr>
-          <w:t>Sprite</w:t>
+          <w:t>S</w:t>
         </w:r>
-      </w:hyperlink>
-      <w:r>
-        <w:t xml:space="preserve"> object defines the background drawn for the grid. Each Cell has its </w:t>
-      </w:r>
-      <w:hyperlink w:anchor="_Transform" w:history="1">
         <w:r>
           <w:rPr>
             <w:rStyle w:val="Hyperlink"/>
           </w:rPr>
-          <w:t>Transform</w:t>
+          <w:t>lime</w:t>
         </w:r>
       </w:hyperlink>
       <w:r>
-        <w:t>, Color, and properties set before being added to the Cells array.</w:t>
+        <w:t xml:space="preserve"> object of the type provided in the parameters. Returns null if no slime was found.</w:t>
       </w:r>
     </w:p>
     <w:p>
       <w:pPr>
         <w:pStyle w:val="Heading3"/>
       </w:pPr>
-      <w:r>
-        <w:t>GetCell()</w:t>
+      <w:proofErr w:type="spellStart"/>
+      <w:r>
+        <w:t>SaveLevel</w:t>
+      </w:r>
+      <w:proofErr w:type="spellEnd"/>
+      <w:r>
+        <w:t>()</w:t>
       </w:r>
     </w:p>
     <w:p>
@@ -9599,25 +9921,54 @@
         <w:pStyle w:val="Header3Normal"/>
       </w:pPr>
       <w:r>
-        <w:t xml:space="preserve">Returns the Cell object for the given column and row provided. Returns null if the given column or row are outside the bounds of the grid. </w:t>
+        <w:t>Saves the properties of each cell in the grid to a csv file within the Levels folder of the game directory. The data is stored as Column, Row, Properties.</w:t>
+      </w:r>
+    </w:p>
+    <w:p>
+      <w:pPr>
+        <w:pStyle w:val="Heading3"/>
+      </w:pPr>
+      <w:proofErr w:type="spellStart"/>
+      <w:r>
+        <w:t>LoadLevel</w:t>
+      </w:r>
+      <w:proofErr w:type="spellEnd"/>
+      <w:r>
+        <w:t>()</w:t>
+      </w:r>
+    </w:p>
+    <w:p>
+      <w:pPr>
+        <w:pStyle w:val="Header3Normal"/>
+      </w:pPr>
+      <w:r>
+        <w:t xml:space="preserve">Reads from the csv file provided in the parameters, applying the </w:t>
+      </w:r>
+      <w:proofErr w:type="spellStart"/>
+      <w:r>
+        <w:t>ParseProperties</w:t>
+      </w:r>
+      <w:proofErr w:type="spellEnd"/>
+      <w:r>
+        <w:t>() method to each cell for each property in the level file. Also performs a check to ensure that no slime can be loaded into a level twice.</w:t>
       </w:r>
     </w:p>
     <w:p>
       <w:pPr>
         <w:pStyle w:val="Heading2"/>
       </w:pPr>
-      <w:bookmarkStart w:id="50" w:name="_Toc228953029"/>
-      <w:r>
-        <w:t>Polygon</w:t>
-      </w:r>
-      <w:bookmarkEnd w:id="50"/>
+      <w:proofErr w:type="spellStart"/>
+      <w:r>
+        <w:t>LevelGrid</w:t>
+      </w:r>
+      <w:proofErr w:type="spellEnd"/>
     </w:p>
     <w:p>
       <w:pPr>
         <w:pStyle w:val="Header2Normal"/>
       </w:pPr>
       <w:r>
-        <w:t>Objective: An object that allows easy drawing of simple shapes to the screen.</w:t>
+        <w:t>Objective: The grid used the levels of the game, controlling all gameplay mechanics.</w:t>
       </w:r>
     </w:p>
     <w:p>
@@ -9625,29 +9976,190 @@
         <w:pStyle w:val="Heading3"/>
       </w:pPr>
       <w:r>
-        <w:t>Polygon()</w:t>
+        <w:t>Properties</w:t>
       </w:r>
     </w:p>
     <w:p>
       <w:pPr>
         <w:pStyle w:val="Header3Normal"/>
-      </w:pPr>
-      <w:r>
-        <w:t>Takes the given parameters and sets the properties accordingly.</w:t>
-      </w:r>
-      <w:r>
-        <w:t xml:space="preserve"> The Type parameter can be set to any of the primitive shapes made in the </w:t>
-      </w:r>
-      <w:hyperlink w:anchor="_Shapes" w:history="1">
+        <w:numPr>
+          <w:ilvl w:val="0"/>
+          <w:numId w:val="18"/>
+        </w:numPr>
+      </w:pPr>
+      <w:r>
+        <w:t>Paused – Prevents logic from occurring when the game is paused</w:t>
+      </w:r>
+    </w:p>
+    <w:p>
+      <w:pPr>
+        <w:pStyle w:val="Header3Normal"/>
+        <w:numPr>
+          <w:ilvl w:val="0"/>
+          <w:numId w:val="18"/>
+        </w:numPr>
+      </w:pPr>
+      <w:proofErr w:type="spellStart"/>
+      <w:r>
+        <w:t>PressedKeys</w:t>
+      </w:r>
+      <w:proofErr w:type="spellEnd"/>
+      <w:r>
+        <w:t xml:space="preserve"> – A list of the currently pressed keys on the keyboard.</w:t>
+      </w:r>
+    </w:p>
+    <w:p>
+      <w:pPr>
+        <w:pStyle w:val="Header3Normal"/>
+        <w:numPr>
+          <w:ilvl w:val="0"/>
+          <w:numId w:val="18"/>
+        </w:numPr>
+      </w:pPr>
+      <w:proofErr w:type="spellStart"/>
+      <w:r>
+        <w:lastRenderedPageBreak/>
+        <w:t>ActiveSlimes</w:t>
+      </w:r>
+      <w:proofErr w:type="spellEnd"/>
+      <w:r>
+        <w:t xml:space="preserve"> – Each </w:t>
+      </w:r>
+      <w:hyperlink w:anchor="_Grid" w:history="1">
         <w:r>
           <w:rPr>
             <w:rStyle w:val="Hyperlink"/>
           </w:rPr>
-          <w:t>Shapes</w:t>
+          <w:t>Slime</w:t>
         </w:r>
       </w:hyperlink>
       <w:r>
-        <w:t xml:space="preserve"> class.</w:t>
+        <w:t xml:space="preserve"> attached to the player Slime, which will be controlled by the given </w:t>
+      </w:r>
+      <w:proofErr w:type="spellStart"/>
+      <w:r>
+        <w:t>PressedKeys</w:t>
+      </w:r>
+      <w:proofErr w:type="spellEnd"/>
+      <w:r>
+        <w:t>.</w:t>
+      </w:r>
+    </w:p>
+    <w:p>
+      <w:pPr>
+        <w:pStyle w:val="Header3Normal"/>
+        <w:numPr>
+          <w:ilvl w:val="0"/>
+          <w:numId w:val="18"/>
+        </w:numPr>
+      </w:pPr>
+      <w:r>
+        <w:t xml:space="preserve">Player – The initial Slime controlled by the given </w:t>
+      </w:r>
+      <w:proofErr w:type="spellStart"/>
+      <w:r>
+        <w:t>PressedKeys</w:t>
+      </w:r>
+      <w:proofErr w:type="spellEnd"/>
+      <w:r>
+        <w:t>.</w:t>
+      </w:r>
+    </w:p>
+    <w:p>
+      <w:pPr>
+        <w:pStyle w:val="Header3Normal"/>
+        <w:numPr>
+          <w:ilvl w:val="0"/>
+          <w:numId w:val="18"/>
+        </w:numPr>
+      </w:pPr>
+      <w:proofErr w:type="spellStart"/>
+      <w:r>
+        <w:t>WallOutline</w:t>
+      </w:r>
+      <w:proofErr w:type="spellEnd"/>
+      <w:r>
+        <w:t xml:space="preserve"> – A temporary asset used to demarcate if the player rotated into a wall.</w:t>
+      </w:r>
+    </w:p>
+    <w:p>
+      <w:pPr>
+        <w:pStyle w:val="Header3Normal"/>
+        <w:numPr>
+          <w:ilvl w:val="0"/>
+          <w:numId w:val="18"/>
+        </w:numPr>
+      </w:pPr>
+      <w:r>
+        <w:t xml:space="preserve">Timer – A timer used to animate the </w:t>
+      </w:r>
+      <w:proofErr w:type="spellStart"/>
+      <w:r>
+        <w:t>WallOutline</w:t>
+      </w:r>
+      <w:proofErr w:type="spellEnd"/>
+    </w:p>
+    <w:p>
+      <w:pPr>
+        <w:pStyle w:val="Header3Normal"/>
+        <w:numPr>
+          <w:ilvl w:val="0"/>
+          <w:numId w:val="18"/>
+        </w:numPr>
+      </w:pPr>
+      <w:r>
+        <w:t>Winning – Set to true when each of the Slimes reaches their given goal.</w:t>
+      </w:r>
+    </w:p>
+    <w:p>
+      <w:pPr>
+        <w:pStyle w:val="Heading3"/>
+      </w:pPr>
+      <w:proofErr w:type="spellStart"/>
+      <w:r>
+        <w:t>LevelGrid</w:t>
+      </w:r>
+      <w:proofErr w:type="spellEnd"/>
+      <w:r>
+        <w:t>()</w:t>
+      </w:r>
+    </w:p>
+    <w:p>
+      <w:pPr>
+        <w:pStyle w:val="Header3Normal"/>
+      </w:pPr>
+      <w:r>
+        <w:t xml:space="preserve">Loads the level file passed in through the arguments, finds the green </w:t>
+      </w:r>
+      <w:hyperlink w:anchor="_Grid" w:history="1">
+        <w:r>
+          <w:rPr>
+            <w:rStyle w:val="Hyperlink"/>
+          </w:rPr>
+          <w:t>Slime</w:t>
+        </w:r>
+      </w:hyperlink>
+      <w:r>
+        <w:t xml:space="preserve"> within the </w:t>
+      </w:r>
+      <w:hyperlink w:anchor="_Properties_1" w:history="1">
+        <w:r>
+          <w:rPr>
+            <w:rStyle w:val="Hyperlink"/>
+          </w:rPr>
+          <w:t>Slime</w:t>
+        </w:r>
+      </w:hyperlink>
+      <w:r>
+        <w:t xml:space="preserve"> list, and sets the Player as the green Slime. When setting the Player, if there are neighboring Slimes the Player is automatically fused to those Slimes. Also initializes the </w:t>
+      </w:r>
+      <w:proofErr w:type="spellStart"/>
+      <w:r>
+        <w:t>WallOutline</w:t>
+      </w:r>
+      <w:proofErr w:type="spellEnd"/>
+      <w:r>
+        <w:t>.</w:t>
       </w:r>
     </w:p>
     <w:p>
@@ -10662,6 +11174,345 @@
     </w:lvl>
   </w:abstractNum>
   <w:abstractNum w:abstractNumId="9" w15:restartNumberingAfterBreak="0">
+    <w:nsid w:val="34E44A7F"/>
+    <w:multiLevelType w:val="hybridMultilevel"/>
+    <w:tmpl w:val="7BC6B776"/>
+    <w:lvl w:ilvl="0" w:tplc="04090005">
+      <w:start w:val="1"/>
+      <w:numFmt w:val="bullet"/>
+      <w:lvlText w:val=""/>
+      <w:lvlJc w:val="left"/>
+      <w:pPr>
+        <w:ind w:left="1224" w:hanging="360"/>
+      </w:pPr>
+      <w:rPr>
+        <w:rFonts w:ascii="Wingdings" w:hAnsi="Wingdings" w:hint="default"/>
+      </w:rPr>
+    </w:lvl>
+    <w:lvl w:ilvl="1" w:tplc="04090003" w:tentative="1">
+      <w:start w:val="1"/>
+      <w:numFmt w:val="bullet"/>
+      <w:lvlText w:val="o"/>
+      <w:lvlJc w:val="left"/>
+      <w:pPr>
+        <w:ind w:left="1944" w:hanging="360"/>
+      </w:pPr>
+      <w:rPr>
+        <w:rFonts w:ascii="Courier New" w:hAnsi="Courier New" w:cs="Courier New" w:hint="default"/>
+      </w:rPr>
+    </w:lvl>
+    <w:lvl w:ilvl="2" w:tplc="04090005" w:tentative="1">
+      <w:start w:val="1"/>
+      <w:numFmt w:val="bullet"/>
+      <w:lvlText w:val=""/>
+      <w:lvlJc w:val="left"/>
+      <w:pPr>
+        <w:ind w:left="2664" w:hanging="360"/>
+      </w:pPr>
+      <w:rPr>
+        <w:rFonts w:ascii="Wingdings" w:hAnsi="Wingdings" w:hint="default"/>
+      </w:rPr>
+    </w:lvl>
+    <w:lvl w:ilvl="3" w:tplc="04090001" w:tentative="1">
+      <w:start w:val="1"/>
+      <w:numFmt w:val="bullet"/>
+      <w:lvlText w:val=""/>
+      <w:lvlJc w:val="left"/>
+      <w:pPr>
+        <w:ind w:left="3384" w:hanging="360"/>
+      </w:pPr>
+      <w:rPr>
+        <w:rFonts w:ascii="Symbol" w:hAnsi="Symbol" w:hint="default"/>
+      </w:rPr>
+    </w:lvl>
+    <w:lvl w:ilvl="4" w:tplc="04090003" w:tentative="1">
+      <w:start w:val="1"/>
+      <w:numFmt w:val="bullet"/>
+      <w:lvlText w:val="o"/>
+      <w:lvlJc w:val="left"/>
+      <w:pPr>
+        <w:ind w:left="4104" w:hanging="360"/>
+      </w:pPr>
+      <w:rPr>
+        <w:rFonts w:ascii="Courier New" w:hAnsi="Courier New" w:cs="Courier New" w:hint="default"/>
+      </w:rPr>
+    </w:lvl>
+    <w:lvl w:ilvl="5" w:tplc="04090005" w:tentative="1">
+      <w:start w:val="1"/>
+      <w:numFmt w:val="bullet"/>
+      <w:lvlText w:val=""/>
+      <w:lvlJc w:val="left"/>
+      <w:pPr>
+        <w:ind w:left="4824" w:hanging="360"/>
+      </w:pPr>
+      <w:rPr>
+        <w:rFonts w:ascii="Wingdings" w:hAnsi="Wingdings" w:hint="default"/>
+      </w:rPr>
+    </w:lvl>
+    <w:lvl w:ilvl="6" w:tplc="04090001" w:tentative="1">
+      <w:start w:val="1"/>
+      <w:numFmt w:val="bullet"/>
+      <w:lvlText w:val=""/>
+      <w:lvlJc w:val="left"/>
+      <w:pPr>
+        <w:ind w:left="5544" w:hanging="360"/>
+      </w:pPr>
+      <w:rPr>
+        <w:rFonts w:ascii="Symbol" w:hAnsi="Symbol" w:hint="default"/>
+      </w:rPr>
+    </w:lvl>
+    <w:lvl w:ilvl="7" w:tplc="04090003" w:tentative="1">
+      <w:start w:val="1"/>
+      <w:numFmt w:val="bullet"/>
+      <w:lvlText w:val="o"/>
+      <w:lvlJc w:val="left"/>
+      <w:pPr>
+        <w:ind w:left="6264" w:hanging="360"/>
+      </w:pPr>
+      <w:rPr>
+        <w:rFonts w:ascii="Courier New" w:hAnsi="Courier New" w:cs="Courier New" w:hint="default"/>
+      </w:rPr>
+    </w:lvl>
+    <w:lvl w:ilvl="8" w:tplc="04090005" w:tentative="1">
+      <w:start w:val="1"/>
+      <w:numFmt w:val="bullet"/>
+      <w:lvlText w:val=""/>
+      <w:lvlJc w:val="left"/>
+      <w:pPr>
+        <w:ind w:left="6984" w:hanging="360"/>
+      </w:pPr>
+      <w:rPr>
+        <w:rFonts w:ascii="Wingdings" w:hAnsi="Wingdings" w:hint="default"/>
+      </w:rPr>
+    </w:lvl>
+  </w:abstractNum>
+  <w:abstractNum w:abstractNumId="10" w15:restartNumberingAfterBreak="0">
+    <w:nsid w:val="3BDC305C"/>
+    <w:multiLevelType w:val="hybridMultilevel"/>
+    <w:tmpl w:val="0C1A9922"/>
+    <w:lvl w:ilvl="0" w:tplc="04090005">
+      <w:start w:val="1"/>
+      <w:numFmt w:val="bullet"/>
+      <w:lvlText w:val=""/>
+      <w:lvlJc w:val="left"/>
+      <w:pPr>
+        <w:ind w:left="1224" w:hanging="360"/>
+      </w:pPr>
+      <w:rPr>
+        <w:rFonts w:ascii="Wingdings" w:hAnsi="Wingdings" w:hint="default"/>
+      </w:rPr>
+    </w:lvl>
+    <w:lvl w:ilvl="1" w:tplc="04090003" w:tentative="1">
+      <w:start w:val="1"/>
+      <w:numFmt w:val="bullet"/>
+      <w:lvlText w:val="o"/>
+      <w:lvlJc w:val="left"/>
+      <w:pPr>
+        <w:ind w:left="1944" w:hanging="360"/>
+      </w:pPr>
+      <w:rPr>
+        <w:rFonts w:ascii="Courier New" w:hAnsi="Courier New" w:cs="Courier New" w:hint="default"/>
+      </w:rPr>
+    </w:lvl>
+    <w:lvl w:ilvl="2" w:tplc="04090005" w:tentative="1">
+      <w:start w:val="1"/>
+      <w:numFmt w:val="bullet"/>
+      <w:lvlText w:val=""/>
+      <w:lvlJc w:val="left"/>
+      <w:pPr>
+        <w:ind w:left="2664" w:hanging="360"/>
+      </w:pPr>
+      <w:rPr>
+        <w:rFonts w:ascii="Wingdings" w:hAnsi="Wingdings" w:hint="default"/>
+      </w:rPr>
+    </w:lvl>
+    <w:lvl w:ilvl="3" w:tplc="04090001" w:tentative="1">
+      <w:start w:val="1"/>
+      <w:numFmt w:val="bullet"/>
+      <w:lvlText w:val=""/>
+      <w:lvlJc w:val="left"/>
+      <w:pPr>
+        <w:ind w:left="3384" w:hanging="360"/>
+      </w:pPr>
+      <w:rPr>
+        <w:rFonts w:ascii="Symbol" w:hAnsi="Symbol" w:hint="default"/>
+      </w:rPr>
+    </w:lvl>
+    <w:lvl w:ilvl="4" w:tplc="04090003" w:tentative="1">
+      <w:start w:val="1"/>
+      <w:numFmt w:val="bullet"/>
+      <w:lvlText w:val="o"/>
+      <w:lvlJc w:val="left"/>
+      <w:pPr>
+        <w:ind w:left="4104" w:hanging="360"/>
+      </w:pPr>
+      <w:rPr>
+        <w:rFonts w:ascii="Courier New" w:hAnsi="Courier New" w:cs="Courier New" w:hint="default"/>
+      </w:rPr>
+    </w:lvl>
+    <w:lvl w:ilvl="5" w:tplc="04090005" w:tentative="1">
+      <w:start w:val="1"/>
+      <w:numFmt w:val="bullet"/>
+      <w:lvlText w:val=""/>
+      <w:lvlJc w:val="left"/>
+      <w:pPr>
+        <w:ind w:left="4824" w:hanging="360"/>
+      </w:pPr>
+      <w:rPr>
+        <w:rFonts w:ascii="Wingdings" w:hAnsi="Wingdings" w:hint="default"/>
+      </w:rPr>
+    </w:lvl>
+    <w:lvl w:ilvl="6" w:tplc="04090001" w:tentative="1">
+      <w:start w:val="1"/>
+      <w:numFmt w:val="bullet"/>
+      <w:lvlText w:val=""/>
+      <w:lvlJc w:val="left"/>
+      <w:pPr>
+        <w:ind w:left="5544" w:hanging="360"/>
+      </w:pPr>
+      <w:rPr>
+        <w:rFonts w:ascii="Symbol" w:hAnsi="Symbol" w:hint="default"/>
+      </w:rPr>
+    </w:lvl>
+    <w:lvl w:ilvl="7" w:tplc="04090003" w:tentative="1">
+      <w:start w:val="1"/>
+      <w:numFmt w:val="bullet"/>
+      <w:lvlText w:val="o"/>
+      <w:lvlJc w:val="left"/>
+      <w:pPr>
+        <w:ind w:left="6264" w:hanging="360"/>
+      </w:pPr>
+      <w:rPr>
+        <w:rFonts w:ascii="Courier New" w:hAnsi="Courier New" w:cs="Courier New" w:hint="default"/>
+      </w:rPr>
+    </w:lvl>
+    <w:lvl w:ilvl="8" w:tplc="04090005" w:tentative="1">
+      <w:start w:val="1"/>
+      <w:numFmt w:val="bullet"/>
+      <w:lvlText w:val=""/>
+      <w:lvlJc w:val="left"/>
+      <w:pPr>
+        <w:ind w:left="6984" w:hanging="360"/>
+      </w:pPr>
+      <w:rPr>
+        <w:rFonts w:ascii="Wingdings" w:hAnsi="Wingdings" w:hint="default"/>
+      </w:rPr>
+    </w:lvl>
+  </w:abstractNum>
+  <w:abstractNum w:abstractNumId="11" w15:restartNumberingAfterBreak="0">
+    <w:nsid w:val="45B14C86"/>
+    <w:multiLevelType w:val="hybridMultilevel"/>
+    <w:tmpl w:val="3806BDEC"/>
+    <w:lvl w:ilvl="0" w:tplc="04090005">
+      <w:start w:val="1"/>
+      <w:numFmt w:val="bullet"/>
+      <w:lvlText w:val=""/>
+      <w:lvlJc w:val="left"/>
+      <w:pPr>
+        <w:ind w:left="1224" w:hanging="360"/>
+      </w:pPr>
+      <w:rPr>
+        <w:rFonts w:ascii="Wingdings" w:hAnsi="Wingdings" w:hint="default"/>
+      </w:rPr>
+    </w:lvl>
+    <w:lvl w:ilvl="1" w:tplc="04090003" w:tentative="1">
+      <w:start w:val="1"/>
+      <w:numFmt w:val="bullet"/>
+      <w:lvlText w:val="o"/>
+      <w:lvlJc w:val="left"/>
+      <w:pPr>
+        <w:ind w:left="1944" w:hanging="360"/>
+      </w:pPr>
+      <w:rPr>
+        <w:rFonts w:ascii="Courier New" w:hAnsi="Courier New" w:cs="Courier New" w:hint="default"/>
+      </w:rPr>
+    </w:lvl>
+    <w:lvl w:ilvl="2" w:tplc="04090005" w:tentative="1">
+      <w:start w:val="1"/>
+      <w:numFmt w:val="bullet"/>
+      <w:lvlText w:val=""/>
+      <w:lvlJc w:val="left"/>
+      <w:pPr>
+        <w:ind w:left="2664" w:hanging="360"/>
+      </w:pPr>
+      <w:rPr>
+        <w:rFonts w:ascii="Wingdings" w:hAnsi="Wingdings" w:hint="default"/>
+      </w:rPr>
+    </w:lvl>
+    <w:lvl w:ilvl="3" w:tplc="04090001" w:tentative="1">
+      <w:start w:val="1"/>
+      <w:numFmt w:val="bullet"/>
+      <w:lvlText w:val=""/>
+      <w:lvlJc w:val="left"/>
+      <w:pPr>
+        <w:ind w:left="3384" w:hanging="360"/>
+      </w:pPr>
+      <w:rPr>
+        <w:rFonts w:ascii="Symbol" w:hAnsi="Symbol" w:hint="default"/>
+      </w:rPr>
+    </w:lvl>
+    <w:lvl w:ilvl="4" w:tplc="04090003" w:tentative="1">
+      <w:start w:val="1"/>
+      <w:numFmt w:val="bullet"/>
+      <w:lvlText w:val="o"/>
+      <w:lvlJc w:val="left"/>
+      <w:pPr>
+        <w:ind w:left="4104" w:hanging="360"/>
+      </w:pPr>
+      <w:rPr>
+        <w:rFonts w:ascii="Courier New" w:hAnsi="Courier New" w:cs="Courier New" w:hint="default"/>
+      </w:rPr>
+    </w:lvl>
+    <w:lvl w:ilvl="5" w:tplc="04090005" w:tentative="1">
+      <w:start w:val="1"/>
+      <w:numFmt w:val="bullet"/>
+      <w:lvlText w:val=""/>
+      <w:lvlJc w:val="left"/>
+      <w:pPr>
+        <w:ind w:left="4824" w:hanging="360"/>
+      </w:pPr>
+      <w:rPr>
+        <w:rFonts w:ascii="Wingdings" w:hAnsi="Wingdings" w:hint="default"/>
+      </w:rPr>
+    </w:lvl>
+    <w:lvl w:ilvl="6" w:tplc="04090001" w:tentative="1">
+      <w:start w:val="1"/>
+      <w:numFmt w:val="bullet"/>
+      <w:lvlText w:val=""/>
+      <w:lvlJc w:val="left"/>
+      <w:pPr>
+        <w:ind w:left="5544" w:hanging="360"/>
+      </w:pPr>
+      <w:rPr>
+        <w:rFonts w:ascii="Symbol" w:hAnsi="Symbol" w:hint="default"/>
+      </w:rPr>
+    </w:lvl>
+    <w:lvl w:ilvl="7" w:tplc="04090003" w:tentative="1">
+      <w:start w:val="1"/>
+      <w:numFmt w:val="bullet"/>
+      <w:lvlText w:val="o"/>
+      <w:lvlJc w:val="left"/>
+      <w:pPr>
+        <w:ind w:left="6264" w:hanging="360"/>
+      </w:pPr>
+      <w:rPr>
+        <w:rFonts w:ascii="Courier New" w:hAnsi="Courier New" w:cs="Courier New" w:hint="default"/>
+      </w:rPr>
+    </w:lvl>
+    <w:lvl w:ilvl="8" w:tplc="04090005" w:tentative="1">
+      <w:start w:val="1"/>
+      <w:numFmt w:val="bullet"/>
+      <w:lvlText w:val=""/>
+      <w:lvlJc w:val="left"/>
+      <w:pPr>
+        <w:ind w:left="6984" w:hanging="360"/>
+      </w:pPr>
+      <w:rPr>
+        <w:rFonts w:ascii="Wingdings" w:hAnsi="Wingdings" w:hint="default"/>
+      </w:rPr>
+    </w:lvl>
+  </w:abstractNum>
+  <w:abstractNum w:abstractNumId="12" w15:restartNumberingAfterBreak="0">
     <w:nsid w:val="588C3F10"/>
     <w:multiLevelType w:val="hybridMultilevel"/>
     <w:tmpl w:val="39F85F84"/>
@@ -10774,7 +11625,120 @@
       </w:rPr>
     </w:lvl>
   </w:abstractNum>
-  <w:abstractNum w:abstractNumId="10" w15:restartNumberingAfterBreak="0">
+  <w:abstractNum w:abstractNumId="13" w15:restartNumberingAfterBreak="0">
+    <w:nsid w:val="6E8C49AC"/>
+    <w:multiLevelType w:val="hybridMultilevel"/>
+    <w:tmpl w:val="080E3CE2"/>
+    <w:lvl w:ilvl="0" w:tplc="04090005">
+      <w:start w:val="1"/>
+      <w:numFmt w:val="bullet"/>
+      <w:lvlText w:val=""/>
+      <w:lvlJc w:val="left"/>
+      <w:pPr>
+        <w:ind w:left="1224" w:hanging="360"/>
+      </w:pPr>
+      <w:rPr>
+        <w:rFonts w:ascii="Wingdings" w:hAnsi="Wingdings" w:hint="default"/>
+      </w:rPr>
+    </w:lvl>
+    <w:lvl w:ilvl="1" w:tplc="04090003" w:tentative="1">
+      <w:start w:val="1"/>
+      <w:numFmt w:val="bullet"/>
+      <w:lvlText w:val="o"/>
+      <w:lvlJc w:val="left"/>
+      <w:pPr>
+        <w:ind w:left="1944" w:hanging="360"/>
+      </w:pPr>
+      <w:rPr>
+        <w:rFonts w:ascii="Courier New" w:hAnsi="Courier New" w:cs="Courier New" w:hint="default"/>
+      </w:rPr>
+    </w:lvl>
+    <w:lvl w:ilvl="2" w:tplc="04090005" w:tentative="1">
+      <w:start w:val="1"/>
+      <w:numFmt w:val="bullet"/>
+      <w:lvlText w:val=""/>
+      <w:lvlJc w:val="left"/>
+      <w:pPr>
+        <w:ind w:left="2664" w:hanging="360"/>
+      </w:pPr>
+      <w:rPr>
+        <w:rFonts w:ascii="Wingdings" w:hAnsi="Wingdings" w:hint="default"/>
+      </w:rPr>
+    </w:lvl>
+    <w:lvl w:ilvl="3" w:tplc="04090001" w:tentative="1">
+      <w:start w:val="1"/>
+      <w:numFmt w:val="bullet"/>
+      <w:lvlText w:val=""/>
+      <w:lvlJc w:val="left"/>
+      <w:pPr>
+        <w:ind w:left="3384" w:hanging="360"/>
+      </w:pPr>
+      <w:rPr>
+        <w:rFonts w:ascii="Symbol" w:hAnsi="Symbol" w:hint="default"/>
+      </w:rPr>
+    </w:lvl>
+    <w:lvl w:ilvl="4" w:tplc="04090003" w:tentative="1">
+      <w:start w:val="1"/>
+      <w:numFmt w:val="bullet"/>
+      <w:lvlText w:val="o"/>
+      <w:lvlJc w:val="left"/>
+      <w:pPr>
+        <w:ind w:left="4104" w:hanging="360"/>
+      </w:pPr>
+      <w:rPr>
+        <w:rFonts w:ascii="Courier New" w:hAnsi="Courier New" w:cs="Courier New" w:hint="default"/>
+      </w:rPr>
+    </w:lvl>
+    <w:lvl w:ilvl="5" w:tplc="04090005" w:tentative="1">
+      <w:start w:val="1"/>
+      <w:numFmt w:val="bullet"/>
+      <w:lvlText w:val=""/>
+      <w:lvlJc w:val="left"/>
+      <w:pPr>
+        <w:ind w:left="4824" w:hanging="360"/>
+      </w:pPr>
+      <w:rPr>
+        <w:rFonts w:ascii="Wingdings" w:hAnsi="Wingdings" w:hint="default"/>
+      </w:rPr>
+    </w:lvl>
+    <w:lvl w:ilvl="6" w:tplc="04090001" w:tentative="1">
+      <w:start w:val="1"/>
+      <w:numFmt w:val="bullet"/>
+      <w:lvlText w:val=""/>
+      <w:lvlJc w:val="left"/>
+      <w:pPr>
+        <w:ind w:left="5544" w:hanging="360"/>
+      </w:pPr>
+      <w:rPr>
+        <w:rFonts w:ascii="Symbol" w:hAnsi="Symbol" w:hint="default"/>
+      </w:rPr>
+    </w:lvl>
+    <w:lvl w:ilvl="7" w:tplc="04090003" w:tentative="1">
+      <w:start w:val="1"/>
+      <w:numFmt w:val="bullet"/>
+      <w:lvlText w:val="o"/>
+      <w:lvlJc w:val="left"/>
+      <w:pPr>
+        <w:ind w:left="6264" w:hanging="360"/>
+      </w:pPr>
+      <w:rPr>
+        <w:rFonts w:ascii="Courier New" w:hAnsi="Courier New" w:cs="Courier New" w:hint="default"/>
+      </w:rPr>
+    </w:lvl>
+    <w:lvl w:ilvl="8" w:tplc="04090005" w:tentative="1">
+      <w:start w:val="1"/>
+      <w:numFmt w:val="bullet"/>
+      <w:lvlText w:val=""/>
+      <w:lvlJc w:val="left"/>
+      <w:pPr>
+        <w:ind w:left="6984" w:hanging="360"/>
+      </w:pPr>
+      <w:rPr>
+        <w:rFonts w:ascii="Wingdings" w:hAnsi="Wingdings" w:hint="default"/>
+      </w:rPr>
+    </w:lvl>
+  </w:abstractNum>
+  <w:abstractNum w:abstractNumId="14" w15:restartNumberingAfterBreak="0">
     <w:nsid w:val="6FF26D8B"/>
     <w:multiLevelType w:val="hybridMultilevel"/>
     <w:tmpl w:val="2CE01062"/>
@@ -10863,7 +11827,7 @@
       </w:pPr>
     </w:lvl>
   </w:abstractNum>
-  <w:abstractNum w:abstractNumId="11" w15:restartNumberingAfterBreak="0">
+  <w:abstractNum w:abstractNumId="15" w15:restartNumberingAfterBreak="0">
     <w:nsid w:val="76F5799E"/>
     <w:multiLevelType w:val="hybridMultilevel"/>
     <w:tmpl w:val="0FB264DC"/>
@@ -10976,7 +11940,7 @@
       </w:rPr>
     </w:lvl>
   </w:abstractNum>
-  <w:abstractNum w:abstractNumId="12" w15:restartNumberingAfterBreak="0">
+  <w:abstractNum w:abstractNumId="16" w15:restartNumberingAfterBreak="0">
     <w:nsid w:val="79435321"/>
     <w:multiLevelType w:val="hybridMultilevel"/>
     <w:tmpl w:val="2AF083DA"/>
@@ -11089,7 +12053,7 @@
       </w:rPr>
     </w:lvl>
   </w:abstractNum>
-  <w:abstractNum w:abstractNumId="13" w15:restartNumberingAfterBreak="0">
+  <w:abstractNum w:abstractNumId="17" w15:restartNumberingAfterBreak="0">
     <w:nsid w:val="7C312F0D"/>
     <w:multiLevelType w:val="hybridMultilevel"/>
     <w:tmpl w:val="6C36ADEA"/>
@@ -11209,16 +12173,16 @@
     <w:abstractNumId w:val="2"/>
   </w:num>
   <w:num w:numId="3" w16cid:durableId="1782993087">
-    <w:abstractNumId w:val="12"/>
+    <w:abstractNumId w:val="16"/>
   </w:num>
   <w:num w:numId="4" w16cid:durableId="1500732164">
     <w:abstractNumId w:val="0"/>
   </w:num>
   <w:num w:numId="5" w16cid:durableId="1896891234">
-    <w:abstractNumId w:val="9"/>
+    <w:abstractNumId w:val="12"/>
   </w:num>
   <w:num w:numId="6" w16cid:durableId="179248636">
-    <w:abstractNumId w:val="11"/>
+    <w:abstractNumId w:val="15"/>
   </w:num>
   <w:num w:numId="7" w16cid:durableId="914899001">
     <w:abstractNumId w:val="6"/>
@@ -11227,7 +12191,7 @@
     <w:abstractNumId w:val="1"/>
   </w:num>
   <w:num w:numId="9" w16cid:durableId="1192452032">
-    <w:abstractNumId w:val="10"/>
+    <w:abstractNumId w:val="14"/>
   </w:num>
   <w:num w:numId="10" w16cid:durableId="543172667">
     <w:abstractNumId w:val="8"/>
@@ -11236,13 +12200,25 @@
     <w:abstractNumId w:val="3"/>
   </w:num>
   <w:num w:numId="12" w16cid:durableId="1173180914">
-    <w:abstractNumId w:val="13"/>
+    <w:abstractNumId w:val="17"/>
   </w:num>
   <w:num w:numId="13" w16cid:durableId="1442794864">
     <w:abstractNumId w:val="5"/>
   </w:num>
   <w:num w:numId="14" w16cid:durableId="662272251">
     <w:abstractNumId w:val="4"/>
+  </w:num>
+  <w:num w:numId="15" w16cid:durableId="861363557">
+    <w:abstractNumId w:val="11"/>
+  </w:num>
+  <w:num w:numId="16" w16cid:durableId="1674987132">
+    <w:abstractNumId w:val="10"/>
+  </w:num>
+  <w:num w:numId="17" w16cid:durableId="1355575703">
+    <w:abstractNumId w:val="13"/>
+  </w:num>
+  <w:num w:numId="18" w16cid:durableId="89662573">
+    <w:abstractNumId w:val="9"/>
   </w:num>
 </w:numbering>
 </file>

--- a/Slimey Arcades Documentation.docx
+++ b/Slimey Arcades Documentation.docx
@@ -63,7 +63,7 @@
           <w:r>
             <w:fldChar w:fldCharType="separate"/>
           </w:r>
-          <w:hyperlink w:anchor="_Toc231654188" w:history="1">
+          <w:hyperlink w:anchor="_Toc233487270" w:history="1">
             <w:r>
               <w:rPr>
                 <w:rStyle w:val="Hyperlink"/>
@@ -90,7 +90,7 @@
                 <w:noProof/>
                 <w:webHidden/>
               </w:rPr>
-              <w:instrText xml:space="preserve"> PAGEREF _Toc231654188 \h </w:instrText>
+              <w:instrText xml:space="preserve"> PAGEREF _Toc233487270 \h </w:instrText>
             </w:r>
             <w:r>
               <w:rPr>
@@ -131,7 +131,7 @@
               <w:noProof/>
             </w:rPr>
           </w:pPr>
-          <w:hyperlink w:anchor="_Toc231654189" w:history="1">
+          <w:hyperlink w:anchor="_Toc233487271" w:history="1">
             <w:r>
               <w:rPr>
                 <w:rStyle w:val="Hyperlink"/>
@@ -158,7 +158,7 @@
                 <w:noProof/>
                 <w:webHidden/>
               </w:rPr>
-              <w:instrText xml:space="preserve"> PAGEREF _Toc231654189 \h </w:instrText>
+              <w:instrText xml:space="preserve"> PAGEREF _Toc233487271 \h </w:instrText>
             </w:r>
             <w:r>
               <w:rPr>
@@ -199,7 +199,7 @@
               <w:noProof/>
             </w:rPr>
           </w:pPr>
-          <w:hyperlink w:anchor="_Toc231654190" w:history="1">
+          <w:hyperlink w:anchor="_Toc233487272" w:history="1">
             <w:r>
               <w:rPr>
                 <w:rStyle w:val="Hyperlink"/>
@@ -226,7 +226,7 @@
                 <w:noProof/>
                 <w:webHidden/>
               </w:rPr>
-              <w:instrText xml:space="preserve"> PAGEREF _Toc231654190 \h </w:instrText>
+              <w:instrText xml:space="preserve"> PAGEREF _Toc233487272 \h </w:instrText>
             </w:r>
             <w:r>
               <w:rPr>
@@ -267,7 +267,7 @@
               <w:noProof/>
             </w:rPr>
           </w:pPr>
-          <w:hyperlink w:anchor="_Toc231654191" w:history="1">
+          <w:hyperlink w:anchor="_Toc233487273" w:history="1">
             <w:r>
               <w:rPr>
                 <w:rStyle w:val="Hyperlink"/>
@@ -294,7 +294,7 @@
                 <w:noProof/>
                 <w:webHidden/>
               </w:rPr>
-              <w:instrText xml:space="preserve"> PAGEREF _Toc231654191 \h </w:instrText>
+              <w:instrText xml:space="preserve"> PAGEREF _Toc233487273 \h </w:instrText>
             </w:r>
             <w:r>
               <w:rPr>
@@ -335,7 +335,7 @@
               <w:noProof/>
             </w:rPr>
           </w:pPr>
-          <w:hyperlink w:anchor="_Toc231654192" w:history="1">
+          <w:hyperlink w:anchor="_Toc233487274" w:history="1">
             <w:r>
               <w:rPr>
                 <w:rStyle w:val="Hyperlink"/>
@@ -362,7 +362,7 @@
                 <w:noProof/>
                 <w:webHidden/>
               </w:rPr>
-              <w:instrText xml:space="preserve"> PAGEREF _Toc231654192 \h </w:instrText>
+              <w:instrText xml:space="preserve"> PAGEREF _Toc233487274 \h </w:instrText>
             </w:r>
             <w:r>
               <w:rPr>
@@ -403,7 +403,7 @@
               <w:noProof/>
             </w:rPr>
           </w:pPr>
-          <w:hyperlink w:anchor="_Toc231654193" w:history="1">
+          <w:hyperlink w:anchor="_Toc233487275" w:history="1">
             <w:r>
               <w:rPr>
                 <w:rStyle w:val="Hyperlink"/>
@@ -430,7 +430,7 @@
                 <w:noProof/>
                 <w:webHidden/>
               </w:rPr>
-              <w:instrText xml:space="preserve"> PAGEREF _Toc231654193 \h </w:instrText>
+              <w:instrText xml:space="preserve"> PAGEREF _Toc233487275 \h </w:instrText>
             </w:r>
             <w:r>
               <w:rPr>
@@ -471,7 +471,7 @@
               <w:noProof/>
             </w:rPr>
           </w:pPr>
-          <w:hyperlink w:anchor="_Toc231654194" w:history="1">
+          <w:hyperlink w:anchor="_Toc233487276" w:history="1">
             <w:r>
               <w:rPr>
                 <w:rStyle w:val="Hyperlink"/>
@@ -498,7 +498,7 @@
                 <w:noProof/>
                 <w:webHidden/>
               </w:rPr>
-              <w:instrText xml:space="preserve"> PAGEREF _Toc231654194 \h </w:instrText>
+              <w:instrText xml:space="preserve"> PAGEREF _Toc233487276 \h </w:instrText>
             </w:r>
             <w:r>
               <w:rPr>
@@ -539,7 +539,7 @@
               <w:noProof/>
             </w:rPr>
           </w:pPr>
-          <w:hyperlink w:anchor="_Toc231654195" w:history="1">
+          <w:hyperlink w:anchor="_Toc233487277" w:history="1">
             <w:r>
               <w:rPr>
                 <w:rStyle w:val="Hyperlink"/>
@@ -566,7 +566,7 @@
                 <w:noProof/>
                 <w:webHidden/>
               </w:rPr>
-              <w:instrText xml:space="preserve"> PAGEREF _Toc231654195 \h </w:instrText>
+              <w:instrText xml:space="preserve"> PAGEREF _Toc233487277 \h </w:instrText>
             </w:r>
             <w:r>
               <w:rPr>
@@ -607,7 +607,7 @@
               <w:noProof/>
             </w:rPr>
           </w:pPr>
-          <w:hyperlink w:anchor="_Toc231654196" w:history="1">
+          <w:hyperlink w:anchor="_Toc233487278" w:history="1">
             <w:r>
               <w:rPr>
                 <w:rStyle w:val="Hyperlink"/>
@@ -634,7 +634,7 @@
                 <w:noProof/>
                 <w:webHidden/>
               </w:rPr>
-              <w:instrText xml:space="preserve"> PAGEREF _Toc231654196 \h </w:instrText>
+              <w:instrText xml:space="preserve"> PAGEREF _Toc233487278 \h </w:instrText>
             </w:r>
             <w:r>
               <w:rPr>
@@ -675,7 +675,7 @@
               <w:noProof/>
             </w:rPr>
           </w:pPr>
-          <w:hyperlink w:anchor="_Toc231654197" w:history="1">
+          <w:hyperlink w:anchor="_Toc233487279" w:history="1">
             <w:r>
               <w:rPr>
                 <w:rStyle w:val="Hyperlink"/>
@@ -702,7 +702,7 @@
                 <w:noProof/>
                 <w:webHidden/>
               </w:rPr>
-              <w:instrText xml:space="preserve"> PAGEREF _Toc231654197 \h </w:instrText>
+              <w:instrText xml:space="preserve"> PAGEREF _Toc233487279 \h </w:instrText>
             </w:r>
             <w:r>
               <w:rPr>
@@ -743,7 +743,7 @@
               <w:noProof/>
             </w:rPr>
           </w:pPr>
-          <w:hyperlink w:anchor="_Toc231654198" w:history="1">
+          <w:hyperlink w:anchor="_Toc233487280" w:history="1">
             <w:r>
               <w:rPr>
                 <w:rStyle w:val="Hyperlink"/>
@@ -770,7 +770,7 @@
                 <w:noProof/>
                 <w:webHidden/>
               </w:rPr>
-              <w:instrText xml:space="preserve"> PAGEREF _Toc231654198 \h </w:instrText>
+              <w:instrText xml:space="preserve"> PAGEREF _Toc233487280 \h </w:instrText>
             </w:r>
             <w:r>
               <w:rPr>
@@ -811,7 +811,7 @@
               <w:noProof/>
             </w:rPr>
           </w:pPr>
-          <w:hyperlink w:anchor="_Toc231654199" w:history="1">
+          <w:hyperlink w:anchor="_Toc233487281" w:history="1">
             <w:r>
               <w:rPr>
                 <w:rStyle w:val="Hyperlink"/>
@@ -838,7 +838,7 @@
                 <w:noProof/>
                 <w:webHidden/>
               </w:rPr>
-              <w:instrText xml:space="preserve"> PAGEREF _Toc231654199 \h </w:instrText>
+              <w:instrText xml:space="preserve"> PAGEREF _Toc233487281 \h </w:instrText>
             </w:r>
             <w:r>
               <w:rPr>
@@ -879,7 +879,7 @@
               <w:noProof/>
             </w:rPr>
           </w:pPr>
-          <w:hyperlink w:anchor="_Toc231654200" w:history="1">
+          <w:hyperlink w:anchor="_Toc233487282" w:history="1">
             <w:r>
               <w:rPr>
                 <w:rStyle w:val="Hyperlink"/>
@@ -906,7 +906,7 @@
                 <w:noProof/>
                 <w:webHidden/>
               </w:rPr>
-              <w:instrText xml:space="preserve"> PAGEREF _Toc231654200 \h </w:instrText>
+              <w:instrText xml:space="preserve"> PAGEREF _Toc233487282 \h </w:instrText>
             </w:r>
             <w:r>
               <w:rPr>
@@ -947,7 +947,7 @@
               <w:noProof/>
             </w:rPr>
           </w:pPr>
-          <w:hyperlink w:anchor="_Toc231654201" w:history="1">
+          <w:hyperlink w:anchor="_Toc233487283" w:history="1">
             <w:r>
               <w:rPr>
                 <w:rStyle w:val="Hyperlink"/>
@@ -974,7 +974,7 @@
                 <w:noProof/>
                 <w:webHidden/>
               </w:rPr>
-              <w:instrText xml:space="preserve"> PAGEREF _Toc231654201 \h </w:instrText>
+              <w:instrText xml:space="preserve"> PAGEREF _Toc233487283 \h </w:instrText>
             </w:r>
             <w:r>
               <w:rPr>
@@ -1015,7 +1015,7 @@
               <w:noProof/>
             </w:rPr>
           </w:pPr>
-          <w:hyperlink w:anchor="_Toc231654202" w:history="1">
+          <w:hyperlink w:anchor="_Toc233487284" w:history="1">
             <w:r>
               <w:rPr>
                 <w:rStyle w:val="Hyperlink"/>
@@ -1042,7 +1042,7 @@
                 <w:noProof/>
                 <w:webHidden/>
               </w:rPr>
-              <w:instrText xml:space="preserve"> PAGEREF _Toc231654202 \h </w:instrText>
+              <w:instrText xml:space="preserve"> PAGEREF _Toc233487284 \h </w:instrText>
             </w:r>
             <w:r>
               <w:rPr>
@@ -1083,7 +1083,7 @@
               <w:noProof/>
             </w:rPr>
           </w:pPr>
-          <w:hyperlink w:anchor="_Toc231654203" w:history="1">
+          <w:hyperlink w:anchor="_Toc233487285" w:history="1">
             <w:r>
               <w:rPr>
                 <w:rStyle w:val="Hyperlink"/>
@@ -1110,7 +1110,7 @@
                 <w:noProof/>
                 <w:webHidden/>
               </w:rPr>
-              <w:instrText xml:space="preserve"> PAGEREF _Toc231654203 \h </w:instrText>
+              <w:instrText xml:space="preserve"> PAGEREF _Toc233487285 \h </w:instrText>
             </w:r>
             <w:r>
               <w:rPr>
@@ -1151,7 +1151,7 @@
               <w:noProof/>
             </w:rPr>
           </w:pPr>
-          <w:hyperlink w:anchor="_Toc231654204" w:history="1">
+          <w:hyperlink w:anchor="_Toc233487286" w:history="1">
             <w:r>
               <w:rPr>
                 <w:rStyle w:val="Hyperlink"/>
@@ -1178,7 +1178,7 @@
                 <w:noProof/>
                 <w:webHidden/>
               </w:rPr>
-              <w:instrText xml:space="preserve"> PAGEREF _Toc231654204 \h </w:instrText>
+              <w:instrText xml:space="preserve"> PAGEREF _Toc233487286 \h </w:instrText>
             </w:r>
             <w:r>
               <w:rPr>
@@ -1219,7 +1219,7 @@
               <w:noProof/>
             </w:rPr>
           </w:pPr>
-          <w:hyperlink w:anchor="_Toc231654205" w:history="1">
+          <w:hyperlink w:anchor="_Toc233487287" w:history="1">
             <w:r>
               <w:rPr>
                 <w:rStyle w:val="Hyperlink"/>
@@ -1246,7 +1246,7 @@
                 <w:noProof/>
                 <w:webHidden/>
               </w:rPr>
-              <w:instrText xml:space="preserve"> PAGEREF _Toc231654205 \h </w:instrText>
+              <w:instrText xml:space="preserve"> PAGEREF _Toc233487287 \h </w:instrText>
             </w:r>
             <w:r>
               <w:rPr>
@@ -1287,7 +1287,7 @@
               <w:noProof/>
             </w:rPr>
           </w:pPr>
-          <w:hyperlink w:anchor="_Toc231654206" w:history="1">
+          <w:hyperlink w:anchor="_Toc233487288" w:history="1">
             <w:r>
               <w:rPr>
                 <w:rStyle w:val="Hyperlink"/>
@@ -1314,7 +1314,7 @@
                 <w:noProof/>
                 <w:webHidden/>
               </w:rPr>
-              <w:instrText xml:space="preserve"> PAGEREF _Toc231654206 \h </w:instrText>
+              <w:instrText xml:space="preserve"> PAGEREF _Toc233487288 \h </w:instrText>
             </w:r>
             <w:r>
               <w:rPr>
@@ -1355,13 +1355,13 @@
               <w:noProof/>
             </w:rPr>
           </w:pPr>
-          <w:hyperlink w:anchor="_Toc231654207" w:history="1">
+          <w:hyperlink w:anchor="_Toc233487289" w:history="1">
             <w:r>
               <w:rPr>
                 <w:rStyle w:val="Hyperlink"/>
                 <w:noProof/>
               </w:rPr>
-              <w:t>Cell</w:t>
+              <w:t>Polygon</w:t>
             </w:r>
             <w:r>
               <w:rPr>
@@ -1382,7 +1382,7 @@
                 <w:noProof/>
                 <w:webHidden/>
               </w:rPr>
-              <w:instrText xml:space="preserve"> PAGEREF _Toc231654207 \h </w:instrText>
+              <w:instrText xml:space="preserve"> PAGEREF _Toc233487289 \h </w:instrText>
             </w:r>
             <w:r>
               <w:rPr>
@@ -1423,13 +1423,13 @@
               <w:noProof/>
             </w:rPr>
           </w:pPr>
-          <w:hyperlink w:anchor="_Toc231654208" w:history="1">
+          <w:hyperlink w:anchor="_Toc233487290" w:history="1">
             <w:r>
               <w:rPr>
                 <w:rStyle w:val="Hyperlink"/>
                 <w:noProof/>
               </w:rPr>
-              <w:t>Slime</w:t>
+              <w:t>Cell</w:t>
             </w:r>
             <w:r>
               <w:rPr>
@@ -1450,7 +1450,7 @@
                 <w:noProof/>
                 <w:webHidden/>
               </w:rPr>
-              <w:instrText xml:space="preserve"> PAGEREF _Toc231654208 \h </w:instrText>
+              <w:instrText xml:space="preserve"> PAGEREF _Toc233487290 \h </w:instrText>
             </w:r>
             <w:r>
               <w:rPr>
@@ -1491,13 +1491,13 @@
               <w:noProof/>
             </w:rPr>
           </w:pPr>
-          <w:hyperlink w:anchor="_Toc231654209" w:history="1">
+          <w:hyperlink w:anchor="_Toc233487291" w:history="1">
             <w:r>
               <w:rPr>
                 <w:rStyle w:val="Hyperlink"/>
                 <w:noProof/>
               </w:rPr>
-              <w:t>Grid</w:t>
+              <w:t>Slime</w:t>
             </w:r>
             <w:r>
               <w:rPr>
@@ -1518,7 +1518,7 @@
                 <w:noProof/>
                 <w:webHidden/>
               </w:rPr>
-              <w:instrText xml:space="preserve"> PAGEREF _Toc231654209 \h </w:instrText>
+              <w:instrText xml:space="preserve"> PAGEREF _Toc233487291 \h </w:instrText>
             </w:r>
             <w:r>
               <w:rPr>
@@ -1559,13 +1559,13 @@
               <w:noProof/>
             </w:rPr>
           </w:pPr>
-          <w:hyperlink w:anchor="_Toc231654210" w:history="1">
+          <w:hyperlink w:anchor="_Toc233487292" w:history="1">
             <w:r>
               <w:rPr>
                 <w:rStyle w:val="Hyperlink"/>
                 <w:noProof/>
               </w:rPr>
-              <w:t>Polygon</w:t>
+              <w:t>Grid</w:t>
             </w:r>
             <w:r>
               <w:rPr>
@@ -1586,7 +1586,75 @@
                 <w:noProof/>
                 <w:webHidden/>
               </w:rPr>
-              <w:instrText xml:space="preserve"> PAGEREF _Toc231654210 \h </w:instrText>
+              <w:instrText xml:space="preserve"> PAGEREF _Toc233487292 \h </w:instrText>
+            </w:r>
+            <w:r>
+              <w:rPr>
+                <w:noProof/>
+                <w:webHidden/>
+              </w:rPr>
+            </w:r>
+            <w:r>
+              <w:rPr>
+                <w:noProof/>
+                <w:webHidden/>
+              </w:rPr>
+              <w:fldChar w:fldCharType="separate"/>
+            </w:r>
+            <w:r>
+              <w:rPr>
+                <w:noProof/>
+                <w:webHidden/>
+              </w:rPr>
+              <w:t>13</w:t>
+            </w:r>
+            <w:r>
+              <w:rPr>
+                <w:noProof/>
+                <w:webHidden/>
+              </w:rPr>
+              <w:fldChar w:fldCharType="end"/>
+            </w:r>
+          </w:hyperlink>
+        </w:p>
+        <w:p>
+          <w:pPr>
+            <w:pStyle w:val="TOC2"/>
+            <w:tabs>
+              <w:tab w:val="right" w:leader="dot" w:pos="9350"/>
+            </w:tabs>
+            <w:rPr>
+              <w:noProof/>
+            </w:rPr>
+          </w:pPr>
+          <w:hyperlink w:anchor="_Toc233487293" w:history="1">
+            <w:r>
+              <w:rPr>
+                <w:rStyle w:val="Hyperlink"/>
+                <w:noProof/>
+              </w:rPr>
+              <w:t>LevelGrid</w:t>
+            </w:r>
+            <w:r>
+              <w:rPr>
+                <w:noProof/>
+                <w:webHidden/>
+              </w:rPr>
+              <w:tab/>
+            </w:r>
+            <w:r>
+              <w:rPr>
+                <w:noProof/>
+                <w:webHidden/>
+              </w:rPr>
+              <w:fldChar w:fldCharType="begin"/>
+            </w:r>
+            <w:r>
+              <w:rPr>
+                <w:noProof/>
+                <w:webHidden/>
+              </w:rPr>
+              <w:instrText xml:space="preserve"> PAGEREF _Toc233487293 \h </w:instrText>
             </w:r>
             <w:r>
               <w:rPr>
@@ -1647,7 +1715,7 @@
       <w:pPr>
         <w:pStyle w:val="Heading1"/>
       </w:pPr>
-      <w:bookmarkStart w:id="0" w:name="_Toc231654188"/>
+      <w:bookmarkStart w:id="0" w:name="_Toc233487270"/>
       <w:r>
         <w:lastRenderedPageBreak/>
         <w:t>Overview</w:t>
@@ -2145,14 +2213,12 @@
                             <w:pPr>
                               <w:jc w:val="center"/>
                             </w:pPr>
-                            <w:proofErr w:type="spellStart"/>
                             <w:r>
                               <w:t>Ac</w:t>
                             </w:r>
                             <w:r>
                               <w:t>tiveScene</w:t>
                             </w:r>
-                            <w:proofErr w:type="spellEnd"/>
                           </w:p>
                         </w:txbxContent>
                       </wps:txbx>
@@ -2180,14 +2246,12 @@
                       <w:pPr>
                         <w:jc w:val="center"/>
                       </w:pPr>
-                      <w:proofErr w:type="spellStart"/>
                       <w:r>
                         <w:t>Ac</w:t>
                       </w:r>
                       <w:r>
                         <w:t>tiveScene</w:t>
                       </w:r>
-                      <w:proofErr w:type="spellEnd"/>
                     </w:p>
                   </w:txbxContent>
                 </v:textbox>
@@ -2252,14 +2316,12 @@
                               <w:jc w:val="center"/>
                             </w:pPr>
                             <w:hyperlink w:anchor="_SceneController" w:history="1">
-                              <w:proofErr w:type="spellStart"/>
                               <w:r>
                                 <w:rPr>
                                   <w:rStyle w:val="Hyperlink"/>
                                 </w:rPr>
                                 <w:t>SceneController</w:t>
                               </w:r>
-                              <w:proofErr w:type="spellEnd"/>
                             </w:hyperlink>
                           </w:p>
                         </w:txbxContent>
@@ -2289,14 +2351,12 @@
                         <w:jc w:val="center"/>
                       </w:pPr>
                       <w:hyperlink w:anchor="_SceneController" w:history="1">
-                        <w:proofErr w:type="spellStart"/>
                         <w:r>
                           <w:rPr>
                             <w:rStyle w:val="Hyperlink"/>
                           </w:rPr>
                           <w:t>SceneController</w:t>
                         </w:r>
-                        <w:proofErr w:type="spellEnd"/>
                       </w:hyperlink>
                     </w:p>
                   </w:txbxContent>
@@ -2929,7 +2989,7 @@
         <w:pStyle w:val="Heading1"/>
       </w:pPr>
       <w:bookmarkStart w:id="1" w:name="_Scenes"/>
-      <w:bookmarkStart w:id="2" w:name="_Toc231654189"/>
+      <w:bookmarkStart w:id="2" w:name="_Toc233487271"/>
       <w:bookmarkEnd w:id="1"/>
       <w:r>
         <w:lastRenderedPageBreak/>
@@ -2953,7 +3013,7 @@
         <w:pStyle w:val="Heading2"/>
       </w:pPr>
       <w:bookmarkStart w:id="3" w:name="_SceneController"/>
-      <w:bookmarkStart w:id="4" w:name="_Toc231654190"/>
+      <w:bookmarkStart w:id="4" w:name="_Toc233487272"/>
       <w:bookmarkEnd w:id="3"/>
       <w:proofErr w:type="spellStart"/>
       <w:r>
@@ -3408,7 +3468,7 @@
         <w:pStyle w:val="Heading2"/>
       </w:pPr>
       <w:bookmarkStart w:id="8" w:name="_BaseScene"/>
-      <w:bookmarkStart w:id="9" w:name="_Toc231654191"/>
+      <w:bookmarkStart w:id="9" w:name="_Toc233487273"/>
       <w:bookmarkEnd w:id="8"/>
       <w:proofErr w:type="spellStart"/>
       <w:r>
@@ -3900,7 +3960,7 @@
       <w:pPr>
         <w:pStyle w:val="Heading1"/>
       </w:pPr>
-      <w:bookmarkStart w:id="11" w:name="_Toc231654192"/>
+      <w:bookmarkStart w:id="11" w:name="_Toc233487274"/>
       <w:r>
         <w:lastRenderedPageBreak/>
         <w:t>Utilities</w:t>
@@ -3917,7 +3977,7 @@
         <w:pStyle w:val="Heading2"/>
       </w:pPr>
       <w:bookmarkStart w:id="12" w:name="_Container"/>
-      <w:bookmarkStart w:id="13" w:name="_Toc231654193"/>
+      <w:bookmarkStart w:id="13" w:name="_Toc233487275"/>
       <w:bookmarkEnd w:id="12"/>
       <w:r>
         <w:t>Container</w:t>
@@ -4563,7 +4623,7 @@
       </w:pPr>
       <w:bookmarkStart w:id="15" w:name="_Drawing"/>
       <w:bookmarkStart w:id="16" w:name="_Sprite"/>
-      <w:bookmarkStart w:id="17" w:name="_Toc231654194"/>
+      <w:bookmarkStart w:id="17" w:name="_Toc233487276"/>
       <w:bookmarkEnd w:id="15"/>
       <w:bookmarkEnd w:id="16"/>
       <w:r>
@@ -4785,7 +4845,7 @@
         <w:pStyle w:val="Heading2"/>
       </w:pPr>
       <w:bookmarkStart w:id="18" w:name="_Text"/>
-      <w:bookmarkStart w:id="19" w:name="_Toc231654195"/>
+      <w:bookmarkStart w:id="19" w:name="_Toc233487277"/>
       <w:bookmarkEnd w:id="18"/>
       <w:r>
         <w:rPr>
@@ -5148,7 +5208,7 @@
         <w:pStyle w:val="Heading2"/>
       </w:pPr>
       <w:bookmarkStart w:id="20" w:name="_LayerData"/>
-      <w:bookmarkStart w:id="21" w:name="_Toc231654196"/>
+      <w:bookmarkStart w:id="21" w:name="_Toc233487278"/>
       <w:bookmarkEnd w:id="20"/>
       <w:proofErr w:type="spellStart"/>
       <w:r>
@@ -5535,23 +5595,13 @@
                               </w:rPr>
                               <w:t xml:space="preserve">④　</w:t>
                             </w:r>
-                            <w:proofErr w:type="spellStart"/>
                             <w:r>
                               <w:rPr>
                                 <w:rFonts w:hint="eastAsia"/>
                                 <w:sz w:val="20"/>
                                 <w:szCs w:val="20"/>
                               </w:rPr>
-                              <w:t>ContainerDepth</w:t>
-                            </w:r>
-                            <w:proofErr w:type="spellEnd"/>
-                            <w:r>
-                              <w:rPr>
-                                <w:rFonts w:hint="eastAsia"/>
-                                <w:sz w:val="20"/>
-                                <w:szCs w:val="20"/>
-                              </w:rPr>
-                              <w:t xml:space="preserve"> </w:t>
+                              <w:t xml:space="preserve">ContainerDepth </w:t>
                             </w:r>
                             <w:r>
                               <w:rPr>
@@ -5631,23 +5681,13 @@
                         </w:rPr>
                         <w:t xml:space="preserve">④　</w:t>
                       </w:r>
-                      <w:proofErr w:type="spellStart"/>
                       <w:r>
                         <w:rPr>
                           <w:rFonts w:hint="eastAsia"/>
                           <w:sz w:val="20"/>
                           <w:szCs w:val="20"/>
                         </w:rPr>
-                        <w:t>ContainerDepth</w:t>
-                      </w:r>
-                      <w:proofErr w:type="spellEnd"/>
-                      <w:r>
-                        <w:rPr>
-                          <w:rFonts w:hint="eastAsia"/>
-                          <w:sz w:val="20"/>
-                          <w:szCs w:val="20"/>
-                        </w:rPr>
-                        <w:t xml:space="preserve"> </w:t>
+                        <w:t xml:space="preserve">ContainerDepth </w:t>
                       </w:r>
                       <w:r>
                         <w:rPr>
@@ -5768,23 +5808,13 @@
                               </w:rPr>
                               <w:t xml:space="preserve">②　</w:t>
                             </w:r>
-                            <w:proofErr w:type="spellStart"/>
                             <w:r>
                               <w:rPr>
                                 <w:rFonts w:hint="eastAsia"/>
                                 <w:sz w:val="20"/>
                                 <w:szCs w:val="20"/>
                               </w:rPr>
-                              <w:t>ContainerDepth</w:t>
-                            </w:r>
-                            <w:proofErr w:type="spellEnd"/>
-                            <w:r>
-                              <w:rPr>
-                                <w:rFonts w:hint="eastAsia"/>
-                                <w:sz w:val="20"/>
-                                <w:szCs w:val="20"/>
-                              </w:rPr>
-                              <w:t xml:space="preserve"> 1</w:t>
+                              <w:t>ContainerDepth 1</w:t>
                             </w:r>
                             <w:r>
                               <w:rPr>
@@ -5794,23 +5824,13 @@
                               </w:rPr>
                               <w:t xml:space="preserve">, </w:t>
                             </w:r>
-                            <w:proofErr w:type="spellStart"/>
                             <w:r>
                               <w:rPr>
                                 <w:rFonts w:hint="eastAsia"/>
                                 <w:sz w:val="20"/>
                                 <w:szCs w:val="20"/>
                               </w:rPr>
-                              <w:t>LayerIndex</w:t>
-                            </w:r>
-                            <w:proofErr w:type="spellEnd"/>
-                            <w:r>
-                              <w:rPr>
-                                <w:rFonts w:hint="eastAsia"/>
-                                <w:sz w:val="20"/>
-                                <w:szCs w:val="20"/>
-                              </w:rPr>
-                              <w:t xml:space="preserve"> 2, </w:t>
+                              <w:t xml:space="preserve">LayerIndex 2, </w:t>
                             </w:r>
                             <w:r>
                               <w:rPr>
@@ -5882,23 +5902,13 @@
                         </w:rPr>
                         <w:t xml:space="preserve">②　</w:t>
                       </w:r>
-                      <w:proofErr w:type="spellStart"/>
                       <w:r>
                         <w:rPr>
                           <w:rFonts w:hint="eastAsia"/>
                           <w:sz w:val="20"/>
                           <w:szCs w:val="20"/>
                         </w:rPr>
-                        <w:t>ContainerDepth</w:t>
-                      </w:r>
-                      <w:proofErr w:type="spellEnd"/>
-                      <w:r>
-                        <w:rPr>
-                          <w:rFonts w:hint="eastAsia"/>
-                          <w:sz w:val="20"/>
-                          <w:szCs w:val="20"/>
-                        </w:rPr>
-                        <w:t xml:space="preserve"> 1</w:t>
+                        <w:t>ContainerDepth 1</w:t>
                       </w:r>
                       <w:r>
                         <w:rPr>
@@ -5908,23 +5918,13 @@
                         </w:rPr>
                         <w:t xml:space="preserve">, </w:t>
                       </w:r>
-                      <w:proofErr w:type="spellStart"/>
                       <w:r>
                         <w:rPr>
                           <w:rFonts w:hint="eastAsia"/>
                           <w:sz w:val="20"/>
                           <w:szCs w:val="20"/>
                         </w:rPr>
-                        <w:t>LayerIndex</w:t>
-                      </w:r>
-                      <w:proofErr w:type="spellEnd"/>
-                      <w:r>
-                        <w:rPr>
-                          <w:rFonts w:hint="eastAsia"/>
-                          <w:sz w:val="20"/>
-                          <w:szCs w:val="20"/>
-                        </w:rPr>
-                        <w:t xml:space="preserve"> 2, </w:t>
+                        <w:t xml:space="preserve">LayerIndex 2, </w:t>
                       </w:r>
                       <w:r>
                         <w:rPr>
@@ -6032,23 +6032,13 @@
                               </w:rPr>
                               <w:t xml:space="preserve">③　</w:t>
                             </w:r>
-                            <w:proofErr w:type="spellStart"/>
                             <w:r>
                               <w:rPr>
                                 <w:rFonts w:hint="eastAsia"/>
                                 <w:sz w:val="20"/>
                                 <w:szCs w:val="20"/>
                               </w:rPr>
-                              <w:t>ContainerDepth</w:t>
-                            </w:r>
-                            <w:proofErr w:type="spellEnd"/>
-                            <w:r>
-                              <w:rPr>
-                                <w:rFonts w:hint="eastAsia"/>
-                                <w:sz w:val="20"/>
-                                <w:szCs w:val="20"/>
-                              </w:rPr>
-                              <w:t xml:space="preserve"> 1</w:t>
+                              <w:t>ContainerDepth 1</w:t>
                             </w:r>
                             <w:r>
                               <w:rPr>
@@ -6120,23 +6110,13 @@
                         </w:rPr>
                         <w:t xml:space="preserve">③　</w:t>
                       </w:r>
-                      <w:proofErr w:type="spellStart"/>
                       <w:r>
                         <w:rPr>
                           <w:rFonts w:hint="eastAsia"/>
                           <w:sz w:val="20"/>
                           <w:szCs w:val="20"/>
                         </w:rPr>
-                        <w:t>ContainerDepth</w:t>
-                      </w:r>
-                      <w:proofErr w:type="spellEnd"/>
-                      <w:r>
-                        <w:rPr>
-                          <w:rFonts w:hint="eastAsia"/>
-                          <w:sz w:val="20"/>
-                          <w:szCs w:val="20"/>
-                        </w:rPr>
-                        <w:t xml:space="preserve"> 1</w:t>
+                        <w:t>ContainerDepth 1</w:t>
                       </w:r>
                       <w:r>
                         <w:rPr>
@@ -6570,23 +6550,13 @@
                               </w:rPr>
                               <w:t xml:space="preserve">①　</w:t>
                             </w:r>
-                            <w:proofErr w:type="spellStart"/>
                             <w:r>
                               <w:rPr>
                                 <w:rFonts w:hint="eastAsia"/>
                                 <w:sz w:val="20"/>
                                 <w:szCs w:val="20"/>
                               </w:rPr>
-                              <w:t>BaseScene</w:t>
-                            </w:r>
-                            <w:proofErr w:type="spellEnd"/>
-                            <w:r>
-                              <w:rPr>
-                                <w:rFonts w:hint="eastAsia"/>
-                                <w:sz w:val="20"/>
-                                <w:szCs w:val="20"/>
-                              </w:rPr>
-                              <w:t>, Layer 0.9f</w:t>
+                              <w:t>BaseScene, Layer 0.9f</w:t>
                             </w:r>
                           </w:p>
                         </w:txbxContent>
@@ -6626,23 +6596,13 @@
                         </w:rPr>
                         <w:t xml:space="preserve">①　</w:t>
                       </w:r>
-                      <w:proofErr w:type="spellStart"/>
                       <w:r>
                         <w:rPr>
                           <w:rFonts w:hint="eastAsia"/>
                           <w:sz w:val="20"/>
                           <w:szCs w:val="20"/>
                         </w:rPr>
-                        <w:t>BaseScene</w:t>
-                      </w:r>
-                      <w:proofErr w:type="spellEnd"/>
-                      <w:r>
-                        <w:rPr>
-                          <w:rFonts w:hint="eastAsia"/>
-                          <w:sz w:val="20"/>
-                          <w:szCs w:val="20"/>
-                        </w:rPr>
-                        <w:t>, Layer 0.9f</w:t>
+                        <w:t>BaseScene, Layer 0.9f</w:t>
                       </w:r>
                     </w:p>
                   </w:txbxContent>
@@ -8100,7 +8060,7 @@
         <w:pStyle w:val="Heading2"/>
       </w:pPr>
       <w:bookmarkStart w:id="23" w:name="_Clicker"/>
-      <w:bookmarkStart w:id="24" w:name="_Toc231654197"/>
+      <w:bookmarkStart w:id="24" w:name="_Toc233487279"/>
       <w:bookmarkEnd w:id="23"/>
       <w:r>
         <w:rPr>
@@ -8320,7 +8280,7 @@
         <w:pStyle w:val="Heading2"/>
       </w:pPr>
       <w:bookmarkStart w:id="26" w:name="_Transform"/>
-      <w:bookmarkStart w:id="27" w:name="_Toc231654198"/>
+      <w:bookmarkStart w:id="27" w:name="_Toc233487280"/>
       <w:bookmarkEnd w:id="26"/>
       <w:r>
         <w:t>Transform</w:t>
@@ -8589,7 +8549,7 @@
       <w:pPr>
         <w:pStyle w:val="Heading1"/>
       </w:pPr>
-      <w:bookmarkStart w:id="29" w:name="_Toc231654199"/>
+      <w:bookmarkStart w:id="29" w:name="_Toc233487281"/>
       <w:r>
         <w:lastRenderedPageBreak/>
         <w:t>Managers</w:t>
@@ -8608,7 +8568,7 @@
       <w:pPr>
         <w:pStyle w:val="Heading2"/>
       </w:pPr>
-      <w:bookmarkStart w:id="30" w:name="_Toc231654200"/>
+      <w:bookmarkStart w:id="30" w:name="_Toc233487282"/>
       <w:proofErr w:type="spellStart"/>
       <w:proofErr w:type="gramStart"/>
       <w:r>
@@ -8760,7 +8720,7 @@
         <w:pStyle w:val="Heading2"/>
       </w:pPr>
       <w:bookmarkStart w:id="31" w:name="_FontManager"/>
-      <w:bookmarkStart w:id="32" w:name="_Toc231654201"/>
+      <w:bookmarkStart w:id="32" w:name="_Toc233487283"/>
       <w:bookmarkEnd w:id="31"/>
       <w:proofErr w:type="spellStart"/>
       <w:r>
@@ -8975,12 +8935,14 @@
       <w:pPr>
         <w:pStyle w:val="Heading2"/>
       </w:pPr>
-      <w:bookmarkStart w:id="33" w:name="_Toc231654202"/>
+      <w:bookmarkStart w:id="33" w:name="_KeyManager"/>
+      <w:bookmarkStart w:id="34" w:name="_Toc233487284"/>
+      <w:bookmarkEnd w:id="33"/>
       <w:proofErr w:type="spellStart"/>
       <w:r>
         <w:t>KeyManager</w:t>
       </w:r>
-      <w:bookmarkEnd w:id="33"/>
+      <w:bookmarkEnd w:id="34"/>
       <w:proofErr w:type="spellEnd"/>
     </w:p>
     <w:p>
@@ -9004,14 +8966,14 @@
       <w:pPr>
         <w:pStyle w:val="Heading2"/>
       </w:pPr>
-      <w:bookmarkStart w:id="34" w:name="_Shapes"/>
-      <w:bookmarkStart w:id="35" w:name="_Toc231654203"/>
-      <w:bookmarkEnd w:id="34"/>
+      <w:bookmarkStart w:id="35" w:name="_Shapes"/>
+      <w:bookmarkStart w:id="36" w:name="_Toc233487285"/>
+      <w:bookmarkEnd w:id="35"/>
       <w:r>
         <w:lastRenderedPageBreak/>
         <w:t>Shapes</w:t>
       </w:r>
-      <w:bookmarkEnd w:id="35"/>
+      <w:bookmarkEnd w:id="36"/>
     </w:p>
     <w:p>
       <w:pPr>
@@ -9076,11 +9038,11 @@
       <w:pPr>
         <w:pStyle w:val="Heading2"/>
       </w:pPr>
-      <w:bookmarkStart w:id="36" w:name="_Toc231654204"/>
+      <w:bookmarkStart w:id="37" w:name="_Toc233487286"/>
       <w:r>
         <w:t>Enums</w:t>
       </w:r>
-      <w:bookmarkEnd w:id="36"/>
+      <w:bookmarkEnd w:id="37"/>
     </w:p>
     <w:p>
       <w:pPr>
@@ -9102,8 +9064,8 @@
           <w:szCs w:val="40"/>
         </w:rPr>
       </w:pPr>
-      <w:bookmarkStart w:id="37" w:name="_Objects"/>
-      <w:bookmarkEnd w:id="37"/>
+      <w:bookmarkStart w:id="38" w:name="_Objects"/>
+      <w:bookmarkEnd w:id="38"/>
       <w:r>
         <w:br w:type="page"/>
       </w:r>
@@ -9112,12 +9074,12 @@
       <w:pPr>
         <w:pStyle w:val="Heading1"/>
       </w:pPr>
-      <w:bookmarkStart w:id="38" w:name="_Toc231654205"/>
+      <w:bookmarkStart w:id="39" w:name="_Toc233487287"/>
       <w:r>
         <w:lastRenderedPageBreak/>
         <w:t>Objects</w:t>
       </w:r>
-      <w:bookmarkEnd w:id="38"/>
+      <w:bookmarkEnd w:id="39"/>
     </w:p>
     <w:p>
       <w:r>
@@ -9134,11 +9096,11 @@
       <w:pPr>
         <w:pStyle w:val="Heading2"/>
       </w:pPr>
-      <w:bookmarkStart w:id="39" w:name="_Toc231654206"/>
+      <w:bookmarkStart w:id="40" w:name="_Toc233487288"/>
       <w:r>
         <w:t>Button</w:t>
       </w:r>
-      <w:bookmarkEnd w:id="39"/>
+      <w:bookmarkEnd w:id="40"/>
     </w:p>
     <w:p>
       <w:pPr>
@@ -9370,10 +9332,9 @@
       <w:pPr>
         <w:pStyle w:val="Heading2"/>
       </w:pPr>
-      <w:bookmarkStart w:id="40" w:name="_Cell"/>
-      <w:bookmarkStart w:id="41" w:name="_Toc231654207"/>
-      <w:bookmarkStart w:id="42" w:name="_Toc231654210"/>
-      <w:bookmarkEnd w:id="40"/>
+      <w:bookmarkStart w:id="41" w:name="_Cell"/>
+      <w:bookmarkStart w:id="42" w:name="_Toc233487289"/>
+      <w:bookmarkEnd w:id="41"/>
       <w:r>
         <w:t>Polygon</w:t>
       </w:r>
@@ -9419,10 +9380,13 @@
       <w:pPr>
         <w:pStyle w:val="Heading2"/>
       </w:pPr>
+      <w:bookmarkStart w:id="43" w:name="_Toc233487290"/>
+      <w:bookmarkStart w:id="44" w:name="_Cell_1"/>
+      <w:bookmarkEnd w:id="44"/>
       <w:r>
         <w:t>Cell</w:t>
       </w:r>
-      <w:bookmarkEnd w:id="41"/>
+      <w:bookmarkEnd w:id="43"/>
     </w:p>
     <w:p>
       <w:pPr>
@@ -9447,6 +9411,8 @@
       <w:pPr>
         <w:pStyle w:val="Heading3"/>
       </w:pPr>
+      <w:bookmarkStart w:id="45" w:name="_Properties_3"/>
+      <w:bookmarkEnd w:id="45"/>
       <w:r>
         <w:t>Properties</w:t>
       </w:r>
@@ -9484,10 +9450,16 @@
         </w:numPr>
       </w:pPr>
       <w:r>
-        <w:t>Properties – A list of strings that mark which kind</w:t>
-      </w:r>
-      <w:r>
-        <w:t xml:space="preserve"> of properties the cell has</w:t>
+        <w:t xml:space="preserve">Properties – A list of </w:t>
+      </w:r>
+      <w:r>
+        <w:t>CELLOBJECTS</w:t>
+      </w:r>
+      <w:r>
+        <w:t xml:space="preserve"> that</w:t>
+      </w:r>
+      <w:r>
+        <w:t xml:space="preserve"> is used to determine which objects (walls, ice, pits, etc.) should be placed within a given cell.</w:t>
       </w:r>
     </w:p>
     <w:p>
@@ -9510,6 +9482,8 @@
       <w:pPr>
         <w:pStyle w:val="Heading3"/>
       </w:pPr>
+      <w:bookmarkStart w:id="46" w:name="_ParseProperties()"/>
+      <w:bookmarkEnd w:id="46"/>
       <w:proofErr w:type="spellStart"/>
       <w:r>
         <w:t>ParseProperties</w:t>
@@ -9524,25 +9498,73 @@
         <w:pStyle w:val="Header3Normal"/>
       </w:pPr>
       <w:r>
-        <w:t xml:space="preserve">Takes the </w:t>
-      </w:r>
-      <w:r>
-        <w:t>strings within the Properties list and sets the corresponding visuals.</w:t>
+        <w:t xml:space="preserve">For each CELLOBJECTS held within the properties list, create a new object and place it within the cell. Cell properties are for objects that cannot move, walls, ice, pits, etc., and objects that can move, barrels and slimes, are stored within the </w:t>
+      </w:r>
+      <w:hyperlink w:anchor="_Properties_1" w:history="1">
+        <w:r>
+          <w:rPr>
+            <w:rStyle w:val="Hyperlink"/>
+          </w:rPr>
+          <w:t>Grid</w:t>
+        </w:r>
+      </w:hyperlink>
+      <w:r>
+        <w:t xml:space="preserve"> directly. Properties are additive by nature, if a cell contains a wall and ice property, both the wall and ice object will be added to a cell. There is currently no way to remove added objects after the properties have been parsed.</w:t>
+      </w:r>
+    </w:p>
+    <w:p>
+      <w:pPr>
+        <w:pStyle w:val="Heading3"/>
+      </w:pPr>
+      <w:proofErr w:type="spellStart"/>
+      <w:r>
+        <w:t>SetGoal</w:t>
+      </w:r>
+      <w:proofErr w:type="spellEnd"/>
+      <w:r>
+        <w:t>()</w:t>
+      </w:r>
+    </w:p>
+    <w:p>
+      <w:pPr>
+        <w:pStyle w:val="Header3Normal"/>
+      </w:pPr>
+      <w:r>
+        <w:t xml:space="preserve">Creates a goal object to be placed within the cell during </w:t>
+      </w:r>
+      <w:hyperlink w:anchor="_ParseProperties()" w:history="1">
+        <w:proofErr w:type="spellStart"/>
+        <w:r>
+          <w:rPr>
+            <w:rStyle w:val="Hyperlink"/>
+          </w:rPr>
+          <w:t>ParseProperties</w:t>
+        </w:r>
+        <w:proofErr w:type="spellEnd"/>
+        <w:r>
+          <w:rPr>
+            <w:rStyle w:val="Hyperlink"/>
+          </w:rPr>
+          <w:t>()</w:t>
+        </w:r>
+      </w:hyperlink>
+      <w:r>
+        <w:t>.</w:t>
       </w:r>
     </w:p>
     <w:p>
       <w:pPr>
         <w:pStyle w:val="Heading2"/>
       </w:pPr>
-      <w:bookmarkStart w:id="43" w:name="_Grid"/>
-      <w:bookmarkStart w:id="44" w:name="_Slime"/>
-      <w:bookmarkStart w:id="45" w:name="_Toc231654208"/>
-      <w:bookmarkEnd w:id="43"/>
-      <w:bookmarkEnd w:id="44"/>
+      <w:bookmarkStart w:id="47" w:name="_Grid"/>
+      <w:bookmarkStart w:id="48" w:name="_Slime"/>
+      <w:bookmarkStart w:id="49" w:name="_Toc233487291"/>
+      <w:bookmarkEnd w:id="47"/>
+      <w:bookmarkEnd w:id="48"/>
       <w:r>
         <w:t>Slime</w:t>
       </w:r>
-      <w:bookmarkEnd w:id="45"/>
+      <w:bookmarkEnd w:id="49"/>
     </w:p>
     <w:p>
       <w:pPr>
@@ -9559,6 +9581,8 @@
       <w:pPr>
         <w:pStyle w:val="Heading3"/>
       </w:pPr>
+      <w:bookmarkStart w:id="50" w:name="_Properties_2"/>
+      <w:bookmarkEnd w:id="50"/>
       <w:r>
         <w:t>Properties</w:t>
       </w:r>
@@ -9593,14 +9617,62 @@
           <w:numId w:val="16"/>
         </w:numPr>
       </w:pPr>
-      <w:r>
-        <w:t>Distance – The current distance, in cells, from the central (green) slime.</w:t>
+      <w:proofErr w:type="spellStart"/>
+      <w:r>
+        <w:t>Distance</w:t>
+      </w:r>
+      <w:r>
+        <w:t>ToCenter</w:t>
+      </w:r>
+      <w:proofErr w:type="spellEnd"/>
+      <w:r>
+        <w:t xml:space="preserve"> – The current distance, in cells, from the central (green) slime.</w:t>
+      </w:r>
+    </w:p>
+    <w:p>
+      <w:pPr>
+        <w:pStyle w:val="Header3Normal"/>
+        <w:numPr>
+          <w:ilvl w:val="0"/>
+          <w:numId w:val="16"/>
+        </w:numPr>
+      </w:pPr>
+      <w:r>
+        <w:t>Type – An indicator of which slime this is</w:t>
+      </w:r>
+    </w:p>
+    <w:p>
+      <w:pPr>
+        <w:pStyle w:val="Header3Normal"/>
+        <w:ind w:left="1224"/>
+      </w:pPr>
+      <w:r>
+        <w:lastRenderedPageBreak/>
+        <w:t>0: Green</w:t>
+      </w:r>
+      <w:r>
+        <w:br/>
+        <w:t>1: Red</w:t>
+      </w:r>
+      <w:r>
+        <w:br/>
+        <w:t>2: Blue</w:t>
+      </w:r>
+      <w:r>
+        <w:br/>
+        <w:t>3: Yellow</w:t>
+      </w:r>
+      <w:r>
+        <w:br/>
+        <w:t>4: Pink</w:t>
       </w:r>
     </w:p>
     <w:p>
       <w:pPr>
         <w:pStyle w:val="Heading3"/>
       </w:pPr>
+      <w:bookmarkStart w:id="51" w:name="_MoveToCell()"/>
+      <w:bookmarkEnd w:id="51"/>
       <w:proofErr w:type="spellStart"/>
       <w:r>
         <w:t>MoveToCell</w:t>
@@ -9621,26 +9693,24 @@
         <w:t xml:space="preserve"> </w:t>
       </w:r>
       <w:r>
-        <w:t xml:space="preserve">If the cell is null, </w:t>
-      </w:r>
-      <w:proofErr w:type="gramStart"/>
-      <w:r>
-        <w:t>moves</w:t>
-      </w:r>
-      <w:proofErr w:type="gramEnd"/>
-      <w:r>
-        <w:t xml:space="preserve"> the slime offscreen.</w:t>
+        <w:t xml:space="preserve">If the cell is null, the slime </w:t>
+      </w:r>
+      <w:r>
+        <w:t xml:space="preserve">moves </w:t>
+      </w:r>
+      <w:r>
+        <w:t>offscreen.</w:t>
       </w:r>
     </w:p>
     <w:p>
       <w:pPr>
         <w:pStyle w:val="Heading2"/>
       </w:pPr>
-      <w:bookmarkStart w:id="46" w:name="_Toc231654209"/>
+      <w:bookmarkStart w:id="52" w:name="_Toc233487292"/>
       <w:r>
         <w:t>Grid</w:t>
       </w:r>
-      <w:bookmarkEnd w:id="46"/>
+      <w:bookmarkEnd w:id="52"/>
     </w:p>
     <w:p>
       <w:pPr>
@@ -9654,8 +9724,8 @@
       <w:pPr>
         <w:pStyle w:val="Heading3"/>
       </w:pPr>
-      <w:bookmarkStart w:id="47" w:name="_Properties_1"/>
-      <w:bookmarkEnd w:id="47"/>
+      <w:bookmarkStart w:id="53" w:name="_Properties_1"/>
+      <w:bookmarkEnd w:id="53"/>
       <w:r>
         <w:t xml:space="preserve">Properties </w:t>
       </w:r>
@@ -9717,7 +9787,6 @@
       </w:pPr>
       <w:proofErr w:type="spellStart"/>
       <w:r>
-        <w:lastRenderedPageBreak/>
         <w:t>CellGap</w:t>
       </w:r>
       <w:proofErr w:type="spellEnd"/>
@@ -9768,7 +9837,21 @@
         </w:numPr>
       </w:pPr>
       <w:r>
-        <w:t>Slimes – The collection of Slimes held by the grid.</w:t>
+        <w:t xml:space="preserve">Slimes – The </w:t>
+      </w:r>
+      <w:r>
+        <w:t xml:space="preserve">5 </w:t>
+      </w:r>
+      <w:hyperlink w:anchor="_Grid" w:history="1">
+        <w:r>
+          <w:rPr>
+            <w:rStyle w:val="Hyperlink"/>
+          </w:rPr>
+          <w:t>Slimes</w:t>
+        </w:r>
+      </w:hyperlink>
+      <w:r>
+        <w:t xml:space="preserve"> that are held by the grid.</w:t>
       </w:r>
     </w:p>
     <w:p>
@@ -9832,6 +9915,12 @@
       <w:r>
         <w:t xml:space="preserve"> to 9 and 8, respectively, to allow sub-objects of the grid to be in the foreground.</w:t>
       </w:r>
+      <w:r>
+        <w:t xml:space="preserve"> Creates all 5 slimes that can be placed on the grid and moves them offscreen</w:t>
+      </w:r>
+      <w:r>
+        <w:t>.</w:t>
+      </w:r>
     </w:p>
     <w:p>
       <w:pPr>
@@ -9871,7 +9960,7 @@
       </w:pPr>
       <w:proofErr w:type="spellStart"/>
       <w:r>
-        <w:t>GetSlimeByType</w:t>
+        <w:t>GetMouseCell</w:t>
       </w:r>
       <w:proofErr w:type="spellEnd"/>
       <w:r>
@@ -9885,22 +9974,63 @@
       <w:r>
         <w:t xml:space="preserve">Returns the </w:t>
       </w:r>
-      <w:hyperlink w:anchor="_Slime" w:history="1">
+      <w:hyperlink w:anchor="_Cell_1" w:history="1">
         <w:r>
           <w:rPr>
             <w:rStyle w:val="Hyperlink"/>
           </w:rPr>
-          <w:t>S</w:t>
+          <w:t>Cell</w:t>
         </w:r>
+      </w:hyperlink>
+      <w:r>
+        <w:t xml:space="preserve"> object that the mouse is currently hovering over.</w:t>
+      </w:r>
+    </w:p>
+    <w:p>
+      <w:pPr>
+        <w:pStyle w:val="Heading3"/>
+      </w:pPr>
+      <w:proofErr w:type="spellStart"/>
+      <w:r>
+        <w:lastRenderedPageBreak/>
+        <w:t>SaveLevel</w:t>
+      </w:r>
+      <w:proofErr w:type="spellEnd"/>
+      <w:r>
+        <w:t>()</w:t>
+      </w:r>
+    </w:p>
+    <w:p>
+      <w:pPr>
+        <w:pStyle w:val="Header3Normal"/>
+      </w:pPr>
+      <w:r>
+        <w:t>Saves the properties of each cell</w:t>
+      </w:r>
+      <w:r>
+        <w:t xml:space="preserve"> and </w:t>
+      </w:r>
+      <w:proofErr w:type="gramStart"/>
+      <w:r>
+        <w:t>slime</w:t>
+      </w:r>
+      <w:proofErr w:type="gramEnd"/>
+      <w:r>
+        <w:t xml:space="preserve"> in the grid to a csv file within the Levels folder of the game directory. </w:t>
+      </w:r>
+      <w:r>
+        <w:t xml:space="preserve">The first two columns dictate the Cell column and Row. The first five rows are the Slime data. The remaining rows are the property data, with each property indicating the CELLOBJECT to be stored into the Cell’s </w:t>
+      </w:r>
+      <w:hyperlink w:anchor="_Properties_3" w:history="1">
         <w:r>
           <w:rPr>
             <w:rStyle w:val="Hyperlink"/>
           </w:rPr>
-          <w:t>lime</w:t>
+          <w:t>Properties</w:t>
         </w:r>
       </w:hyperlink>
       <w:r>
-        <w:t xml:space="preserve"> object of the type provided in the parameters. Returns null if no slime was found.</w:t>
+        <w:t>.</w:t>
       </w:r>
     </w:p>
     <w:p>
@@ -9909,7 +10039,7 @@
       </w:pPr>
       <w:proofErr w:type="spellStart"/>
       <w:r>
-        <w:t>SaveLevel</w:t>
+        <w:t>LoadLevel</w:t>
       </w:r>
       <w:proofErr w:type="spellEnd"/>
       <w:r>
@@ -9921,46 +10051,68 @@
         <w:pStyle w:val="Header3Normal"/>
       </w:pPr>
       <w:r>
-        <w:t>Saves the properties of each cell in the grid to a csv file within the Levels folder of the game directory. The data is stored as Column, Row, Properties.</w:t>
-      </w:r>
-    </w:p>
-    <w:p>
-      <w:pPr>
-        <w:pStyle w:val="Heading3"/>
-      </w:pPr>
+        <w:t>Reads from the csv file provided in the parameters,</w:t>
+      </w:r>
+      <w:r>
+        <w:t xml:space="preserve"> and setting the Slime and Cell data as provided. Each slime is </w:t>
+      </w:r>
+      <w:hyperlink w:anchor="_MoveToCell()" w:history="1">
+        <w:proofErr w:type="spellStart"/>
+        <w:r>
+          <w:rPr>
+            <w:rStyle w:val="Hyperlink"/>
+          </w:rPr>
+          <w:t>MoveToCell</w:t>
+        </w:r>
+        <w:proofErr w:type="spellEnd"/>
+      </w:hyperlink>
+      <w:r>
+        <w:t>()</w:t>
+      </w:r>
+      <w:r>
+        <w:t xml:space="preserve"> </w:t>
+      </w:r>
+      <w:r>
+        <w:t xml:space="preserve">to the given cell, and if there are any properties within a given cell, the properties are added and </w:t>
+      </w:r>
+      <w:hyperlink w:anchor="_ParseProperties()" w:history="1">
+        <w:proofErr w:type="spellStart"/>
+        <w:r>
+          <w:rPr>
+            <w:rStyle w:val="Hyperlink"/>
+          </w:rPr>
+          <w:t>ParseProperties</w:t>
+        </w:r>
+        <w:proofErr w:type="spellEnd"/>
+      </w:hyperlink>
+      <w:r>
+        <w:t>()</w:t>
+      </w:r>
+      <w:r>
+        <w:t xml:space="preserve"> </w:t>
+      </w:r>
+      <w:proofErr w:type="gramStart"/>
+      <w:r>
+        <w:t>is</w:t>
+      </w:r>
+      <w:proofErr w:type="gramEnd"/>
+      <w:r>
+        <w:t xml:space="preserve"> called</w:t>
+      </w:r>
+      <w:r>
+        <w:t xml:space="preserve">. </w:t>
+      </w:r>
+    </w:p>
+    <w:p>
+      <w:pPr>
+        <w:pStyle w:val="Heading2"/>
+      </w:pPr>
+      <w:bookmarkStart w:id="54" w:name="_Toc233487293"/>
       <w:proofErr w:type="spellStart"/>
       <w:r>
-        <w:t>LoadLevel</w:t>
-      </w:r>
-      <w:proofErr w:type="spellEnd"/>
-      <w:r>
-        <w:t>()</w:t>
-      </w:r>
-    </w:p>
-    <w:p>
-      <w:pPr>
-        <w:pStyle w:val="Header3Normal"/>
-      </w:pPr>
-      <w:r>
-        <w:t xml:space="preserve">Reads from the csv file provided in the parameters, applying the </w:t>
-      </w:r>
-      <w:proofErr w:type="spellStart"/>
-      <w:r>
-        <w:t>ParseProperties</w:t>
-      </w:r>
-      <w:proofErr w:type="spellEnd"/>
-      <w:r>
-        <w:t>() method to each cell for each property in the level file. Also performs a check to ensure that no slime can be loaded into a level twice.</w:t>
-      </w:r>
-    </w:p>
-    <w:p>
-      <w:pPr>
-        <w:pStyle w:val="Heading2"/>
-      </w:pPr>
-      <w:proofErr w:type="spellStart"/>
-      <w:r>
         <w:t>LevelGrid</w:t>
       </w:r>
+      <w:bookmarkEnd w:id="54"/>
       <w:proofErr w:type="spellEnd"/>
     </w:p>
     <w:p>
@@ -9987,8 +10139,13 @@
           <w:numId w:val="18"/>
         </w:numPr>
       </w:pPr>
-      <w:r>
-        <w:t>Paused – Prevents logic from occurring when the game is paused</w:t>
+      <w:proofErr w:type="spellStart"/>
+      <w:r>
+        <w:t>PressedKeys</w:t>
+      </w:r>
+      <w:proofErr w:type="spellEnd"/>
+      <w:r>
+        <w:t xml:space="preserve"> – A list of the currently pressed keys on the keyboard.</w:t>
       </w:r>
     </w:p>
     <w:p>
@@ -10001,24 +10158,6 @@
       </w:pPr>
       <w:proofErr w:type="spellStart"/>
       <w:r>
-        <w:t>PressedKeys</w:t>
-      </w:r>
-      <w:proofErr w:type="spellEnd"/>
-      <w:r>
-        <w:t xml:space="preserve"> – A list of the currently pressed keys on the keyboard.</w:t>
-      </w:r>
-    </w:p>
-    <w:p>
-      <w:pPr>
-        <w:pStyle w:val="Header3Normal"/>
-        <w:numPr>
-          <w:ilvl w:val="0"/>
-          <w:numId w:val="18"/>
-        </w:numPr>
-      </w:pPr>
-      <w:proofErr w:type="spellStart"/>
-      <w:r>
-        <w:lastRenderedPageBreak/>
         <w:t>ActiveSlimes</w:t>
       </w:r>
       <w:proofErr w:type="spellEnd"/>
@@ -10101,35 +10240,40 @@
     </w:p>
     <w:p>
       <w:pPr>
+        <w:pStyle w:val="Heading3"/>
+      </w:pPr>
+      <w:proofErr w:type="spellStart"/>
+      <w:r>
+        <w:t>LevelGrid</w:t>
+      </w:r>
+      <w:proofErr w:type="spellEnd"/>
+      <w:r>
+        <w:t>()</w:t>
+      </w:r>
+    </w:p>
+    <w:p>
+      <w:pPr>
         <w:pStyle w:val="Header3Normal"/>
-        <w:numPr>
-          <w:ilvl w:val="0"/>
-          <w:numId w:val="18"/>
-        </w:numPr>
-      </w:pPr>
-      <w:r>
-        <w:t>Winning – Set to true when each of the Slimes reaches their given goal.</w:t>
-      </w:r>
-    </w:p>
-    <w:p>
-      <w:pPr>
-        <w:pStyle w:val="Heading3"/>
-      </w:pPr>
-      <w:proofErr w:type="spellStart"/>
-      <w:r>
-        <w:t>LevelGrid</w:t>
-      </w:r>
-      <w:proofErr w:type="spellEnd"/>
-      <w:r>
-        <w:t>()</w:t>
-      </w:r>
-    </w:p>
-    <w:p>
-      <w:pPr>
-        <w:pStyle w:val="Header3Normal"/>
-      </w:pPr>
-      <w:r>
-        <w:t xml:space="preserve">Loads the level file passed in through the arguments, finds the green </w:t>
+      </w:pPr>
+      <w:r>
+        <w:t xml:space="preserve">Loads the level file passed in through the </w:t>
+      </w:r>
+      <w:proofErr w:type="gramStart"/>
+      <w:r>
+        <w:t xml:space="preserve">arguments, </w:t>
+      </w:r>
+      <w:r>
+        <w:t>and</w:t>
+      </w:r>
+      <w:proofErr w:type="gramEnd"/>
+      <w:r>
+        <w:t xml:space="preserve"> </w:t>
+      </w:r>
+      <w:r>
+        <w:t xml:space="preserve">sets the </w:t>
+      </w:r>
+      <w:r>
+        <w:t xml:space="preserve">green </w:t>
       </w:r>
       <w:hyperlink w:anchor="_Grid" w:history="1">
         <w:r>
@@ -10140,9 +10284,55 @@
         </w:r>
       </w:hyperlink>
       <w:r>
-        <w:t xml:space="preserve"> within the </w:t>
+        <w:t xml:space="preserve"> (</w:t>
       </w:r>
       <w:hyperlink w:anchor="_Properties_1" w:history="1">
+        <w:r>
+          <w:rPr>
+            <w:rStyle w:val="Hyperlink"/>
+          </w:rPr>
+          <w:t>Slimes[0]</w:t>
+        </w:r>
+      </w:hyperlink>
+      <w:r>
+        <w:t xml:space="preserve">) as the </w:t>
+      </w:r>
+      <w:r>
+        <w:t xml:space="preserve">Player. When setting the Player, if there are neighboring Slimes the Player is automatically fused to those Slimes. Also initializes the </w:t>
+      </w:r>
+      <w:proofErr w:type="spellStart"/>
+      <w:r>
+        <w:t>WallOutline</w:t>
+      </w:r>
+      <w:proofErr w:type="spellEnd"/>
+      <w:r>
+        <w:t>.</w:t>
+      </w:r>
+    </w:p>
+    <w:p>
+      <w:pPr>
+        <w:pStyle w:val="Heading3"/>
+      </w:pPr>
+      <w:r>
+        <w:t>Update()</w:t>
+      </w:r>
+    </w:p>
+    <w:p>
+      <w:pPr>
+        <w:pStyle w:val="Header3Normal"/>
+      </w:pPr>
+      <w:r>
+        <w:t xml:space="preserve">Takes the inputs given by the </w:t>
+      </w:r>
+      <w:proofErr w:type="gramStart"/>
+      <w:r>
+        <w:t>user, and</w:t>
+      </w:r>
+      <w:proofErr w:type="gramEnd"/>
+      <w:r>
+        <w:t xml:space="preserve"> returns the corresponding outputs. The user moves the Player </w:t>
+      </w:r>
+      <w:hyperlink w:anchor="_Grid" w:history="1">
         <w:r>
           <w:rPr>
             <w:rStyle w:val="Hyperlink"/>
@@ -10151,23 +10341,3218 @@
         </w:r>
       </w:hyperlink>
       <w:r>
-        <w:t xml:space="preserve"> list, and sets the Player as the green Slime. When setting the Player, if there are neighboring Slimes the Player is automatically fused to those Slimes. Also initializes the </w:t>
+        <w:t xml:space="preserve"> with the arrow keys defined in the </w:t>
+      </w:r>
+      <w:hyperlink w:anchor="_KeyManager" w:history="1">
+        <w:proofErr w:type="spellStart"/>
+        <w:r>
+          <w:rPr>
+            <w:rStyle w:val="Hyperlink"/>
+          </w:rPr>
+          <w:t>KeyManager</w:t>
+        </w:r>
+        <w:proofErr w:type="spellEnd"/>
+      </w:hyperlink>
+      <w:r>
+        <w:t xml:space="preserve">, and as long as the arrow keys are not pressed, can Rotate() the </w:t>
       </w:r>
       <w:proofErr w:type="spellStart"/>
       <w:r>
+        <w:t>ActiveSlimes</w:t>
+      </w:r>
+      <w:proofErr w:type="spellEnd"/>
+      <w:r>
+        <w:t xml:space="preserve"> with the Q and E keys. Also manages the animation of the </w:t>
+      </w:r>
+      <w:proofErr w:type="spellStart"/>
+      <w:r>
         <w:t>WallOutline</w:t>
       </w:r>
       <w:proofErr w:type="spellEnd"/>
       <w:r>
+        <w:t xml:space="preserve">. </w:t>
+      </w:r>
+    </w:p>
+    <w:p>
+      <w:pPr>
+        <w:pStyle w:val="Heading3"/>
+      </w:pPr>
+      <w:r>
+        <w:lastRenderedPageBreak/>
+        <w:t>Move()</w:t>
+      </w:r>
+    </w:p>
+    <w:p>
+      <w:pPr>
+        <w:pStyle w:val="Header3Normal"/>
+      </w:pPr>
+      <w:r>
+        <w:t xml:space="preserve">Moves each </w:t>
+      </w:r>
+      <w:proofErr w:type="spellStart"/>
+      <w:r>
+        <w:t>ActiveSlime</w:t>
+      </w:r>
+      <w:proofErr w:type="spellEnd"/>
+      <w:r>
+        <w:t xml:space="preserve"> to the given </w:t>
+      </w:r>
+      <w:proofErr w:type="spellStart"/>
+      <w:r>
+        <w:t>TargetCell</w:t>
+      </w:r>
+      <w:proofErr w:type="spellEnd"/>
+      <w:r>
+        <w:t>, if none of the collision checks occur. The collision checks occur in the following order, and result in the following responses.</w:t>
+      </w:r>
+    </w:p>
+    <w:p>
+      <w:pPr>
+        <w:pStyle w:val="Header3Normal"/>
+        <w:numPr>
+          <w:ilvl w:val="0"/>
+          <w:numId w:val="19"/>
+        </w:numPr>
+      </w:pPr>
+      <w:r>
+        <w:t xml:space="preserve">Wall collision. If </w:t>
+      </w:r>
+      <w:r>
+        <w:t>any Slime hits a wall tile, all slimes stop moving.</w:t>
+      </w:r>
+    </w:p>
+    <w:p>
+      <w:pPr>
+        <w:pStyle w:val="Header3Normal"/>
+        <w:numPr>
+          <w:ilvl w:val="0"/>
+          <w:numId w:val="19"/>
+        </w:numPr>
+      </w:pPr>
+      <w:proofErr w:type="gramStart"/>
+      <w:r>
+        <w:t>Red Blue</w:t>
+      </w:r>
+      <w:proofErr w:type="gramEnd"/>
+      <w:r>
+        <w:t xml:space="preserve"> switch collision. If any Slime hits a red or blue switch, switch the state of the level. See </w:t>
+      </w:r>
+      <w:proofErr w:type="spellStart"/>
+      <w:r>
+        <w:t>RedBlueSwitch</w:t>
+      </w:r>
+      <w:proofErr w:type="spellEnd"/>
+      <w:r>
+        <w:t>() for details.</w:t>
+      </w:r>
+    </w:p>
+    <w:p>
+      <w:pPr>
+        <w:pStyle w:val="Header3Normal"/>
+        <w:numPr>
+          <w:ilvl w:val="0"/>
+          <w:numId w:val="19"/>
+        </w:numPr>
+      </w:pPr>
+      <w:r>
+        <w:t>Ice collision. If any Slime hits an ice tile, the Move() is repeated, and all Slimes move again.</w:t>
+      </w:r>
+    </w:p>
+    <w:p>
+      <w:pPr>
+        <w:pStyle w:val="Header3Normal"/>
+        <w:numPr>
+          <w:ilvl w:val="0"/>
+          <w:numId w:val="19"/>
+        </w:numPr>
+      </w:pPr>
+      <w:r>
+        <w:t xml:space="preserve">Cutter collision. If two Slimes are on either side of a cutter tile, the Slime further from the Player is removed from the </w:t>
+      </w:r>
+      <w:proofErr w:type="spellStart"/>
+      <w:r>
+        <w:t>ActiveSlimes</w:t>
+      </w:r>
+      <w:proofErr w:type="spellEnd"/>
+      <w:r>
+        <w:t>. See Cut() for details.</w:t>
+      </w:r>
+    </w:p>
+    <w:p>
+      <w:pPr>
+        <w:pStyle w:val="Header3Normal"/>
+        <w:numPr>
+          <w:ilvl w:val="0"/>
+          <w:numId w:val="19"/>
+        </w:numPr>
+      </w:pPr>
+      <w:r>
+        <w:t>Pit collision. If all Slimes collide with a pit tile, the user loses.</w:t>
+      </w:r>
+    </w:p>
+    <w:p>
+      <w:pPr>
+        <w:pStyle w:val="Heading3"/>
+      </w:pPr>
+      <w:bookmarkStart w:id="55" w:name="_MoveSlimesToTargets()"/>
+      <w:bookmarkEnd w:id="55"/>
+      <w:proofErr w:type="spellStart"/>
+      <w:r>
+        <w:t>MoveSlimesToTargets</w:t>
+      </w:r>
+      <w:proofErr w:type="spellEnd"/>
+      <w:r>
+        <w:t>()</w:t>
+      </w:r>
+    </w:p>
+    <w:p>
+      <w:pPr>
+        <w:pStyle w:val="Header3Normal"/>
+      </w:pPr>
+      <w:r>
+        <w:t xml:space="preserve">Calls </w:t>
+      </w:r>
+      <w:hyperlink w:anchor="_MoveToCell()" w:history="1">
+        <w:proofErr w:type="spellStart"/>
+        <w:r>
+          <w:rPr>
+            <w:rStyle w:val="Hyperlink"/>
+          </w:rPr>
+          <w:t>MoveToCell</w:t>
+        </w:r>
+        <w:proofErr w:type="spellEnd"/>
+      </w:hyperlink>
+      <w:r>
+        <w:t xml:space="preserve">() for each of the </w:t>
+      </w:r>
+      <w:proofErr w:type="spellStart"/>
+      <w:r>
+        <w:t>ActiveSlimes</w:t>
+      </w:r>
+      <w:proofErr w:type="spellEnd"/>
+      <w:r>
+        <w:t xml:space="preserve">, moving them to their </w:t>
+      </w:r>
+      <w:proofErr w:type="spellStart"/>
+      <w:r>
+        <w:t>TargetCell</w:t>
+      </w:r>
+      <w:proofErr w:type="spellEnd"/>
+      <w:r>
         <w:t>.</w:t>
       </w:r>
     </w:p>
     <w:p>
-      <w:r>
-        <w:br w:type="page"/>
-      </w:r>
-    </w:p>
-    <w:p/>
+      <w:pPr>
+        <w:pStyle w:val="Heading3"/>
+      </w:pPr>
+      <w:proofErr w:type="spellStart"/>
+      <w:r>
+        <w:t>StretchSlimes</w:t>
+      </w:r>
+      <w:proofErr w:type="spellEnd"/>
+      <w:r>
+        <w:t>()</w:t>
+      </w:r>
+    </w:p>
+    <w:p>
+      <w:pPr>
+        <w:pStyle w:val="Header3Normal"/>
+      </w:pPr>
+      <w:r>
+        <w:t xml:space="preserve">A function to be deprecated later used to animate the </w:t>
+      </w:r>
+      <w:proofErr w:type="spellStart"/>
+      <w:r>
+        <w:t>ActiveSlimes</w:t>
+      </w:r>
+      <w:proofErr w:type="spellEnd"/>
+      <w:r>
+        <w:t xml:space="preserve"> at the end of  </w:t>
+      </w:r>
+      <w:hyperlink w:anchor="_MoveSlimesToTargets()" w:history="1">
+        <w:proofErr w:type="spellStart"/>
+        <w:r>
+          <w:rPr>
+            <w:rStyle w:val="Hyperlink"/>
+          </w:rPr>
+          <w:t>MoveSlimesToTargets</w:t>
+        </w:r>
+        <w:proofErr w:type="spellEnd"/>
+      </w:hyperlink>
+      <w:r>
+        <w:t xml:space="preserve">(). Each </w:t>
+      </w:r>
+      <w:proofErr w:type="spellStart"/>
+      <w:r>
+        <w:t>ActiveSlime’s</w:t>
+      </w:r>
+      <w:proofErr w:type="spellEnd"/>
+      <w:r>
+        <w:t xml:space="preserve"> width or height is set to stretch a fixed distance toward the other </w:t>
+      </w:r>
+      <w:proofErr w:type="spellStart"/>
+      <w:r>
+        <w:t>ActiveSlimes</w:t>
+      </w:r>
+      <w:proofErr w:type="spellEnd"/>
+      <w:r>
+        <w:t>.</w:t>
+      </w:r>
+    </w:p>
+    <w:p>
+      <w:pPr>
+        <w:pStyle w:val="Heading3"/>
+      </w:pPr>
+      <w:proofErr w:type="spellStart"/>
+      <w:r>
+        <w:t>GetTargetCell</w:t>
+      </w:r>
+      <w:proofErr w:type="spellEnd"/>
+      <w:r>
+        <w:t>()</w:t>
+      </w:r>
+    </w:p>
+    <w:p>
+      <w:pPr>
+        <w:pStyle w:val="Header3Normal"/>
+      </w:pPr>
+      <w:r>
+        <w:t xml:space="preserve">Returns the Cell of the </w:t>
+      </w:r>
+      <w:proofErr w:type="spellStart"/>
+      <w:r>
+        <w:t>LevelGrid</w:t>
+      </w:r>
+      <w:proofErr w:type="spellEnd"/>
+      <w:r>
+        <w:t xml:space="preserve"> that is one cell adjacent in the direction provided to the Cell provided in the arguments.</w:t>
+      </w:r>
+    </w:p>
+    <w:p>
+      <w:pPr>
+        <w:pStyle w:val="Heading3"/>
+      </w:pPr>
+      <w:proofErr w:type="spellStart"/>
+      <w:r>
+        <w:t>HitWall</w:t>
+      </w:r>
+      <w:proofErr w:type="spellEnd"/>
+      <w:r>
+        <w:t>()</w:t>
+      </w:r>
+    </w:p>
+    <w:p>
+      <w:pPr>
+        <w:pStyle w:val="Header3Normal"/>
+      </w:pPr>
+      <w:r>
+        <w:t xml:space="preserve">For each of the Cells provided in the arguments, check if the cell contains the property “Wall”. If it does, </w:t>
+      </w:r>
+      <w:r>
+        <w:t xml:space="preserve">set the </w:t>
+      </w:r>
+      <w:hyperlink w:anchor="_Properties_2" w:history="1">
+        <w:proofErr w:type="spellStart"/>
+        <w:r>
+          <w:rPr>
+            <w:rStyle w:val="Hyperlink"/>
+          </w:rPr>
+          <w:t>TargetCell</w:t>
+        </w:r>
+        <w:proofErr w:type="spellEnd"/>
+      </w:hyperlink>
+      <w:r>
+        <w:t xml:space="preserve"> of each </w:t>
+      </w:r>
+      <w:proofErr w:type="spellStart"/>
+      <w:r>
+        <w:t>ActiveSlime</w:t>
+      </w:r>
+      <w:proofErr w:type="spellEnd"/>
+      <w:r>
+        <w:t xml:space="preserve"> to a Cell adjacent to the current </w:t>
+      </w:r>
+      <w:proofErr w:type="spellStart"/>
+      <w:r>
+        <w:t>TargetCell</w:t>
+      </w:r>
+      <w:proofErr w:type="spellEnd"/>
+      <w:r>
+        <w:t>, in the direction provided in the arguments.</w:t>
+      </w:r>
+      <w:r>
+        <w:t xml:space="preserve"> </w:t>
+      </w:r>
+    </w:p>
+    <w:p>
+      <w:pPr>
+        <w:pStyle w:val="Heading3"/>
+      </w:pPr>
+      <w:r>
+        <w:t>Fusion()</w:t>
+      </w:r>
+    </w:p>
+    <w:p>
+      <w:pPr>
+        <w:pStyle w:val="Header3Normal"/>
+      </w:pPr>
+      <w:r>
+        <w:t xml:space="preserve">Goes through each </w:t>
+      </w:r>
+      <w:proofErr w:type="spellStart"/>
+      <w:proofErr w:type="gramStart"/>
+      <w:r>
+        <w:t>ActiveSlime</w:t>
+      </w:r>
+      <w:proofErr w:type="spellEnd"/>
+      <w:r>
+        <w:t>, and</w:t>
+      </w:r>
+      <w:proofErr w:type="gramEnd"/>
+      <w:r>
+        <w:t xml:space="preserve"> compares the position of each Slime that is not held in the </w:t>
+      </w:r>
+      <w:proofErr w:type="spellStart"/>
+      <w:r>
+        <w:t>ActiveSlimes</w:t>
+      </w:r>
+      <w:proofErr w:type="spellEnd"/>
+      <w:r>
+        <w:t xml:space="preserve"> and that is on screen. If the other Slime is neighboring the first Slime, add that Slime to the </w:t>
+      </w:r>
+      <w:proofErr w:type="spellStart"/>
+      <w:r>
+        <w:t>ActiveSlime</w:t>
+      </w:r>
+      <w:proofErr w:type="spellEnd"/>
+      <w:r>
+        <w:t xml:space="preserve"> list.</w:t>
+      </w:r>
+    </w:p>
+    <w:p>
+      <w:pPr>
+        <w:pStyle w:val="Heading3"/>
+      </w:pPr>
+      <w:proofErr w:type="spellStart"/>
+      <w:r>
+        <w:lastRenderedPageBreak/>
+        <w:t>CheckWin</w:t>
+      </w:r>
+      <w:proofErr w:type="spellEnd"/>
+      <w:r>
+        <w:t>()</w:t>
+      </w:r>
+    </w:p>
+    <w:p>
+      <w:pPr>
+        <w:pStyle w:val="Header3Normal"/>
+      </w:pPr>
+      <w:r>
+        <w:t xml:space="preserve">For each Slime on the screen, if the slime fulfills the following arguments, the win flag is set to true and the </w:t>
+      </w:r>
+      <w:proofErr w:type="spellStart"/>
+      <w:r>
+        <w:t>PauseMenu</w:t>
+      </w:r>
+      <w:proofErr w:type="spellEnd"/>
+      <w:r>
+        <w:t xml:space="preserve"> is displayed on screen.</w:t>
+      </w:r>
+    </w:p>
+    <w:p>
+      <w:pPr>
+        <w:pStyle w:val="Header3Normal"/>
+        <w:numPr>
+          <w:ilvl w:val="0"/>
+          <w:numId w:val="20"/>
+        </w:numPr>
+      </w:pPr>
+      <w:r>
+        <w:t xml:space="preserve">The Slime is contained within </w:t>
+      </w:r>
+      <w:proofErr w:type="spellStart"/>
+      <w:r>
+        <w:t>ActiveSlimes</w:t>
+      </w:r>
+      <w:proofErr w:type="spellEnd"/>
+    </w:p>
+    <w:p>
+      <w:pPr>
+        <w:pStyle w:val="Header3Normal"/>
+        <w:numPr>
+          <w:ilvl w:val="0"/>
+          <w:numId w:val="20"/>
+        </w:numPr>
+      </w:pPr>
+      <w:r>
+        <w:t>The Slime is not in an empty Cell</w:t>
+      </w:r>
+    </w:p>
+    <w:p>
+      <w:pPr>
+        <w:pStyle w:val="Header3Normal"/>
+        <w:numPr>
+          <w:ilvl w:val="0"/>
+          <w:numId w:val="20"/>
+        </w:numPr>
+      </w:pPr>
+      <w:r>
+        <w:t>The Cell the Slime currently occupies holds a goal of the same color</w:t>
+      </w:r>
+    </w:p>
+    <w:p>
+      <w:pPr>
+        <w:pStyle w:val="Heading3"/>
+      </w:pPr>
+      <w:r>
+        <w:t>Rotate()</w:t>
+      </w:r>
+    </w:p>
+    <w:p>
+      <w:pPr>
+        <w:pStyle w:val="Header3Normal"/>
+      </w:pPr>
+      <w:r>
+        <w:rPr>
+          <w:rFonts w:hint="eastAsia"/>
+        </w:rPr>
+        <w:t xml:space="preserve">Performs the necessary checks for rotating each of the </w:t>
+      </w:r>
+      <w:proofErr w:type="spellStart"/>
+      <w:r>
+        <w:rPr>
+          <w:rFonts w:hint="eastAsia"/>
+        </w:rPr>
+        <w:t>ActiveSlimes</w:t>
+      </w:r>
+      <w:proofErr w:type="spellEnd"/>
+      <w:r>
+        <w:rPr>
+          <w:rFonts w:hint="eastAsia"/>
+        </w:rPr>
+        <w:t xml:space="preserve">. The rotation checks for any Slimes and Wall type tiles that the </w:t>
+      </w:r>
+      <w:proofErr w:type="spellStart"/>
+      <w:r>
+        <w:rPr>
+          <w:rFonts w:hint="eastAsia"/>
+        </w:rPr>
+        <w:t>ActiveSlimes</w:t>
+      </w:r>
+      <w:proofErr w:type="spellEnd"/>
+      <w:r>
+        <w:rPr>
+          <w:rFonts w:hint="eastAsia"/>
+        </w:rPr>
+        <w:t xml:space="preserve"> come into contact with. The checks happen in the following manner:</w:t>
+      </w:r>
+    </w:p>
+    <w:p>
+      <w:pPr>
+        <w:pStyle w:val="Header3Normal"/>
+      </w:pPr>
+      <w:r>
+        <w:rPr>
+          <w:rFonts w:hint="eastAsia"/>
+        </w:rPr>
+        <w:t xml:space="preserve">Rotating </w:t>
+      </w:r>
+      <w:proofErr w:type="gramStart"/>
+      <w:r>
+        <w:rPr>
+          <w:rFonts w:hint="eastAsia"/>
+        </w:rPr>
+        <w:t>counter-clockwise</w:t>
+      </w:r>
+      <w:proofErr w:type="gramEnd"/>
+      <w:r>
+        <w:rPr>
+          <w:rFonts w:hint="eastAsia"/>
+        </w:rPr>
+        <w:t>:</w:t>
+      </w:r>
+    </w:p>
+    <w:tbl>
+      <w:tblPr>
+        <w:tblStyle w:val="TableGrid"/>
+        <w:tblpPr w:leftFromText="180" w:rightFromText="180" w:vertAnchor="text" w:horzAnchor="margin" w:tblpXSpec="right" w:tblpY="-22"/>
+        <w:tblW w:w="0" w:type="auto"/>
+        <w:tblLook w:val="04A0" w:firstRow="1" w:lastRow="0" w:firstColumn="1" w:lastColumn="0" w:noHBand="0" w:noVBand="1"/>
+      </w:tblPr>
+      <w:tblGrid>
+        <w:gridCol w:w="889"/>
+        <w:gridCol w:w="887"/>
+        <w:gridCol w:w="887"/>
+        <w:gridCol w:w="887"/>
+        <w:gridCol w:w="887"/>
+      </w:tblGrid>
+      <w:tr>
+        <w:trPr>
+          <w:trHeight w:val="499"/>
+        </w:trPr>
+        <w:tc>
+          <w:tcPr>
+            <w:tcW w:w="889" w:type="dxa"/>
+          </w:tcPr>
+          <w:p>
+            <w:pPr>
+              <w:pStyle w:val="Header3Normal"/>
+              <w:ind w:left="0"/>
+              <w:rPr>
+                <w:rFonts w:hint="eastAsia"/>
+              </w:rPr>
+            </w:pPr>
+          </w:p>
+        </w:tc>
+        <w:tc>
+          <w:tcPr>
+            <w:tcW w:w="887" w:type="dxa"/>
+          </w:tcPr>
+          <w:p>
+            <w:pPr>
+              <w:pStyle w:val="Header3Normal"/>
+              <w:ind w:left="0"/>
+              <w:rPr>
+                <w:rFonts w:hint="eastAsia"/>
+              </w:rPr>
+            </w:pPr>
+          </w:p>
+        </w:tc>
+        <w:tc>
+          <w:tcPr>
+            <w:tcW w:w="887" w:type="dxa"/>
+          </w:tcPr>
+          <w:p>
+            <w:pPr>
+              <w:pStyle w:val="Header3Normal"/>
+              <w:ind w:left="0"/>
+              <w:rPr>
+                <w:rFonts w:hint="eastAsia"/>
+              </w:rPr>
+            </w:pPr>
+          </w:p>
+        </w:tc>
+        <w:tc>
+          <w:tcPr>
+            <w:tcW w:w="887" w:type="dxa"/>
+          </w:tcPr>
+          <w:p>
+            <w:pPr>
+              <w:pStyle w:val="Header3Normal"/>
+              <w:ind w:left="0"/>
+              <w:rPr>
+                <w:rFonts w:hint="eastAsia"/>
+              </w:rPr>
+            </w:pPr>
+          </w:p>
+        </w:tc>
+        <w:tc>
+          <w:tcPr>
+            <w:tcW w:w="887" w:type="dxa"/>
+            <w:shd w:val="clear" w:color="auto" w:fill="000000" w:themeFill="text1"/>
+          </w:tcPr>
+          <w:p>
+            <w:pPr>
+              <w:pStyle w:val="Header3Normal"/>
+              <w:ind w:left="0"/>
+              <w:rPr>
+                <w:rFonts w:hint="eastAsia"/>
+              </w:rPr>
+            </w:pPr>
+          </w:p>
+        </w:tc>
+      </w:tr>
+      <w:tr>
+        <w:trPr>
+          <w:trHeight w:val="520"/>
+        </w:trPr>
+        <w:tc>
+          <w:tcPr>
+            <w:tcW w:w="889" w:type="dxa"/>
+          </w:tcPr>
+          <w:p>
+            <w:pPr>
+              <w:pStyle w:val="Header3Normal"/>
+              <w:ind w:left="0"/>
+              <w:rPr>
+                <w:rFonts w:hint="eastAsia"/>
+              </w:rPr>
+            </w:pPr>
+          </w:p>
+        </w:tc>
+        <w:tc>
+          <w:tcPr>
+            <w:tcW w:w="887" w:type="dxa"/>
+          </w:tcPr>
+          <w:p>
+            <w:pPr>
+              <w:pStyle w:val="Header3Normal"/>
+              <w:ind w:left="0"/>
+              <w:rPr>
+                <w:rFonts w:hint="eastAsia"/>
+              </w:rPr>
+            </w:pPr>
+          </w:p>
+        </w:tc>
+        <w:tc>
+          <w:tcPr>
+            <w:tcW w:w="887" w:type="dxa"/>
+          </w:tcPr>
+          <w:p>
+            <w:pPr>
+              <w:pStyle w:val="Header3Normal"/>
+              <w:ind w:left="0"/>
+              <w:rPr>
+                <w:rFonts w:hint="eastAsia"/>
+              </w:rPr>
+            </w:pPr>
+            <w:r>
+              <w:rPr>
+                <w:rFonts w:hint="eastAsia"/>
+              </w:rPr>
+              <w:t>＊</w:t>
+            </w:r>
+          </w:p>
+        </w:tc>
+        <w:tc>
+          <w:tcPr>
+            <w:tcW w:w="887" w:type="dxa"/>
+          </w:tcPr>
+          <w:p>
+            <w:pPr>
+              <w:pStyle w:val="Header3Normal"/>
+              <w:ind w:left="0"/>
+              <w:rPr>
+                <w:rFonts w:hint="eastAsia"/>
+              </w:rPr>
+            </w:pPr>
+          </w:p>
+        </w:tc>
+        <w:tc>
+          <w:tcPr>
+            <w:tcW w:w="887" w:type="dxa"/>
+          </w:tcPr>
+          <w:p>
+            <w:pPr>
+              <w:pStyle w:val="Header3Normal"/>
+              <w:ind w:left="0"/>
+              <w:rPr>
+                <w:rFonts w:hint="eastAsia"/>
+              </w:rPr>
+            </w:pPr>
+          </w:p>
+        </w:tc>
+      </w:tr>
+      <w:tr>
+        <w:trPr>
+          <w:trHeight w:val="499"/>
+        </w:trPr>
+        <w:tc>
+          <w:tcPr>
+            <w:tcW w:w="889" w:type="dxa"/>
+          </w:tcPr>
+          <w:p>
+            <w:pPr>
+              <w:pStyle w:val="Header3Normal"/>
+              <w:ind w:left="0"/>
+              <w:rPr>
+                <w:rFonts w:hint="eastAsia"/>
+              </w:rPr>
+            </w:pPr>
+          </w:p>
+        </w:tc>
+        <w:tc>
+          <w:tcPr>
+            <w:tcW w:w="887" w:type="dxa"/>
+          </w:tcPr>
+          <w:p>
+            <w:pPr>
+              <w:pStyle w:val="Header3Normal"/>
+              <w:ind w:left="0"/>
+              <w:rPr>
+                <w:rFonts w:hint="eastAsia"/>
+              </w:rPr>
+            </w:pPr>
+          </w:p>
+        </w:tc>
+        <w:tc>
+          <w:tcPr>
+            <w:tcW w:w="887" w:type="dxa"/>
+            <w:shd w:val="clear" w:color="auto" w:fill="92D050"/>
+          </w:tcPr>
+          <w:p>
+            <w:pPr>
+              <w:pStyle w:val="Header3Normal"/>
+              <w:ind w:left="0"/>
+              <w:rPr>
+                <w:rFonts w:hint="eastAsia"/>
+              </w:rPr>
+            </w:pPr>
+          </w:p>
+        </w:tc>
+        <w:tc>
+          <w:tcPr>
+            <w:tcW w:w="887" w:type="dxa"/>
+            <w:shd w:val="clear" w:color="auto" w:fill="EE0000"/>
+          </w:tcPr>
+          <w:p>
+            <w:pPr>
+              <w:pStyle w:val="Header3Normal"/>
+              <w:ind w:left="0"/>
+              <w:rPr>
+                <w:rFonts w:hint="eastAsia"/>
+              </w:rPr>
+            </w:pPr>
+          </w:p>
+        </w:tc>
+        <w:tc>
+          <w:tcPr>
+            <w:tcW w:w="887" w:type="dxa"/>
+            <w:shd w:val="clear" w:color="auto" w:fill="45B0E1" w:themeFill="accent1" w:themeFillTint="99"/>
+          </w:tcPr>
+          <w:p>
+            <w:pPr>
+              <w:pStyle w:val="Header3Normal"/>
+              <w:ind w:left="0"/>
+              <w:rPr>
+                <w:rFonts w:hint="eastAsia"/>
+              </w:rPr>
+            </w:pPr>
+          </w:p>
+        </w:tc>
+      </w:tr>
+      <w:tr>
+        <w:trPr>
+          <w:trHeight w:val="499"/>
+        </w:trPr>
+        <w:tc>
+          <w:tcPr>
+            <w:tcW w:w="889" w:type="dxa"/>
+          </w:tcPr>
+          <w:p>
+            <w:pPr>
+              <w:pStyle w:val="Header3Normal"/>
+              <w:ind w:left="0"/>
+              <w:rPr>
+                <w:rFonts w:hint="eastAsia"/>
+              </w:rPr>
+            </w:pPr>
+          </w:p>
+        </w:tc>
+        <w:tc>
+          <w:tcPr>
+            <w:tcW w:w="887" w:type="dxa"/>
+          </w:tcPr>
+          <w:p>
+            <w:pPr>
+              <w:pStyle w:val="Header3Normal"/>
+              <w:ind w:left="0"/>
+              <w:rPr>
+                <w:rFonts w:hint="eastAsia"/>
+              </w:rPr>
+            </w:pPr>
+          </w:p>
+        </w:tc>
+        <w:tc>
+          <w:tcPr>
+            <w:tcW w:w="887" w:type="dxa"/>
+          </w:tcPr>
+          <w:p>
+            <w:pPr>
+              <w:pStyle w:val="Header3Normal"/>
+              <w:ind w:left="0"/>
+              <w:rPr>
+                <w:rFonts w:hint="eastAsia"/>
+              </w:rPr>
+            </w:pPr>
+          </w:p>
+        </w:tc>
+        <w:tc>
+          <w:tcPr>
+            <w:tcW w:w="887" w:type="dxa"/>
+          </w:tcPr>
+          <w:p>
+            <w:pPr>
+              <w:pStyle w:val="Header3Normal"/>
+              <w:ind w:left="0"/>
+              <w:rPr>
+                <w:rFonts w:hint="eastAsia"/>
+              </w:rPr>
+            </w:pPr>
+          </w:p>
+        </w:tc>
+        <w:tc>
+          <w:tcPr>
+            <w:tcW w:w="887" w:type="dxa"/>
+          </w:tcPr>
+          <w:p>
+            <w:pPr>
+              <w:pStyle w:val="Header3Normal"/>
+              <w:ind w:left="0"/>
+              <w:rPr>
+                <w:rFonts w:hint="eastAsia"/>
+              </w:rPr>
+            </w:pPr>
+          </w:p>
+        </w:tc>
+      </w:tr>
+      <w:tr>
+        <w:trPr>
+          <w:trHeight w:val="499"/>
+        </w:trPr>
+        <w:tc>
+          <w:tcPr>
+            <w:tcW w:w="889" w:type="dxa"/>
+          </w:tcPr>
+          <w:p>
+            <w:pPr>
+              <w:pStyle w:val="Header3Normal"/>
+              <w:ind w:left="0"/>
+              <w:rPr>
+                <w:rFonts w:hint="eastAsia"/>
+              </w:rPr>
+            </w:pPr>
+          </w:p>
+        </w:tc>
+        <w:tc>
+          <w:tcPr>
+            <w:tcW w:w="887" w:type="dxa"/>
+          </w:tcPr>
+          <w:p>
+            <w:pPr>
+              <w:pStyle w:val="Header3Normal"/>
+              <w:ind w:left="0"/>
+              <w:rPr>
+                <w:rFonts w:hint="eastAsia"/>
+              </w:rPr>
+            </w:pPr>
+          </w:p>
+        </w:tc>
+        <w:tc>
+          <w:tcPr>
+            <w:tcW w:w="887" w:type="dxa"/>
+          </w:tcPr>
+          <w:p>
+            <w:pPr>
+              <w:pStyle w:val="Header3Normal"/>
+              <w:ind w:left="0"/>
+              <w:rPr>
+                <w:rFonts w:hint="eastAsia"/>
+              </w:rPr>
+            </w:pPr>
+          </w:p>
+        </w:tc>
+        <w:tc>
+          <w:tcPr>
+            <w:tcW w:w="887" w:type="dxa"/>
+          </w:tcPr>
+          <w:p>
+            <w:pPr>
+              <w:pStyle w:val="Header3Normal"/>
+              <w:ind w:left="0"/>
+              <w:rPr>
+                <w:rFonts w:hint="eastAsia"/>
+              </w:rPr>
+            </w:pPr>
+          </w:p>
+        </w:tc>
+        <w:tc>
+          <w:tcPr>
+            <w:tcW w:w="887" w:type="dxa"/>
+          </w:tcPr>
+          <w:p>
+            <w:pPr>
+              <w:pStyle w:val="Header3Normal"/>
+              <w:ind w:left="0"/>
+              <w:rPr>
+                <w:rFonts w:hint="eastAsia"/>
+              </w:rPr>
+            </w:pPr>
+          </w:p>
+        </w:tc>
+      </w:tr>
+    </w:tbl>
+    <w:p>
+      <w:pPr>
+        <w:pStyle w:val="Header3Normal"/>
+        <w:numPr>
+          <w:ilvl w:val="0"/>
+          <w:numId w:val="21"/>
+        </w:numPr>
+        <w:rPr>
+          <w:rFonts w:hint="eastAsia"/>
+        </w:rPr>
+      </w:pPr>
+      <w:r>
+        <w:rPr>
+          <w:rFonts w:hint="eastAsia"/>
+        </w:rPr>
+        <w:t>Beginning with the Slime closest</w:t>
+      </w:r>
+      <w:r>
+        <w:br/>
+      </w:r>
+      <w:r>
+        <w:rPr>
+          <w:rFonts w:hint="eastAsia"/>
+        </w:rPr>
+        <w:t xml:space="preserve">to the center, move the Slime </w:t>
+      </w:r>
+      <w:r>
+        <w:br/>
+      </w:r>
+      <w:r>
+        <w:rPr>
+          <w:rFonts w:hint="eastAsia"/>
+        </w:rPr>
+        <w:t xml:space="preserve">tile by tile until it reaches the </w:t>
+      </w:r>
+      <w:r>
+        <w:br/>
+      </w:r>
+      <w:r>
+        <w:rPr>
+          <w:rFonts w:hint="eastAsia"/>
+        </w:rPr>
+        <w:t>target (</w:t>
+      </w:r>
+      <w:r>
+        <w:rPr>
+          <w:rFonts w:hint="eastAsia"/>
+        </w:rPr>
+        <w:t>＊</w:t>
+      </w:r>
+      <w:r>
+        <w:rPr>
+          <w:rFonts w:hint="eastAsia"/>
+        </w:rPr>
+        <w:t>) square.</w:t>
+      </w:r>
+    </w:p>
+    <w:p>
+      <w:pPr>
+        <w:pStyle w:val="Header3Normal"/>
+      </w:pPr>
+    </w:p>
+    <w:p>
+      <w:pPr>
+        <w:pStyle w:val="Header3Normal"/>
+      </w:pPr>
+    </w:p>
+    <w:tbl>
+      <w:tblPr>
+        <w:tblStyle w:val="TableGrid"/>
+        <w:tblpPr w:leftFromText="180" w:rightFromText="180" w:vertAnchor="text" w:horzAnchor="margin" w:tblpXSpec="right" w:tblpY="35"/>
+        <w:tblW w:w="0" w:type="auto"/>
+        <w:tblLook w:val="04A0" w:firstRow="1" w:lastRow="0" w:firstColumn="1" w:lastColumn="0" w:noHBand="0" w:noVBand="1"/>
+      </w:tblPr>
+      <w:tblGrid>
+        <w:gridCol w:w="889"/>
+        <w:gridCol w:w="887"/>
+        <w:gridCol w:w="887"/>
+        <w:gridCol w:w="887"/>
+        <w:gridCol w:w="887"/>
+      </w:tblGrid>
+      <w:tr>
+        <w:trPr>
+          <w:trHeight w:val="499"/>
+        </w:trPr>
+        <w:tc>
+          <w:tcPr>
+            <w:tcW w:w="889" w:type="dxa"/>
+          </w:tcPr>
+          <w:p>
+            <w:pPr>
+              <w:pStyle w:val="Header3Normal"/>
+              <w:ind w:left="0"/>
+              <w:rPr>
+                <w:rFonts w:hint="eastAsia"/>
+              </w:rPr>
+            </w:pPr>
+          </w:p>
+        </w:tc>
+        <w:tc>
+          <w:tcPr>
+            <w:tcW w:w="887" w:type="dxa"/>
+          </w:tcPr>
+          <w:p>
+            <w:pPr>
+              <w:pStyle w:val="Header3Normal"/>
+              <w:ind w:left="0"/>
+              <w:rPr>
+                <w:rFonts w:hint="eastAsia"/>
+              </w:rPr>
+            </w:pPr>
+          </w:p>
+        </w:tc>
+        <w:tc>
+          <w:tcPr>
+            <w:tcW w:w="887" w:type="dxa"/>
+          </w:tcPr>
+          <w:p>
+            <w:pPr>
+              <w:pStyle w:val="Header3Normal"/>
+              <w:ind w:left="0"/>
+              <w:rPr>
+                <w:rFonts w:hint="eastAsia"/>
+              </w:rPr>
+            </w:pPr>
+          </w:p>
+        </w:tc>
+        <w:tc>
+          <w:tcPr>
+            <w:tcW w:w="887" w:type="dxa"/>
+            <w:shd w:val="clear" w:color="auto" w:fill="000000" w:themeFill="text1"/>
+          </w:tcPr>
+          <w:p>
+            <w:pPr>
+              <w:pStyle w:val="Header3Normal"/>
+              <w:ind w:left="0"/>
+              <w:rPr>
+                <w:rFonts w:hint="eastAsia"/>
+              </w:rPr>
+            </w:pPr>
+          </w:p>
+        </w:tc>
+        <w:tc>
+          <w:tcPr>
+            <w:tcW w:w="887" w:type="dxa"/>
+            <w:shd w:val="clear" w:color="auto" w:fill="FFFF00"/>
+          </w:tcPr>
+          <w:p>
+            <w:pPr>
+              <w:pStyle w:val="Header3Normal"/>
+              <w:ind w:left="0"/>
+              <w:rPr>
+                <w:rFonts w:hint="eastAsia"/>
+                <w:color w:val="FFFFFF" w:themeColor="background1"/>
+              </w:rPr>
+            </w:pPr>
+          </w:p>
+        </w:tc>
+      </w:tr>
+      <w:tr>
+        <w:trPr>
+          <w:trHeight w:val="520"/>
+        </w:trPr>
+        <w:tc>
+          <w:tcPr>
+            <w:tcW w:w="889" w:type="dxa"/>
+          </w:tcPr>
+          <w:p>
+            <w:pPr>
+              <w:pStyle w:val="Header3Normal"/>
+              <w:ind w:left="0"/>
+              <w:rPr>
+                <w:rFonts w:hint="eastAsia"/>
+              </w:rPr>
+            </w:pPr>
+          </w:p>
+        </w:tc>
+        <w:tc>
+          <w:tcPr>
+            <w:tcW w:w="887" w:type="dxa"/>
+          </w:tcPr>
+          <w:p>
+            <w:pPr>
+              <w:pStyle w:val="Header3Normal"/>
+              <w:ind w:left="0"/>
+              <w:rPr>
+                <w:rFonts w:hint="eastAsia"/>
+              </w:rPr>
+            </w:pPr>
+          </w:p>
+        </w:tc>
+        <w:tc>
+          <w:tcPr>
+            <w:tcW w:w="887" w:type="dxa"/>
+          </w:tcPr>
+          <w:p>
+            <w:pPr>
+              <w:pStyle w:val="Header3Normal"/>
+              <w:ind w:left="0"/>
+              <w:rPr>
+                <w:rFonts w:hint="eastAsia"/>
+              </w:rPr>
+            </w:pPr>
+            <w:r>
+              <w:rPr>
+                <w:rFonts w:hint="eastAsia"/>
+              </w:rPr>
+              <w:t>＊</w:t>
+            </w:r>
+          </w:p>
+        </w:tc>
+        <w:tc>
+          <w:tcPr>
+            <w:tcW w:w="887" w:type="dxa"/>
+            <w:shd w:val="clear" w:color="auto" w:fill="EE0000"/>
+          </w:tcPr>
+          <w:p>
+            <w:pPr>
+              <w:pStyle w:val="Header3Normal"/>
+              <w:ind w:left="0"/>
+              <w:rPr>
+                <w:rFonts w:hint="eastAsia"/>
+              </w:rPr>
+            </w:pPr>
+          </w:p>
+        </w:tc>
+        <w:tc>
+          <w:tcPr>
+            <w:tcW w:w="887" w:type="dxa"/>
+          </w:tcPr>
+          <w:p>
+            <w:pPr>
+              <w:pStyle w:val="Header3Normal"/>
+              <w:ind w:left="0"/>
+              <w:rPr>
+                <w:rFonts w:hint="eastAsia"/>
+              </w:rPr>
+            </w:pPr>
+          </w:p>
+        </w:tc>
+      </w:tr>
+      <w:tr>
+        <w:trPr>
+          <w:trHeight w:val="499"/>
+        </w:trPr>
+        <w:tc>
+          <w:tcPr>
+            <w:tcW w:w="889" w:type="dxa"/>
+          </w:tcPr>
+          <w:p>
+            <w:pPr>
+              <w:pStyle w:val="Header3Normal"/>
+              <w:ind w:left="0"/>
+              <w:rPr>
+                <w:rFonts w:hint="eastAsia"/>
+              </w:rPr>
+            </w:pPr>
+          </w:p>
+        </w:tc>
+        <w:tc>
+          <w:tcPr>
+            <w:tcW w:w="887" w:type="dxa"/>
+          </w:tcPr>
+          <w:p>
+            <w:pPr>
+              <w:pStyle w:val="Header3Normal"/>
+              <w:ind w:left="0"/>
+              <w:rPr>
+                <w:rFonts w:hint="eastAsia"/>
+              </w:rPr>
+            </w:pPr>
+          </w:p>
+        </w:tc>
+        <w:tc>
+          <w:tcPr>
+            <w:tcW w:w="887" w:type="dxa"/>
+            <w:shd w:val="clear" w:color="auto" w:fill="92D050"/>
+          </w:tcPr>
+          <w:p>
+            <w:pPr>
+              <w:pStyle w:val="Header3Normal"/>
+              <w:ind w:left="0"/>
+              <w:rPr>
+                <w:rFonts w:hint="eastAsia"/>
+              </w:rPr>
+            </w:pPr>
+          </w:p>
+        </w:tc>
+        <w:tc>
+          <w:tcPr>
+            <w:tcW w:w="887" w:type="dxa"/>
+            <w:shd w:val="clear" w:color="auto" w:fill="FFFFFF" w:themeFill="background1"/>
+          </w:tcPr>
+          <w:p>
+            <w:pPr>
+              <w:pStyle w:val="Header3Normal"/>
+              <w:ind w:left="0"/>
+              <w:rPr>
+                <w:rFonts w:hint="eastAsia"/>
+              </w:rPr>
+            </w:pPr>
+          </w:p>
+        </w:tc>
+        <w:tc>
+          <w:tcPr>
+            <w:tcW w:w="887" w:type="dxa"/>
+            <w:shd w:val="clear" w:color="auto" w:fill="45B0E1" w:themeFill="accent1" w:themeFillTint="99"/>
+          </w:tcPr>
+          <w:p>
+            <w:pPr>
+              <w:pStyle w:val="Header3Normal"/>
+              <w:ind w:left="0"/>
+              <w:rPr>
+                <w:rFonts w:hint="eastAsia"/>
+              </w:rPr>
+            </w:pPr>
+          </w:p>
+        </w:tc>
+      </w:tr>
+      <w:tr>
+        <w:trPr>
+          <w:trHeight w:val="499"/>
+        </w:trPr>
+        <w:tc>
+          <w:tcPr>
+            <w:tcW w:w="889" w:type="dxa"/>
+          </w:tcPr>
+          <w:p>
+            <w:pPr>
+              <w:pStyle w:val="Header3Normal"/>
+              <w:ind w:left="0"/>
+              <w:rPr>
+                <w:rFonts w:hint="eastAsia"/>
+              </w:rPr>
+            </w:pPr>
+          </w:p>
+        </w:tc>
+        <w:tc>
+          <w:tcPr>
+            <w:tcW w:w="887" w:type="dxa"/>
+          </w:tcPr>
+          <w:p>
+            <w:pPr>
+              <w:pStyle w:val="Header3Normal"/>
+              <w:ind w:left="0"/>
+              <w:rPr>
+                <w:rFonts w:hint="eastAsia"/>
+              </w:rPr>
+            </w:pPr>
+          </w:p>
+        </w:tc>
+        <w:tc>
+          <w:tcPr>
+            <w:tcW w:w="887" w:type="dxa"/>
+          </w:tcPr>
+          <w:p>
+            <w:pPr>
+              <w:pStyle w:val="Header3Normal"/>
+              <w:ind w:left="0"/>
+              <w:rPr>
+                <w:rFonts w:hint="eastAsia"/>
+              </w:rPr>
+            </w:pPr>
+          </w:p>
+        </w:tc>
+        <w:tc>
+          <w:tcPr>
+            <w:tcW w:w="887" w:type="dxa"/>
+          </w:tcPr>
+          <w:p>
+            <w:pPr>
+              <w:pStyle w:val="Header3Normal"/>
+              <w:ind w:left="0"/>
+              <w:rPr>
+                <w:rFonts w:hint="eastAsia"/>
+              </w:rPr>
+            </w:pPr>
+          </w:p>
+        </w:tc>
+        <w:tc>
+          <w:tcPr>
+            <w:tcW w:w="887" w:type="dxa"/>
+          </w:tcPr>
+          <w:p>
+            <w:pPr>
+              <w:pStyle w:val="Header3Normal"/>
+              <w:ind w:left="0"/>
+              <w:rPr>
+                <w:rFonts w:hint="eastAsia"/>
+              </w:rPr>
+            </w:pPr>
+          </w:p>
+        </w:tc>
+      </w:tr>
+      <w:tr>
+        <w:trPr>
+          <w:trHeight w:val="499"/>
+        </w:trPr>
+        <w:tc>
+          <w:tcPr>
+            <w:tcW w:w="889" w:type="dxa"/>
+          </w:tcPr>
+          <w:p>
+            <w:pPr>
+              <w:pStyle w:val="Header3Normal"/>
+              <w:ind w:left="0"/>
+              <w:rPr>
+                <w:rFonts w:hint="eastAsia"/>
+              </w:rPr>
+            </w:pPr>
+          </w:p>
+        </w:tc>
+        <w:tc>
+          <w:tcPr>
+            <w:tcW w:w="887" w:type="dxa"/>
+          </w:tcPr>
+          <w:p>
+            <w:pPr>
+              <w:pStyle w:val="Header3Normal"/>
+              <w:ind w:left="0"/>
+              <w:rPr>
+                <w:rFonts w:hint="eastAsia"/>
+              </w:rPr>
+            </w:pPr>
+          </w:p>
+        </w:tc>
+        <w:tc>
+          <w:tcPr>
+            <w:tcW w:w="887" w:type="dxa"/>
+          </w:tcPr>
+          <w:p>
+            <w:pPr>
+              <w:pStyle w:val="Header3Normal"/>
+              <w:ind w:left="0"/>
+              <w:rPr>
+                <w:rFonts w:hint="eastAsia"/>
+              </w:rPr>
+            </w:pPr>
+          </w:p>
+        </w:tc>
+        <w:tc>
+          <w:tcPr>
+            <w:tcW w:w="887" w:type="dxa"/>
+          </w:tcPr>
+          <w:p>
+            <w:pPr>
+              <w:pStyle w:val="Header3Normal"/>
+              <w:ind w:left="0"/>
+              <w:rPr>
+                <w:rFonts w:hint="eastAsia"/>
+              </w:rPr>
+            </w:pPr>
+          </w:p>
+        </w:tc>
+        <w:tc>
+          <w:tcPr>
+            <w:tcW w:w="887" w:type="dxa"/>
+          </w:tcPr>
+          <w:p>
+            <w:pPr>
+              <w:pStyle w:val="Header3Normal"/>
+              <w:ind w:left="0"/>
+              <w:rPr>
+                <w:rFonts w:hint="eastAsia"/>
+              </w:rPr>
+            </w:pPr>
+          </w:p>
+        </w:tc>
+      </w:tr>
+    </w:tbl>
+    <w:p>
+      <w:pPr>
+        <w:pStyle w:val="Header3Normal"/>
+        <w:numPr>
+          <w:ilvl w:val="0"/>
+          <w:numId w:val="21"/>
+        </w:numPr>
+      </w:pPr>
+      <w:r>
+        <w:rPr>
+          <w:rFonts w:hint="eastAsia"/>
+        </w:rPr>
+        <w:t xml:space="preserve"> If there are no Slimes or walls</w:t>
+      </w:r>
+      <w:r>
+        <w:br/>
+      </w:r>
+      <w:r>
+        <w:rPr>
+          <w:rFonts w:hint="eastAsia"/>
+        </w:rPr>
+        <w:t>present in the square the Slime</w:t>
+      </w:r>
+      <w:r>
+        <w:br/>
+      </w:r>
+      <w:r>
+        <w:rPr>
+          <w:rFonts w:hint="eastAsia"/>
+        </w:rPr>
+        <w:t>has moved to, keep moving the</w:t>
+      </w:r>
+      <w:r>
+        <w:br/>
+      </w:r>
+      <w:r>
+        <w:rPr>
+          <w:rFonts w:hint="eastAsia"/>
+        </w:rPr>
+        <w:t>Slime until it reaches the target.</w:t>
+      </w:r>
+    </w:p>
+    <w:p>
+      <w:pPr>
+        <w:pStyle w:val="Header3Normal"/>
+      </w:pPr>
+    </w:p>
+    <w:p>
+      <w:pPr>
+        <w:pStyle w:val="Header3Normal"/>
+      </w:pPr>
+    </w:p>
+    <w:tbl>
+      <w:tblPr>
+        <w:tblStyle w:val="TableGrid"/>
+        <w:tblpPr w:leftFromText="180" w:rightFromText="180" w:vertAnchor="text" w:horzAnchor="margin" w:tblpXSpec="right" w:tblpY="133"/>
+        <w:tblW w:w="0" w:type="auto"/>
+        <w:tblLook w:val="04A0" w:firstRow="1" w:lastRow="0" w:firstColumn="1" w:lastColumn="0" w:noHBand="0" w:noVBand="1"/>
+      </w:tblPr>
+      <w:tblGrid>
+        <w:gridCol w:w="889"/>
+        <w:gridCol w:w="887"/>
+        <w:gridCol w:w="887"/>
+        <w:gridCol w:w="887"/>
+        <w:gridCol w:w="887"/>
+      </w:tblGrid>
+      <w:tr>
+        <w:trPr>
+          <w:trHeight w:val="499"/>
+        </w:trPr>
+        <w:tc>
+          <w:tcPr>
+            <w:tcW w:w="889" w:type="dxa"/>
+          </w:tcPr>
+          <w:p>
+            <w:pPr>
+              <w:pStyle w:val="Header3Normal"/>
+              <w:ind w:left="0"/>
+              <w:rPr>
+                <w:rFonts w:hint="eastAsia"/>
+              </w:rPr>
+            </w:pPr>
+          </w:p>
+        </w:tc>
+        <w:tc>
+          <w:tcPr>
+            <w:tcW w:w="887" w:type="dxa"/>
+          </w:tcPr>
+          <w:p>
+            <w:pPr>
+              <w:pStyle w:val="Header3Normal"/>
+              <w:ind w:left="0"/>
+              <w:rPr>
+                <w:rFonts w:hint="eastAsia"/>
+              </w:rPr>
+            </w:pPr>
+          </w:p>
+        </w:tc>
+        <w:tc>
+          <w:tcPr>
+            <w:tcW w:w="887" w:type="dxa"/>
+          </w:tcPr>
+          <w:p>
+            <w:pPr>
+              <w:pStyle w:val="Header3Normal"/>
+              <w:ind w:left="0"/>
+              <w:rPr>
+                <w:rFonts w:hint="eastAsia"/>
+              </w:rPr>
+            </w:pPr>
+          </w:p>
+        </w:tc>
+        <w:tc>
+          <w:tcPr>
+            <w:tcW w:w="887" w:type="dxa"/>
+            <w:shd w:val="clear" w:color="auto" w:fill="000000" w:themeFill="text1"/>
+          </w:tcPr>
+          <w:p>
+            <w:pPr>
+              <w:pStyle w:val="Header3Normal"/>
+              <w:ind w:left="0"/>
+              <w:rPr>
+                <w:rFonts w:hint="eastAsia"/>
+              </w:rPr>
+            </w:pPr>
+          </w:p>
+        </w:tc>
+        <w:tc>
+          <w:tcPr>
+            <w:tcW w:w="887" w:type="dxa"/>
+            <w:shd w:val="clear" w:color="auto" w:fill="FFFF00"/>
+          </w:tcPr>
+          <w:p>
+            <w:pPr>
+              <w:pStyle w:val="Header3Normal"/>
+              <w:ind w:left="0"/>
+              <w:rPr>
+                <w:rFonts w:hint="eastAsia"/>
+                <w:color w:val="FFFFFF" w:themeColor="background1"/>
+              </w:rPr>
+            </w:pPr>
+          </w:p>
+        </w:tc>
+      </w:tr>
+      <w:tr>
+        <w:trPr>
+          <w:trHeight w:val="520"/>
+        </w:trPr>
+        <w:tc>
+          <w:tcPr>
+            <w:tcW w:w="889" w:type="dxa"/>
+          </w:tcPr>
+          <w:p>
+            <w:pPr>
+              <w:pStyle w:val="Header3Normal"/>
+              <w:ind w:left="0"/>
+              <w:rPr>
+                <w:rFonts w:hint="eastAsia"/>
+              </w:rPr>
+            </w:pPr>
+          </w:p>
+        </w:tc>
+        <w:tc>
+          <w:tcPr>
+            <w:tcW w:w="887" w:type="dxa"/>
+          </w:tcPr>
+          <w:p>
+            <w:pPr>
+              <w:pStyle w:val="Header3Normal"/>
+              <w:ind w:left="0"/>
+              <w:rPr>
+                <w:rFonts w:hint="eastAsia"/>
+              </w:rPr>
+            </w:pPr>
+          </w:p>
+        </w:tc>
+        <w:tc>
+          <w:tcPr>
+            <w:tcW w:w="887" w:type="dxa"/>
+            <w:shd w:val="clear" w:color="auto" w:fill="EE0000"/>
+          </w:tcPr>
+          <w:p>
+            <w:pPr>
+              <w:pStyle w:val="Header3Normal"/>
+              <w:ind w:left="0"/>
+              <w:rPr>
+                <w:rFonts w:hint="eastAsia"/>
+              </w:rPr>
+            </w:pPr>
+          </w:p>
+        </w:tc>
+        <w:tc>
+          <w:tcPr>
+            <w:tcW w:w="887" w:type="dxa"/>
+            <w:shd w:val="clear" w:color="auto" w:fill="FFFFFF" w:themeFill="background1"/>
+          </w:tcPr>
+          <w:p>
+            <w:pPr>
+              <w:pStyle w:val="Header3Normal"/>
+              <w:ind w:left="0"/>
+              <w:rPr>
+                <w:rFonts w:hint="eastAsia"/>
+              </w:rPr>
+            </w:pPr>
+          </w:p>
+        </w:tc>
+        <w:tc>
+          <w:tcPr>
+            <w:tcW w:w="887" w:type="dxa"/>
+          </w:tcPr>
+          <w:p>
+            <w:pPr>
+              <w:pStyle w:val="Header3Normal"/>
+              <w:ind w:left="0"/>
+              <w:rPr>
+                <w:rFonts w:hint="eastAsia"/>
+              </w:rPr>
+            </w:pPr>
+          </w:p>
+        </w:tc>
+      </w:tr>
+      <w:tr>
+        <w:trPr>
+          <w:trHeight w:val="499"/>
+        </w:trPr>
+        <w:tc>
+          <w:tcPr>
+            <w:tcW w:w="889" w:type="dxa"/>
+          </w:tcPr>
+          <w:p>
+            <w:pPr>
+              <w:pStyle w:val="Header3Normal"/>
+              <w:ind w:left="0"/>
+              <w:rPr>
+                <w:rFonts w:hint="eastAsia"/>
+              </w:rPr>
+            </w:pPr>
+          </w:p>
+        </w:tc>
+        <w:tc>
+          <w:tcPr>
+            <w:tcW w:w="887" w:type="dxa"/>
+          </w:tcPr>
+          <w:p>
+            <w:pPr>
+              <w:pStyle w:val="Header3Normal"/>
+              <w:ind w:left="0"/>
+              <w:rPr>
+                <w:rFonts w:hint="eastAsia"/>
+              </w:rPr>
+            </w:pPr>
+          </w:p>
+        </w:tc>
+        <w:tc>
+          <w:tcPr>
+            <w:tcW w:w="887" w:type="dxa"/>
+            <w:shd w:val="clear" w:color="auto" w:fill="92D050"/>
+          </w:tcPr>
+          <w:p>
+            <w:pPr>
+              <w:pStyle w:val="Header3Normal"/>
+              <w:ind w:left="0"/>
+              <w:rPr>
+                <w:rFonts w:hint="eastAsia"/>
+              </w:rPr>
+            </w:pPr>
+          </w:p>
+        </w:tc>
+        <w:tc>
+          <w:tcPr>
+            <w:tcW w:w="887" w:type="dxa"/>
+            <w:shd w:val="clear" w:color="auto" w:fill="FFFFFF" w:themeFill="background1"/>
+          </w:tcPr>
+          <w:p>
+            <w:pPr>
+              <w:pStyle w:val="Header3Normal"/>
+              <w:ind w:left="0"/>
+              <w:rPr>
+                <w:rFonts w:hint="eastAsia"/>
+              </w:rPr>
+            </w:pPr>
+          </w:p>
+        </w:tc>
+        <w:tc>
+          <w:tcPr>
+            <w:tcW w:w="887" w:type="dxa"/>
+            <w:shd w:val="clear" w:color="auto" w:fill="45B0E1" w:themeFill="accent1" w:themeFillTint="99"/>
+          </w:tcPr>
+          <w:p>
+            <w:pPr>
+              <w:pStyle w:val="Header3Normal"/>
+              <w:ind w:left="0"/>
+              <w:rPr>
+                <w:rFonts w:hint="eastAsia"/>
+              </w:rPr>
+            </w:pPr>
+          </w:p>
+        </w:tc>
+      </w:tr>
+      <w:tr>
+        <w:trPr>
+          <w:trHeight w:val="499"/>
+        </w:trPr>
+        <w:tc>
+          <w:tcPr>
+            <w:tcW w:w="889" w:type="dxa"/>
+          </w:tcPr>
+          <w:p>
+            <w:pPr>
+              <w:pStyle w:val="Header3Normal"/>
+              <w:ind w:left="0"/>
+              <w:rPr>
+                <w:rFonts w:hint="eastAsia"/>
+              </w:rPr>
+            </w:pPr>
+          </w:p>
+        </w:tc>
+        <w:tc>
+          <w:tcPr>
+            <w:tcW w:w="887" w:type="dxa"/>
+          </w:tcPr>
+          <w:p>
+            <w:pPr>
+              <w:pStyle w:val="Header3Normal"/>
+              <w:ind w:left="0"/>
+              <w:rPr>
+                <w:rFonts w:hint="eastAsia"/>
+              </w:rPr>
+            </w:pPr>
+          </w:p>
+        </w:tc>
+        <w:tc>
+          <w:tcPr>
+            <w:tcW w:w="887" w:type="dxa"/>
+          </w:tcPr>
+          <w:p>
+            <w:pPr>
+              <w:pStyle w:val="Header3Normal"/>
+              <w:ind w:left="0"/>
+              <w:rPr>
+                <w:rFonts w:hint="eastAsia"/>
+              </w:rPr>
+            </w:pPr>
+          </w:p>
+        </w:tc>
+        <w:tc>
+          <w:tcPr>
+            <w:tcW w:w="887" w:type="dxa"/>
+          </w:tcPr>
+          <w:p>
+            <w:pPr>
+              <w:pStyle w:val="Header3Normal"/>
+              <w:ind w:left="0"/>
+              <w:rPr>
+                <w:rFonts w:hint="eastAsia"/>
+              </w:rPr>
+            </w:pPr>
+          </w:p>
+        </w:tc>
+        <w:tc>
+          <w:tcPr>
+            <w:tcW w:w="887" w:type="dxa"/>
+          </w:tcPr>
+          <w:p>
+            <w:pPr>
+              <w:pStyle w:val="Header3Normal"/>
+              <w:ind w:left="0"/>
+              <w:rPr>
+                <w:rFonts w:hint="eastAsia"/>
+              </w:rPr>
+            </w:pPr>
+          </w:p>
+        </w:tc>
+      </w:tr>
+      <w:tr>
+        <w:trPr>
+          <w:trHeight w:val="499"/>
+        </w:trPr>
+        <w:tc>
+          <w:tcPr>
+            <w:tcW w:w="889" w:type="dxa"/>
+          </w:tcPr>
+          <w:p>
+            <w:pPr>
+              <w:pStyle w:val="Header3Normal"/>
+              <w:ind w:left="0"/>
+              <w:rPr>
+                <w:rFonts w:hint="eastAsia"/>
+              </w:rPr>
+            </w:pPr>
+          </w:p>
+        </w:tc>
+        <w:tc>
+          <w:tcPr>
+            <w:tcW w:w="887" w:type="dxa"/>
+          </w:tcPr>
+          <w:p>
+            <w:pPr>
+              <w:pStyle w:val="Header3Normal"/>
+              <w:ind w:left="0"/>
+              <w:rPr>
+                <w:rFonts w:hint="eastAsia"/>
+              </w:rPr>
+            </w:pPr>
+          </w:p>
+        </w:tc>
+        <w:tc>
+          <w:tcPr>
+            <w:tcW w:w="887" w:type="dxa"/>
+          </w:tcPr>
+          <w:p>
+            <w:pPr>
+              <w:pStyle w:val="Header3Normal"/>
+              <w:ind w:left="0"/>
+              <w:rPr>
+                <w:rFonts w:hint="eastAsia"/>
+              </w:rPr>
+            </w:pPr>
+          </w:p>
+        </w:tc>
+        <w:tc>
+          <w:tcPr>
+            <w:tcW w:w="887" w:type="dxa"/>
+          </w:tcPr>
+          <w:p>
+            <w:pPr>
+              <w:pStyle w:val="Header3Normal"/>
+              <w:ind w:left="0"/>
+              <w:rPr>
+                <w:rFonts w:hint="eastAsia"/>
+              </w:rPr>
+            </w:pPr>
+          </w:p>
+        </w:tc>
+        <w:tc>
+          <w:tcPr>
+            <w:tcW w:w="887" w:type="dxa"/>
+          </w:tcPr>
+          <w:p>
+            <w:pPr>
+              <w:pStyle w:val="Header3Normal"/>
+              <w:ind w:left="0"/>
+              <w:rPr>
+                <w:rFonts w:hint="eastAsia"/>
+              </w:rPr>
+            </w:pPr>
+          </w:p>
+        </w:tc>
+      </w:tr>
+    </w:tbl>
+    <w:p>
+      <w:pPr>
+        <w:pStyle w:val="Header3Normal"/>
+      </w:pPr>
+    </w:p>
+    <w:p>
+      <w:pPr>
+        <w:pStyle w:val="Header3Normal"/>
+        <w:numPr>
+          <w:ilvl w:val="0"/>
+          <w:numId w:val="21"/>
+        </w:numPr>
+        <w:rPr>
+          <w:rFonts w:hint="eastAsia"/>
+        </w:rPr>
+      </w:pPr>
+      <w:r>
+        <w:rPr>
+          <w:rFonts w:hint="eastAsia"/>
+        </w:rPr>
+        <w:t>Once the Slime reaches its target, proceed to the next Slime.</w:t>
+      </w:r>
+    </w:p>
+    <w:p>
+      <w:pPr>
+        <w:pStyle w:val="Header3Normal"/>
+        <w:ind w:left="0"/>
+      </w:pPr>
+    </w:p>
+    <w:p>
+      <w:pPr>
+        <w:pStyle w:val="Header3Normal"/>
+      </w:pPr>
+    </w:p>
+    <w:p>
+      <w:pPr>
+        <w:pStyle w:val="Header3Normal"/>
+        <w:ind w:left="0"/>
+      </w:pPr>
+    </w:p>
+    <w:tbl>
+      <w:tblPr>
+        <w:tblStyle w:val="TableGrid"/>
+        <w:tblpPr w:leftFromText="180" w:rightFromText="180" w:vertAnchor="text" w:horzAnchor="margin" w:tblpXSpec="right" w:tblpY="-10"/>
+        <w:tblW w:w="0" w:type="auto"/>
+        <w:tblLook w:val="04A0" w:firstRow="1" w:lastRow="0" w:firstColumn="1" w:lastColumn="0" w:noHBand="0" w:noVBand="1"/>
+      </w:tblPr>
+      <w:tblGrid>
+        <w:gridCol w:w="889"/>
+        <w:gridCol w:w="887"/>
+        <w:gridCol w:w="887"/>
+        <w:gridCol w:w="887"/>
+        <w:gridCol w:w="887"/>
+      </w:tblGrid>
+      <w:tr>
+        <w:trPr>
+          <w:trHeight w:val="499"/>
+        </w:trPr>
+        <w:tc>
+          <w:tcPr>
+            <w:tcW w:w="889" w:type="dxa"/>
+          </w:tcPr>
+          <w:p>
+            <w:pPr>
+              <w:pStyle w:val="Header3Normal"/>
+              <w:ind w:left="0"/>
+              <w:rPr>
+                <w:rFonts w:hint="eastAsia"/>
+              </w:rPr>
+            </w:pPr>
+          </w:p>
+        </w:tc>
+        <w:tc>
+          <w:tcPr>
+            <w:tcW w:w="887" w:type="dxa"/>
+          </w:tcPr>
+          <w:p>
+            <w:pPr>
+              <w:pStyle w:val="Header3Normal"/>
+              <w:ind w:left="0"/>
+              <w:rPr>
+                <w:rFonts w:hint="eastAsia"/>
+              </w:rPr>
+            </w:pPr>
+          </w:p>
+        </w:tc>
+        <w:tc>
+          <w:tcPr>
+            <w:tcW w:w="887" w:type="dxa"/>
+          </w:tcPr>
+          <w:p>
+            <w:pPr>
+              <w:pStyle w:val="Header3Normal"/>
+              <w:ind w:left="0"/>
+              <w:rPr>
+                <w:rFonts w:hint="eastAsia"/>
+              </w:rPr>
+            </w:pPr>
+            <w:r>
+              <w:rPr>
+                <w:rFonts w:hint="eastAsia"/>
+              </w:rPr>
+              <w:t>＊</w:t>
+            </w:r>
+          </w:p>
+        </w:tc>
+        <w:tc>
+          <w:tcPr>
+            <w:tcW w:w="887" w:type="dxa"/>
+            <w:shd w:val="clear" w:color="auto" w:fill="000000" w:themeFill="text1"/>
+          </w:tcPr>
+          <w:p>
+            <w:pPr>
+              <w:pStyle w:val="Header3Normal"/>
+              <w:ind w:left="0"/>
+              <w:rPr>
+                <w:rFonts w:hint="eastAsia"/>
+              </w:rPr>
+            </w:pPr>
+          </w:p>
+        </w:tc>
+        <w:tc>
+          <w:tcPr>
+            <w:tcW w:w="887" w:type="dxa"/>
+            <w:shd w:val="clear" w:color="auto" w:fill="FFFF00"/>
+          </w:tcPr>
+          <w:p>
+            <w:pPr>
+              <w:pStyle w:val="Header3Normal"/>
+              <w:ind w:left="0"/>
+              <w:rPr>
+                <w:rFonts w:hint="eastAsia"/>
+                <w:color w:val="FFFFFF" w:themeColor="background1"/>
+              </w:rPr>
+            </w:pPr>
+          </w:p>
+        </w:tc>
+      </w:tr>
+      <w:tr>
+        <w:trPr>
+          <w:trHeight w:val="520"/>
+        </w:trPr>
+        <w:tc>
+          <w:tcPr>
+            <w:tcW w:w="889" w:type="dxa"/>
+          </w:tcPr>
+          <w:p>
+            <w:pPr>
+              <w:pStyle w:val="Header3Normal"/>
+              <w:ind w:left="0"/>
+              <w:rPr>
+                <w:rFonts w:hint="eastAsia"/>
+              </w:rPr>
+            </w:pPr>
+          </w:p>
+        </w:tc>
+        <w:tc>
+          <w:tcPr>
+            <w:tcW w:w="887" w:type="dxa"/>
+          </w:tcPr>
+          <w:p>
+            <w:pPr>
+              <w:pStyle w:val="Header3Normal"/>
+              <w:ind w:left="0"/>
+              <w:rPr>
+                <w:rFonts w:hint="eastAsia"/>
+              </w:rPr>
+            </w:pPr>
+          </w:p>
+        </w:tc>
+        <w:tc>
+          <w:tcPr>
+            <w:tcW w:w="887" w:type="dxa"/>
+            <w:shd w:val="clear" w:color="auto" w:fill="EE0000"/>
+          </w:tcPr>
+          <w:p>
+            <w:pPr>
+              <w:pStyle w:val="Header3Normal"/>
+              <w:ind w:left="0"/>
+              <w:rPr>
+                <w:rFonts w:hint="eastAsia"/>
+              </w:rPr>
+            </w:pPr>
+          </w:p>
+        </w:tc>
+        <w:tc>
+          <w:tcPr>
+            <w:tcW w:w="887" w:type="dxa"/>
+            <w:shd w:val="clear" w:color="auto" w:fill="FFFFFF" w:themeFill="background1"/>
+          </w:tcPr>
+          <w:p>
+            <w:pPr>
+              <w:pStyle w:val="Header3Normal"/>
+              <w:ind w:left="0"/>
+              <w:rPr>
+                <w:rFonts w:hint="eastAsia"/>
+              </w:rPr>
+            </w:pPr>
+          </w:p>
+        </w:tc>
+        <w:tc>
+          <w:tcPr>
+            <w:tcW w:w="887" w:type="dxa"/>
+            <w:shd w:val="clear" w:color="auto" w:fill="00B0F0"/>
+          </w:tcPr>
+          <w:p>
+            <w:pPr>
+              <w:pStyle w:val="Header3Normal"/>
+              <w:ind w:left="0"/>
+              <w:rPr>
+                <w:rFonts w:hint="eastAsia"/>
+              </w:rPr>
+            </w:pPr>
+          </w:p>
+        </w:tc>
+      </w:tr>
+      <w:tr>
+        <w:trPr>
+          <w:trHeight w:val="499"/>
+        </w:trPr>
+        <w:tc>
+          <w:tcPr>
+            <w:tcW w:w="889" w:type="dxa"/>
+          </w:tcPr>
+          <w:p>
+            <w:pPr>
+              <w:pStyle w:val="Header3Normal"/>
+              <w:ind w:left="0"/>
+              <w:rPr>
+                <w:rFonts w:hint="eastAsia"/>
+              </w:rPr>
+            </w:pPr>
+          </w:p>
+        </w:tc>
+        <w:tc>
+          <w:tcPr>
+            <w:tcW w:w="887" w:type="dxa"/>
+          </w:tcPr>
+          <w:p>
+            <w:pPr>
+              <w:pStyle w:val="Header3Normal"/>
+              <w:ind w:left="0"/>
+              <w:rPr>
+                <w:rFonts w:hint="eastAsia"/>
+              </w:rPr>
+            </w:pPr>
+          </w:p>
+        </w:tc>
+        <w:tc>
+          <w:tcPr>
+            <w:tcW w:w="887" w:type="dxa"/>
+            <w:shd w:val="clear" w:color="auto" w:fill="92D050"/>
+          </w:tcPr>
+          <w:p>
+            <w:pPr>
+              <w:pStyle w:val="Header3Normal"/>
+              <w:ind w:left="0"/>
+              <w:rPr>
+                <w:rFonts w:hint="eastAsia"/>
+              </w:rPr>
+            </w:pPr>
+          </w:p>
+        </w:tc>
+        <w:tc>
+          <w:tcPr>
+            <w:tcW w:w="887" w:type="dxa"/>
+            <w:shd w:val="clear" w:color="auto" w:fill="FFFFFF" w:themeFill="background1"/>
+          </w:tcPr>
+          <w:p>
+            <w:pPr>
+              <w:pStyle w:val="Header3Normal"/>
+              <w:ind w:left="0"/>
+              <w:rPr>
+                <w:rFonts w:hint="eastAsia"/>
+              </w:rPr>
+            </w:pPr>
+          </w:p>
+        </w:tc>
+        <w:tc>
+          <w:tcPr>
+            <w:tcW w:w="887" w:type="dxa"/>
+            <w:shd w:val="clear" w:color="auto" w:fill="FFFFFF" w:themeFill="background1"/>
+          </w:tcPr>
+          <w:p>
+            <w:pPr>
+              <w:pStyle w:val="Header3Normal"/>
+              <w:ind w:left="0"/>
+              <w:rPr>
+                <w:rFonts w:hint="eastAsia"/>
+              </w:rPr>
+            </w:pPr>
+          </w:p>
+        </w:tc>
+      </w:tr>
+      <w:tr>
+        <w:trPr>
+          <w:trHeight w:val="499"/>
+        </w:trPr>
+        <w:tc>
+          <w:tcPr>
+            <w:tcW w:w="889" w:type="dxa"/>
+          </w:tcPr>
+          <w:p>
+            <w:pPr>
+              <w:pStyle w:val="Header3Normal"/>
+              <w:ind w:left="0"/>
+              <w:rPr>
+                <w:rFonts w:hint="eastAsia"/>
+              </w:rPr>
+            </w:pPr>
+          </w:p>
+        </w:tc>
+        <w:tc>
+          <w:tcPr>
+            <w:tcW w:w="887" w:type="dxa"/>
+          </w:tcPr>
+          <w:p>
+            <w:pPr>
+              <w:pStyle w:val="Header3Normal"/>
+              <w:ind w:left="0"/>
+              <w:rPr>
+                <w:rFonts w:hint="eastAsia"/>
+              </w:rPr>
+            </w:pPr>
+          </w:p>
+        </w:tc>
+        <w:tc>
+          <w:tcPr>
+            <w:tcW w:w="887" w:type="dxa"/>
+          </w:tcPr>
+          <w:p>
+            <w:pPr>
+              <w:pStyle w:val="Header3Normal"/>
+              <w:ind w:left="0"/>
+              <w:rPr>
+                <w:rFonts w:hint="eastAsia"/>
+              </w:rPr>
+            </w:pPr>
+          </w:p>
+        </w:tc>
+        <w:tc>
+          <w:tcPr>
+            <w:tcW w:w="887" w:type="dxa"/>
+          </w:tcPr>
+          <w:p>
+            <w:pPr>
+              <w:pStyle w:val="Header3Normal"/>
+              <w:ind w:left="0"/>
+              <w:rPr>
+                <w:rFonts w:hint="eastAsia"/>
+              </w:rPr>
+            </w:pPr>
+          </w:p>
+        </w:tc>
+        <w:tc>
+          <w:tcPr>
+            <w:tcW w:w="887" w:type="dxa"/>
+          </w:tcPr>
+          <w:p>
+            <w:pPr>
+              <w:pStyle w:val="Header3Normal"/>
+              <w:ind w:left="0"/>
+              <w:rPr>
+                <w:rFonts w:hint="eastAsia"/>
+              </w:rPr>
+            </w:pPr>
+          </w:p>
+        </w:tc>
+      </w:tr>
+      <w:tr>
+        <w:trPr>
+          <w:trHeight w:val="499"/>
+        </w:trPr>
+        <w:tc>
+          <w:tcPr>
+            <w:tcW w:w="889" w:type="dxa"/>
+          </w:tcPr>
+          <w:p>
+            <w:pPr>
+              <w:pStyle w:val="Header3Normal"/>
+              <w:ind w:left="0"/>
+              <w:rPr>
+                <w:rFonts w:hint="eastAsia"/>
+              </w:rPr>
+            </w:pPr>
+          </w:p>
+        </w:tc>
+        <w:tc>
+          <w:tcPr>
+            <w:tcW w:w="887" w:type="dxa"/>
+          </w:tcPr>
+          <w:p>
+            <w:pPr>
+              <w:pStyle w:val="Header3Normal"/>
+              <w:ind w:left="0"/>
+              <w:rPr>
+                <w:rFonts w:hint="eastAsia"/>
+              </w:rPr>
+            </w:pPr>
+          </w:p>
+        </w:tc>
+        <w:tc>
+          <w:tcPr>
+            <w:tcW w:w="887" w:type="dxa"/>
+          </w:tcPr>
+          <w:p>
+            <w:pPr>
+              <w:pStyle w:val="Header3Normal"/>
+              <w:ind w:left="0"/>
+              <w:rPr>
+                <w:rFonts w:hint="eastAsia"/>
+              </w:rPr>
+            </w:pPr>
+          </w:p>
+        </w:tc>
+        <w:tc>
+          <w:tcPr>
+            <w:tcW w:w="887" w:type="dxa"/>
+          </w:tcPr>
+          <w:p>
+            <w:pPr>
+              <w:pStyle w:val="Header3Normal"/>
+              <w:ind w:left="0"/>
+              <w:rPr>
+                <w:rFonts w:hint="eastAsia"/>
+              </w:rPr>
+            </w:pPr>
+          </w:p>
+        </w:tc>
+        <w:tc>
+          <w:tcPr>
+            <w:tcW w:w="887" w:type="dxa"/>
+          </w:tcPr>
+          <w:p>
+            <w:pPr>
+              <w:pStyle w:val="Header3Normal"/>
+              <w:ind w:left="0"/>
+              <w:rPr>
+                <w:rFonts w:hint="eastAsia"/>
+              </w:rPr>
+            </w:pPr>
+          </w:p>
+        </w:tc>
+      </w:tr>
+    </w:tbl>
+    <w:p>
+      <w:pPr>
+        <w:pStyle w:val="Header3Normal"/>
+        <w:numPr>
+          <w:ilvl w:val="0"/>
+          <w:numId w:val="21"/>
+        </w:numPr>
+      </w:pPr>
+      <w:r>
+        <w:rPr>
+          <w:rFonts w:hint="eastAsia"/>
+        </w:rPr>
+        <w:t xml:space="preserve"> </w:t>
+      </w:r>
+      <w:r>
+        <w:rPr>
+          <w:rFonts w:hint="eastAsia"/>
+        </w:rPr>
+        <w:t>The target is calculated by finding the square to the (X, -Y) position of the starting Slime.</w:t>
+      </w:r>
+    </w:p>
+    <w:p>
+      <w:pPr>
+        <w:pStyle w:val="Header3Normal"/>
+      </w:pPr>
+    </w:p>
+    <w:p>
+      <w:pPr>
+        <w:pStyle w:val="Header3Normal"/>
+      </w:pPr>
+    </w:p>
+    <w:p>
+      <w:pPr>
+        <w:pStyle w:val="Header3Normal"/>
+        <w:ind w:left="0"/>
+      </w:pPr>
+    </w:p>
+    <w:tbl>
+      <w:tblPr>
+        <w:tblStyle w:val="TableGrid"/>
+        <w:tblpPr w:leftFromText="180" w:rightFromText="180" w:vertAnchor="text" w:horzAnchor="margin" w:tblpXSpec="right" w:tblpY="102"/>
+        <w:tblW w:w="0" w:type="auto"/>
+        <w:tblLook w:val="04A0" w:firstRow="1" w:lastRow="0" w:firstColumn="1" w:lastColumn="0" w:noHBand="0" w:noVBand="1"/>
+      </w:tblPr>
+      <w:tblGrid>
+        <w:gridCol w:w="889"/>
+        <w:gridCol w:w="887"/>
+        <w:gridCol w:w="887"/>
+        <w:gridCol w:w="887"/>
+        <w:gridCol w:w="887"/>
+      </w:tblGrid>
+      <w:tr>
+        <w:trPr>
+          <w:trHeight w:val="499"/>
+        </w:trPr>
+        <w:tc>
+          <w:tcPr>
+            <w:tcW w:w="889" w:type="dxa"/>
+          </w:tcPr>
+          <w:p>
+            <w:pPr>
+              <w:pStyle w:val="Header3Normal"/>
+              <w:ind w:left="0"/>
+              <w:rPr>
+                <w:rFonts w:hint="eastAsia"/>
+              </w:rPr>
+            </w:pPr>
+          </w:p>
+        </w:tc>
+        <w:tc>
+          <w:tcPr>
+            <w:tcW w:w="887" w:type="dxa"/>
+          </w:tcPr>
+          <w:p>
+            <w:pPr>
+              <w:pStyle w:val="Header3Normal"/>
+              <w:ind w:left="0"/>
+              <w:rPr>
+                <w:rFonts w:hint="eastAsia"/>
+              </w:rPr>
+            </w:pPr>
+          </w:p>
+        </w:tc>
+        <w:tc>
+          <w:tcPr>
+            <w:tcW w:w="887" w:type="dxa"/>
+          </w:tcPr>
+          <w:p>
+            <w:pPr>
+              <w:pStyle w:val="Header3Normal"/>
+              <w:ind w:left="0"/>
+              <w:rPr>
+                <w:rFonts w:hint="eastAsia"/>
+              </w:rPr>
+            </w:pPr>
+            <w:r>
+              <w:rPr>
+                <w:rFonts w:hint="eastAsia"/>
+              </w:rPr>
+              <w:t>＊</w:t>
+            </w:r>
+          </w:p>
+        </w:tc>
+        <w:tc>
+          <w:tcPr>
+            <w:tcW w:w="887" w:type="dxa"/>
+            <w:shd w:val="clear" w:color="auto" w:fill="000000" w:themeFill="text1"/>
+          </w:tcPr>
+          <w:p>
+            <w:pPr>
+              <w:pStyle w:val="Header3Normal"/>
+              <w:ind w:left="0"/>
+              <w:rPr>
+                <w:rFonts w:hint="eastAsia"/>
+              </w:rPr>
+            </w:pPr>
+          </w:p>
+        </w:tc>
+        <w:tc>
+          <w:tcPr>
+            <w:tcW w:w="887" w:type="dxa"/>
+            <w:shd w:val="clear" w:color="auto" w:fill="00B0F0"/>
+          </w:tcPr>
+          <w:p>
+            <w:pPr>
+              <w:pStyle w:val="Header3Normal"/>
+              <w:ind w:left="0"/>
+              <w:rPr>
+                <w:rFonts w:hint="eastAsia"/>
+                <w:color w:val="00B0F0"/>
+              </w:rPr>
+            </w:pPr>
+          </w:p>
+        </w:tc>
+      </w:tr>
+      <w:tr>
+        <w:trPr>
+          <w:trHeight w:val="520"/>
+        </w:trPr>
+        <w:tc>
+          <w:tcPr>
+            <w:tcW w:w="889" w:type="dxa"/>
+          </w:tcPr>
+          <w:p>
+            <w:pPr>
+              <w:pStyle w:val="Header3Normal"/>
+              <w:ind w:left="0"/>
+              <w:rPr>
+                <w:rFonts w:hint="eastAsia"/>
+              </w:rPr>
+            </w:pPr>
+          </w:p>
+        </w:tc>
+        <w:tc>
+          <w:tcPr>
+            <w:tcW w:w="887" w:type="dxa"/>
+          </w:tcPr>
+          <w:p>
+            <w:pPr>
+              <w:pStyle w:val="Header3Normal"/>
+              <w:ind w:left="0"/>
+              <w:rPr>
+                <w:rFonts w:hint="eastAsia"/>
+              </w:rPr>
+            </w:pPr>
+          </w:p>
+        </w:tc>
+        <w:tc>
+          <w:tcPr>
+            <w:tcW w:w="887" w:type="dxa"/>
+            <w:shd w:val="clear" w:color="auto" w:fill="EE0000"/>
+          </w:tcPr>
+          <w:p>
+            <w:pPr>
+              <w:pStyle w:val="Header3Normal"/>
+              <w:ind w:left="0"/>
+              <w:rPr>
+                <w:rFonts w:hint="eastAsia"/>
+              </w:rPr>
+            </w:pPr>
+          </w:p>
+        </w:tc>
+        <w:tc>
+          <w:tcPr>
+            <w:tcW w:w="887" w:type="dxa"/>
+            <w:shd w:val="clear" w:color="auto" w:fill="FFFFFF" w:themeFill="background1"/>
+          </w:tcPr>
+          <w:p>
+            <w:pPr>
+              <w:pStyle w:val="Header3Normal"/>
+              <w:ind w:left="0"/>
+              <w:rPr>
+                <w:rFonts w:hint="eastAsia"/>
+              </w:rPr>
+            </w:pPr>
+          </w:p>
+        </w:tc>
+        <w:tc>
+          <w:tcPr>
+            <w:tcW w:w="887" w:type="dxa"/>
+            <w:shd w:val="clear" w:color="auto" w:fill="FFFF00"/>
+          </w:tcPr>
+          <w:p>
+            <w:pPr>
+              <w:pStyle w:val="Header3Normal"/>
+              <w:ind w:left="0"/>
+              <w:rPr>
+                <w:rFonts w:hint="eastAsia"/>
+              </w:rPr>
+            </w:pPr>
+          </w:p>
+        </w:tc>
+      </w:tr>
+      <w:tr>
+        <w:trPr>
+          <w:trHeight w:val="499"/>
+        </w:trPr>
+        <w:tc>
+          <w:tcPr>
+            <w:tcW w:w="889" w:type="dxa"/>
+          </w:tcPr>
+          <w:p>
+            <w:pPr>
+              <w:pStyle w:val="Header3Normal"/>
+              <w:ind w:left="0"/>
+              <w:rPr>
+                <w:rFonts w:hint="eastAsia"/>
+              </w:rPr>
+            </w:pPr>
+          </w:p>
+        </w:tc>
+        <w:tc>
+          <w:tcPr>
+            <w:tcW w:w="887" w:type="dxa"/>
+          </w:tcPr>
+          <w:p>
+            <w:pPr>
+              <w:pStyle w:val="Header3Normal"/>
+              <w:ind w:left="0"/>
+              <w:rPr>
+                <w:rFonts w:hint="eastAsia"/>
+              </w:rPr>
+            </w:pPr>
+          </w:p>
+        </w:tc>
+        <w:tc>
+          <w:tcPr>
+            <w:tcW w:w="887" w:type="dxa"/>
+            <w:shd w:val="clear" w:color="auto" w:fill="92D050"/>
+          </w:tcPr>
+          <w:p>
+            <w:pPr>
+              <w:pStyle w:val="Header3Normal"/>
+              <w:ind w:left="0"/>
+              <w:rPr>
+                <w:rFonts w:hint="eastAsia"/>
+              </w:rPr>
+            </w:pPr>
+          </w:p>
+        </w:tc>
+        <w:tc>
+          <w:tcPr>
+            <w:tcW w:w="887" w:type="dxa"/>
+            <w:shd w:val="clear" w:color="auto" w:fill="FFFFFF" w:themeFill="background1"/>
+          </w:tcPr>
+          <w:p>
+            <w:pPr>
+              <w:pStyle w:val="Header3Normal"/>
+              <w:ind w:left="0"/>
+              <w:rPr>
+                <w:rFonts w:hint="eastAsia"/>
+              </w:rPr>
+            </w:pPr>
+          </w:p>
+        </w:tc>
+        <w:tc>
+          <w:tcPr>
+            <w:tcW w:w="887" w:type="dxa"/>
+            <w:shd w:val="clear" w:color="auto" w:fill="FFFFFF" w:themeFill="background1"/>
+          </w:tcPr>
+          <w:p>
+            <w:pPr>
+              <w:pStyle w:val="Header3Normal"/>
+              <w:ind w:left="0"/>
+              <w:rPr>
+                <w:rFonts w:hint="eastAsia"/>
+              </w:rPr>
+            </w:pPr>
+          </w:p>
+        </w:tc>
+      </w:tr>
+      <w:tr>
+        <w:trPr>
+          <w:trHeight w:val="499"/>
+        </w:trPr>
+        <w:tc>
+          <w:tcPr>
+            <w:tcW w:w="889" w:type="dxa"/>
+          </w:tcPr>
+          <w:p>
+            <w:pPr>
+              <w:pStyle w:val="Header3Normal"/>
+              <w:ind w:left="0"/>
+              <w:rPr>
+                <w:rFonts w:hint="eastAsia"/>
+              </w:rPr>
+            </w:pPr>
+          </w:p>
+        </w:tc>
+        <w:tc>
+          <w:tcPr>
+            <w:tcW w:w="887" w:type="dxa"/>
+          </w:tcPr>
+          <w:p>
+            <w:pPr>
+              <w:pStyle w:val="Header3Normal"/>
+              <w:ind w:left="0"/>
+              <w:rPr>
+                <w:rFonts w:hint="eastAsia"/>
+              </w:rPr>
+            </w:pPr>
+          </w:p>
+        </w:tc>
+        <w:tc>
+          <w:tcPr>
+            <w:tcW w:w="887" w:type="dxa"/>
+          </w:tcPr>
+          <w:p>
+            <w:pPr>
+              <w:pStyle w:val="Header3Normal"/>
+              <w:ind w:left="0"/>
+              <w:rPr>
+                <w:rFonts w:hint="eastAsia"/>
+              </w:rPr>
+            </w:pPr>
+          </w:p>
+        </w:tc>
+        <w:tc>
+          <w:tcPr>
+            <w:tcW w:w="887" w:type="dxa"/>
+          </w:tcPr>
+          <w:p>
+            <w:pPr>
+              <w:pStyle w:val="Header3Normal"/>
+              <w:ind w:left="0"/>
+              <w:rPr>
+                <w:rFonts w:hint="eastAsia"/>
+              </w:rPr>
+            </w:pPr>
+          </w:p>
+        </w:tc>
+        <w:tc>
+          <w:tcPr>
+            <w:tcW w:w="887" w:type="dxa"/>
+          </w:tcPr>
+          <w:p>
+            <w:pPr>
+              <w:pStyle w:val="Header3Normal"/>
+              <w:ind w:left="0"/>
+              <w:rPr>
+                <w:rFonts w:hint="eastAsia"/>
+              </w:rPr>
+            </w:pPr>
+          </w:p>
+        </w:tc>
+      </w:tr>
+      <w:tr>
+        <w:trPr>
+          <w:trHeight w:val="499"/>
+        </w:trPr>
+        <w:tc>
+          <w:tcPr>
+            <w:tcW w:w="889" w:type="dxa"/>
+          </w:tcPr>
+          <w:p>
+            <w:pPr>
+              <w:pStyle w:val="Header3Normal"/>
+              <w:ind w:left="0"/>
+              <w:rPr>
+                <w:rFonts w:hint="eastAsia"/>
+              </w:rPr>
+            </w:pPr>
+          </w:p>
+        </w:tc>
+        <w:tc>
+          <w:tcPr>
+            <w:tcW w:w="887" w:type="dxa"/>
+          </w:tcPr>
+          <w:p>
+            <w:pPr>
+              <w:pStyle w:val="Header3Normal"/>
+              <w:ind w:left="0"/>
+              <w:rPr>
+                <w:rFonts w:hint="eastAsia"/>
+              </w:rPr>
+            </w:pPr>
+          </w:p>
+        </w:tc>
+        <w:tc>
+          <w:tcPr>
+            <w:tcW w:w="887" w:type="dxa"/>
+          </w:tcPr>
+          <w:p>
+            <w:pPr>
+              <w:pStyle w:val="Header3Normal"/>
+              <w:ind w:left="0"/>
+              <w:rPr>
+                <w:rFonts w:hint="eastAsia"/>
+              </w:rPr>
+            </w:pPr>
+          </w:p>
+        </w:tc>
+        <w:tc>
+          <w:tcPr>
+            <w:tcW w:w="887" w:type="dxa"/>
+          </w:tcPr>
+          <w:p>
+            <w:pPr>
+              <w:pStyle w:val="Header3Normal"/>
+              <w:ind w:left="0"/>
+              <w:rPr>
+                <w:rFonts w:hint="eastAsia"/>
+              </w:rPr>
+            </w:pPr>
+          </w:p>
+        </w:tc>
+        <w:tc>
+          <w:tcPr>
+            <w:tcW w:w="887" w:type="dxa"/>
+          </w:tcPr>
+          <w:p>
+            <w:pPr>
+              <w:pStyle w:val="Header3Normal"/>
+              <w:ind w:left="0"/>
+              <w:rPr>
+                <w:rFonts w:hint="eastAsia"/>
+              </w:rPr>
+            </w:pPr>
+          </w:p>
+        </w:tc>
+      </w:tr>
+    </w:tbl>
+    <w:p>
+      <w:pPr>
+        <w:pStyle w:val="Header3Normal"/>
+        <w:numPr>
+          <w:ilvl w:val="0"/>
+          <w:numId w:val="21"/>
+        </w:numPr>
+      </w:pPr>
+      <w:r>
+        <w:rPr>
+          <w:rFonts w:hint="eastAsia"/>
+        </w:rPr>
+        <w:t>When a Slime collides with another Slime, The Slime is moved to the cell that is one distance closer to the target cell compared to the starting cell.</w:t>
+      </w:r>
+      <w:r>
+        <w:rPr>
+          <w:rFonts w:hint="eastAsia"/>
+        </w:rPr>
+        <w:t xml:space="preserve"> </w:t>
+      </w:r>
+      <w:r>
+        <w:rPr>
+          <w:rFonts w:hint="eastAsia"/>
+        </w:rPr>
+        <w:t>The fused Slime is also added to the rotation list.</w:t>
+      </w:r>
+    </w:p>
+    <w:p>
+      <w:pPr>
+        <w:pStyle w:val="Header3Normal"/>
+      </w:pPr>
+    </w:p>
+    <w:tbl>
+      <w:tblPr>
+        <w:tblStyle w:val="TableGrid"/>
+        <w:tblpPr w:leftFromText="180" w:rightFromText="180" w:vertAnchor="text" w:horzAnchor="margin" w:tblpXSpec="right" w:tblpY="-79"/>
+        <w:tblW w:w="0" w:type="auto"/>
+        <w:tblLook w:val="04A0" w:firstRow="1" w:lastRow="0" w:firstColumn="1" w:lastColumn="0" w:noHBand="0" w:noVBand="1"/>
+      </w:tblPr>
+      <w:tblGrid>
+        <w:gridCol w:w="889"/>
+        <w:gridCol w:w="887"/>
+        <w:gridCol w:w="887"/>
+        <w:gridCol w:w="887"/>
+        <w:gridCol w:w="887"/>
+      </w:tblGrid>
+      <w:tr>
+        <w:trPr>
+          <w:trHeight w:val="499"/>
+        </w:trPr>
+        <w:tc>
+          <w:tcPr>
+            <w:tcW w:w="889" w:type="dxa"/>
+          </w:tcPr>
+          <w:p>
+            <w:pPr>
+              <w:pStyle w:val="Header3Normal"/>
+              <w:ind w:left="0"/>
+              <w:rPr>
+                <w:rFonts w:hint="eastAsia"/>
+              </w:rPr>
+            </w:pPr>
+          </w:p>
+        </w:tc>
+        <w:tc>
+          <w:tcPr>
+            <w:tcW w:w="887" w:type="dxa"/>
+          </w:tcPr>
+          <w:p>
+            <w:pPr>
+              <w:pStyle w:val="Header3Normal"/>
+              <w:ind w:left="0"/>
+              <w:rPr>
+                <w:rFonts w:hint="eastAsia"/>
+              </w:rPr>
+            </w:pPr>
+          </w:p>
+        </w:tc>
+        <w:tc>
+          <w:tcPr>
+            <w:tcW w:w="887" w:type="dxa"/>
+            <w:tcBorders>
+              <w:right w:val="single" w:sz="18" w:space="0" w:color="EE0000"/>
+            </w:tcBorders>
+          </w:tcPr>
+          <w:p>
+            <w:pPr>
+              <w:pStyle w:val="Header3Normal"/>
+              <w:ind w:left="0"/>
+              <w:rPr>
+                <w:rFonts w:hint="eastAsia"/>
+              </w:rPr>
+            </w:pPr>
+          </w:p>
+        </w:tc>
+        <w:tc>
+          <w:tcPr>
+            <w:tcW w:w="887" w:type="dxa"/>
+            <w:tcBorders>
+              <w:top w:val="single" w:sz="18" w:space="0" w:color="EE0000"/>
+              <w:left w:val="single" w:sz="18" w:space="0" w:color="EE0000"/>
+              <w:bottom w:val="single" w:sz="18" w:space="0" w:color="EE0000"/>
+              <w:right w:val="single" w:sz="18" w:space="0" w:color="EE0000"/>
+            </w:tcBorders>
+            <w:shd w:val="clear" w:color="auto" w:fill="000000" w:themeFill="text1"/>
+          </w:tcPr>
+          <w:p>
+            <w:pPr>
+              <w:pStyle w:val="Header3Normal"/>
+              <w:ind w:left="0"/>
+              <w:rPr>
+                <w:rFonts w:hint="eastAsia"/>
+              </w:rPr>
+            </w:pPr>
+          </w:p>
+        </w:tc>
+        <w:tc>
+          <w:tcPr>
+            <w:tcW w:w="887" w:type="dxa"/>
+            <w:tcBorders>
+              <w:left w:val="single" w:sz="18" w:space="0" w:color="EE0000"/>
+            </w:tcBorders>
+            <w:shd w:val="clear" w:color="auto" w:fill="FFFFFF" w:themeFill="background1"/>
+          </w:tcPr>
+          <w:p>
+            <w:pPr>
+              <w:pStyle w:val="Header3Normal"/>
+              <w:ind w:left="0"/>
+              <w:rPr>
+                <w:rFonts w:hint="eastAsia"/>
+                <w:color w:val="00B0F0"/>
+              </w:rPr>
+            </w:pPr>
+          </w:p>
+        </w:tc>
+      </w:tr>
+      <w:tr>
+        <w:trPr>
+          <w:trHeight w:val="520"/>
+        </w:trPr>
+        <w:tc>
+          <w:tcPr>
+            <w:tcW w:w="889" w:type="dxa"/>
+          </w:tcPr>
+          <w:p>
+            <w:pPr>
+              <w:pStyle w:val="Header3Normal"/>
+              <w:ind w:left="0"/>
+              <w:rPr>
+                <w:rFonts w:hint="eastAsia"/>
+              </w:rPr>
+            </w:pPr>
+          </w:p>
+        </w:tc>
+        <w:tc>
+          <w:tcPr>
+            <w:tcW w:w="887" w:type="dxa"/>
+          </w:tcPr>
+          <w:p>
+            <w:pPr>
+              <w:pStyle w:val="Header3Normal"/>
+              <w:ind w:left="0"/>
+              <w:rPr>
+                <w:rFonts w:hint="eastAsia"/>
+              </w:rPr>
+            </w:pPr>
+          </w:p>
+        </w:tc>
+        <w:tc>
+          <w:tcPr>
+            <w:tcW w:w="887" w:type="dxa"/>
+            <w:shd w:val="clear" w:color="auto" w:fill="FFFFFF" w:themeFill="background1"/>
+          </w:tcPr>
+          <w:p>
+            <w:pPr>
+              <w:pStyle w:val="Header3Normal"/>
+              <w:ind w:left="0"/>
+              <w:rPr>
+                <w:rFonts w:hint="eastAsia"/>
+              </w:rPr>
+            </w:pPr>
+          </w:p>
+        </w:tc>
+        <w:tc>
+          <w:tcPr>
+            <w:tcW w:w="887" w:type="dxa"/>
+            <w:tcBorders>
+              <w:top w:val="single" w:sz="18" w:space="0" w:color="EE0000"/>
+            </w:tcBorders>
+            <w:shd w:val="clear" w:color="auto" w:fill="FFFFFF" w:themeFill="background1"/>
+          </w:tcPr>
+          <w:p>
+            <w:pPr>
+              <w:pStyle w:val="Header3Normal"/>
+              <w:ind w:left="0"/>
+              <w:rPr>
+                <w:rFonts w:hint="eastAsia"/>
+              </w:rPr>
+            </w:pPr>
+          </w:p>
+        </w:tc>
+        <w:tc>
+          <w:tcPr>
+            <w:tcW w:w="887" w:type="dxa"/>
+            <w:shd w:val="clear" w:color="auto" w:fill="FFFF00"/>
+          </w:tcPr>
+          <w:p>
+            <w:pPr>
+              <w:pStyle w:val="Header3Normal"/>
+              <w:ind w:left="0"/>
+              <w:rPr>
+                <w:rFonts w:hint="eastAsia"/>
+              </w:rPr>
+            </w:pPr>
+          </w:p>
+        </w:tc>
+      </w:tr>
+      <w:tr>
+        <w:trPr>
+          <w:trHeight w:val="499"/>
+        </w:trPr>
+        <w:tc>
+          <w:tcPr>
+            <w:tcW w:w="889" w:type="dxa"/>
+          </w:tcPr>
+          <w:p>
+            <w:pPr>
+              <w:pStyle w:val="Header3Normal"/>
+              <w:ind w:left="0"/>
+              <w:rPr>
+                <w:rFonts w:hint="eastAsia"/>
+              </w:rPr>
+            </w:pPr>
+          </w:p>
+        </w:tc>
+        <w:tc>
+          <w:tcPr>
+            <w:tcW w:w="887" w:type="dxa"/>
+          </w:tcPr>
+          <w:p>
+            <w:pPr>
+              <w:pStyle w:val="Header3Normal"/>
+              <w:ind w:left="0"/>
+              <w:rPr>
+                <w:rFonts w:hint="eastAsia"/>
+              </w:rPr>
+            </w:pPr>
+          </w:p>
+        </w:tc>
+        <w:tc>
+          <w:tcPr>
+            <w:tcW w:w="887" w:type="dxa"/>
+            <w:shd w:val="clear" w:color="auto" w:fill="92D050"/>
+          </w:tcPr>
+          <w:p>
+            <w:pPr>
+              <w:pStyle w:val="Header3Normal"/>
+              <w:ind w:left="0"/>
+              <w:rPr>
+                <w:rFonts w:hint="eastAsia"/>
+              </w:rPr>
+            </w:pPr>
+          </w:p>
+        </w:tc>
+        <w:tc>
+          <w:tcPr>
+            <w:tcW w:w="887" w:type="dxa"/>
+            <w:shd w:val="clear" w:color="auto" w:fill="EE0000"/>
+          </w:tcPr>
+          <w:p>
+            <w:pPr>
+              <w:pStyle w:val="Header3Normal"/>
+              <w:ind w:left="0"/>
+              <w:rPr>
+                <w:rFonts w:hint="eastAsia"/>
+              </w:rPr>
+            </w:pPr>
+          </w:p>
+        </w:tc>
+        <w:tc>
+          <w:tcPr>
+            <w:tcW w:w="887" w:type="dxa"/>
+            <w:shd w:val="clear" w:color="auto" w:fill="00B0F0"/>
+          </w:tcPr>
+          <w:p>
+            <w:pPr>
+              <w:pStyle w:val="Header3Normal"/>
+              <w:ind w:left="0"/>
+              <w:rPr>
+                <w:rFonts w:hint="eastAsia"/>
+              </w:rPr>
+            </w:pPr>
+          </w:p>
+        </w:tc>
+      </w:tr>
+      <w:tr>
+        <w:trPr>
+          <w:trHeight w:val="499"/>
+        </w:trPr>
+        <w:tc>
+          <w:tcPr>
+            <w:tcW w:w="889" w:type="dxa"/>
+          </w:tcPr>
+          <w:p>
+            <w:pPr>
+              <w:pStyle w:val="Header3Normal"/>
+              <w:ind w:left="0"/>
+              <w:rPr>
+                <w:rFonts w:hint="eastAsia"/>
+              </w:rPr>
+            </w:pPr>
+          </w:p>
+        </w:tc>
+        <w:tc>
+          <w:tcPr>
+            <w:tcW w:w="887" w:type="dxa"/>
+          </w:tcPr>
+          <w:p>
+            <w:pPr>
+              <w:pStyle w:val="Header3Normal"/>
+              <w:ind w:left="0"/>
+              <w:rPr>
+                <w:rFonts w:hint="eastAsia"/>
+              </w:rPr>
+            </w:pPr>
+          </w:p>
+        </w:tc>
+        <w:tc>
+          <w:tcPr>
+            <w:tcW w:w="887" w:type="dxa"/>
+          </w:tcPr>
+          <w:p>
+            <w:pPr>
+              <w:pStyle w:val="Header3Normal"/>
+              <w:ind w:left="0"/>
+              <w:rPr>
+                <w:rFonts w:hint="eastAsia"/>
+              </w:rPr>
+            </w:pPr>
+          </w:p>
+        </w:tc>
+        <w:tc>
+          <w:tcPr>
+            <w:tcW w:w="887" w:type="dxa"/>
+          </w:tcPr>
+          <w:p>
+            <w:pPr>
+              <w:pStyle w:val="Header3Normal"/>
+              <w:ind w:left="0"/>
+              <w:rPr>
+                <w:rFonts w:hint="eastAsia"/>
+              </w:rPr>
+            </w:pPr>
+          </w:p>
+        </w:tc>
+        <w:tc>
+          <w:tcPr>
+            <w:tcW w:w="887" w:type="dxa"/>
+          </w:tcPr>
+          <w:p>
+            <w:pPr>
+              <w:pStyle w:val="Header3Normal"/>
+              <w:ind w:left="0"/>
+              <w:rPr>
+                <w:rFonts w:hint="eastAsia"/>
+              </w:rPr>
+            </w:pPr>
+          </w:p>
+        </w:tc>
+      </w:tr>
+      <w:tr>
+        <w:trPr>
+          <w:trHeight w:val="499"/>
+        </w:trPr>
+        <w:tc>
+          <w:tcPr>
+            <w:tcW w:w="889" w:type="dxa"/>
+          </w:tcPr>
+          <w:p>
+            <w:pPr>
+              <w:pStyle w:val="Header3Normal"/>
+              <w:ind w:left="0"/>
+              <w:rPr>
+                <w:rFonts w:hint="eastAsia"/>
+              </w:rPr>
+            </w:pPr>
+          </w:p>
+        </w:tc>
+        <w:tc>
+          <w:tcPr>
+            <w:tcW w:w="887" w:type="dxa"/>
+          </w:tcPr>
+          <w:p>
+            <w:pPr>
+              <w:pStyle w:val="Header3Normal"/>
+              <w:ind w:left="0"/>
+              <w:rPr>
+                <w:rFonts w:hint="eastAsia"/>
+              </w:rPr>
+            </w:pPr>
+          </w:p>
+        </w:tc>
+        <w:tc>
+          <w:tcPr>
+            <w:tcW w:w="887" w:type="dxa"/>
+          </w:tcPr>
+          <w:p>
+            <w:pPr>
+              <w:pStyle w:val="Header3Normal"/>
+              <w:ind w:left="0"/>
+              <w:rPr>
+                <w:rFonts w:hint="eastAsia"/>
+              </w:rPr>
+            </w:pPr>
+          </w:p>
+        </w:tc>
+        <w:tc>
+          <w:tcPr>
+            <w:tcW w:w="887" w:type="dxa"/>
+          </w:tcPr>
+          <w:p>
+            <w:pPr>
+              <w:pStyle w:val="Header3Normal"/>
+              <w:ind w:left="0"/>
+              <w:rPr>
+                <w:rFonts w:hint="eastAsia"/>
+              </w:rPr>
+            </w:pPr>
+          </w:p>
+        </w:tc>
+        <w:tc>
+          <w:tcPr>
+            <w:tcW w:w="887" w:type="dxa"/>
+          </w:tcPr>
+          <w:p>
+            <w:pPr>
+              <w:pStyle w:val="Header3Normal"/>
+              <w:ind w:left="0"/>
+              <w:rPr>
+                <w:rFonts w:hint="eastAsia"/>
+              </w:rPr>
+            </w:pPr>
+          </w:p>
+        </w:tc>
+      </w:tr>
+    </w:tbl>
+    <w:p>
+      <w:pPr>
+        <w:pStyle w:val="Header3Normal"/>
+        <w:numPr>
+          <w:ilvl w:val="0"/>
+          <w:numId w:val="21"/>
+        </w:numPr>
+        <w:rPr>
+          <w:rFonts w:hint="eastAsia"/>
+        </w:rPr>
+      </w:pPr>
+      <w:r>
+        <w:rPr>
+          <w:rFonts w:hint="eastAsia"/>
+        </w:rPr>
+        <w:t xml:space="preserve">When a Slime comes in contact with a wall type cell, all of the Slimes return to their original positions, </w:t>
+      </w:r>
+      <w:r>
+        <w:t>including</w:t>
+      </w:r>
+      <w:r>
+        <w:rPr>
+          <w:rFonts w:hint="eastAsia"/>
+        </w:rPr>
+        <w:t xml:space="preserve"> the Slimes that were collided with while rotating.</w:t>
+      </w:r>
+    </w:p>
     <w:sectPr>
       <w:pgSz w:w="12240" w:h="15840"/>
       <w:pgMar w:top="1440" w:right="1440" w:bottom="1440" w:left="1440" w:header="720" w:footer="720" w:gutter="0"/>
@@ -10383,6 +13768,119 @@
     </w:lvl>
   </w:abstractNum>
   <w:abstractNum w:abstractNumId="2" w15:restartNumberingAfterBreak="0">
+    <w:nsid w:val="08C35B1C"/>
+    <w:multiLevelType w:val="hybridMultilevel"/>
+    <w:tmpl w:val="89AAB7E4"/>
+    <w:lvl w:ilvl="0" w:tplc="0409000F">
+      <w:start w:val="1"/>
+      <w:numFmt w:val="decimal"/>
+      <w:lvlText w:val="%1."/>
+      <w:lvlJc w:val="left"/>
+      <w:pPr>
+        <w:ind w:left="1224" w:hanging="360"/>
+      </w:pPr>
+      <w:rPr>
+        <w:rFonts w:hint="default"/>
+      </w:rPr>
+    </w:lvl>
+    <w:lvl w:ilvl="1" w:tplc="04090003">
+      <w:start w:val="1"/>
+      <w:numFmt w:val="bullet"/>
+      <w:lvlText w:val="o"/>
+      <w:lvlJc w:val="left"/>
+      <w:pPr>
+        <w:ind w:left="1944" w:hanging="360"/>
+      </w:pPr>
+      <w:rPr>
+        <w:rFonts w:ascii="Courier New" w:hAnsi="Courier New" w:cs="Courier New" w:hint="default"/>
+      </w:rPr>
+    </w:lvl>
+    <w:lvl w:ilvl="2" w:tplc="04090005">
+      <w:start w:val="1"/>
+      <w:numFmt w:val="bullet"/>
+      <w:lvlText w:val=""/>
+      <w:lvlJc w:val="left"/>
+      <w:pPr>
+        <w:ind w:left="2664" w:hanging="360"/>
+      </w:pPr>
+      <w:rPr>
+        <w:rFonts w:ascii="Wingdings" w:hAnsi="Wingdings" w:hint="default"/>
+      </w:rPr>
+    </w:lvl>
+    <w:lvl w:ilvl="3" w:tplc="04090001">
+      <w:start w:val="1"/>
+      <w:numFmt w:val="bullet"/>
+      <w:lvlText w:val=""/>
+      <w:lvlJc w:val="left"/>
+      <w:pPr>
+        <w:ind w:left="3384" w:hanging="360"/>
+      </w:pPr>
+      <w:rPr>
+        <w:rFonts w:ascii="Symbol" w:hAnsi="Symbol" w:hint="default"/>
+      </w:rPr>
+    </w:lvl>
+    <w:lvl w:ilvl="4" w:tplc="04090003" w:tentative="1">
+      <w:start w:val="1"/>
+      <w:numFmt w:val="bullet"/>
+      <w:lvlText w:val="o"/>
+      <w:lvlJc w:val="left"/>
+      <w:pPr>
+        <w:ind w:left="4104" w:hanging="360"/>
+      </w:pPr>
+      <w:rPr>
+        <w:rFonts w:ascii="Courier New" w:hAnsi="Courier New" w:cs="Courier New" w:hint="default"/>
+      </w:rPr>
+    </w:lvl>
+    <w:lvl w:ilvl="5" w:tplc="04090005" w:tentative="1">
+      <w:start w:val="1"/>
+      <w:numFmt w:val="bullet"/>
+      <w:lvlText w:val=""/>
+      <w:lvlJc w:val="left"/>
+      <w:pPr>
+        <w:ind w:left="4824" w:hanging="360"/>
+      </w:pPr>
+      <w:rPr>
+        <w:rFonts w:ascii="Wingdings" w:hAnsi="Wingdings" w:hint="default"/>
+      </w:rPr>
+    </w:lvl>
+    <w:lvl w:ilvl="6" w:tplc="04090001" w:tentative="1">
+      <w:start w:val="1"/>
+      <w:numFmt w:val="bullet"/>
+      <w:lvlText w:val=""/>
+      <w:lvlJc w:val="left"/>
+      <w:pPr>
+        <w:ind w:left="5544" w:hanging="360"/>
+      </w:pPr>
+      <w:rPr>
+        <w:rFonts w:ascii="Symbol" w:hAnsi="Symbol" w:hint="default"/>
+      </w:rPr>
+    </w:lvl>
+    <w:lvl w:ilvl="7" w:tplc="04090003" w:tentative="1">
+      <w:start w:val="1"/>
+      <w:numFmt w:val="bullet"/>
+      <w:lvlText w:val="o"/>
+      <w:lvlJc w:val="left"/>
+      <w:pPr>
+        <w:ind w:left="6264" w:hanging="360"/>
+      </w:pPr>
+      <w:rPr>
+        <w:rFonts w:ascii="Courier New" w:hAnsi="Courier New" w:cs="Courier New" w:hint="default"/>
+      </w:rPr>
+    </w:lvl>
+    <w:lvl w:ilvl="8" w:tplc="04090005" w:tentative="1">
+      <w:start w:val="1"/>
+      <w:numFmt w:val="bullet"/>
+      <w:lvlText w:val=""/>
+      <w:lvlJc w:val="left"/>
+      <w:pPr>
+        <w:ind w:left="6984" w:hanging="360"/>
+      </w:pPr>
+      <w:rPr>
+        <w:rFonts w:ascii="Wingdings" w:hAnsi="Wingdings" w:hint="default"/>
+      </w:rPr>
+    </w:lvl>
+  </w:abstractNum>
+  <w:abstractNum w:abstractNumId="3" w15:restartNumberingAfterBreak="0">
     <w:nsid w:val="09C870FF"/>
     <w:multiLevelType w:val="hybridMultilevel"/>
     <w:tmpl w:val="9360609A"/>
@@ -10495,7 +13993,7 @@
       </w:rPr>
     </w:lvl>
   </w:abstractNum>
-  <w:abstractNum w:abstractNumId="3" w15:restartNumberingAfterBreak="0">
+  <w:abstractNum w:abstractNumId="4" w15:restartNumberingAfterBreak="0">
     <w:nsid w:val="0A9E0336"/>
     <w:multiLevelType w:val="hybridMultilevel"/>
     <w:tmpl w:val="A882F6DE"/>
@@ -10608,7 +14106,7 @@
       </w:rPr>
     </w:lvl>
   </w:abstractNum>
-  <w:abstractNum w:abstractNumId="4" w15:restartNumberingAfterBreak="0">
+  <w:abstractNum w:abstractNumId="5" w15:restartNumberingAfterBreak="0">
     <w:nsid w:val="0ECC6D4A"/>
     <w:multiLevelType w:val="hybridMultilevel"/>
     <w:tmpl w:val="0CE29C64"/>
@@ -10721,7 +14219,7 @@
       </w:rPr>
     </w:lvl>
   </w:abstractNum>
-  <w:abstractNum w:abstractNumId="5" w15:restartNumberingAfterBreak="0">
+  <w:abstractNum w:abstractNumId="6" w15:restartNumberingAfterBreak="0">
     <w:nsid w:val="12810B4A"/>
     <w:multiLevelType w:val="hybridMultilevel"/>
     <w:tmpl w:val="73A272D2"/>
@@ -10834,7 +14332,7 @@
       </w:rPr>
     </w:lvl>
   </w:abstractNum>
-  <w:abstractNum w:abstractNumId="6" w15:restartNumberingAfterBreak="0">
+  <w:abstractNum w:abstractNumId="7" w15:restartNumberingAfterBreak="0">
     <w:nsid w:val="1AA67943"/>
     <w:multiLevelType w:val="hybridMultilevel"/>
     <w:tmpl w:val="B92693EC"/>
@@ -10947,7 +14445,120 @@
       </w:rPr>
     </w:lvl>
   </w:abstractNum>
-  <w:abstractNum w:abstractNumId="7" w15:restartNumberingAfterBreak="0">
+  <w:abstractNum w:abstractNumId="8" w15:restartNumberingAfterBreak="0">
+    <w:nsid w:val="1B5846F5"/>
+    <w:multiLevelType w:val="hybridMultilevel"/>
+    <w:tmpl w:val="50844E78"/>
+    <w:lvl w:ilvl="0" w:tplc="04090005">
+      <w:start w:val="1"/>
+      <w:numFmt w:val="bullet"/>
+      <w:lvlText w:val=""/>
+      <w:lvlJc w:val="left"/>
+      <w:pPr>
+        <w:ind w:left="1584" w:hanging="360"/>
+      </w:pPr>
+      <w:rPr>
+        <w:rFonts w:ascii="Wingdings" w:hAnsi="Wingdings" w:hint="default"/>
+      </w:rPr>
+    </w:lvl>
+    <w:lvl w:ilvl="1" w:tplc="04090003" w:tentative="1">
+      <w:start w:val="1"/>
+      <w:numFmt w:val="bullet"/>
+      <w:lvlText w:val="o"/>
+      <w:lvlJc w:val="left"/>
+      <w:pPr>
+        <w:ind w:left="2304" w:hanging="360"/>
+      </w:pPr>
+      <w:rPr>
+        <w:rFonts w:ascii="Courier New" w:hAnsi="Courier New" w:cs="Courier New" w:hint="default"/>
+      </w:rPr>
+    </w:lvl>
+    <w:lvl w:ilvl="2" w:tplc="04090005" w:tentative="1">
+      <w:start w:val="1"/>
+      <w:numFmt w:val="bullet"/>
+      <w:lvlText w:val=""/>
+      <w:lvlJc w:val="left"/>
+      <w:pPr>
+        <w:ind w:left="3024" w:hanging="360"/>
+      </w:pPr>
+      <w:rPr>
+        <w:rFonts w:ascii="Wingdings" w:hAnsi="Wingdings" w:hint="default"/>
+      </w:rPr>
+    </w:lvl>
+    <w:lvl w:ilvl="3" w:tplc="04090001" w:tentative="1">
+      <w:start w:val="1"/>
+      <w:numFmt w:val="bullet"/>
+      <w:lvlText w:val=""/>
+      <w:lvlJc w:val="left"/>
+      <w:pPr>
+        <w:ind w:left="3744" w:hanging="360"/>
+      </w:pPr>
+      <w:rPr>
+        <w:rFonts w:ascii="Symbol" w:hAnsi="Symbol" w:hint="default"/>
+      </w:rPr>
+    </w:lvl>
+    <w:lvl w:ilvl="4" w:tplc="04090003" w:tentative="1">
+      <w:start w:val="1"/>
+      <w:numFmt w:val="bullet"/>
+      <w:lvlText w:val="o"/>
+      <w:lvlJc w:val="left"/>
+      <w:pPr>
+        <w:ind w:left="4464" w:hanging="360"/>
+      </w:pPr>
+      <w:rPr>
+        <w:rFonts w:ascii="Courier New" w:hAnsi="Courier New" w:cs="Courier New" w:hint="default"/>
+      </w:rPr>
+    </w:lvl>
+    <w:lvl w:ilvl="5" w:tplc="04090005" w:tentative="1">
+      <w:start w:val="1"/>
+      <w:numFmt w:val="bullet"/>
+      <w:lvlText w:val=""/>
+      <w:lvlJc w:val="left"/>
+      <w:pPr>
+        <w:ind w:left="5184" w:hanging="360"/>
+      </w:pPr>
+      <w:rPr>
+        <w:rFonts w:ascii="Wingdings" w:hAnsi="Wingdings" w:hint="default"/>
+      </w:rPr>
+    </w:lvl>
+    <w:lvl w:ilvl="6" w:tplc="04090001" w:tentative="1">
+      <w:start w:val="1"/>
+      <w:numFmt w:val="bullet"/>
+      <w:lvlText w:val=""/>
+      <w:lvlJc w:val="left"/>
+      <w:pPr>
+        <w:ind w:left="5904" w:hanging="360"/>
+      </w:pPr>
+      <w:rPr>
+        <w:rFonts w:ascii="Symbol" w:hAnsi="Symbol" w:hint="default"/>
+      </w:rPr>
+    </w:lvl>
+    <w:lvl w:ilvl="7" w:tplc="04090003" w:tentative="1">
+      <w:start w:val="1"/>
+      <w:numFmt w:val="bullet"/>
+      <w:lvlText w:val="o"/>
+      <w:lvlJc w:val="left"/>
+      <w:pPr>
+        <w:ind w:left="6624" w:hanging="360"/>
+      </w:pPr>
+      <w:rPr>
+        <w:rFonts w:ascii="Courier New" w:hAnsi="Courier New" w:cs="Courier New" w:hint="default"/>
+      </w:rPr>
+    </w:lvl>
+    <w:lvl w:ilvl="8" w:tplc="04090005" w:tentative="1">
+      <w:start w:val="1"/>
+      <w:numFmt w:val="bullet"/>
+      <w:lvlText w:val=""/>
+      <w:lvlJc w:val="left"/>
+      <w:pPr>
+        <w:ind w:left="7344" w:hanging="360"/>
+      </w:pPr>
+      <w:rPr>
+        <w:rFonts w:ascii="Wingdings" w:hAnsi="Wingdings" w:hint="default"/>
+      </w:rPr>
+    </w:lvl>
+  </w:abstractNum>
+  <w:abstractNum w:abstractNumId="9" w15:restartNumberingAfterBreak="0">
     <w:nsid w:val="1B86176D"/>
     <w:multiLevelType w:val="hybridMultilevel"/>
     <w:tmpl w:val="62C6E126"/>
@@ -11060,7 +14671,7 @@
       </w:rPr>
     </w:lvl>
   </w:abstractNum>
-  <w:abstractNum w:abstractNumId="8" w15:restartNumberingAfterBreak="0">
+  <w:abstractNum w:abstractNumId="10" w15:restartNumberingAfterBreak="0">
     <w:nsid w:val="2C224F2D"/>
     <w:multiLevelType w:val="hybridMultilevel"/>
     <w:tmpl w:val="8E62CFD6"/>
@@ -11173,7 +14784,7 @@
       </w:rPr>
     </w:lvl>
   </w:abstractNum>
-  <w:abstractNum w:abstractNumId="9" w15:restartNumberingAfterBreak="0">
+  <w:abstractNum w:abstractNumId="11" w15:restartNumberingAfterBreak="0">
     <w:nsid w:val="34E44A7F"/>
     <w:multiLevelType w:val="hybridMultilevel"/>
     <w:tmpl w:val="7BC6B776"/>
@@ -11286,7 +14897,7 @@
       </w:rPr>
     </w:lvl>
   </w:abstractNum>
-  <w:abstractNum w:abstractNumId="10" w15:restartNumberingAfterBreak="0">
+  <w:abstractNum w:abstractNumId="12" w15:restartNumberingAfterBreak="0">
     <w:nsid w:val="3BDC305C"/>
     <w:multiLevelType w:val="hybridMultilevel"/>
     <w:tmpl w:val="0C1A9922"/>
@@ -11399,7 +15010,96 @@
       </w:rPr>
     </w:lvl>
   </w:abstractNum>
-  <w:abstractNum w:abstractNumId="11" w15:restartNumberingAfterBreak="0">
+  <w:abstractNum w:abstractNumId="13" w15:restartNumberingAfterBreak="0">
+    <w:nsid w:val="44DD0268"/>
+    <w:multiLevelType w:val="hybridMultilevel"/>
+    <w:tmpl w:val="6FD22E66"/>
+    <w:lvl w:ilvl="0" w:tplc="57D62A48">
+      <w:start w:val="1"/>
+      <w:numFmt w:val="decimal"/>
+      <w:lvlText w:val="%1."/>
+      <w:lvlJc w:val="left"/>
+      <w:pPr>
+        <w:ind w:left="1224" w:hanging="360"/>
+      </w:pPr>
+      <w:rPr>
+        <w:rFonts w:hint="default"/>
+      </w:rPr>
+    </w:lvl>
+    <w:lvl w:ilvl="1" w:tplc="04090019" w:tentative="1">
+      <w:start w:val="1"/>
+      <w:numFmt w:val="lowerLetter"/>
+      <w:lvlText w:val="%2."/>
+      <w:lvlJc w:val="left"/>
+      <w:pPr>
+        <w:ind w:left="1944" w:hanging="360"/>
+      </w:pPr>
+    </w:lvl>
+    <w:lvl w:ilvl="2" w:tplc="0409001B" w:tentative="1">
+      <w:start w:val="1"/>
+      <w:numFmt w:val="lowerRoman"/>
+      <w:lvlText w:val="%3."/>
+      <w:lvlJc w:val="right"/>
+      <w:pPr>
+        <w:ind w:left="2664" w:hanging="180"/>
+      </w:pPr>
+    </w:lvl>
+    <w:lvl w:ilvl="3" w:tplc="0409000F" w:tentative="1">
+      <w:start w:val="1"/>
+      <w:numFmt w:val="decimal"/>
+      <w:lvlText w:val="%4."/>
+      <w:lvlJc w:val="left"/>
+      <w:pPr>
+        <w:ind w:left="3384" w:hanging="360"/>
+      </w:pPr>
+    </w:lvl>
+    <w:lvl w:ilvl="4" w:tplc="04090019" w:tentative="1">
+      <w:start w:val="1"/>
+      <w:numFmt w:val="lowerLetter"/>
+      <w:lvlText w:val="%5."/>
+      <w:lvlJc w:val="left"/>
+      <w:pPr>
+        <w:ind w:left="4104" w:hanging="360"/>
+      </w:pPr>
+    </w:lvl>
+    <w:lvl w:ilvl="5" w:tplc="0409001B" w:tentative="1">
+      <w:start w:val="1"/>
+      <w:numFmt w:val="lowerRoman"/>
+      <w:lvlText w:val="%6."/>
+      <w:lvlJc w:val="right"/>
+      <w:pPr>
+        <w:ind w:left="4824" w:hanging="180"/>
+      </w:pPr>
+    </w:lvl>
+    <w:lvl w:ilvl="6" w:tplc="0409000F" w:tentative="1">
+      <w:start w:val="1"/>
+      <w:numFmt w:val="decimal"/>
+      <w:lvlText w:val="%7."/>
+      <w:lvlJc w:val="left"/>
+      <w:pPr>
+        <w:ind w:left="5544" w:hanging="360"/>
+      </w:pPr>
+    </w:lvl>
+    <w:lvl w:ilvl="7" w:tplc="04090019" w:tentative="1">
+      <w:start w:val="1"/>
+      <w:numFmt w:val="lowerLetter"/>
+      <w:lvlText w:val="%8."/>
+      <w:lvlJc w:val="left"/>
+      <w:pPr>
+        <w:ind w:left="6264" w:hanging="360"/>
+      </w:pPr>
+    </w:lvl>
+    <w:lvl w:ilvl="8" w:tplc="0409001B" w:tentative="1">
+      <w:start w:val="1"/>
+      <w:numFmt w:val="lowerRoman"/>
+      <w:lvlText w:val="%9."/>
+      <w:lvlJc w:val="right"/>
+      <w:pPr>
+        <w:ind w:left="6984" w:hanging="180"/>
+      </w:pPr>
+    </w:lvl>
+  </w:abstractNum>
+  <w:abstractNum w:abstractNumId="14" w15:restartNumberingAfterBreak="0">
     <w:nsid w:val="45B14C86"/>
     <w:multiLevelType w:val="hybridMultilevel"/>
     <w:tmpl w:val="3806BDEC"/>
@@ -11512,7 +15212,7 @@
       </w:rPr>
     </w:lvl>
   </w:abstractNum>
-  <w:abstractNum w:abstractNumId="12" w15:restartNumberingAfterBreak="0">
+  <w:abstractNum w:abstractNumId="15" w15:restartNumberingAfterBreak="0">
     <w:nsid w:val="588C3F10"/>
     <w:multiLevelType w:val="hybridMultilevel"/>
     <w:tmpl w:val="39F85F84"/>
@@ -11625,7 +15325,7 @@
       </w:rPr>
     </w:lvl>
   </w:abstractNum>
-  <w:abstractNum w:abstractNumId="13" w15:restartNumberingAfterBreak="0">
+  <w:abstractNum w:abstractNumId="16" w15:restartNumberingAfterBreak="0">
     <w:nsid w:val="6E8C49AC"/>
     <w:multiLevelType w:val="hybridMultilevel"/>
     <w:tmpl w:val="080E3CE2"/>
@@ -11738,7 +15438,7 @@
       </w:rPr>
     </w:lvl>
   </w:abstractNum>
-  <w:abstractNum w:abstractNumId="14" w15:restartNumberingAfterBreak="0">
+  <w:abstractNum w:abstractNumId="17" w15:restartNumberingAfterBreak="0">
     <w:nsid w:val="6FF26D8B"/>
     <w:multiLevelType w:val="hybridMultilevel"/>
     <w:tmpl w:val="2CE01062"/>
@@ -11827,7 +15527,7 @@
       </w:pPr>
     </w:lvl>
   </w:abstractNum>
-  <w:abstractNum w:abstractNumId="15" w15:restartNumberingAfterBreak="0">
+  <w:abstractNum w:abstractNumId="18" w15:restartNumberingAfterBreak="0">
     <w:nsid w:val="76F5799E"/>
     <w:multiLevelType w:val="hybridMultilevel"/>
     <w:tmpl w:val="0FB264DC"/>
@@ -11940,7 +15640,7 @@
       </w:rPr>
     </w:lvl>
   </w:abstractNum>
-  <w:abstractNum w:abstractNumId="16" w15:restartNumberingAfterBreak="0">
+  <w:abstractNum w:abstractNumId="19" w15:restartNumberingAfterBreak="0">
     <w:nsid w:val="79435321"/>
     <w:multiLevelType w:val="hybridMultilevel"/>
     <w:tmpl w:val="2AF083DA"/>
@@ -12053,7 +15753,7 @@
       </w:rPr>
     </w:lvl>
   </w:abstractNum>
-  <w:abstractNum w:abstractNumId="17" w15:restartNumberingAfterBreak="0">
+  <w:abstractNum w:abstractNumId="20" w15:restartNumberingAfterBreak="0">
     <w:nsid w:val="7C312F0D"/>
     <w:multiLevelType w:val="hybridMultilevel"/>
     <w:tmpl w:val="6C36ADEA"/>
@@ -12167,58 +15867,67 @@
     </w:lvl>
   </w:abstractNum>
   <w:num w:numId="1" w16cid:durableId="1539077935">
-    <w:abstractNumId w:val="7"/>
+    <w:abstractNumId w:val="9"/>
   </w:num>
   <w:num w:numId="2" w16cid:durableId="2066293451">
-    <w:abstractNumId w:val="2"/>
+    <w:abstractNumId w:val="3"/>
   </w:num>
   <w:num w:numId="3" w16cid:durableId="1782993087">
-    <w:abstractNumId w:val="16"/>
+    <w:abstractNumId w:val="19"/>
   </w:num>
   <w:num w:numId="4" w16cid:durableId="1500732164">
     <w:abstractNumId w:val="0"/>
   </w:num>
   <w:num w:numId="5" w16cid:durableId="1896891234">
-    <w:abstractNumId w:val="12"/>
+    <w:abstractNumId w:val="15"/>
   </w:num>
   <w:num w:numId="6" w16cid:durableId="179248636">
-    <w:abstractNumId w:val="15"/>
+    <w:abstractNumId w:val="18"/>
   </w:num>
   <w:num w:numId="7" w16cid:durableId="914899001">
-    <w:abstractNumId w:val="6"/>
+    <w:abstractNumId w:val="7"/>
   </w:num>
   <w:num w:numId="8" w16cid:durableId="118450148">
     <w:abstractNumId w:val="1"/>
   </w:num>
   <w:num w:numId="9" w16cid:durableId="1192452032">
+    <w:abstractNumId w:val="17"/>
+  </w:num>
+  <w:num w:numId="10" w16cid:durableId="543172667">
+    <w:abstractNumId w:val="10"/>
+  </w:num>
+  <w:num w:numId="11" w16cid:durableId="1101998159">
+    <w:abstractNumId w:val="4"/>
+  </w:num>
+  <w:num w:numId="12" w16cid:durableId="1173180914">
+    <w:abstractNumId w:val="20"/>
+  </w:num>
+  <w:num w:numId="13" w16cid:durableId="1442794864">
+    <w:abstractNumId w:val="6"/>
+  </w:num>
+  <w:num w:numId="14" w16cid:durableId="662272251">
+    <w:abstractNumId w:val="5"/>
+  </w:num>
+  <w:num w:numId="15" w16cid:durableId="861363557">
     <w:abstractNumId w:val="14"/>
   </w:num>
-  <w:num w:numId="10" w16cid:durableId="543172667">
+  <w:num w:numId="16" w16cid:durableId="1674987132">
+    <w:abstractNumId w:val="12"/>
+  </w:num>
+  <w:num w:numId="17" w16cid:durableId="1355575703">
+    <w:abstractNumId w:val="16"/>
+  </w:num>
+  <w:num w:numId="18" w16cid:durableId="89662573">
+    <w:abstractNumId w:val="11"/>
+  </w:num>
+  <w:num w:numId="19" w16cid:durableId="1782451850">
+    <w:abstractNumId w:val="2"/>
+  </w:num>
+  <w:num w:numId="20" w16cid:durableId="1997949870">
     <w:abstractNumId w:val="8"/>
   </w:num>
-  <w:num w:numId="11" w16cid:durableId="1101998159">
-    <w:abstractNumId w:val="3"/>
-  </w:num>
-  <w:num w:numId="12" w16cid:durableId="1173180914">
-    <w:abstractNumId w:val="17"/>
-  </w:num>
-  <w:num w:numId="13" w16cid:durableId="1442794864">
-    <w:abstractNumId w:val="5"/>
-  </w:num>
-  <w:num w:numId="14" w16cid:durableId="662272251">
-    <w:abstractNumId w:val="4"/>
-  </w:num>
-  <w:num w:numId="15" w16cid:durableId="861363557">
-    <w:abstractNumId w:val="11"/>
-  </w:num>
-  <w:num w:numId="16" w16cid:durableId="1674987132">
-    <w:abstractNumId w:val="10"/>
-  </w:num>
-  <w:num w:numId="17" w16cid:durableId="1355575703">
+  <w:num w:numId="21" w16cid:durableId="1325235669">
     <w:abstractNumId w:val="13"/>
-  </w:num>
-  <w:num w:numId="18" w16cid:durableId="89662573">
-    <w:abstractNumId w:val="9"/>
   </w:num>
 </w:numbering>
 </file>
